--- a/01_课程大纲.docx
+++ b/01_课程大纲.docx
@@ -1936,7 +1936,7 @@
           <w:sz w:val="22"/>
           <w:szCs w:val="22"/>
         </w:rPr>
-        <w:t xml:space="preserve">| 模块一：电脑基本功 + AI 工作站（14 节） | ➤ 为什么 2026 学 AI 要重新认识你的电脑&lt;br&gt;➤ 硬件选型：3K-50K 的 AI 电脑怎么配&lt;br&gt;➤ 文件管理与命名：让"乱糟糟桌面"消失&lt;br&gt;➤ 密码与账号安全：AI 时代账号 = 货币&lt;br&gt;➤ 截图、录屏、语音输入：喂给 AI 的三把刷子&lt;br&gt;➤ 浏览器 2.0：从 Chrome 到 Dia / Arc / Comet&lt;br&gt;➤ AI 桌面客户端全家桶：一次装齐&lt;br&gt;➤ 提示词基础：先把话说清楚&lt;br&gt;➤ 看懂一个 GitHub 仓库（不写一行代码）&lt;br&gt;➤ 编辑器 + 终端 + Git 三合一速通&lt;br&gt;➤ Node + Python 环境：uv 与 nvm 一统天下&lt;br&gt;➤ 网络代理实务（国内必修）&lt;br&gt;➤ Docker / OrbStack：什么时候才需要它&lt;br&gt;➤ API Key + 订阅经济学：别花冤枉钱 |</w:t>
+        <w:t xml:space="preserve">| 模块一：电脑基本功 + AI 工作站（14 节） | ➤ 开发环境 = 工作台：浏览器 / 桌面客户端 / 编辑器 / 终端 四件套各自定位&lt;br&gt;➤ 硬件选型：内存 vs 显卡 vs NPU vs 统一内存（Mac M3/M4 / RTX 4060-5090 / Snapdragon X Elite）&lt;br&gt;➤ 文件资产化：YYYY-MM-DD_项目_版本.ext 命名 + 三层结构（工作 / 资料 / 归档）&lt;br&gt;➤ 密码 + 2FA + API Key 经济学：1Password / TOTP 替代短信 2FA / 钓鱼识别三原则&lt;br&gt;➤ 截图 + 录屏 + 语音输入：30 秒喂 AI 的三把刷子（SuperWhisper / Wispr Flow）&lt;br&gt;➤ 浏览器 2.0：Dia / Arc / Comet / Brave + 沉浸式翻译 / Monica 必装扩展&lt;br&gt;➤ AI 桌面客户端全家桶：Claude Desktop / ChatGPT Desktop / Raycast / PowerToys&lt;br&gt;➤ 提示词四要素：角色 + 上下文 + 任务 + 格式（few-shot / Chain-of-Thought）&lt;br&gt;➤ GitHub 仓库 30 秒判断法：README / Star / Issues / Releases / License&lt;br&gt;➤ 编辑器 + 终端 20 命令 + Git clone/pull/push 三合一速通&lt;br&gt;➤ Node + Python 环境：uv 替代 pip / nvm 管多版本 Node&lt;br&gt;➤ 网络代理实务（国内必修）：Clash + 系统代理 + 终端环境变量&lt;br&gt;➤ Docker / OrbStack：什么时候才需要它（一行起 ComfyUI / n8n）&lt;br&gt;➤ API Key 经济学：按月切换 vs 全年订 vs 中转平台（OpenRouter / WildCard） |</w:t>
       </w:r>
     </w:p>
     <w:p>
@@ -1951,7 +1951,7 @@
           <w:sz w:val="22"/>
           <w:szCs w:val="22"/>
         </w:rPr>
-        <w:t xml:space="preserve">| 模块二：AI 底层逻辑速通（5 节） | ➤ AI 演进三幕：Prompt → Context → Harness&lt;br&gt;➤ Context Engineering 实战手册&lt;br&gt;➤ Agent Skills 完全指南&lt;br&gt;➤ MCP 协议：让 LLM 真正"动手"的总线&lt;br&gt;➤ 评估与监控：怎么知道 AI 越来越好 |</w:t>
+        <w:t xml:space="preserve">| 模块二：AI 底层逻辑速通（5 节） | ➤ AI 演进三幕：Prompt（怎么说）→ Context（喂资料）→ Harness（带 checklist + 实时汇报 + 验收）&lt;br&gt;➤ Harness 六层体检：上下文 / 工具系统 / 执行编排 / 记忆与状态 / 评估与观测 / 约束与校验&lt;br&gt;➤ Context Engineering 4 招：KV-Cache 命中率（10× 成本差）/ Progressive Disclosure / Context Compaction / Tool Result Pruning&lt;br&gt;➤ Agent Skill = YAML 元数据 + SKILL.md 指令 + 可选脚本资源&lt;br&gt;➤ Skill 三层渐进式加载：元数据 100 token → 完整指令 5K → 按需脚本&lt;br&gt;➤ MCP 三原语：Resource / Tool / Prompt + 三传输：stdio / SSE / WebSocket&lt;br&gt;➤ Skill / MCP / RAG / Tools 关系拆解（哪个解决什么问题）&lt;br&gt;➤ 评估三联：LLM-as-Judge + 真人盲测 + Promptfoo CI |</w:t>
       </w:r>
     </w:p>
     <w:p>
@@ -1966,7 +1966,7 @@
           <w:sz w:val="22"/>
           <w:szCs w:val="22"/>
         </w:rPr>
-        <w:t xml:space="preserve">| 模块三：对话式 AI 天花板（7 节） | ➤ 主流模型 2026 选型地图（Claude / GPT / Gemini / DeepSeek / Qwen3）&lt;br&gt;➤ Claude Projects / ChatGPT GPTs / Gemini Gems 玩法&lt;br&gt;➤ 订阅经济学：Pro / Plus / Max / Cursor / Windsurf&lt;br&gt;➤ Ollama 本地部署：让你的电脑跑大模型&lt;br&gt;➤ 本地知识库 / RAG 全栈（AnythingLLM / RAGFlow / Dify）&lt;br&gt;➤ Skill-driven Retrieval：比 RAG 更聪明的检索&lt;br&gt;➤ 模型评测 / 微调（可选 / 进阶） |</w:t>
+        <w:t xml:space="preserve">| 模块三：对话式 AI 天花板（7 节） | ➤ 主流模型 2026 选型：Claude 4.x（合同 / 推理）/ GPT-5（多模态）/ Gemini 2.5 Pro（长文本）/ DeepSeek V3（性价比）/ Qwen3（中文 + 端侧）&lt;br&gt;➤ 模型路由策略：主模型 + fallback 模型 + 按成本/质量自动切换（OpenRouter）&lt;br&gt;➤ Claude Projects / ChatGPT GPTs / Gemini Gems：把"工作助理"挂个性化 + 资料 + 人格&lt;br&gt;➤ 订阅经济学：Pro $20 / Max 5× $100 / Max 20× $200 vs Cursor $20 vs Windsurf $15 真实账单&lt;br&gt;➤ Ollama 本地部署：Modelfile + Open WebUI + 显存对应模型表（8GB→8B 量化 / 24GB→32B / 48GB→70B）&lt;br&gt;➤ 本地隐私优先场景：律师把合同丢本地 Qwen3 / 数据不出公司&lt;br&gt;➤ RAG 五步法：切块 + 嵌入 + 检索 + 重排 + 拼上下文（AnythingLLM / RAGFlow / Dify 横评）&lt;br&gt;➤ Embedding 模型：bge-m3 / jina-v3 / Qwen3-Embedding 选型&lt;br&gt;➤ Skill-driven Retrieval vs 传统 RAG：跨 100 份合同找一句话条款&lt;br&gt;➤ 微调时机判断：什么时候 RAG / Skill / LoRA / SFT / DPO（成本与收益对比） |</w:t>
       </w:r>
     </w:p>
     <w:p>
@@ -1981,7 +1981,43 @@
           <w:sz w:val="22"/>
           <w:szCs w:val="22"/>
         </w:rPr>
-        <w:t xml:space="preserve">| 模块四：生成式图像工作流（8 节） | ➤ 2026 图像生成全景图&lt;br&gt;➤ GPT-image-2 / Midjourney V8 / Nano Banana 上手&lt;br&gt;➤ ComfyUI 入门：把工作流当代码管&lt;br&gt;➤ Flux 2 生态：开源图像新王&lt;br&gt;➤ SAM 3 + 角色一致性（IP-Adapter / PuLID / InstantID）&lt;br&gt;➤ LoRA 训练 ABC：教模型一种风格&lt;br&gt;➤ 5 分钟商品摄影工作流（综合实操）&lt;br&gt;➤ AIGC 商业化：版权、水印、合规 |</w:t>
+        <w:t xml:space="preserve">| 模块四：生成式图像工作流（8 节） | ➤ GPT-image-2（OpenAI 2026）：自然语言精准编辑 + 文字渲染（中文海报 / 合同改字）业界第一&lt;br&gt;➤ Midjourney V8：艺术天花板 + </w:t>
+      </w:r>
+      <w:r>
+        <w:rPr>
+          <w:rFonts w:ascii="Consolas" w:cs="Consolas" w:eastAsia="Consolas" w:hAnsi="Consolas"/>
+          <w:color w:val="C00000"/>
+          <w:sz w:val="20"/>
+          <w:szCs w:val="20"/>
+        </w:rPr>
+        <w:t xml:space="preserve">--cref</w:t>
+      </w:r>
+      <w:r>
+        <w:rPr>
+          <w:rFonts w:ascii="微软雅黑" w:cs="微软雅黑" w:eastAsia="微软雅黑" w:hAnsi="微软雅黑"/>
+          <w:color w:val="262626"/>
+          <w:sz w:val="22"/>
+          <w:szCs w:val="22"/>
+        </w:rPr>
+        <w:t xml:space="preserve"> 角色一致性 / </w:t>
+      </w:r>
+      <w:r>
+        <w:rPr>
+          <w:rFonts w:ascii="Consolas" w:cs="Consolas" w:eastAsia="Consolas" w:hAnsi="Consolas"/>
+          <w:color w:val="C00000"/>
+          <w:sz w:val="20"/>
+          <w:szCs w:val="20"/>
+        </w:rPr>
+        <w:t xml:space="preserve">--sref</w:t>
+      </w:r>
+      <w:r>
+        <w:rPr>
+          <w:rFonts w:ascii="微软雅黑" w:cs="微软雅黑" w:eastAsia="微软雅黑" w:hAnsi="微软雅黑"/>
+          <w:color w:val="262626"/>
+          <w:sz w:val="22"/>
+          <w:szCs w:val="22"/>
+        </w:rPr>
+        <w:t xml:space="preserve"> 风格一致性&lt;br&gt;➤ Nano Banana（Google Gemini Image）：局部编辑王，一句话改一处不动其他&lt;br&gt;➤ Flux 2 生态：Schnell（极速）/ Dev（学术）/ Pro（API）/ Kontext（多图编辑）/ Fill（局部）&lt;br&gt;➤ ComfyUI 工作流：节点 = 函数，线 = 数据流；Manager 必装；Civitai / LiblibAI 工作流市场&lt;br&gt;➤ SAM 3 + IP-Adapter / PuLID / InstantID 角色一致性：一张自拍 → 12 张不同场景&lt;br&gt;➤ LoRA 训练 ABC：30 张高质素材 → 训练自己的"品牌风格"&lt;br&gt;➤ 5 分钟商品摄影管线：抠图 → 智能换背景 → 一致性灯光 → 文字补强（Ideogram）&lt;br&gt;➤ AIGC 商业化：C2PA 数字水印 + 中国《生成式 AI 服务管理办法》合规要点&lt;br&gt;➤ 版权红线：明星脸 / Disney 角色 / 商用条款逐条拆解 |</w:t>
       </w:r>
     </w:p>
     <w:p>
@@ -1996,7 +2032,7 @@
           <w:sz w:val="22"/>
           <w:szCs w:val="22"/>
         </w:rPr>
-        <w:t xml:space="preserve">| 模块五：AI 视频 &amp; 音频生产线（8 节） | ➤ 2026 视频生成全景（Sora 2 / Kling / Runway / Wan 2.2）&lt;br&gt;➤ AI 自动剪辑：Opus Clip / 剪映 / Descript&lt;br&gt;➤ 数字人 + 对口型：HeyGen / Hedra / Captions&lt;br&gt;➤ 开源视频本地化：Wan 2.2 / HunyuanVideo / LTX&lt;br&gt;➤ TTS / 配音 / 歌声：ElevenLabs / Suno / CosyVoice / F5-TTS&lt;br&gt;➤ NotebookLM 与开源播客生成&lt;br&gt;➤ 端到端短视频工厂&lt;br&gt;➤ 全开源短视频管线 + 版权 |</w:t>
+        <w:t xml:space="preserve">| 模块五：AI 视频 &amp; 音频生产线（8 节） | ➤ 2026 视频模型横评：Sora 2 / Runway Gen-4 / Kling 2.x / Hailuo 02 / Luma Ray 3 / Wan 2.2&lt;br&gt;➤ 价格区间：$0.10/s（Kling）到 $1/s（Sora Pro）；本地 Wan 2.2 零边际成本&lt;br&gt;➤ AI 自动剪辑：Opus Clip "病毒度评分" / 剪映 AI 字幕分镜补帧 / Descript "按文本删视频"&lt;br&gt;➤ 数字人 + 对口型：HeyGen 700+ 形象多语言 / Hedra 表情 / Captions / Sync 横评&lt;br&gt;➤ 开源视频本地化：Wan 2.2 14B MoE（最强）/ HunyuanVideo（消费级显卡）/ LTX（极快）&lt;br&gt;➤ TTS 语音克隆：ElevenLabs v3（70+ 语言商用王）/ Suno v5 / CosyVoice 2 / F5-TTS / GPT-SoVITS（中文）&lt;br&gt;➤ NotebookLM 音频概览：白皮书秒变 15 分钟双人播客&lt;br&gt;➤ 端到端短视频工厂：Trending API → Claude/GPT 写脚本 → ElevenLabs 配音 → HeyGen 数字人 → CapCut 剪辑 → n8n 多平台分发&lt;br&gt;➤ AI 视频版权红线：YouTube / TikTok / 视频号政策 + C2PA 水印 + 明星脸禁区 |</w:t>
       </w:r>
     </w:p>
     <w:p>
@@ -2011,7 +2047,7 @@
           <w:sz w:val="22"/>
           <w:szCs w:val="22"/>
         </w:rPr>
-        <w:t xml:space="preserve">| 模块六：空间 AI（3D 与扫描，5 节） | ➤ Gaussian Splatting 入门&lt;br&gt;➤ 手机扫描 → GS → 网页展示&lt;br&gt;➤ 3D 资产生成：Tripo / Meshy / Hunyuan3D / TRELLIS&lt;br&gt;➤ ComfyUI 3D 工作流（批量）&lt;br&gt;➤ 进引擎 + Vision Pro：UE5.7 / Quest 3 / VisionOS |</w:t>
+        <w:t xml:space="preserve">| 模块六：空间 AI（3D 与扫描，5 节） | ➤ Gaussian Splatting：用百万个 3D 高斯点表示场景；100-1000× 渲染速度优势&lt;br&gt;➤ 三种存储格式：PLY / SPLAT / SPZ 各自适用&lt;br&gt;➤ 手机扫描三选一：Polycam（LiDAR）/ Scaniverse（免费）/ Luma AI（最佳 UI）&lt;br&gt;➤ 拍摄诀窍：60% 帧重叠 + 避免运动模糊&lt;br&gt;➤ 3D 资产生成横评：Tripo 3.0（最快 + 自动绑定）/ Meshy 5（PBR 最佳）/ Hunyuan3D（开源）/ TRELLIS（微软高分辨率）&lt;br&gt;➤ ComfyUI 3D Pack：50 商品批量生成 3D 资产管线&lt;br&gt;➤ UE5.7 实验性 GS 模块 + Luma AI / XVerse 插件 + SplatForge（Blender 清理 floaters）&lt;br&gt;➤ Vision Pro / Quest 3 / Genie 3 World Model：空间智能前沿一图看懂 |</w:t>
       </w:r>
     </w:p>
     <w:p>
@@ -2026,7 +2062,7 @@
           <w:sz w:val="22"/>
           <w:szCs w:val="22"/>
         </w:rPr>
-        <w:t xml:space="preserve">| 模块七：Agent 与数字员工（8 节，重头戏） | ➤ 数字员工系统四要素拆解：模型（决策层）、Skill（执行层）、Memory（记忆层）、调度系统（运行层）&lt;br&gt;➤ 2026 通用 Agent 地图：Manus / Devin / Comet / Claude Computer Use&lt;br&gt;➤ Claude Desktop / ChatGPT Desktop + MCP 生态（13 个常用 Server）&lt;br&gt;➤ OpenClaw 完全实操（一）：Agent Runtime 部署 + IM 通信网关（飞书 / 企业微信 / Telegram）&lt;br&gt;➤ OpenClaw（二）：SOUL / USER / MEMORY / AGENTS 四层人格记忆系统&lt;br&gt;➤ OpenClaw（三）：多 Agent 团队 + Cron / Heartbeat / Task Flow 三种调度&lt;br&gt;➤ 低代码 Agent 平台：n8n / Dify / Coze 三选一&lt;br&gt;➤ 多 Agent 编排框架：LangGraph / Pydantic AI / CrewAI 横评&lt;br&gt;➤ 个人"数字员工"完整设计课：Observe / Think / Act / Learn 自进化闭环 + Memory Stack |</w:t>
+        <w:t xml:space="preserve">| 模块七：Agent 与数字员工（8 节，重头戏） | ➤ 数字员工系统四要素：模型（决策层）/ Skill（执行层）/ Memory（记忆层）/ 调度系统（运行层）&lt;br&gt;➤ Agent Runtime（执行中枢）：任务理解 → 工具选择 → 执行 → 反馈的完整链路&lt;br&gt;➤ 自进化智能体：Observe / Think / Act / Learn 闭环 + Memory Stack 长期记忆&lt;br&gt;➤ 智能层 + 执行层分离架构：智能层负责策略优化，执行层负责稳定执行&lt;br&gt;➤ IM 通信网关：Webhook 机制 + 飞书 / 企业微信 / Telegram / WhatsApp 接入流程&lt;br&gt;➤ 通信链路完整结构：用户 → IM → Webhook → Agent Runtime → Skill → 反馈&lt;br&gt;➤ 多 Agent 机制：角色建模（销售 / 技术 / 财务）+ 任务分配 + 能力绑定&lt;br&gt;➤ Skill 调用机制：Prompt 触发 + Agent 自动选择 + 调试日志分析&lt;br&gt;➤ 调度三件套：Cron 定时（确定性）/ Heartbeat 周期感知 / Task Flow 编排&lt;br&gt;➤ 多模型策略：主模型 + fallback + Token 管理 + 上下文 / 输出限制&lt;br&gt;➤ 系统风险：不可预测性 / 策略偏移 / 成本波动 / 误操作的防护措施&lt;br&gt;➤ 个人"数字员工 v1"：SOUL / USER / MEMORY / AGENTS 四层人格记忆 |</w:t>
       </w:r>
     </w:p>
     <w:p>
@@ -2041,7 +2077,7 @@
           <w:sz w:val="22"/>
           <w:szCs w:val="22"/>
         </w:rPr>
-        <w:t xml:space="preserve">| 模块八：Vibe Coding &amp; Agentic Engineering（8 节） | ➤ Vibe Coding 是什么 / 不是什么&lt;br&gt;➤ Claude Code 入门&lt;br&gt;➤ Cursor / Windsurf / Cline / opencode 横评&lt;br&gt;➤ CLAUDE.md / AGENTS.md / SPEC.md / DESIGN.md 文件约定&lt;br&gt;➤ Spec-Driven Development&lt;br&gt;➤ Subagent + 并行 Worktree&lt;br&gt;➤ Hooks + 自动化治理&lt;br&gt;➤ 自己写一个 MCP Server + Agent Skill |</w:t>
+        <w:t xml:space="preserve">| 模块八：Vibe Coding &amp; Agentic Engineering（8 节） | ➤ Vibe Coding 三要素：信任 AI / 聚焦意图 / 快速迭代（Karpathy 2025 提出）&lt;br&gt;➤ 适用 vs 不适用：原型 / MVP / 内部工具 ✓；认证 / 支付 / 监管 ✗&lt;br&gt;➤ AI 编程工具链：Cursor（IDE 开发）/ Claude Code（推理与设计）/ Codex（批量生成）/ Trae（国内）/ Kiro（性价比）&lt;br&gt;➤ CLAUDE.md（项目级常驻提示）/ AGENTS.md（多 Agent 规范）/ SPEC.md（行为契约）/ DESIGN.md（架构决策）&lt;br&gt;➤ Spec-Driven Development：DSPI 循环（Design / Specify / Plan / Implement）—— 实验降幅 ~28% 运行时 / ~17% token&lt;br&gt;➤ Subagent + git worktree 并行：一个仓库同时跑"重构后端 + 升级前端 + 写测试"&lt;br&gt;➤ Hooks 生命周期：PreToolUse / PostToolUse / Stop / Notification 自动化治理&lt;br&gt;➤ Skill 标准结构：skill.yaml（元数据）+ skill.md（指令）+ 执行逻辑&lt;br&gt;➤ AI 生成 Skill 流程：需求描述 → 自动生成 → 调试优化 → 发布社区&lt;br&gt;➤ Skill 工程化设计：单一职责 / 模块化 / 可复用性&lt;br&gt;➤ 自己写 MCP Server：Resources / Tools / Prompts + OAuth / Bearer 鉴权&lt;br&gt;➤ AI 编程反模式：盲信 AI 输出 / 跳过测试 / 滥用大上下文（OWASP Top 10 高发） |</w:t>
       </w:r>
     </w:p>
     <w:p>
@@ -2056,7 +2092,7 @@
           <w:sz w:val="22"/>
           <w:szCs w:val="22"/>
         </w:rPr>
-        <w:t xml:space="preserve">| 模块九：Capstone 综合实战（5 节） | ➤ 项目 A：个人数字员工 v1（IM 入口 → Agent Runtime → Skill 能力层 → Memory 进化层）&lt;br&gt;➤ 项目 B：全开源短视频工厂（流量 → 内容 → 转化全链路）&lt;br&gt;➤ 项目 C：电商商品一条龙（数据 → 分析 → 决策闭环）&lt;br&gt;➤ 项目 D：你自己的 Skill 包（标准 skill.yaml + skill.md + 执行逻辑）&lt;br&gt;➤ 毕业展示 + 校友互联 |</w:t>
+        <w:t xml:space="preserve">| 模块九：Capstone 综合实战（5 节） | ➤ 项目 A · 个人数字员工 v1：OpenClaw + 飞书 / Telegram + Claude / GPT / DeepSeek + 5 自定义 Skill + 3 MCP + 2 CronJob&lt;br&gt;➤ 项目 B · 全开源短视频工厂：Trending API → DeepSeek / Qwen 写稿 → CosyVoice / F5-TTS → Wan 2.2 → FunClip → FFmpeg → n8n 分发&lt;br&gt;➤ 项目 C · 电商商品一条龙：手机拍图 → SAM3 → Flux Fill → Tripo 3D → Wan 2.2 视频 → ElevenLabs 多语 → CapCut → 一键上架&lt;br&gt;➤ 项目 D · 你自己的 Skill 包：把最高频 3 个工作流打包成 Skill 发布到社区&lt;br&gt;➤ 系统闭环 1：流量 → 内容 → 转化（自媒体 / 内容创作场景）&lt;br&gt;➤ 系统闭环 2：数据 → 分析 → 决策（电商 / 数据驱动场景）&lt;br&gt;➤ 最终系统架构：IM 入口 → Agent Runtime → Skill 能力层 → Memory 进化层 → 调度监控&lt;br&gt;➤ 毕业展示：每位学员 5 分钟 demo + 校友互联建群 |</w:t>
       </w:r>
     </w:p>
     <w:p>
@@ -2071,7 +2107,7 @@
           <w:sz w:val="22"/>
           <w:szCs w:val="22"/>
         </w:rPr>
-        <w:t xml:space="preserve">| 模块十：行业落地（选修，4 节） | ➤ 律师 / 合规：合同高亮 / 案例检索 / 客户 Q&amp;A 机器人&lt;br&gt;➤ 教培 / 培训师：课件生成 / 学员答疑 / 视频自动剪辑&lt;br&gt;➤ 房产 / 电商：商品 360° / 虚拟看房 / 多语言话术&lt;br&gt;➤ 医疗 / 财务 / HR：病历 / 财报 / 简历智能筛选（合规优先） |</w:t>
+        <w:t xml:space="preserve">| 模块十：行业落地（选修，4 节） | ➤ 律师 / 合规：合同风险条款高亮（CUAD 训练）+ 案例检索 + 客户 Q&amp;A 机器人&lt;br&gt;➤ 教培 / 培训师：课件生成 + 学员答疑机器人 + 1 小时录课自动剪 10 条短视频&lt;br&gt;➤ 房产 / 电商：商品 360° 展示 + 虚拟看房 + 多语言带货话术&lt;br&gt;➤ 医疗 / 财务 / HR：病历分析 + 财报阅读 + 简历智能筛选（脱敏 + 本地部署 + 审计日志）&lt;br&gt;➤ 各行业合规优先：数据脱敏 / 本地优先 / 全链路审计 / 人工 review 兜底&lt;br&gt;➤ 行业老法师客座：每节配 1 位真实从业者带 1 个真实落地案例 |</w:t>
       </w:r>
     </w:p>
     <w:p>
@@ -9228,7 +9264,7 @@
         </w:rPr>
         <w:t xml:space="preserve">：</w:t>
       </w:r>
-      <w:hyperlink w:history="1" r:id="rIdntwrxkbbmg3dznclmui4t">
+      <w:hyperlink w:history="1" r:id="rId9ohvqmazkmoyuqrwtgeuh">
         <w:r>
           <w:rPr>
             <w:rStyle w:val="Hyperlink"/>
@@ -9280,7 +9316,7 @@
         </w:rPr>
         <w:t xml:space="preserve">：</w:t>
       </w:r>
-      <w:hyperlink w:history="1" r:id="rIdpjagdlbi1tp-y_zt4ltgb">
+      <w:hyperlink w:history="1" r:id="rIdqk6fnfdmhnkjg_5wo9wfi">
         <w:r>
           <w:rPr>
             <w:rStyle w:val="Hyperlink"/>
@@ -9409,7 +9445,7 @@
         </w:rPr>
         <w:t xml:space="preserve">：</w:t>
       </w:r>
-      <w:hyperlink w:history="1" r:id="rIdnyrsgh37u-mlnjtzha6cw">
+      <w:hyperlink w:history="1" r:id="rId9ca_6oamzrq8rmvjucmtz">
         <w:r>
           <w:rPr>
             <w:rStyle w:val="Hyperlink"/>
@@ -9598,7 +9634,7 @@
         </w:rPr>
         <w:t xml:space="preserve">：</w:t>
       </w:r>
-      <w:hyperlink w:history="1" r:id="rIdz_tuq134cd5s5d4paw99t">
+      <w:hyperlink w:history="1" r:id="rIdd_-ym7gjrv1ubt06kkpfq">
         <w:r>
           <w:rPr>
             <w:rStyle w:val="Hyperlink"/>
@@ -9680,7 +9716,7 @@
         </w:rPr>
         <w:t xml:space="preserve">：</w:t>
       </w:r>
-      <w:hyperlink w:history="1" r:id="rIdqbzl-5lyk19oiburoje5i">
+      <w:hyperlink w:history="1" r:id="rIdiz89tqeifzfiatiixtc0p">
         <w:r>
           <w:rPr>
             <w:rStyle w:val="Hyperlink"/>
@@ -9702,7 +9738,7 @@
         </w:rPr>
         <w:t xml:space="preserve"> / </w:t>
       </w:r>
-      <w:hyperlink w:history="1" r:id="rId0sb1mgwfa0vik-koufsf7">
+      <w:hyperlink w:history="1" r:id="rIdybfz_wy3gp6sup0yehorw">
         <w:r>
           <w:rPr>
             <w:rStyle w:val="Hyperlink"/>
@@ -9831,7 +9867,7 @@
         </w:rPr>
         <w:t xml:space="preserve">：</w:t>
       </w:r>
-      <w:hyperlink w:history="1" r:id="rIdfklpf0ncgf01mha_1clcn">
+      <w:hyperlink w:history="1" r:id="rId1tvk0rh2rtknf37hoc6lr">
         <w:r>
           <w:rPr>
             <w:rStyle w:val="Hyperlink"/>
@@ -10020,7 +10056,7 @@
         </w:rPr>
         <w:t xml:space="preserve">：</w:t>
       </w:r>
-      <w:hyperlink w:history="1" r:id="rIdevcmetgpr4n9_ygpjik0w">
+      <w:hyperlink w:history="1" r:id="rId9n-zc8wksyn4ehsxax2vv">
         <w:r>
           <w:rPr>
             <w:rStyle w:val="Hyperlink"/>
@@ -10102,7 +10138,7 @@
         </w:rPr>
         <w:t xml:space="preserve">：Snipaste / </w:t>
       </w:r>
-      <w:hyperlink w:history="1" r:id="rIdekqzf3iklaqkgniy0xjfi">
+      <w:hyperlink w:history="1" r:id="rIdlm2wpp9rzuhy-605nyyha">
         <w:r>
           <w:rPr>
             <w:rStyle w:val="Hyperlink"/>
@@ -10124,7 +10160,7 @@
         </w:rPr>
         <w:t xml:space="preserve"> / </w:t>
       </w:r>
-      <w:hyperlink w:history="1" r:id="rIdsce0oxhx_dh2knkaeci6k">
+      <w:hyperlink w:history="1" r:id="rIdadye1jz6fx7513ovmsteq">
         <w:r>
           <w:rPr>
             <w:rStyle w:val="Hyperlink"/>
@@ -10253,7 +10289,7 @@
         </w:rPr>
         <w:t xml:space="preserve">：</w:t>
       </w:r>
-      <w:hyperlink w:history="1" r:id="rIdyq1wwnurbtq4lspsxcwvu">
+      <w:hyperlink w:history="1" r:id="rIdagkd2rubsotso5quzvotv">
         <w:r>
           <w:rPr>
             <w:rStyle w:val="Hyperlink"/>
@@ -10442,7 +10478,7 @@
         </w:rPr>
         <w:t xml:space="preserve">：</w:t>
       </w:r>
-      <w:hyperlink w:history="1" r:id="rId9njvdp1wuk8s73kk9m35a">
+      <w:hyperlink w:history="1" r:id="rIdik0gztzn2mqgwy8cn9wjz">
         <w:r>
           <w:rPr>
             <w:rStyle w:val="Hyperlink"/>
@@ -10524,7 +10560,7 @@
         </w:rPr>
         <w:t xml:space="preserve">：</w:t>
       </w:r>
-      <w:hyperlink w:history="1" r:id="rId8rt0_rwayvg274ubatvuf">
+      <w:hyperlink w:history="1" r:id="rIdvxxig5mgyl0quwtpl9m7q">
         <w:r>
           <w:rPr>
             <w:rStyle w:val="Hyperlink"/>
@@ -10546,7 +10582,7 @@
         </w:rPr>
         <w:t xml:space="preserve"> + </w:t>
       </w:r>
-      <w:hyperlink w:history="1" r:id="rIdou1tkzj7dxgcuby5be6r-">
+      <w:hyperlink w:history="1" r:id="rIdu36nz4xzhcbkih85vlorr">
         <w:r>
           <w:rPr>
             <w:rStyle w:val="Hyperlink"/>
@@ -10568,7 +10604,7 @@
         </w:rPr>
         <w:t xml:space="preserve"> + </w:t>
       </w:r>
-      <w:hyperlink w:history="1" r:id="rIda524wxpvdmsnpq2iyvvnr">
+      <w:hyperlink w:history="1" r:id="rIdi3zd5f3fjdkaxqeu8vyqh">
         <w:r>
           <w:rPr>
             <w:rStyle w:val="Hyperlink"/>
@@ -10697,7 +10733,7 @@
         </w:rPr>
         <w:t xml:space="preserve">：</w:t>
       </w:r>
-      <w:hyperlink w:history="1" r:id="rIdw5toe2_ayaqpuvwov5qj0">
+      <w:hyperlink w:history="1" r:id="rIdvmd0diy_bzaigf3d9ymul">
         <w:r>
           <w:rPr>
             <w:rStyle w:val="Hyperlink"/>
@@ -10749,7 +10785,7 @@
         </w:rPr>
         <w:t xml:space="preserve">：</w:t>
       </w:r>
-      <w:hyperlink w:history="1" r:id="rIdd9nnma51eiahxcfcij771">
+      <w:hyperlink w:history="1" r:id="rId12xehmop-c5ad2_h384nc">
         <w:r>
           <w:rPr>
             <w:rStyle w:val="Hyperlink"/>
@@ -10771,7 +10807,7 @@
         </w:rPr>
         <w:t xml:space="preserve"> + </w:t>
       </w:r>
-      <w:hyperlink w:history="1" r:id="rIdh4jznmuaokzsqx1negrfi">
+      <w:hyperlink w:history="1" r:id="rIdyhdnlqkkjno1scsq5ik9y">
         <w:r>
           <w:rPr>
             <w:rStyle w:val="Hyperlink"/>
@@ -10900,7 +10936,7 @@
         </w:rPr>
         <w:t xml:space="preserve">：</w:t>
       </w:r>
-      <w:hyperlink w:history="1" r:id="rIdshmh10yjjsb9eqskqtx_j">
+      <w:hyperlink w:history="1" r:id="rIdeo5awivkqqrof5n0mdghg">
         <w:r>
           <w:rPr>
             <w:rStyle w:val="Hyperlink"/>
@@ -10952,7 +10988,7 @@
         </w:rPr>
         <w:t xml:space="preserve">：</w:t>
       </w:r>
-      <w:hyperlink w:history="1" r:id="rIdoppd2mrkc8-kwpo0koh8u">
+      <w:hyperlink w:history="1" r:id="rIdfq_ldapjl6mcnkaj1stzx">
         <w:r>
           <w:rPr>
             <w:rStyle w:val="Hyperlink"/>
@@ -11004,7 +11040,7 @@
         </w:rPr>
         <w:t xml:space="preserve">：</w:t>
       </w:r>
-      <w:hyperlink w:history="1" r:id="rIdkix56hsuvmcls9--mtxbq">
+      <w:hyperlink w:history="1" r:id="rId9vo4eslyrac3vssbwkh5b">
         <w:r>
           <w:rPr>
             <w:rStyle w:val="Hyperlink"/>
@@ -11026,7 +11062,7 @@
         </w:rPr>
         <w:t xml:space="preserve"> / </w:t>
       </w:r>
-      <w:hyperlink w:history="1" r:id="rIdn1kdmozab750gc6rqwo_l">
+      <w:hyperlink w:history="1" r:id="rId0mjgkisfap3a9k1ymbl5v">
         <w:r>
           <w:rPr>
             <w:rStyle w:val="Hyperlink"/>
@@ -11048,7 +11084,7 @@
         </w:rPr>
         <w:t xml:space="preserve"> / </w:t>
       </w:r>
-      <w:hyperlink w:history="1" r:id="rIdaqga49gpllyze2zyfcr9m">
+      <w:hyperlink w:history="1" r:id="rIdwvqh0ok4v1arcjz19d57q">
         <w:r>
           <w:rPr>
             <w:rStyle w:val="Hyperlink"/>
@@ -11177,7 +11213,7 @@
         </w:rPr>
         <w:t xml:space="preserve">：</w:t>
       </w:r>
-      <w:hyperlink w:history="1" r:id="rIdfk4um5sshu9_ukm02fql-">
+      <w:hyperlink w:history="1" r:id="rIdqp0wrxlq8dqbm9adcxhp8">
         <w:r>
           <w:rPr>
             <w:rStyle w:val="Hyperlink"/>
@@ -11259,7 +11295,7 @@
         </w:rPr>
         <w:t xml:space="preserve">：</w:t>
       </w:r>
-      <w:hyperlink w:history="1" r:id="rIdfxvcfae_njqec_-8ujegg">
+      <w:hyperlink w:history="1" r:id="rIdffytzn5guqc7zqsmhqan7">
         <w:r>
           <w:rPr>
             <w:rStyle w:val="Hyperlink"/>
@@ -11281,7 +11317,7 @@
         </w:rPr>
         <w:t xml:space="preserve"> / </w:t>
       </w:r>
-      <w:hyperlink w:history="1" r:id="rId7hnmf0iiiv3-x1-cu2are">
+      <w:hyperlink w:history="1" r:id="rIdnpg08cewwu8-ptv7za38d">
         <w:r>
           <w:rPr>
             <w:rStyle w:val="Hyperlink"/>
@@ -11303,7 +11339,7 @@
         </w:rPr>
         <w:t xml:space="preserve"> / </w:t>
       </w:r>
-      <w:hyperlink w:history="1" r:id="rIdm35_jblqayoor9inaaoei">
+      <w:hyperlink w:history="1" r:id="rIdpcr9xcnjr410qk_xvdygj">
         <w:r>
           <w:rPr>
             <w:rStyle w:val="Hyperlink"/>
@@ -11432,7 +11468,7 @@
         </w:rPr>
         <w:t xml:space="preserve">：</w:t>
       </w:r>
-      <w:hyperlink w:history="1" r:id="rIdiq6-c6kbv9h0sdiyokejf">
+      <w:hyperlink w:history="1" r:id="rId54tzr45dqir7eloqwclh-">
         <w:r>
           <w:rPr>
             <w:rStyle w:val="Hyperlink"/>
@@ -11484,7 +11520,7 @@
         </w:rPr>
         <w:t xml:space="preserve">：</w:t>
       </w:r>
-      <w:hyperlink w:history="1" r:id="rIdjykbmu3_sakvb2rz7wpem">
+      <w:hyperlink w:history="1" r:id="rIdsj_bhplu-qfqhva7ljg9z">
         <w:r>
           <w:rPr>
             <w:rStyle w:val="Hyperlink"/>
@@ -11536,7 +11572,7 @@
         </w:rPr>
         <w:t xml:space="preserve">：</w:t>
       </w:r>
-      <w:hyperlink w:history="1" r:id="rIdbmrqlyujmyczvnxckxfdo">
+      <w:hyperlink w:history="1" r:id="rIdxrji3un0qdv36vyulrj9j">
         <w:r>
           <w:rPr>
             <w:rStyle w:val="Hyperlink"/>
@@ -11558,7 +11594,7 @@
         </w:rPr>
         <w:t xml:space="preserve"> / </w:t>
       </w:r>
-      <w:hyperlink w:history="1" r:id="rIdqbf-wngxsfk3743dtwrwz">
+      <w:hyperlink w:history="1" r:id="rId5xemyqdgo3qj_lcc_mgf6">
         <w:r>
           <w:rPr>
             <w:rStyle w:val="Hyperlink"/>
@@ -11580,7 +11616,7 @@
         </w:rPr>
         <w:t xml:space="preserve"> / </w:t>
       </w:r>
-      <w:hyperlink w:history="1" r:id="rIdi-jvupvkbai7k-ilzepyv">
+      <w:hyperlink w:history="1" r:id="rIdevangie5fc3k9vvv_fir-">
         <w:r>
           <w:rPr>
             <w:rStyle w:val="Hyperlink"/>
@@ -11709,7 +11745,7 @@
         </w:rPr>
         <w:t xml:space="preserve">：</w:t>
       </w:r>
-      <w:hyperlink w:history="1" r:id="rIdkp_tzuctcv1cnmysxx7n3">
+      <w:hyperlink w:history="1" r:id="rIdkniui2aih3vskky5hpyvw">
         <w:r>
           <w:rPr>
             <w:rStyle w:val="Hyperlink"/>
@@ -11791,7 +11827,7 @@
         </w:rPr>
         <w:t xml:space="preserve">：</w:t>
       </w:r>
-      <w:hyperlink w:history="1" r:id="rIdydmqug9g7yw6bdo0anyhn">
+      <w:hyperlink w:history="1" r:id="rIdounoir73d9g0zq4-_rwq0">
         <w:r>
           <w:rPr>
             <w:rStyle w:val="Hyperlink"/>
@@ -11920,7 +11956,7 @@
         </w:rPr>
         <w:t xml:space="preserve">：</w:t>
       </w:r>
-      <w:hyperlink w:history="1" r:id="rIdu-zngmt0xpo74chosb6yp">
+      <w:hyperlink w:history="1" r:id="rIdhb3jo9y2hhemljwkecxvv">
         <w:r>
           <w:rPr>
             <w:rStyle w:val="Hyperlink"/>
@@ -11972,7 +12008,7 @@
         </w:rPr>
         <w:t xml:space="preserve">：NetworkChuck（@NetworkChuck）频道完整 Docker 入门 + </w:t>
       </w:r>
-      <w:hyperlink w:history="1" r:id="rIdqjfyp235_l8vrn9xijh6r">
+      <w:hyperlink w:history="1" r:id="rIdlp3c9vbt5ey5_jrgz5dvw">
         <w:r>
           <w:rPr>
             <w:rStyle w:val="Hyperlink"/>
@@ -12024,7 +12060,7 @@
         </w:rPr>
         <w:t xml:space="preserve">：</w:t>
       </w:r>
-      <w:hyperlink w:history="1" r:id="rIdturrottzehljohisav7gb">
+      <w:hyperlink w:history="1" r:id="rIdajvgjuuzkc-bxvb1ubuma">
         <w:r>
           <w:rPr>
             <w:rStyle w:val="Hyperlink"/>
@@ -12046,7 +12082,7 @@
         </w:rPr>
         <w:t xml:space="preserve"> / </w:t>
       </w:r>
-      <w:hyperlink w:history="1" r:id="rIdgjipqx4cikbhrxopvo53-">
+      <w:hyperlink w:history="1" r:id="rIdmsiglqcxqktetkvnrgff5">
         <w:r>
           <w:rPr>
             <w:rStyle w:val="Hyperlink"/>
@@ -12175,7 +12211,7 @@
         </w:rPr>
         <w:t xml:space="preserve">：</w:t>
       </w:r>
-      <w:hyperlink w:history="1" r:id="rIdwepe2-nhb_daakati6yl6">
+      <w:hyperlink w:history="1" r:id="rId7y6g3avhoiqilcwmhzwof">
         <w:r>
           <w:rPr>
             <w:rStyle w:val="Hyperlink"/>
@@ -12227,7 +12263,7 @@
         </w:rPr>
         <w:t xml:space="preserve">：</w:t>
       </w:r>
-      <w:hyperlink w:history="1" r:id="rId9zstogx4mgrtjtcfzhsop">
+      <w:hyperlink w:history="1" r:id="rId75g5ivgmsm-jyuzashn3b">
         <w:r>
           <w:rPr>
             <w:rStyle w:val="Hyperlink"/>
@@ -12279,7 +12315,7 @@
         </w:rPr>
         <w:t xml:space="preserve">：</w:t>
       </w:r>
-      <w:hyperlink w:history="1" r:id="rIdua_iejdd0g2uomkz6m7x4">
+      <w:hyperlink w:history="1" r:id="rIda9cs3ax0cxl7qrvqhdwgo">
         <w:r>
           <w:rPr>
             <w:rStyle w:val="Hyperlink"/>
@@ -12301,7 +12337,7 @@
         </w:rPr>
         <w:t xml:space="preserve"> / </w:t>
       </w:r>
-      <w:hyperlink w:history="1" r:id="rIdvwoyfhusloqrpj-vdplhl">
+      <w:hyperlink w:history="1" r:id="rIdubfmtwarqnqjjjqlkvpgd">
         <w:r>
           <w:rPr>
             <w:rStyle w:val="Hyperlink"/>
@@ -12323,7 +12359,7 @@
         </w:rPr>
         <w:t xml:space="preserve"> / </w:t>
       </w:r>
-      <w:hyperlink w:history="1" r:id="rIdcrovy0vz965hl8hl7ioih">
+      <w:hyperlink w:history="1" r:id="rIdzwhkugmbmjcoxezzxerc5">
         <w:r>
           <w:rPr>
             <w:rStyle w:val="Hyperlink"/>
@@ -12472,7 +12508,7 @@
         </w:rPr>
         <w:t xml:space="preserve">：</w:t>
       </w:r>
-      <w:hyperlink w:history="1" r:id="rIdohvcu-fti5atg8cadvs7c">
+      <w:hyperlink w:history="1" r:id="rIdbbwrs6nrktygedtfjdpuy">
         <w:r>
           <w:rPr>
             <w:rStyle w:val="Hyperlink"/>
@@ -12524,7 +12560,7 @@
         </w:rPr>
         <w:t xml:space="preserve">：</w:t>
       </w:r>
-      <w:hyperlink w:history="1" r:id="rIdsbpjvsep8vxqkibxssvyg">
+      <w:hyperlink w:history="1" r:id="rIdh75hnksd_f8pga7ptd_jt">
         <w:r>
           <w:rPr>
             <w:rStyle w:val="Hyperlink"/>
@@ -12653,7 +12689,7 @@
         </w:rPr>
         <w:t xml:space="preserve">：</w:t>
       </w:r>
-      <w:hyperlink w:history="1" r:id="rIdpfjqyjyuinsfgqx_lulnx">
+      <w:hyperlink w:history="1" r:id="rIdhvrgmrexsrlpnjithn-bs">
         <w:r>
           <w:rPr>
             <w:rStyle w:val="Hyperlink"/>
@@ -12705,7 +12741,7 @@
         </w:rPr>
         <w:t xml:space="preserve">：</w:t>
       </w:r>
-      <w:hyperlink w:history="1" r:id="rIdkkatfbf9uawxdd1rpyhvv">
+      <w:hyperlink w:history="1" r:id="rIdjnii5dl6qxa01wvofrfmw">
         <w:r>
           <w:rPr>
             <w:rStyle w:val="Hyperlink"/>
@@ -12834,7 +12870,7 @@
         </w:rPr>
         <w:t xml:space="preserve">：</w:t>
       </w:r>
-      <w:hyperlink w:history="1" r:id="rId410leqjtm7n10a-zhialj">
+      <w:hyperlink w:history="1" r:id="rIdn3ogunrkaesxlci3xn2yn">
         <w:r>
           <w:rPr>
             <w:rStyle w:val="Hyperlink"/>
@@ -12886,7 +12922,7 @@
         </w:rPr>
         <w:t xml:space="preserve">：</w:t>
       </w:r>
-      <w:hyperlink w:history="1" r:id="rIdo0kcb3_w7v0-4kmdzrigl">
+      <w:hyperlink w:history="1" r:id="rIdfbc94ma0jm8ziq3srkhhp">
         <w:r>
           <w:rPr>
             <w:rStyle w:val="Hyperlink"/>
@@ -12908,7 +12944,7 @@
         </w:rPr>
         <w:t xml:space="preserve"> / </w:t>
       </w:r>
-      <w:hyperlink w:history="1" r:id="rIdkhimjyodcv0kdyhl8fjez">
+      <w:hyperlink w:history="1" r:id="rIdu8hbadpyzvwlygipdy_fq">
         <w:r>
           <w:rPr>
             <w:rStyle w:val="Hyperlink"/>
@@ -13037,7 +13073,7 @@
         </w:rPr>
         <w:t xml:space="preserve">：</w:t>
       </w:r>
-      <w:hyperlink w:history="1" r:id="rIdwsi3xukcpbioytadm-czz">
+      <w:hyperlink w:history="1" r:id="rId48yk8hru2mhyumd0y4ngx">
         <w:r>
           <w:rPr>
             <w:rStyle w:val="Hyperlink"/>
@@ -13089,7 +13125,7 @@
         </w:rPr>
         <w:t xml:space="preserve">：</w:t>
       </w:r>
-      <w:hyperlink w:history="1" r:id="rIdvkna7nocqmijnc_nld0c-">
+      <w:hyperlink w:history="1" r:id="rIdkwt4qbs3vr0wrr2i9cevm">
         <w:r>
           <w:rPr>
             <w:rStyle w:val="Hyperlink"/>
@@ -13111,7 +13147,7 @@
         </w:rPr>
         <w:t xml:space="preserve"> + </w:t>
       </w:r>
-      <w:hyperlink w:history="1" r:id="rIdgnvj1fkvmp3brdfbd1_hw">
+      <w:hyperlink w:history="1" r:id="rIdlnnz0of2vpyyiyw6_rji3">
         <w:r>
           <w:rPr>
             <w:rStyle w:val="Hyperlink"/>
@@ -13240,7 +13276,7 @@
         </w:rPr>
         <w:t xml:space="preserve">：</w:t>
       </w:r>
-      <w:hyperlink w:history="1" r:id="rId2bgmrg68un6ttrndkka-g">
+      <w:hyperlink w:history="1" r:id="rIdmvf4adzp_i1gmbxnyskbx">
         <w:r>
           <w:rPr>
             <w:rStyle w:val="Hyperlink"/>
@@ -13389,7 +13425,7 @@
         </w:rPr>
         <w:t xml:space="preserve">：</w:t>
       </w:r>
-      <w:hyperlink w:history="1" r:id="rId9gmin429zcji7xfzynzyh">
+      <w:hyperlink w:history="1" r:id="rIdrq0-0jihfhpb869jsprv8">
         <w:r>
           <w:rPr>
             <w:rStyle w:val="Hyperlink"/>
@@ -13441,7 +13477,7 @@
         </w:rPr>
         <w:t xml:space="preserve">：</w:t>
       </w:r>
-      <w:hyperlink w:history="1" r:id="rIdytnzbchmpprrldhghh6ru">
+      <w:hyperlink w:history="1" r:id="rIdh9r19o3yc7xtiwjeygya3">
         <w:r>
           <w:rPr>
             <w:rStyle w:val="Hyperlink"/>
@@ -13463,7 +13499,7 @@
         </w:rPr>
         <w:t xml:space="preserve"> / </w:t>
       </w:r>
-      <w:hyperlink w:history="1" r:id="rIdrll1b5zrmweasdciuwfdq">
+      <w:hyperlink w:history="1" r:id="rIdwxj0f8thfixev95nsgkpu">
         <w:r>
           <w:rPr>
             <w:rStyle w:val="Hyperlink"/>
@@ -13592,7 +13628,7 @@
         </w:rPr>
         <w:t xml:space="preserve">：</w:t>
       </w:r>
-      <w:hyperlink w:history="1" r:id="rId2qyshtpuzmohep8jzltd-">
+      <w:hyperlink w:history="1" r:id="rIdw0jhxrfrgofs19xphd8r2">
         <w:r>
           <w:rPr>
             <w:rStyle w:val="Hyperlink"/>
@@ -13721,7 +13757,7 @@
         </w:rPr>
         <w:t xml:space="preserve">：</w:t>
       </w:r>
-      <w:hyperlink w:history="1" r:id="rIdx02ygajcy8xz5rh0gzwfv">
+      <w:hyperlink w:history="1" r:id="rIdyq0fmahur9wmtqr4w7ihw">
         <w:r>
           <w:rPr>
             <w:rStyle w:val="Hyperlink"/>
@@ -13850,7 +13886,7 @@
         </w:rPr>
         <w:t xml:space="preserve">：</w:t>
       </w:r>
-      <w:hyperlink w:history="1" r:id="rId0ulkreosva1iatacefeld">
+      <w:hyperlink w:history="1" r:id="rIdssqfp3-kjljjt5h_gl5eu">
         <w:r>
           <w:rPr>
             <w:rStyle w:val="Hyperlink"/>
@@ -13902,7 +13938,7 @@
         </w:rPr>
         <w:t xml:space="preserve">：</w:t>
       </w:r>
-      <w:hyperlink w:history="1" r:id="rIdm2dqs9ftc2zesagocaasv">
+      <w:hyperlink w:history="1" r:id="rIdyeopecx8mzquwvw2ephwk">
         <w:r>
           <w:rPr>
             <w:rStyle w:val="Hyperlink"/>
@@ -13924,7 +13960,7 @@
         </w:rPr>
         <w:t xml:space="preserve"> / </w:t>
       </w:r>
-      <w:hyperlink w:history="1" r:id="rId0cfpfitnpazzmzdxwct0b">
+      <w:hyperlink w:history="1" r:id="rId4o0ccfrve1l6qyphapnbo">
         <w:r>
           <w:rPr>
             <w:rStyle w:val="Hyperlink"/>
@@ -13946,7 +13982,7 @@
         </w:rPr>
         <w:t xml:space="preserve"> / </w:t>
       </w:r>
-      <w:hyperlink w:history="1" r:id="rIdaalama9cnjwtmtc1prz0x">
+      <w:hyperlink w:history="1" r:id="rIdg1qdgb7i2hcurv32utg18">
         <w:r>
           <w:rPr>
             <w:rStyle w:val="Hyperlink"/>
@@ -13998,7 +14034,7 @@
         </w:rPr>
         <w:t xml:space="preserve">：</w:t>
       </w:r>
-      <w:hyperlink w:history="1" r:id="rIdo0_7kuaq0ki9bvlmrfpag">
+      <w:hyperlink w:history="1" r:id="rId_mcphy6gkzowuk71vdhk_">
         <w:r>
           <w:rPr>
             <w:rStyle w:val="Hyperlink"/>
@@ -14127,7 +14163,7 @@
         </w:rPr>
         <w:t xml:space="preserve">：</w:t>
       </w:r>
-      <w:hyperlink w:history="1" r:id="rIdwmrfq3syu4wccm3w_yn_s">
+      <w:hyperlink w:history="1" r:id="rIdq6gmkbqll8ebgiixr18sq">
         <w:r>
           <w:rPr>
             <w:rStyle w:val="Hyperlink"/>
@@ -14149,7 +14185,7 @@
         </w:rPr>
         <w:t xml:space="preserve"> / </w:t>
       </w:r>
-      <w:hyperlink w:history="1" r:id="rIdql0htbmh1qp3hkejglplb">
+      <w:hyperlink w:history="1" r:id="rIdjiphwimuqs4hoblptsl9m">
         <w:r>
           <w:rPr>
             <w:rStyle w:val="Hyperlink"/>
@@ -14171,7 +14207,7 @@
         </w:rPr>
         <w:t xml:space="preserve"> / </w:t>
       </w:r>
-      <w:hyperlink w:history="1" r:id="rIdmi3uqd4qs7rlcmvswwtj9">
+      <w:hyperlink w:history="1" r:id="rIdqf0ulzqkmiiapqdpulnxx">
         <w:r>
           <w:rPr>
             <w:rStyle w:val="Hyperlink"/>
@@ -14223,7 +14259,7 @@
         </w:rPr>
         <w:t xml:space="preserve">：</w:t>
       </w:r>
-      <w:hyperlink w:history="1" r:id="rIdkkmlsysz0w8xlbzmxjugm">
+      <w:hyperlink w:history="1" r:id="rIdvvdfc0qt86o9wuowhacib">
         <w:r>
           <w:rPr>
             <w:rStyle w:val="Hyperlink"/>
@@ -14399,7 +14435,7 @@
         </w:rPr>
         <w:t xml:space="preserve">：</w:t>
       </w:r>
-      <w:hyperlink w:history="1" r:id="rIdc-nzmozzqh1woztwyl4w3">
+      <w:hyperlink w:history="1" r:id="rIdo0-qs63s9qj3e_gb1bbow">
         <w:r>
           <w:rPr>
             <w:rStyle w:val="Hyperlink"/>
@@ -14421,7 +14457,7 @@
         </w:rPr>
         <w:t xml:space="preserve"> + </w:t>
       </w:r>
-      <w:hyperlink w:history="1" r:id="rIdna11nqztwtc2nhl_ydvd2">
+      <w:hyperlink w:history="1" r:id="rIdnf590qhyqg0ywcbq3ddoe">
         <w:r>
           <w:rPr>
             <w:rStyle w:val="Hyperlink"/>
@@ -14510,7 +14546,7 @@
         </w:rPr>
         <w:t xml:space="preserve">：</w:t>
       </w:r>
-      <w:hyperlink w:history="1" r:id="rIdj6hqqwxwuc4uypi9ka8sl">
+      <w:hyperlink w:history="1" r:id="rIdbyzmmcf5j_tuxjx44fx0w">
         <w:r>
           <w:rPr>
             <w:rStyle w:val="Hyperlink"/>
@@ -14783,7 +14819,7 @@
         </w:rPr>
         <w:t xml:space="preserve">：</w:t>
       </w:r>
-      <w:hyperlink w:history="1" r:id="rIdwmh6ooqh5yzby-sc9h0sc">
+      <w:hyperlink w:history="1" r:id="rIdr6xbvybw_k_vh813d3y6d">
         <w:r>
           <w:rPr>
             <w:rStyle w:val="Hyperlink"/>
@@ -14805,7 +14841,7 @@
         </w:rPr>
         <w:t xml:space="preserve"> + </w:t>
       </w:r>
-      <w:hyperlink w:history="1" r:id="rIda3ssqgqpihv5cfy9cyfq7">
+      <w:hyperlink w:history="1" r:id="rIdrd3m_sbrtmsmo9rfulrqh">
         <w:r>
           <w:rPr>
             <w:rStyle w:val="Hyperlink"/>
@@ -14904,7 +14940,7 @@
         </w:rPr>
         <w:t xml:space="preserve">：</w:t>
       </w:r>
-      <w:hyperlink w:history="1" r:id="rIdetqh1hxnrv-rhu_oaopmo">
+      <w:hyperlink w:history="1" r:id="rIdt9zhhapt0uoblgem9vc_m">
         <w:r>
           <w:rPr>
             <w:rStyle w:val="Hyperlink"/>
@@ -15020,7 +15056,7 @@
         </w:rPr>
         <w:t xml:space="preserve">：</w:t>
       </w:r>
-      <w:hyperlink w:history="1" r:id="rIdwuysj2k4ueskl5itrlrwl">
+      <w:hyperlink w:history="1" r:id="rIdv-ifwfyfa3qwpzyenwxgp">
         <w:r>
           <w:rPr>
             <w:rStyle w:val="Hyperlink"/>
@@ -15089,7 +15125,7 @@
         </w:rPr>
         <w:t xml:space="preserve">：</w:t>
       </w:r>
-      <w:hyperlink w:history="1" r:id="rIdf657jvkslkfjjp_4ejsua">
+      <w:hyperlink w:history="1" r:id="rIdv6hqsnjbaiets6ybe9jqm">
         <w:r>
           <w:rPr>
             <w:rStyle w:val="Hyperlink"/>
@@ -15205,7 +15241,7 @@
         </w:rPr>
         <w:t xml:space="preserve">：</w:t>
       </w:r>
-      <w:hyperlink w:history="1" r:id="rId-jqk60-gb8ifaikyetaf6">
+      <w:hyperlink w:history="1" r:id="rId_ndzenlbiyipmv65vgyqp">
         <w:r>
           <w:rPr>
             <w:rStyle w:val="Hyperlink"/>
@@ -15341,7 +15377,7 @@
         </w:rPr>
         <w:t xml:space="preserve">：</w:t>
       </w:r>
-      <w:hyperlink w:history="1" r:id="rIdzvpdlksxegpuwxzzsthjf">
+      <w:hyperlink w:history="1" r:id="rIdinqwt8hg1tx4ptzdog2aa">
         <w:r>
           <w:rPr>
             <w:rStyle w:val="Hyperlink"/>
@@ -15440,7 +15476,7 @@
         </w:rPr>
         <w:t xml:space="preserve">：</w:t>
       </w:r>
-      <w:hyperlink w:history="1" r:id="rIdeu8gmj_ub4oxnsbpekzs_">
+      <w:hyperlink w:history="1" r:id="rIdg8drmtvapxiw2ry6wfhe3">
         <w:r>
           <w:rPr>
             <w:rStyle w:val="Hyperlink"/>
@@ -15556,7 +15592,7 @@
         </w:rPr>
         <w:t xml:space="preserve">：</w:t>
       </w:r>
-      <w:hyperlink w:history="1" r:id="rIdro1odtlfyo0hai4nbr9fh">
+      <w:hyperlink w:history="1" r:id="rId1j9xcbil39hjziz6a91gz">
         <w:r>
           <w:rPr>
             <w:rStyle w:val="Hyperlink"/>
@@ -15672,7 +15708,7 @@
         </w:rPr>
         <w:t xml:space="preserve">：</w:t>
       </w:r>
-      <w:hyperlink w:history="1" r:id="rIdinpniohctwfae86wvdhsl">
+      <w:hyperlink w:history="1" r:id="rIdolq6hj4schwfdbjh8srud">
         <w:r>
           <w:rPr>
             <w:rStyle w:val="Hyperlink"/>
@@ -15808,7 +15844,7 @@
         </w:rPr>
         <w:t xml:space="preserve">：</w:t>
       </w:r>
-      <w:hyperlink w:history="1" r:id="rIdyal8ftmx-zvlded1ecujv">
+      <w:hyperlink w:history="1" r:id="rIdwnnxemivf73_0jziyt0n0">
         <w:r>
           <w:rPr>
             <w:rStyle w:val="Hyperlink"/>
@@ -15877,7 +15913,7 @@
         </w:rPr>
         <w:t xml:space="preserve">：</w:t>
       </w:r>
-      <w:hyperlink w:history="1" r:id="rIdmwj9cnf6mwvqrzjbf8bxc">
+      <w:hyperlink w:history="1" r:id="rIdxarwrcnrhlg5b9mqvzqsm">
         <w:r>
           <w:rPr>
             <w:rStyle w:val="Hyperlink"/>
@@ -15993,7 +16029,7 @@
         </w:rPr>
         <w:t xml:space="preserve">：</w:t>
       </w:r>
-      <w:hyperlink w:history="1" r:id="rIdw5mrpw_busyirf6m--7ff">
+      <w:hyperlink w:history="1" r:id="rIdnjsprkbyficug1wtcapo_">
         <w:r>
           <w:rPr>
             <w:rStyle w:val="Hyperlink"/>
@@ -16159,7 +16195,7 @@
         </w:rPr>
         <w:t xml:space="preserve">：</w:t>
       </w:r>
-      <w:hyperlink w:history="1" r:id="rIdcfs6qnvbeqquh-zbv86es">
+      <w:hyperlink w:history="1" r:id="rIdqgr8zj7rhsdxwpuljeluv">
         <w:r>
           <w:rPr>
             <w:rStyle w:val="Hyperlink"/>
@@ -16181,7 +16217,7 @@
         </w:rPr>
         <w:t xml:space="preserve"> + </w:t>
       </w:r>
-      <w:hyperlink w:history="1" r:id="rIdhjib8xc4ir4amwum7fjbr">
+      <w:hyperlink w:history="1" r:id="rIdnzbkjtahkmhmj_jo7c0ak">
         <w:r>
           <w:rPr>
             <w:rStyle w:val="Hyperlink"/>
@@ -16357,7 +16393,7 @@
         </w:rPr>
         <w:t xml:space="preserve">：</w:t>
       </w:r>
-      <w:hyperlink w:history="1" r:id="rId8t9dh2ys-g32kxqx86adf">
+      <w:hyperlink w:history="1" r:id="rIdbigy8dxrzea9kp-k814hr">
         <w:r>
           <w:rPr>
             <w:rStyle w:val="Hyperlink"/>
@@ -16711,7 +16747,7 @@
         </w:rPr>
         <w:t xml:space="preserve">：</w:t>
       </w:r>
-      <w:hyperlink w:history="1" r:id="rIdv76cxanbngwmcbxicllgp">
+      <w:hyperlink w:history="1" r:id="rIdtznmhu1syqvb2pwxbggoy">
         <w:r>
           <w:rPr>
             <w:rStyle w:val="Hyperlink"/>
@@ -16733,7 +16769,7 @@
         </w:rPr>
         <w:t xml:space="preserve"> + </w:t>
       </w:r>
-      <w:hyperlink w:history="1" r:id="rId2ed7h_sdwfaygmpr-tf4r">
+      <w:hyperlink w:history="1" r:id="rIdsbnkyxqecocaqcs1u9gwh">
         <w:r>
           <w:rPr>
             <w:rStyle w:val="Hyperlink"/>
@@ -16862,7 +16898,7 @@
         </w:rPr>
         <w:t xml:space="preserve">：</w:t>
       </w:r>
-      <w:hyperlink w:history="1" r:id="rIdru7cx8kuyothd-9y7glfy">
+      <w:hyperlink w:history="1" r:id="rIdsyywqafobmxpd_4pbnoip">
         <w:r>
           <w:rPr>
             <w:rStyle w:val="Hyperlink"/>
@@ -16931,7 +16967,7 @@
         </w:rPr>
         <w:t xml:space="preserve">：</w:t>
       </w:r>
-      <w:hyperlink w:history="1" r:id="rIdyfwllh3dkt9bogyagtcll">
+      <w:hyperlink w:history="1" r:id="rIdbsk8ug3z7ztr1qvxhjm35">
         <w:r>
           <w:rPr>
             <w:rStyle w:val="Hyperlink"/>
@@ -16953,7 +16989,7 @@
         </w:rPr>
         <w:t xml:space="preserve"> + </w:t>
       </w:r>
-      <w:hyperlink w:history="1" r:id="rIdgopwizs1rqf308kmlfp9k">
+      <w:hyperlink w:history="1" r:id="rIdan4w11pwfx_bcthtmwmzx">
         <w:r>
           <w:rPr>
             <w:rStyle w:val="Hyperlink"/>
@@ -17069,7 +17105,7 @@
         </w:rPr>
         <w:t xml:space="preserve">：</w:t>
       </w:r>
-      <w:hyperlink w:history="1" r:id="rId-fyeteqeqanv-nyyt12k1">
+      <w:hyperlink w:history="1" r:id="rIdwun609itlgitircgksmjc">
         <w:r>
           <w:rPr>
             <w:rStyle w:val="Hyperlink"/>
@@ -17329,7 +17365,7 @@
         </w:rPr>
         <w:t xml:space="preserve">：</w:t>
       </w:r>
-      <w:hyperlink w:history="1" r:id="rIdy_vh49qbbpcpbyrjti9uj">
+      <w:hyperlink w:history="1" r:id="rIdlkv1gmtmm8pyh5hunuwtc">
         <w:r>
           <w:rPr>
             <w:rStyle w:val="Hyperlink"/>

--- a/01_课程大纲.docx
+++ b/01_课程大纲.docx
@@ -2062,7 +2062,367 @@
           <w:sz w:val="22"/>
           <w:szCs w:val="22"/>
         </w:rPr>
-        <w:t xml:space="preserve">| 模块七：Agent 与数字员工（8 节，重头戏） | ➤ 数字员工系统四要素：模型（决策层）/ Skill（执行层）/ Memory（记忆层）/ 调度系统（运行层）&lt;br&gt;➤ Agent Runtime（执行中枢）：任务理解 → 工具选择 → 执行 → 反馈的完整链路&lt;br&gt;➤ 自进化智能体：Observe / Think / Act / Learn 闭环 + Memory Stack 长期记忆&lt;br&gt;➤ 智能层 + 执行层分离架构：智能层负责策略优化，执行层负责稳定执行&lt;br&gt;➤ IM 通信网关：Webhook 机制 + 飞书 / 企业微信 / Telegram / WhatsApp 接入流程&lt;br&gt;➤ 通信链路完整结构：用户 → IM → Webhook → Agent Runtime → Skill → 反馈&lt;br&gt;➤ 多 Agent 机制：角色建模（销售 / 技术 / 财务）+ 任务分配 + 能力绑定&lt;br&gt;➤ Skill 调用机制：Prompt 触发 + Agent 自动选择 + 调试日志分析&lt;br&gt;➤ 调度三件套：Cron 定时（确定性）/ Heartbeat 周期感知 / Task Flow 编排&lt;br&gt;➤ 多模型策略：主模型 + fallback + Token 管理 + 上下文 / 输出限制&lt;br&gt;➤ 系统风险：不可预测性 / 策略偏移 / 成本波动 / 误操作的防护措施&lt;br&gt;➤ 个人"数字员工 v1"：SOUL / USER / MEMORY / AGENTS 四层人格记忆 |</w:t>
+        <w:t xml:space="preserve">| 模块七：Agent 与数字员工（8 节，重头戏） | ➤ </w:t>
+      </w:r>
+      <w:r>
+        <w:rPr>
+          <w:rFonts w:ascii="微软雅黑" w:cs="微软雅黑" w:eastAsia="微软雅黑" w:hAnsi="微软雅黑"/>
+          <w:b/>
+          <w:bCs/>
+          <w:color w:val="1F4E79"/>
+          <w:sz w:val="22"/>
+          <w:szCs w:val="22"/>
+        </w:rPr>
+        <w:t xml:space="preserve">【系统认知】</w:t>
+      </w:r>
+      <w:r>
+        <w:rPr>
+          <w:rFonts w:ascii="微软雅黑" w:cs="微软雅黑" w:eastAsia="微软雅黑" w:hAnsi="微软雅黑"/>
+          <w:color w:val="262626"/>
+          <w:sz w:val="22"/>
+          <w:szCs w:val="22"/>
+        </w:rPr>
+        <w:t xml:space="preserve"> Agent Runtime 系统架构 + 调用链路拆解；与传统 AI 工具（聊天类）本质差异：从"生成内容"到"执行任务"&lt;br&gt;➤ </w:t>
+      </w:r>
+      <w:r>
+        <w:rPr>
+          <w:rFonts w:ascii="微软雅黑" w:cs="微软雅黑" w:eastAsia="微软雅黑" w:hAnsi="微软雅黑"/>
+          <w:b/>
+          <w:bCs/>
+          <w:color w:val="1F4E79"/>
+          <w:sz w:val="22"/>
+          <w:szCs w:val="22"/>
+        </w:rPr>
+        <w:t xml:space="preserve">【系统认知】</w:t>
+      </w:r>
+      <w:r>
+        <w:rPr>
+          <w:rFonts w:ascii="微软雅黑" w:cs="微软雅黑" w:eastAsia="微软雅黑" w:hAnsi="微软雅黑"/>
+          <w:color w:val="262626"/>
+          <w:sz w:val="22"/>
+          <w:szCs w:val="22"/>
+        </w:rPr>
+        <w:t xml:space="preserve"> 数字员工四要素：模型（决策层）/ Skill（执行层）/ Memory（记忆层）/ 调度系统（运行层）&lt;br&gt;➤ </w:t>
+      </w:r>
+      <w:r>
+        <w:rPr>
+          <w:rFonts w:ascii="微软雅黑" w:cs="微软雅黑" w:eastAsia="微软雅黑" w:hAnsi="微软雅黑"/>
+          <w:b/>
+          <w:bCs/>
+          <w:color w:val="1F4E79"/>
+          <w:sz w:val="22"/>
+          <w:szCs w:val="22"/>
+        </w:rPr>
+        <w:t xml:space="preserve">【系统认知】</w:t>
+      </w:r>
+      <w:r>
+        <w:rPr>
+          <w:rFonts w:ascii="微软雅黑" w:cs="微软雅黑" w:eastAsia="微软雅黑" w:hAnsi="微软雅黑"/>
+          <w:color w:val="262626"/>
+          <w:sz w:val="22"/>
+          <w:szCs w:val="22"/>
+        </w:rPr>
+        <w:t xml:space="preserve"> LLM + Tool Use 工作模式：任务理解 → 工具选择 → 执行 → 反馈；执行链路 = 输入 → 决策 → Skill 调用 → 执行 → 返回&lt;br&gt;➤ </w:t>
+      </w:r>
+      <w:r>
+        <w:rPr>
+          <w:rFonts w:ascii="微软雅黑" w:cs="微软雅黑" w:eastAsia="微软雅黑" w:hAnsi="微软雅黑"/>
+          <w:b/>
+          <w:bCs/>
+          <w:color w:val="1F4E79"/>
+          <w:sz w:val="22"/>
+          <w:szCs w:val="22"/>
+        </w:rPr>
+        <w:t xml:space="preserve">【系统认知】</w:t>
+      </w:r>
+      <w:r>
+        <w:rPr>
+          <w:rFonts w:ascii="微软雅黑" w:cs="微软雅黑" w:eastAsia="微软雅黑" w:hAnsi="微软雅黑"/>
+          <w:color w:val="262626"/>
+          <w:sz w:val="22"/>
+          <w:szCs w:val="22"/>
+        </w:rPr>
+        <w:t xml:space="preserve"> 多 Agent 机制：角色建模（销售 / 技术 / 财务）+ 任务分配 + 能力绑定&lt;br&gt;➤ </w:t>
+      </w:r>
+      <w:r>
+        <w:rPr>
+          <w:rFonts w:ascii="微软雅黑" w:cs="微软雅黑" w:eastAsia="微软雅黑" w:hAnsi="微软雅黑"/>
+          <w:b/>
+          <w:bCs/>
+          <w:color w:val="1F4E79"/>
+          <w:sz w:val="22"/>
+          <w:szCs w:val="22"/>
+        </w:rPr>
+        <w:t xml:space="preserve">【部署运行】</w:t>
+      </w:r>
+      <w:r>
+        <w:rPr>
+          <w:rFonts w:ascii="微软雅黑" w:cs="微软雅黑" w:eastAsia="微软雅黑" w:hAnsi="微软雅黑"/>
+          <w:color w:val="262626"/>
+          <w:sz w:val="22"/>
+          <w:szCs w:val="22"/>
+        </w:rPr>
+        <w:t xml:space="preserve"> Agent Runtime 部署本质：运行时系统启动 + 服务化；本地部署 vs 云端部署架构差异&lt;br&gt;➤ </w:t>
+      </w:r>
+      <w:r>
+        <w:rPr>
+          <w:rFonts w:ascii="微软雅黑" w:cs="微软雅黑" w:eastAsia="微软雅黑" w:hAnsi="微软雅黑"/>
+          <w:b/>
+          <w:bCs/>
+          <w:color w:val="1F4E79"/>
+          <w:sz w:val="22"/>
+          <w:szCs w:val="22"/>
+        </w:rPr>
+        <w:t xml:space="preserve">【部署运行】</w:t>
+      </w:r>
+      <w:r>
+        <w:rPr>
+          <w:rFonts w:ascii="微软雅黑" w:cs="微软雅黑" w:eastAsia="微软雅黑" w:hAnsi="微软雅黑"/>
+          <w:color w:val="262626"/>
+          <w:sz w:val="22"/>
+          <w:szCs w:val="22"/>
+        </w:rPr>
+        <w:t xml:space="preserve"> 云端 7×24 持续运行机制：云服务器选型 + 基础环境配置（以 Tencent Cloud 为例）&lt;br&gt;➤ </w:t>
+      </w:r>
+      <w:r>
+        <w:rPr>
+          <w:rFonts w:ascii="微软雅黑" w:cs="微软雅黑" w:eastAsia="微软雅黑" w:hAnsi="微软雅黑"/>
+          <w:b/>
+          <w:bCs/>
+          <w:color w:val="1F4E79"/>
+          <w:sz w:val="22"/>
+          <w:szCs w:val="22"/>
+        </w:rPr>
+        <w:t xml:space="preserve">【IM 网关】</w:t>
+      </w:r>
+      <w:r>
+        <w:rPr>
+          <w:rFonts w:ascii="微软雅黑" w:cs="微软雅黑" w:eastAsia="微软雅黑" w:hAnsi="微软雅黑"/>
+          <w:color w:val="262626"/>
+          <w:sz w:val="22"/>
+          <w:szCs w:val="22"/>
+        </w:rPr>
+        <w:t xml:space="preserve"> IM 通信网关设计：Webhook 机制 + 消息触发链路；飞书 / 企业微信 / Telegram / WhatsApp 接入流程&lt;br&gt;➤ </w:t>
+      </w:r>
+      <w:r>
+        <w:rPr>
+          <w:rFonts w:ascii="微软雅黑" w:cs="微软雅黑" w:eastAsia="微软雅黑" w:hAnsi="微软雅黑"/>
+          <w:b/>
+          <w:bCs/>
+          <w:color w:val="1F4E79"/>
+          <w:sz w:val="22"/>
+          <w:szCs w:val="22"/>
+        </w:rPr>
+        <w:t xml:space="preserve">【IM 网关】</w:t>
+      </w:r>
+      <w:r>
+        <w:rPr>
+          <w:rFonts w:ascii="微软雅黑" w:cs="微软雅黑" w:eastAsia="微软雅黑" w:hAnsi="微软雅黑"/>
+          <w:color w:val="262626"/>
+          <w:sz w:val="22"/>
+          <w:szCs w:val="22"/>
+        </w:rPr>
+        <w:t xml:space="preserve"> 完整通信链路：用户 → IM → Webhook → Agent Runtime → Agent → Skill → 反馈&lt;br&gt;➤ </w:t>
+      </w:r>
+      <w:r>
+        <w:rPr>
+          <w:rFonts w:ascii="微软雅黑" w:cs="微软雅黑" w:eastAsia="微软雅黑" w:hAnsi="微软雅黑"/>
+          <w:b/>
+          <w:bCs/>
+          <w:color w:val="1F4E79"/>
+          <w:sz w:val="22"/>
+          <w:szCs w:val="22"/>
+        </w:rPr>
+        <w:t xml:space="preserve">【自进化】</w:t>
+      </w:r>
+      <w:r>
+        <w:rPr>
+          <w:rFonts w:ascii="微软雅黑" w:cs="微软雅黑" w:eastAsia="微软雅黑" w:hAnsi="微软雅黑"/>
+          <w:color w:val="262626"/>
+          <w:sz w:val="22"/>
+          <w:szCs w:val="22"/>
+        </w:rPr>
+        <w:t xml:space="preserve"> 自进化智能体框架：与执行层分离的智能层架构；负责长期策略优化&lt;br&gt;➤ </w:t>
+      </w:r>
+      <w:r>
+        <w:rPr>
+          <w:rFonts w:ascii="微软雅黑" w:cs="微软雅黑" w:eastAsia="微软雅黑" w:hAnsi="微软雅黑"/>
+          <w:b/>
+          <w:bCs/>
+          <w:color w:val="1F4E79"/>
+          <w:sz w:val="22"/>
+          <w:szCs w:val="22"/>
+        </w:rPr>
+        <w:t xml:space="preserve">【自进化】</w:t>
+      </w:r>
+      <w:r>
+        <w:rPr>
+          <w:rFonts w:ascii="微软雅黑" w:cs="微软雅黑" w:eastAsia="微软雅黑" w:hAnsi="微软雅黑"/>
+          <w:color w:val="262626"/>
+          <w:sz w:val="22"/>
+          <w:szCs w:val="22"/>
+        </w:rPr>
+        <w:t xml:space="preserve"> Observe / Think / Act / Learn 闭环 + Memory Stack 长期记忆系统&lt;br&gt;➤ </w:t>
+      </w:r>
+      <w:r>
+        <w:rPr>
+          <w:rFonts w:ascii="微软雅黑" w:cs="微软雅黑" w:eastAsia="微软雅黑" w:hAnsi="微软雅黑"/>
+          <w:b/>
+          <w:bCs/>
+          <w:color w:val="1F4E79"/>
+          <w:sz w:val="22"/>
+          <w:szCs w:val="22"/>
+        </w:rPr>
+        <w:t xml:space="preserve">【自进化】</w:t>
+      </w:r>
+      <w:r>
+        <w:rPr>
+          <w:rFonts w:ascii="微软雅黑" w:cs="微软雅黑" w:eastAsia="微软雅黑" w:hAnsi="微软雅黑"/>
+          <w:color w:val="262626"/>
+          <w:sz w:val="22"/>
+          <w:szCs w:val="22"/>
+        </w:rPr>
+        <w:t xml:space="preserve"> 自动学习与策略优化机制 + Skill 自动生成与能力扩展路径&lt;br&gt;➤ </w:t>
+      </w:r>
+      <w:r>
+        <w:rPr>
+          <w:rFonts w:ascii="微软雅黑" w:cs="微软雅黑" w:eastAsia="微软雅黑" w:hAnsi="微软雅黑"/>
+          <w:b/>
+          <w:bCs/>
+          <w:color w:val="1F4E79"/>
+          <w:sz w:val="22"/>
+          <w:szCs w:val="22"/>
+        </w:rPr>
+        <w:t xml:space="preserve">【自进化】</w:t>
+      </w:r>
+      <w:r>
+        <w:rPr>
+          <w:rFonts w:ascii="微软雅黑" w:cs="微软雅黑" w:eastAsia="微软雅黑" w:hAnsi="微软雅黑"/>
+          <w:color w:val="262626"/>
+          <w:sz w:val="22"/>
+          <w:szCs w:val="22"/>
+        </w:rPr>
+        <w:t xml:space="preserve"> 双系统协同模型：智能层（策略优化）+ 执行层（稳定执行）；典型场景 = 长期任务 / 策略迭代&lt;br&gt;➤ </w:t>
+      </w:r>
+      <w:r>
+        <w:rPr>
+          <w:rFonts w:ascii="微软雅黑" w:cs="微软雅黑" w:eastAsia="微软雅黑" w:hAnsi="微软雅黑"/>
+          <w:b/>
+          <w:bCs/>
+          <w:color w:val="1F4E79"/>
+          <w:sz w:val="22"/>
+          <w:szCs w:val="22"/>
+        </w:rPr>
+        <w:t xml:space="preserve">【模型接入】</w:t>
+      </w:r>
+      <w:r>
+        <w:rPr>
+          <w:rFonts w:ascii="微软雅黑" w:cs="微软雅黑" w:eastAsia="微软雅黑" w:hAnsi="微软雅黑"/>
+          <w:color w:val="262626"/>
+          <w:sz w:val="22"/>
+          <w:szCs w:val="22"/>
+        </w:rPr>
+        <w:t xml:space="preserve"> 模型抽象结构：Provider / Model / API Key 三层；Prompt 工程：目标定义 + 约束设计 + 结构化输出&lt;br&gt;➤ </w:t>
+      </w:r>
+      <w:r>
+        <w:rPr>
+          <w:rFonts w:ascii="微软雅黑" w:cs="微软雅黑" w:eastAsia="微软雅黑" w:hAnsi="微软雅黑"/>
+          <w:b/>
+          <w:bCs/>
+          <w:color w:val="1F4E79"/>
+          <w:sz w:val="22"/>
+          <w:szCs w:val="22"/>
+        </w:rPr>
+        <w:t xml:space="preserve">【模型接入】</w:t>
+      </w:r>
+      <w:r>
+        <w:rPr>
+          <w:rFonts w:ascii="微软雅黑" w:cs="微软雅黑" w:eastAsia="微软雅黑" w:hAnsi="微软雅黑"/>
+          <w:color w:val="262626"/>
+          <w:sz w:val="22"/>
+          <w:szCs w:val="22"/>
+        </w:rPr>
+        <w:t xml:space="preserve"> 多模型接入：OpenAI 兼容协议 + 国产模型（DeepSeek / Qwen / 智谱 / Kimi）&lt;br&gt;➤ </w:t>
+      </w:r>
+      <w:r>
+        <w:rPr>
+          <w:rFonts w:ascii="微软雅黑" w:cs="微软雅黑" w:eastAsia="微软雅黑" w:hAnsi="微软雅黑"/>
+          <w:b/>
+          <w:bCs/>
+          <w:color w:val="1F4E79"/>
+          <w:sz w:val="22"/>
+          <w:szCs w:val="22"/>
+        </w:rPr>
+        <w:t xml:space="preserve">【模型接入】</w:t>
+      </w:r>
+      <w:r>
+        <w:rPr>
+          <w:rFonts w:ascii="微软雅黑" w:cs="微软雅黑" w:eastAsia="微软雅黑" w:hAnsi="微软雅黑"/>
+          <w:color w:val="262626"/>
+          <w:sz w:val="22"/>
+          <w:szCs w:val="22"/>
+        </w:rPr>
+        <w:t xml:space="preserve"> 多模型策略：主模型 + fallback + 成本控制（Token 管理 / 上下文控制 / 输出限制）&lt;br&gt;➤ </w:t>
+      </w:r>
+      <w:r>
+        <w:rPr>
+          <w:rFonts w:ascii="微软雅黑" w:cs="微软雅黑" w:eastAsia="微软雅黑" w:hAnsi="微软雅黑"/>
+          <w:b/>
+          <w:bCs/>
+          <w:color w:val="1F4E79"/>
+          <w:sz w:val="22"/>
+          <w:szCs w:val="22"/>
+        </w:rPr>
+        <w:t xml:space="preserve">【调度】</w:t>
+      </w:r>
+      <w:r>
+        <w:rPr>
+          <w:rFonts w:ascii="微软雅黑" w:cs="微软雅黑" w:eastAsia="微软雅黑" w:hAnsi="微软雅黑"/>
+          <w:color w:val="262626"/>
+          <w:sz w:val="22"/>
+          <w:szCs w:val="22"/>
+        </w:rPr>
+        <w:t xml:space="preserve"> 调度三件套：Cron（定时确定性）/ Heartbeat（周期感知）/ Task Flow（多任务编排）&lt;br&gt;➤ </w:t>
+      </w:r>
+      <w:r>
+        <w:rPr>
+          <w:rFonts w:ascii="微软雅黑" w:cs="微软雅黑" w:eastAsia="微软雅黑" w:hAnsi="微软雅黑"/>
+          <w:b/>
+          <w:bCs/>
+          <w:color w:val="1F4E79"/>
+          <w:sz w:val="22"/>
+          <w:szCs w:val="22"/>
+        </w:rPr>
+        <w:t xml:space="preserve">【风险】</w:t>
+      </w:r>
+      <w:r>
+        <w:rPr>
+          <w:rFonts w:ascii="微软雅黑" w:cs="微软雅黑" w:eastAsia="微软雅黑" w:hAnsi="微软雅黑"/>
+          <w:color w:val="262626"/>
+          <w:sz w:val="22"/>
+          <w:szCs w:val="22"/>
+        </w:rPr>
+        <w:t xml:space="preserve"> 系统风险：不可预测性 / 策略偏移 / 成本波动 / 误操作；白名单 Skill + 审计日志 + Hook 拦截防护&lt;br&gt;➤ </w:t>
+      </w:r>
+      <w:r>
+        <w:rPr>
+          <w:rFonts w:ascii="微软雅黑" w:cs="微软雅黑" w:eastAsia="微软雅黑" w:hAnsi="微软雅黑"/>
+          <w:b/>
+          <w:bCs/>
+          <w:color w:val="1F4E79"/>
+          <w:sz w:val="22"/>
+          <w:szCs w:val="22"/>
+        </w:rPr>
+        <w:t xml:space="preserve">【人格记忆】</w:t>
+      </w:r>
+      <w:r>
+        <w:rPr>
+          <w:rFonts w:ascii="微软雅黑" w:cs="微软雅黑" w:eastAsia="微软雅黑" w:hAnsi="微软雅黑"/>
+          <w:color w:val="262626"/>
+          <w:sz w:val="22"/>
+          <w:szCs w:val="22"/>
+        </w:rPr>
+        <w:t xml:space="preserve"> 个人"数字员工 v1"：SOUL（人格）/ USER（用户偏好）/ MEMORY（长期记忆）/ AGENTS（项目偏好）四层 |</w:t>
       </w:r>
     </w:p>
     <w:p>
@@ -2077,7 +2437,447 @@
           <w:sz w:val="22"/>
           <w:szCs w:val="22"/>
         </w:rPr>
-        <w:t xml:space="preserve">| 模块八：Vibe Coding &amp; Agentic Engineering（8 节） | ➤ Vibe Coding 三要素：信任 AI / 聚焦意图 / 快速迭代（Karpathy 2025 提出）&lt;br&gt;➤ 适用 vs 不适用：原型 / MVP / 内部工具 ✓；认证 / 支付 / 监管 ✗&lt;br&gt;➤ AI 编程工具链：Cursor（IDE 开发）/ Claude Code（推理与设计）/ Codex（批量生成）/ Trae（国内）/ Kiro（性价比）&lt;br&gt;➤ CLAUDE.md（项目级常驻提示）/ AGENTS.md（多 Agent 规范）/ SPEC.md（行为契约）/ DESIGN.md（架构决策）&lt;br&gt;➤ Spec-Driven Development：DSPI 循环（Design / Specify / Plan / Implement）—— 实验降幅 ~28% 运行时 / ~17% token&lt;br&gt;➤ Subagent + git worktree 并行：一个仓库同时跑"重构后端 + 升级前端 + 写测试"&lt;br&gt;➤ Hooks 生命周期：PreToolUse / PostToolUse / Stop / Notification 自动化治理&lt;br&gt;➤ Skill 标准结构：skill.yaml（元数据）+ skill.md（指令）+ 执行逻辑&lt;br&gt;➤ AI 生成 Skill 流程：需求描述 → 自动生成 → 调试优化 → 发布社区&lt;br&gt;➤ Skill 工程化设计：单一职责 / 模块化 / 可复用性&lt;br&gt;➤ 自己写 MCP Server：Resources / Tools / Prompts + OAuth / Bearer 鉴权&lt;br&gt;➤ AI 编程反模式：盲信 AI 输出 / 跳过测试 / 滥用大上下文（OWASP Top 10 高发） |</w:t>
+        <w:t xml:space="preserve">| 模块八：Vibe Coding &amp; Skill 工程（8 节） | ➤ </w:t>
+      </w:r>
+      <w:r>
+        <w:rPr>
+          <w:rFonts w:ascii="微软雅黑" w:cs="微软雅黑" w:eastAsia="微软雅黑" w:hAnsi="微软雅黑"/>
+          <w:b/>
+          <w:bCs/>
+          <w:color w:val="1F4E79"/>
+          <w:sz w:val="22"/>
+          <w:szCs w:val="22"/>
+        </w:rPr>
+        <w:t xml:space="preserve">【Vibe Coding】</w:t>
+      </w:r>
+      <w:r>
+        <w:rPr>
+          <w:rFonts w:ascii="微软雅黑" w:cs="微软雅黑" w:eastAsia="微软雅黑" w:hAnsi="微软雅黑"/>
+          <w:color w:val="262626"/>
+          <w:sz w:val="22"/>
+          <w:szCs w:val="22"/>
+        </w:rPr>
+        <w:t xml:space="preserve"> 三要素：信任 AI / 聚焦意图 / 快速迭代（Karpathy 2025 提出）&lt;br&gt;➤ </w:t>
+      </w:r>
+      <w:r>
+        <w:rPr>
+          <w:rFonts w:ascii="微软雅黑" w:cs="微软雅黑" w:eastAsia="微软雅黑" w:hAnsi="微软雅黑"/>
+          <w:b/>
+          <w:bCs/>
+          <w:color w:val="1F4E79"/>
+          <w:sz w:val="22"/>
+          <w:szCs w:val="22"/>
+        </w:rPr>
+        <w:t xml:space="preserve">【Vibe Coding】</w:t>
+      </w:r>
+      <w:r>
+        <w:rPr>
+          <w:rFonts w:ascii="微软雅黑" w:cs="微软雅黑" w:eastAsia="微软雅黑" w:hAnsi="微软雅黑"/>
+          <w:color w:val="262626"/>
+          <w:sz w:val="22"/>
+          <w:szCs w:val="22"/>
+        </w:rPr>
+        <w:t xml:space="preserve"> 适用 vs 不适用：原型 / MVP / 内部工具 ✓；认证 / 支付 / 监管 ✗&lt;br&gt;➤ </w:t>
+      </w:r>
+      <w:r>
+        <w:rPr>
+          <w:rFonts w:ascii="微软雅黑" w:cs="微软雅黑" w:eastAsia="微软雅黑" w:hAnsi="微软雅黑"/>
+          <w:b/>
+          <w:bCs/>
+          <w:color w:val="1F4E79"/>
+          <w:sz w:val="22"/>
+          <w:szCs w:val="22"/>
+        </w:rPr>
+        <w:t xml:space="preserve">【AI 编程工具链】</w:t>
+      </w:r>
+      <w:r>
+        <w:rPr>
+          <w:rFonts w:ascii="微软雅黑" w:cs="微软雅黑" w:eastAsia="微软雅黑" w:hAnsi="微软雅黑"/>
+          <w:color w:val="262626"/>
+          <w:sz w:val="22"/>
+          <w:szCs w:val="22"/>
+        </w:rPr>
+        <w:t xml:space="preserve"> Cursor（IDE 开发）/ Claude Code（推理与设计）/ Codex（批量生成）/ Trae（国内开发）/ Kiro（性价比选择）&lt;br&gt;➤ </w:t>
+      </w:r>
+      <w:r>
+        <w:rPr>
+          <w:rFonts w:ascii="微软雅黑" w:cs="微软雅黑" w:eastAsia="微软雅黑" w:hAnsi="微软雅黑"/>
+          <w:b/>
+          <w:bCs/>
+          <w:color w:val="1F4E79"/>
+          <w:sz w:val="22"/>
+          <w:szCs w:val="22"/>
+        </w:rPr>
+        <w:t xml:space="preserve">【项目说明书】</w:t>
+      </w:r>
+      <w:r>
+        <w:rPr>
+          <w:rFonts w:ascii="微软雅黑" w:cs="微软雅黑" w:eastAsia="微软雅黑" w:hAnsi="微软雅黑"/>
+          <w:color w:val="262626"/>
+          <w:sz w:val="22"/>
+          <w:szCs w:val="22"/>
+        </w:rPr>
+        <w:t xml:space="preserve"> CLAUDE.md（项目级常驻）/ AGENTS.md（多 Agent 规范）/ SPEC.md（行为契约）/ DESIGN.md（架构决策）&lt;br&gt;➤ </w:t>
+      </w:r>
+      <w:r>
+        <w:rPr>
+          <w:rFonts w:ascii="微软雅黑" w:cs="微软雅黑" w:eastAsia="微软雅黑" w:hAnsi="微软雅黑"/>
+          <w:b/>
+          <w:bCs/>
+          <w:color w:val="1F4E79"/>
+          <w:sz w:val="22"/>
+          <w:szCs w:val="22"/>
+        </w:rPr>
+        <w:t xml:space="preserve">【Spec-Driven】</w:t>
+      </w:r>
+      <w:r>
+        <w:rPr>
+          <w:rFonts w:ascii="微软雅黑" w:cs="微软雅黑" w:eastAsia="微软雅黑" w:hAnsi="微软雅黑"/>
+          <w:color w:val="262626"/>
+          <w:sz w:val="22"/>
+          <w:szCs w:val="22"/>
+        </w:rPr>
+        <w:t xml:space="preserve"> DSPI 循环（Design / Specify / Plan / Implement）—— 实验降幅 ~28% 运行时 / ~17% token&lt;br&gt;➤ </w:t>
+      </w:r>
+      <w:r>
+        <w:rPr>
+          <w:rFonts w:ascii="微软雅黑" w:cs="微软雅黑" w:eastAsia="微软雅黑" w:hAnsi="微软雅黑"/>
+          <w:b/>
+          <w:bCs/>
+          <w:color w:val="1F4E79"/>
+          <w:sz w:val="22"/>
+          <w:szCs w:val="22"/>
+        </w:rPr>
+        <w:t xml:space="preserve">【Subagent】</w:t>
+      </w:r>
+      <w:r>
+        <w:rPr>
+          <w:rFonts w:ascii="微软雅黑" w:cs="微软雅黑" w:eastAsia="微软雅黑" w:hAnsi="微软雅黑"/>
+          <w:color w:val="262626"/>
+          <w:sz w:val="22"/>
+          <w:szCs w:val="22"/>
+        </w:rPr>
+        <w:t xml:space="preserve"> Subagent + git worktree 并行：一个仓库同时跑"重构后端 + 升级前端 + 写测试"&lt;br&gt;➤ </w:t>
+      </w:r>
+      <w:r>
+        <w:rPr>
+          <w:rFonts w:ascii="微软雅黑" w:cs="微软雅黑" w:eastAsia="微软雅黑" w:hAnsi="微软雅黑"/>
+          <w:b/>
+          <w:bCs/>
+          <w:color w:val="1F4E79"/>
+          <w:sz w:val="22"/>
+          <w:szCs w:val="22"/>
+        </w:rPr>
+        <w:t xml:space="preserve">【Hooks】</w:t>
+      </w:r>
+      <w:r>
+        <w:rPr>
+          <w:rFonts w:ascii="微软雅黑" w:cs="微软雅黑" w:eastAsia="微软雅黑" w:hAnsi="微软雅黑"/>
+          <w:color w:val="262626"/>
+          <w:sz w:val="22"/>
+          <w:szCs w:val="22"/>
+        </w:rPr>
+        <w:t xml:space="preserve"> Hooks 生命周期：PreToolUse / PostToolUse / Stop / Notification 自动化治理&lt;br&gt;➤ </w:t>
+      </w:r>
+      <w:r>
+        <w:rPr>
+          <w:rFonts w:ascii="微软雅黑" w:cs="微软雅黑" w:eastAsia="微软雅黑" w:hAnsi="微软雅黑"/>
+          <w:b/>
+          <w:bCs/>
+          <w:color w:val="1F4E79"/>
+          <w:sz w:val="22"/>
+          <w:szCs w:val="22"/>
+        </w:rPr>
+        <w:t xml:space="preserve">【Skill 生态】</w:t>
+      </w:r>
+      <w:r>
+        <w:rPr>
+          <w:rFonts w:ascii="微软雅黑" w:cs="微软雅黑" w:eastAsia="微软雅黑" w:hAnsi="微软雅黑"/>
+          <w:color w:val="262626"/>
+          <w:sz w:val="22"/>
+          <w:szCs w:val="22"/>
+        </w:rPr>
+        <w:t xml:space="preserve"> ClawHub / Anthropic Skills 生态结构：官方 Skill + 社区 Skill 双层&lt;br&gt;➤ </w:t>
+      </w:r>
+      <w:r>
+        <w:rPr>
+          <w:rFonts w:ascii="微软雅黑" w:cs="微软雅黑" w:eastAsia="微软雅黑" w:hAnsi="微软雅黑"/>
+          <w:b/>
+          <w:bCs/>
+          <w:color w:val="1F4E79"/>
+          <w:sz w:val="22"/>
+          <w:szCs w:val="22"/>
+        </w:rPr>
+        <w:t xml:space="preserve">【Skill 生态】</w:t>
+      </w:r>
+      <w:r>
+        <w:rPr>
+          <w:rFonts w:ascii="微软雅黑" w:cs="微软雅黑" w:eastAsia="微软雅黑" w:hAnsi="微软雅黑"/>
+          <w:color w:val="262626"/>
+          <w:sz w:val="22"/>
+          <w:szCs w:val="22"/>
+        </w:rPr>
+        <w:t xml:space="preserve"> Skill 作为能力单元的定义：函数调用能力 + 执行单元设计&lt;br&gt;➤ </w:t>
+      </w:r>
+      <w:r>
+        <w:rPr>
+          <w:rFonts w:ascii="微软雅黑" w:cs="微软雅黑" w:eastAsia="微软雅黑" w:hAnsi="微软雅黑"/>
+          <w:b/>
+          <w:bCs/>
+          <w:color w:val="1F4E79"/>
+          <w:sz w:val="22"/>
+          <w:szCs w:val="22"/>
+        </w:rPr>
+        <w:t xml:space="preserve">【Skill 分类】</w:t>
+      </w:r>
+      <w:r>
+        <w:rPr>
+          <w:rFonts w:ascii="微软雅黑" w:cs="微软雅黑" w:eastAsia="微软雅黑" w:hAnsi="微软雅黑"/>
+          <w:color w:val="262626"/>
+          <w:sz w:val="22"/>
+          <w:szCs w:val="22"/>
+        </w:rPr>
+        <w:t xml:space="preserve"> 四大能力域：浏览器 / 数据 / 内容 / 自动化&lt;br&gt;➤ </w:t>
+      </w:r>
+      <w:r>
+        <w:rPr>
+          <w:rFonts w:ascii="微软雅黑" w:cs="微软雅黑" w:eastAsia="微软雅黑" w:hAnsi="微软雅黑"/>
+          <w:b/>
+          <w:bCs/>
+          <w:color w:val="1F4E79"/>
+          <w:sz w:val="22"/>
+          <w:szCs w:val="22"/>
+        </w:rPr>
+        <w:t xml:space="preserve">【Skill 筛选】</w:t>
+      </w:r>
+      <w:r>
+        <w:rPr>
+          <w:rFonts w:ascii="微软雅黑" w:cs="微软雅黑" w:eastAsia="微软雅黑" w:hAnsi="微软雅黑"/>
+          <w:color w:val="262626"/>
+          <w:sz w:val="22"/>
+          <w:szCs w:val="22"/>
+        </w:rPr>
+        <w:t xml:space="preserve"> 描述清晰度 / 参数结构 / 示例质量 / 依赖分析 四维评估法&lt;br&gt;➤ </w:t>
+      </w:r>
+      <w:r>
+        <w:rPr>
+          <w:rFonts w:ascii="微软雅黑" w:cs="微软雅黑" w:eastAsia="微软雅黑" w:hAnsi="微软雅黑"/>
+          <w:b/>
+          <w:bCs/>
+          <w:color w:val="1F4E79"/>
+          <w:sz w:val="22"/>
+          <w:szCs w:val="22"/>
+        </w:rPr>
+        <w:t xml:space="preserve">【Skill 安装】</w:t>
+      </w:r>
+      <w:r>
+        <w:rPr>
+          <w:rFonts w:ascii="微软雅黑" w:cs="微软雅黑" w:eastAsia="微软雅黑" w:hAnsi="微软雅黑"/>
+          <w:color w:val="262626"/>
+          <w:sz w:val="22"/>
+          <w:szCs w:val="22"/>
+        </w:rPr>
+        <w:t xml:space="preserve"> 一键安装 vs 本地导入；参数配置与环境变量管理&lt;br&gt;➤ </w:t>
+      </w:r>
+      <w:r>
+        <w:rPr>
+          <w:rFonts w:ascii="微软雅黑" w:cs="微软雅黑" w:eastAsia="微软雅黑" w:hAnsi="微软雅黑"/>
+          <w:b/>
+          <w:bCs/>
+          <w:color w:val="1F4E79"/>
+          <w:sz w:val="22"/>
+          <w:szCs w:val="22"/>
+        </w:rPr>
+        <w:t xml:space="preserve">【Skill 调用】</w:t>
+      </w:r>
+      <w:r>
+        <w:rPr>
+          <w:rFonts w:ascii="微软雅黑" w:cs="微软雅黑" w:eastAsia="微软雅黑" w:hAnsi="微软雅黑"/>
+          <w:color w:val="262626"/>
+          <w:sz w:val="22"/>
+          <w:szCs w:val="22"/>
+        </w:rPr>
+        <w:t xml:space="preserve"> Prompt 触发 + Agent 自动选择；调用链路日志全程追踪&lt;br&gt;➤ </w:t>
+      </w:r>
+      <w:r>
+        <w:rPr>
+          <w:rFonts w:ascii="微软雅黑" w:cs="微软雅黑" w:eastAsia="微软雅黑" w:hAnsi="微软雅黑"/>
+          <w:b/>
+          <w:bCs/>
+          <w:color w:val="1F4E79"/>
+          <w:sz w:val="22"/>
+          <w:szCs w:val="22"/>
+        </w:rPr>
+        <w:t xml:space="preserve">【Skill 调试】</w:t>
+      </w:r>
+      <w:r>
+        <w:rPr>
+          <w:rFonts w:ascii="微软雅黑" w:cs="微软雅黑" w:eastAsia="微软雅黑" w:hAnsi="微软雅黑"/>
+          <w:color w:val="262626"/>
+          <w:sz w:val="22"/>
+          <w:szCs w:val="22"/>
+        </w:rPr>
+        <w:t xml:space="preserve"> 日志分析 / 参数定位 / 错误排查 三件套&lt;br&gt;➤ </w:t>
+      </w:r>
+      <w:r>
+        <w:rPr>
+          <w:rFonts w:ascii="微软雅黑" w:cs="微软雅黑" w:eastAsia="微软雅黑" w:hAnsi="微软雅黑"/>
+          <w:b/>
+          <w:bCs/>
+          <w:color w:val="1F4E79"/>
+          <w:sz w:val="22"/>
+          <w:szCs w:val="22"/>
+        </w:rPr>
+        <w:t xml:space="preserve">【热门 Skill 体系】</w:t>
+      </w:r>
+      <w:r>
+        <w:rPr>
+          <w:rFonts w:ascii="微软雅黑" w:cs="微软雅黑" w:eastAsia="微软雅黑" w:hAnsi="微软雅黑"/>
+          <w:color w:val="262626"/>
+          <w:sz w:val="22"/>
+          <w:szCs w:val="22"/>
+        </w:rPr>
+        <w:t xml:space="preserve"> 自媒体（选题 / 写作 / 配图 / 发布）+ 办公（邮件 / 报表 / 文档）+ 数据（API / 抓取 / 清洗）+ 研发（代码生成 / 仓库分析 / 日志分析）&lt;br&gt;➤ </w:t>
+      </w:r>
+      <w:r>
+        <w:rPr>
+          <w:rFonts w:ascii="微软雅黑" w:cs="微软雅黑" w:eastAsia="微软雅黑" w:hAnsi="微软雅黑"/>
+          <w:b/>
+          <w:bCs/>
+          <w:color w:val="1F4E79"/>
+          <w:sz w:val="22"/>
+          <w:szCs w:val="22"/>
+        </w:rPr>
+        <w:t xml:space="preserve">【Skill 组合】</w:t>
+      </w:r>
+      <w:r>
+        <w:rPr>
+          <w:rFonts w:ascii="微软雅黑" w:cs="微软雅黑" w:eastAsia="微软雅黑" w:hAnsi="微软雅黑"/>
+          <w:color w:val="262626"/>
+          <w:sz w:val="22"/>
+          <w:szCs w:val="22"/>
+        </w:rPr>
+        <w:t xml:space="preserve"> 单点能力 → 流程能力 → 自动化系统的演进逻辑；案例：内容系统 / 数据系统 / 自动化流程&lt;br&gt;➤ </w:t>
+      </w:r>
+      <w:r>
+        <w:rPr>
+          <w:rFonts w:ascii="微软雅黑" w:cs="微软雅黑" w:eastAsia="微软雅黑" w:hAnsi="微软雅黑"/>
+          <w:b/>
+          <w:bCs/>
+          <w:color w:val="1F4E79"/>
+          <w:sz w:val="22"/>
+          <w:szCs w:val="22"/>
+        </w:rPr>
+        <w:t xml:space="preserve">【Skill 标准结构】</w:t>
+      </w:r>
+      <w:r>
+        <w:rPr>
+          <w:rFonts w:ascii="微软雅黑" w:cs="微软雅黑" w:eastAsia="微软雅黑" w:hAnsi="微软雅黑"/>
+          <w:color w:val="262626"/>
+          <w:sz w:val="22"/>
+          <w:szCs w:val="22"/>
+        </w:rPr>
+        <w:t xml:space="preserve"> skill.yaml（元数据）+ skill.md（指令）+ 执行逻辑；参数设计 = JSON 结构 + 字段定义 + 输入输出规范&lt;br&gt;➤ </w:t>
+      </w:r>
+      <w:r>
+        <w:rPr>
+          <w:rFonts w:ascii="微软雅黑" w:cs="微软雅黑" w:eastAsia="微软雅黑" w:hAnsi="微软雅黑"/>
+          <w:b/>
+          <w:bCs/>
+          <w:color w:val="1F4E79"/>
+          <w:sz w:val="22"/>
+          <w:szCs w:val="22"/>
+        </w:rPr>
+        <w:t xml:space="preserve">【AI 生成 Skill】</w:t>
+      </w:r>
+      <w:r>
+        <w:rPr>
+          <w:rFonts w:ascii="微软雅黑" w:cs="微软雅黑" w:eastAsia="微软雅黑" w:hAnsi="微软雅黑"/>
+          <w:color w:val="262626"/>
+          <w:sz w:val="22"/>
+          <w:szCs w:val="22"/>
+        </w:rPr>
+        <w:t xml:space="preserve"> 流程：需求描述 → 自动生成 → 本地调试（日志分析 + IO 验证 + 错误修复）→ 发布社区&lt;br&gt;➤ </w:t>
+      </w:r>
+      <w:r>
+        <w:rPr>
+          <w:rFonts w:ascii="微软雅黑" w:cs="微软雅黑" w:eastAsia="微软雅黑" w:hAnsi="微软雅黑"/>
+          <w:b/>
+          <w:bCs/>
+          <w:color w:val="1F4E79"/>
+          <w:sz w:val="22"/>
+          <w:szCs w:val="22"/>
+        </w:rPr>
+        <w:t xml:space="preserve">【Skill 工程化】</w:t>
+      </w:r>
+      <w:r>
+        <w:rPr>
+          <w:rFonts w:ascii="微软雅黑" w:cs="微软雅黑" w:eastAsia="微软雅黑" w:hAnsi="微软雅黑"/>
+          <w:color w:val="262626"/>
+          <w:sz w:val="22"/>
+          <w:szCs w:val="22"/>
+        </w:rPr>
+        <w:t xml:space="preserve"> 单一职责 / 模块化 / 可复用性 三原则&lt;br&gt;➤ </w:t>
+      </w:r>
+      <w:r>
+        <w:rPr>
+          <w:rFonts w:ascii="微软雅黑" w:cs="微软雅黑" w:eastAsia="微软雅黑" w:hAnsi="微软雅黑"/>
+          <w:b/>
+          <w:bCs/>
+          <w:color w:val="1F4E79"/>
+          <w:sz w:val="22"/>
+          <w:szCs w:val="22"/>
+        </w:rPr>
+        <w:t xml:space="preserve">【企业级 Skill 库】</w:t>
+      </w:r>
+      <w:r>
+        <w:rPr>
+          <w:rFonts w:ascii="微软雅黑" w:cs="微软雅黑" w:eastAsia="微软雅黑" w:hAnsi="微软雅黑"/>
+          <w:color w:val="262626"/>
+          <w:sz w:val="22"/>
+          <w:szCs w:val="22"/>
+        </w:rPr>
+        <w:t xml:space="preserve"> SkillsHub 技能注册中心：Skill 本地管理 + 能力沉淀 + 团队共享&lt;br&gt;➤ </w:t>
+      </w:r>
+      <w:r>
+        <w:rPr>
+          <w:rFonts w:ascii="微软雅黑" w:cs="微软雅黑" w:eastAsia="微软雅黑" w:hAnsi="微软雅黑"/>
+          <w:b/>
+          <w:bCs/>
+          <w:color w:val="1F4E79"/>
+          <w:sz w:val="22"/>
+          <w:szCs w:val="22"/>
+        </w:rPr>
+        <w:t xml:space="preserve">【MCP 自研】</w:t>
+      </w:r>
+      <w:r>
+        <w:rPr>
+          <w:rFonts w:ascii="微软雅黑" w:cs="微软雅黑" w:eastAsia="微软雅黑" w:hAnsi="微软雅黑"/>
+          <w:color w:val="262626"/>
+          <w:sz w:val="22"/>
+          <w:szCs w:val="22"/>
+        </w:rPr>
+        <w:t xml:space="preserve"> 自己写 MCP Server：Resources / Tools / Prompts + OAuth / Bearer 鉴权 + 本地 stdio vs 远程 SSE&lt;br&gt;➤ </w:t>
+      </w:r>
+      <w:r>
+        <w:rPr>
+          <w:rFonts w:ascii="微软雅黑" w:cs="微软雅黑" w:eastAsia="微软雅黑" w:hAnsi="微软雅黑"/>
+          <w:b/>
+          <w:bCs/>
+          <w:color w:val="1F4E79"/>
+          <w:sz w:val="22"/>
+          <w:szCs w:val="22"/>
+        </w:rPr>
+        <w:t xml:space="preserve">【反模式】</w:t>
+      </w:r>
+      <w:r>
+        <w:rPr>
+          <w:rFonts w:ascii="微软雅黑" w:cs="微软雅黑" w:eastAsia="微软雅黑" w:hAnsi="微软雅黑"/>
+          <w:color w:val="262626"/>
+          <w:sz w:val="22"/>
+          <w:szCs w:val="22"/>
+        </w:rPr>
+        <w:t xml:space="preserve"> AI 编程反模式：盲信 AI 输出 / 跳过测试 / 滥用大上下文（OWASP Top 10 高发） |</w:t>
       </w:r>
     </w:p>
     <w:p>
@@ -2092,7 +2892,387 @@
           <w:sz w:val="22"/>
           <w:szCs w:val="22"/>
         </w:rPr>
-        <w:t xml:space="preserve">| 模块九：Capstone 综合实战（5 节） | ➤ 项目 A · 个人数字员工 v1：OpenClaw + 飞书 / Telegram + Claude / GPT / DeepSeek + 5 自定义 Skill + 3 MCP + 2 CronJob&lt;br&gt;➤ 项目 B · 全开源短视频工厂：Trending API → DeepSeek / Qwen 写稿 → CosyVoice / F5-TTS → Wan 2.2 → FunClip → FFmpeg → n8n 分发&lt;br&gt;➤ 项目 C · 电商商品一条龙：手机拍图 → SAM3 → Flux Fill → Tripo 3D → Wan 2.2 视频 → ElevenLabs 多语 → CapCut → 一键上架&lt;br&gt;➤ 项目 D · 你自己的 Skill 包：把最高频 3 个工作流打包成 Skill 发布到社区&lt;br&gt;➤ 系统闭环 1：流量 → 内容 → 转化（自媒体 / 内容创作场景）&lt;br&gt;➤ 系统闭环 2：数据 → 分析 → 决策（电商 / 数据驱动场景）&lt;br&gt;➤ 最终系统架构：IM 入口 → Agent Runtime → Skill 能力层 → Memory 进化层 → 调度监控&lt;br&gt;➤ 毕业展示：每位学员 5 分钟 demo + 校友互联建群 |</w:t>
+        <w:t xml:space="preserve">| 模块九：Capstone 综合实战 + 自动化系统（5 节） | ➤ </w:t>
+      </w:r>
+      <w:r>
+        <w:rPr>
+          <w:rFonts w:ascii="微软雅黑" w:cs="微软雅黑" w:eastAsia="微软雅黑" w:hAnsi="微软雅黑"/>
+          <w:b/>
+          <w:bCs/>
+          <w:color w:val="1F4E79"/>
+          <w:sz w:val="22"/>
+          <w:szCs w:val="22"/>
+        </w:rPr>
+        <w:t xml:space="preserve">【自动化系统结构】</w:t>
+      </w:r>
+      <w:r>
+        <w:rPr>
+          <w:rFonts w:ascii="微软雅黑" w:cs="微软雅黑" w:eastAsia="微软雅黑" w:hAnsi="微软雅黑"/>
+          <w:color w:val="262626"/>
+          <w:sz w:val="22"/>
+          <w:szCs w:val="22"/>
+        </w:rPr>
+        <w:t xml:space="preserve"> Trigger（触发）/ Execution（执行）/ Observation（观测）三层结构&lt;br&gt;➤ </w:t>
+      </w:r>
+      <w:r>
+        <w:rPr>
+          <w:rFonts w:ascii="微软雅黑" w:cs="微软雅黑" w:eastAsia="微软雅黑" w:hAnsi="微软雅黑"/>
+          <w:b/>
+          <w:bCs/>
+          <w:color w:val="1F4E79"/>
+          <w:sz w:val="22"/>
+          <w:szCs w:val="22"/>
+        </w:rPr>
+        <w:t xml:space="preserve">【任务生命周期】</w:t>
+      </w:r>
+      <w:r>
+        <w:rPr>
+          <w:rFonts w:ascii="微软雅黑" w:cs="微软雅黑" w:eastAsia="微软雅黑" w:hAnsi="微软雅黑"/>
+          <w:color w:val="262626"/>
+          <w:sz w:val="22"/>
+          <w:szCs w:val="22"/>
+        </w:rPr>
+        <w:t xml:space="preserve"> 创建 → 调度 → 执行 → 失败 → 重试 全过程模型&lt;br&gt;➤ </w:t>
+      </w:r>
+      <w:r>
+        <w:rPr>
+          <w:rFonts w:ascii="微软雅黑" w:cs="微软雅黑" w:eastAsia="微软雅黑" w:hAnsi="微软雅黑"/>
+          <w:b/>
+          <w:bCs/>
+          <w:color w:val="1F4E79"/>
+          <w:sz w:val="22"/>
+          <w:szCs w:val="22"/>
+        </w:rPr>
+        <w:t xml:space="preserve">【Cron 系统】</w:t>
+      </w:r>
+      <w:r>
+        <w:rPr>
+          <w:rFonts w:ascii="微软雅黑" w:cs="微软雅黑" w:eastAsia="微软雅黑" w:hAnsi="微软雅黑"/>
+          <w:color w:val="262626"/>
+          <w:sz w:val="22"/>
+          <w:szCs w:val="22"/>
+        </w:rPr>
+        <w:t xml:space="preserve"> 定时任务与确定性执行&lt;br&gt;➤ </w:t>
+      </w:r>
+      <w:r>
+        <w:rPr>
+          <w:rFonts w:ascii="微软雅黑" w:cs="微软雅黑" w:eastAsia="微软雅黑" w:hAnsi="微软雅黑"/>
+          <w:b/>
+          <w:bCs/>
+          <w:color w:val="1F4E79"/>
+          <w:sz w:val="22"/>
+          <w:szCs w:val="22"/>
+        </w:rPr>
+        <w:t xml:space="preserve">【Heartbeat 系统】</w:t>
+      </w:r>
+      <w:r>
+        <w:rPr>
+          <w:rFonts w:ascii="微软雅黑" w:cs="微软雅黑" w:eastAsia="微软雅黑" w:hAnsi="微软雅黑"/>
+          <w:color w:val="262626"/>
+          <w:sz w:val="22"/>
+          <w:szCs w:val="22"/>
+        </w:rPr>
+        <w:t xml:space="preserve"> 周期感知 + 条件触发（如"每 30 分钟看一眼飞书 / 邮箱 / 群消息有没有新事"）&lt;br&gt;➤ </w:t>
+      </w:r>
+      <w:r>
+        <w:rPr>
+          <w:rFonts w:ascii="微软雅黑" w:cs="微软雅黑" w:eastAsia="微软雅黑" w:hAnsi="微软雅黑"/>
+          <w:b/>
+          <w:bCs/>
+          <w:color w:val="1F4E79"/>
+          <w:sz w:val="22"/>
+          <w:szCs w:val="22"/>
+        </w:rPr>
+        <w:t xml:space="preserve">【调度隔离】</w:t>
+      </w:r>
+      <w:r>
+        <w:rPr>
+          <w:rFonts w:ascii="微软雅黑" w:cs="微软雅黑" w:eastAsia="微软雅黑" w:hAnsi="微软雅黑"/>
+          <w:color w:val="262626"/>
+          <w:sz w:val="22"/>
+          <w:szCs w:val="22"/>
+        </w:rPr>
+        <w:t xml:space="preserve"> 多任务调度与执行隔离机制：避免任务互相干扰&lt;br&gt;➤ </w:t>
+      </w:r>
+      <w:r>
+        <w:rPr>
+          <w:rFonts w:ascii="微软雅黑" w:cs="微软雅黑" w:eastAsia="微软雅黑" w:hAnsi="微软雅黑"/>
+          <w:b/>
+          <w:bCs/>
+          <w:color w:val="1F4E79"/>
+          <w:sz w:val="22"/>
+          <w:szCs w:val="22"/>
+        </w:rPr>
+        <w:t xml:space="preserve">【可观测系统】</w:t>
+      </w:r>
+      <w:r>
+        <w:rPr>
+          <w:rFonts w:ascii="微软雅黑" w:cs="微软雅黑" w:eastAsia="微软雅黑" w:hAnsi="微软雅黑"/>
+          <w:color w:val="262626"/>
+          <w:sz w:val="22"/>
+          <w:szCs w:val="22"/>
+        </w:rPr>
+        <w:t xml:space="preserve"> 日志 / 状态 / 执行记录三层 + 系统恢复（重试策略 / 错误捕获 / fallback）&lt;br&gt;➤ </w:t>
+      </w:r>
+      <w:r>
+        <w:rPr>
+          <w:rFonts w:ascii="微软雅黑" w:cs="微软雅黑" w:eastAsia="微软雅黑" w:hAnsi="微软雅黑"/>
+          <w:b/>
+          <w:bCs/>
+          <w:color w:val="1F4E79"/>
+          <w:sz w:val="22"/>
+          <w:szCs w:val="22"/>
+        </w:rPr>
+        <w:t xml:space="preserve">【配套增强产品】</w:t>
+      </w:r>
+      <w:r>
+        <w:rPr>
+          <w:rFonts w:ascii="微软雅黑" w:cs="微软雅黑" w:eastAsia="微软雅黑" w:hAnsi="微软雅黑"/>
+          <w:color w:val="262626"/>
+          <w:sz w:val="22"/>
+          <w:szCs w:val="22"/>
+        </w:rPr>
+        <w:t xml:space="preserve"> ClawX（Agent Runtime 增强）/ Claw-Control-Center（统一 Token 管理）/ PaperClip（数字员工管理平台）&lt;br&gt;➤ </w:t>
+      </w:r>
+      <w:r>
+        <w:rPr>
+          <w:rFonts w:ascii="微软雅黑" w:cs="微软雅黑" w:eastAsia="微软雅黑" w:hAnsi="微软雅黑"/>
+          <w:b/>
+          <w:bCs/>
+          <w:color w:val="1F4E79"/>
+          <w:sz w:val="22"/>
+          <w:szCs w:val="22"/>
+        </w:rPr>
+        <w:t xml:space="preserve">【智能层在自动化中】</w:t>
+      </w:r>
+      <w:r>
+        <w:rPr>
+          <w:rFonts w:ascii="微软雅黑" w:cs="微软雅黑" w:eastAsia="微软雅黑" w:hAnsi="微软雅黑"/>
+          <w:color w:val="262626"/>
+          <w:sz w:val="22"/>
+          <w:szCs w:val="22"/>
+        </w:rPr>
+        <w:t xml:space="preserve"> 动态策略优化 + 自适应调度（基于历史执行数据自动调参）&lt;br&gt;➤ </w:t>
+      </w:r>
+      <w:r>
+        <w:rPr>
+          <w:rFonts w:ascii="微软雅黑" w:cs="微软雅黑" w:eastAsia="微软雅黑" w:hAnsi="微软雅黑"/>
+          <w:b/>
+          <w:bCs/>
+          <w:color w:val="1F4E79"/>
+          <w:sz w:val="22"/>
+          <w:szCs w:val="22"/>
+        </w:rPr>
+        <w:t xml:space="preserve">【项目 A】</w:t>
+      </w:r>
+      <w:r>
+        <w:rPr>
+          <w:rFonts w:ascii="微软雅黑" w:cs="微软雅黑" w:eastAsia="微软雅黑" w:hAnsi="微软雅黑"/>
+          <w:color w:val="262626"/>
+          <w:sz w:val="22"/>
+          <w:szCs w:val="22"/>
+        </w:rPr>
+        <w:t xml:space="preserve"> 个人数字员工 v1：OpenClaw + 飞书 / Telegram + Claude / GPT / DeepSeek + 5 自定义 Skill + 3 MCP + 2 CronJob&lt;br&gt;➤ </w:t>
+      </w:r>
+      <w:r>
+        <w:rPr>
+          <w:rFonts w:ascii="微软雅黑" w:cs="微软雅黑" w:eastAsia="微软雅黑" w:hAnsi="微软雅黑"/>
+          <w:b/>
+          <w:bCs/>
+          <w:color w:val="1F4E79"/>
+          <w:sz w:val="22"/>
+          <w:szCs w:val="22"/>
+        </w:rPr>
+        <w:t xml:space="preserve">【项目 B · 自媒体】</w:t>
+      </w:r>
+      <w:r>
+        <w:rPr>
+          <w:rFonts w:ascii="微软雅黑" w:cs="微软雅黑" w:eastAsia="微软雅黑" w:hAnsi="微软雅黑"/>
+          <w:color w:val="262626"/>
+          <w:sz w:val="22"/>
+          <w:szCs w:val="22"/>
+        </w:rPr>
+        <w:t xml:space="preserve"> 自媒体自动化系统：热点抓取 + 内容生成 + 自动发布；智能层驱动</w:t>
+      </w:r>
+      <w:r>
+        <w:rPr>
+          <w:rFonts w:ascii="微软雅黑" w:cs="微软雅黑" w:eastAsia="微软雅黑" w:hAnsi="微软雅黑"/>
+          <w:b/>
+          <w:bCs/>
+          <w:color w:val="1F4E79"/>
+          <w:sz w:val="22"/>
+          <w:szCs w:val="22"/>
+        </w:rPr>
+        <w:t xml:space="preserve">选题优化与内容策略迭代</w:t>
+      </w:r>
+      <w:r>
+        <w:rPr>
+          <w:rFonts w:ascii="微软雅黑" w:cs="微软雅黑" w:eastAsia="微软雅黑" w:hAnsi="微软雅黑"/>
+          <w:color w:val="262626"/>
+          <w:sz w:val="22"/>
+          <w:szCs w:val="22"/>
+        </w:rPr>
+        <w:t xml:space="preserve">&lt;br&gt;➤ </w:t>
+      </w:r>
+      <w:r>
+        <w:rPr>
+          <w:rFonts w:ascii="微软雅黑" w:cs="微软雅黑" w:eastAsia="微软雅黑" w:hAnsi="微软雅黑"/>
+          <w:b/>
+          <w:bCs/>
+          <w:color w:val="1F4E79"/>
+          <w:sz w:val="22"/>
+          <w:szCs w:val="22"/>
+        </w:rPr>
+        <w:t xml:space="preserve">【项目 C · 电商】</w:t>
+      </w:r>
+      <w:r>
+        <w:rPr>
+          <w:rFonts w:ascii="微软雅黑" w:cs="微软雅黑" w:eastAsia="微软雅黑" w:hAnsi="微软雅黑"/>
+          <w:color w:val="262626"/>
+          <w:sz w:val="22"/>
+          <w:szCs w:val="22"/>
+        </w:rPr>
+        <w:t xml:space="preserve"> 电商自动化系统：数据抓取 + 商品分析 + 报表生成；智能层驱动</w:t>
+      </w:r>
+      <w:r>
+        <w:rPr>
+          <w:rFonts w:ascii="微软雅黑" w:cs="微软雅黑" w:eastAsia="微软雅黑" w:hAnsi="微软雅黑"/>
+          <w:b/>
+          <w:bCs/>
+          <w:color w:val="1F4E79"/>
+          <w:sz w:val="22"/>
+          <w:szCs w:val="22"/>
+        </w:rPr>
+        <w:t xml:space="preserve">选品策略优化</w:t>
+      </w:r>
+      <w:r>
+        <w:rPr>
+          <w:rFonts w:ascii="微软雅黑" w:cs="微软雅黑" w:eastAsia="微软雅黑" w:hAnsi="微软雅黑"/>
+          <w:color w:val="262626"/>
+          <w:sz w:val="22"/>
+          <w:szCs w:val="22"/>
+        </w:rPr>
+        <w:t xml:space="preserve">&lt;br&gt;➤ </w:t>
+      </w:r>
+      <w:r>
+        <w:rPr>
+          <w:rFonts w:ascii="微软雅黑" w:cs="微软雅黑" w:eastAsia="微软雅黑" w:hAnsi="微软雅黑"/>
+          <w:b/>
+          <w:bCs/>
+          <w:color w:val="1F4E79"/>
+          <w:sz w:val="22"/>
+          <w:szCs w:val="22"/>
+        </w:rPr>
+        <w:t xml:space="preserve">【项目 D · 办公】</w:t>
+      </w:r>
+      <w:r>
+        <w:rPr>
+          <w:rFonts w:ascii="微软雅黑" w:cs="微软雅黑" w:eastAsia="微软雅黑" w:hAnsi="微软雅黑"/>
+          <w:color w:val="262626"/>
+          <w:sz w:val="22"/>
+          <w:szCs w:val="22"/>
+        </w:rPr>
+        <w:t xml:space="preserve"> 办公自动化系统：会议纪要 + 日报生成 + 任务分发；流程自动化与效率提升&lt;br&gt;➤ </w:t>
+      </w:r>
+      <w:r>
+        <w:rPr>
+          <w:rFonts w:ascii="微软雅黑" w:cs="微软雅黑" w:eastAsia="微软雅黑" w:hAnsi="微软雅黑"/>
+          <w:b/>
+          <w:bCs/>
+          <w:color w:val="1F4E79"/>
+          <w:sz w:val="22"/>
+          <w:szCs w:val="22"/>
+        </w:rPr>
+        <w:t xml:space="preserve">【项目 E · Skill 包】</w:t>
+      </w:r>
+      <w:r>
+        <w:rPr>
+          <w:rFonts w:ascii="微软雅黑" w:cs="微软雅黑" w:eastAsia="微软雅黑" w:hAnsi="微软雅黑"/>
+          <w:color w:val="262626"/>
+          <w:sz w:val="22"/>
+          <w:szCs w:val="22"/>
+        </w:rPr>
+        <w:t xml:space="preserve"> 自研 Skill 包：把最高频 3 个工作流打包成 Skill 发布到社区&lt;br&gt;➤ </w:t>
+      </w:r>
+      <w:r>
+        <w:rPr>
+          <w:rFonts w:ascii="微软雅黑" w:cs="微软雅黑" w:eastAsia="微软雅黑" w:hAnsi="微软雅黑"/>
+          <w:b/>
+          <w:bCs/>
+          <w:color w:val="1F4E79"/>
+          <w:sz w:val="22"/>
+          <w:szCs w:val="22"/>
+        </w:rPr>
+        <w:t xml:space="preserve">【系统闭环 1】</w:t>
+      </w:r>
+      <w:r>
+        <w:rPr>
+          <w:rFonts w:ascii="微软雅黑" w:cs="微软雅黑" w:eastAsia="微软雅黑" w:hAnsi="微软雅黑"/>
+          <w:color w:val="262626"/>
+          <w:sz w:val="22"/>
+          <w:szCs w:val="22"/>
+        </w:rPr>
+        <w:t xml:space="preserve"> 流量 → 内容 → 转化（自媒体 / 内容创作场景）&lt;br&gt;➤ </w:t>
+      </w:r>
+      <w:r>
+        <w:rPr>
+          <w:rFonts w:ascii="微软雅黑" w:cs="微软雅黑" w:eastAsia="微软雅黑" w:hAnsi="微软雅黑"/>
+          <w:b/>
+          <w:bCs/>
+          <w:color w:val="1F4E79"/>
+          <w:sz w:val="22"/>
+          <w:szCs w:val="22"/>
+        </w:rPr>
+        <w:t xml:space="preserve">【系统闭环 2】</w:t>
+      </w:r>
+      <w:r>
+        <w:rPr>
+          <w:rFonts w:ascii="微软雅黑" w:cs="微软雅黑" w:eastAsia="微软雅黑" w:hAnsi="微软雅黑"/>
+          <w:color w:val="262626"/>
+          <w:sz w:val="22"/>
+          <w:szCs w:val="22"/>
+        </w:rPr>
+        <w:t xml:space="preserve"> 数据 → 分析 → 决策（电商 / 数据驱动场景）&lt;br&gt;➤ </w:t>
+      </w:r>
+      <w:r>
+        <w:rPr>
+          <w:rFonts w:ascii="微软雅黑" w:cs="微软雅黑" w:eastAsia="微软雅黑" w:hAnsi="微软雅黑"/>
+          <w:b/>
+          <w:bCs/>
+          <w:color w:val="1F4E79"/>
+          <w:sz w:val="22"/>
+          <w:szCs w:val="22"/>
+        </w:rPr>
+        <w:t xml:space="preserve">【最终系统架构】</w:t>
+      </w:r>
+      <w:r>
+        <w:rPr>
+          <w:rFonts w:ascii="微软雅黑" w:cs="微软雅黑" w:eastAsia="微软雅黑" w:hAnsi="微软雅黑"/>
+          <w:color w:val="262626"/>
+          <w:sz w:val="22"/>
+          <w:szCs w:val="22"/>
+        </w:rPr>
+        <w:t xml:space="preserve"> IM 入口（飞书 / 微信）→ Agent Runtime（执行层）→ 自进化智能层 → Skill 能力层 → Memory 进化层 → 调度监控&lt;br&gt;➤ </w:t>
+      </w:r>
+      <w:r>
+        <w:rPr>
+          <w:rFonts w:ascii="微软雅黑" w:cs="微软雅黑" w:eastAsia="微软雅黑" w:hAnsi="微软雅黑"/>
+          <w:b/>
+          <w:bCs/>
+          <w:color w:val="1F4E79"/>
+          <w:sz w:val="22"/>
+          <w:szCs w:val="22"/>
+        </w:rPr>
+        <w:t xml:space="preserve">【毕业展示】</w:t>
+      </w:r>
+      <w:r>
+        <w:rPr>
+          <w:rFonts w:ascii="微软雅黑" w:cs="微软雅黑" w:eastAsia="微软雅黑" w:hAnsi="微软雅黑"/>
+          <w:color w:val="262626"/>
+          <w:sz w:val="22"/>
+          <w:szCs w:val="22"/>
+        </w:rPr>
+        <w:t xml:space="preserve"> 每位学员 5 分钟 demo + 校友互联建群 + 颁发 "AI 数字员工应用工程师" 证书 |</w:t>
       </w:r>
     </w:p>
     <w:p>
@@ -2139,7 +3319,27 @@
           <w:sz w:val="22"/>
           <w:szCs w:val="22"/>
         </w:rPr>
-        <w:t xml:space="preserve">学完模块七 + 模块九 Capstone 之后，你手上的"数字员工 v1"应该长这样：</w:t>
+        <w:t xml:space="preserve">学完模块七 + 模块八 + 模块九 Capstone 之后，你手上的"数字员工 v1"是一套</w:t>
+      </w:r>
+      <w:r>
+        <w:rPr>
+          <w:rFonts w:ascii="微软雅黑" w:cs="微软雅黑" w:eastAsia="微软雅黑" w:hAnsi="微软雅黑"/>
+          <w:b/>
+          <w:bCs/>
+          <w:color w:val="1F4E79"/>
+          <w:sz w:val="22"/>
+          <w:szCs w:val="22"/>
+        </w:rPr>
+        <w:t xml:space="preserve">五层分离 + 双引擎协同</w:t>
+      </w:r>
+      <w:r>
+        <w:rPr>
+          <w:rFonts w:ascii="微软雅黑" w:cs="微软雅黑" w:eastAsia="微软雅黑" w:hAnsi="微软雅黑"/>
+          <w:color w:val="262626"/>
+          <w:sz w:val="22"/>
+          <w:szCs w:val="22"/>
+        </w:rPr>
+        <w:t xml:space="preserve">的完整系统：</w:t>
       </w:r>
     </w:p>
     <w:p>
@@ -2178,7 +3378,7 @@
           <w:sz w:val="19"/>
           <w:szCs w:val="19"/>
         </w:rPr>
-        <w:t xml:space="preserve">│  IM 入口（飞书 / 企业微信 / Telegram / WhatsApp）                  │</w:t>
+        <w:t xml:space="preserve">│  ① IM 入口层  （飞书 / 企业微信 / Telegram / WhatsApp / 邮件）   │</w:t>
       </w:r>
     </w:p>
     <w:p>
@@ -2197,7 +3397,7 @@
           <w:sz w:val="19"/>
           <w:szCs w:val="19"/>
         </w:rPr>
-        <w:t xml:space="preserve">├──────────────────────────────────────────────────────────────────┤</w:t>
+        <w:t xml:space="preserve">│      Webhook 机制 + 消息触发链路                                   │</w:t>
       </w:r>
     </w:p>
     <w:p>
@@ -2216,7 +3416,7 @@
           <w:sz w:val="19"/>
           <w:szCs w:val="19"/>
         </w:rPr>
-        <w:t xml:space="preserve">│  Agent Runtime  执行层（OpenClaw / Computer Use / 自研）          │</w:t>
+        <w:t xml:space="preserve">├──────────────────────────────────────────────────────────────────┤</w:t>
       </w:r>
     </w:p>
     <w:p>
@@ -2235,7 +3435,7 @@
           <w:sz w:val="19"/>
           <w:szCs w:val="19"/>
         </w:rPr>
-        <w:t xml:space="preserve">│   ├─ 多 Agent 角色建模 / 任务分配 / 能力绑定                       │</w:t>
+        <w:t xml:space="preserve">│  ② Agent Runtime 执行层  （OpenClaw / Computer Use / 自研）       │</w:t>
       </w:r>
     </w:p>
     <w:p>
@@ -2254,7 +3454,7 @@
           <w:sz w:val="19"/>
           <w:szCs w:val="19"/>
         </w:rPr>
-        <w:t xml:space="preserve">│   └─ LLM + Tool Use：任务理解 → 工具选择 → 执行 → 反馈              │</w:t>
+        <w:t xml:space="preserve">│      多 Agent 角色建模 + 任务分配 + 能力绑定                       │</w:t>
       </w:r>
     </w:p>
     <w:p>
@@ -2273,7 +3473,7 @@
           <w:sz w:val="19"/>
           <w:szCs w:val="19"/>
         </w:rPr>
-        <w:t xml:space="preserve">├──────────────────────────────────────────────────────────────────┤</w:t>
+        <w:t xml:space="preserve">│      LLM + Tool Use：任务理解 → 工具选择 → 执行 → 反馈              │</w:t>
       </w:r>
     </w:p>
     <w:p>
@@ -2292,7 +3492,7 @@
           <w:sz w:val="19"/>
           <w:szCs w:val="19"/>
         </w:rPr>
-        <w:t xml:space="preserve">│  Skill 能力层（Anthropic 官方 + Composio + VoltAgent + 自研）      │</w:t>
+        <w:t xml:space="preserve">├──────────────────────────────────────────────────────────────────┤</w:t>
       </w:r>
     </w:p>
     <w:p>
@@ -2311,7 +3511,7 @@
           <w:sz w:val="19"/>
           <w:szCs w:val="19"/>
         </w:rPr>
-        <w:t xml:space="preserve">│   ├─ 浏览器 / 数据 / 内容 / 自动化 四大能力域                      │</w:t>
+        <w:t xml:space="preserve">│  ③ 自进化智能层  （Hermes 类自进化 Agent 框架）                   │</w:t>
       </w:r>
     </w:p>
     <w:p>
@@ -2330,7 +3530,7 @@
           <w:sz w:val="19"/>
           <w:szCs w:val="19"/>
         </w:rPr>
-        <w:t xml:space="preserve">│   └─ 标准结构：skill.yaml + skill.md + 执行逻辑                    │</w:t>
+        <w:t xml:space="preserve">│      Observe / Think / Act / Learn 闭环                            │</w:t>
       </w:r>
     </w:p>
     <w:p>
@@ -2349,7 +3549,7 @@
           <w:sz w:val="19"/>
           <w:szCs w:val="19"/>
         </w:rPr>
-        <w:t xml:space="preserve">├──────────────────────────────────────────────────────────────────┤</w:t>
+        <w:t xml:space="preserve">│      策略优化 + Skill 自动生成 + 长期任务系统                      │</w:t>
       </w:r>
     </w:p>
     <w:p>
@@ -2368,7 +3568,7 @@
           <w:sz w:val="19"/>
           <w:szCs w:val="19"/>
         </w:rPr>
-        <w:t xml:space="preserve">│  Memory 进化层（SOUL / USER / MEMORY / AGENTS 四层记忆）            │</w:t>
+        <w:t xml:space="preserve">├──────────────────────────────────────────────────────────────────┤</w:t>
       </w:r>
     </w:p>
     <w:p>
@@ -2387,7 +3587,7 @@
           <w:sz w:val="19"/>
           <w:szCs w:val="19"/>
         </w:rPr>
-        <w:t xml:space="preserve">│   ├─ Observe / Think / Act / Learn 自进化闭环                      │</w:t>
+        <w:t xml:space="preserve">│  ④ Skill 能力层  （ClawHub 官方 + 社区 + 自研）                   │</w:t>
       </w:r>
     </w:p>
     <w:p>
@@ -2406,7 +3606,7 @@
           <w:sz w:val="19"/>
           <w:szCs w:val="19"/>
         </w:rPr>
-        <w:t xml:space="preserve">│   └─ 长期记忆 + 策略迭代 + Skill 自动生成                          │</w:t>
+        <w:t xml:space="preserve">│      浏览器 / 数据 / 内容 / 自动化 四大能力域                      │</w:t>
       </w:r>
     </w:p>
     <w:p>
@@ -2425,7 +3625,7 @@
           <w:sz w:val="19"/>
           <w:szCs w:val="19"/>
         </w:rPr>
-        <w:t xml:space="preserve">├──────────────────────────────────────────────────────────────────┤</w:t>
+        <w:t xml:space="preserve">│      标准结构：skill.yaml + skill.md + 执行逻辑                    │</w:t>
       </w:r>
     </w:p>
     <w:p>
@@ -2444,7 +3644,178 @@
           <w:sz w:val="19"/>
           <w:szCs w:val="19"/>
         </w:rPr>
-        <w:t xml:space="preserve">│  调度 + 监控（Cron / Heartbeat / Task Flow + 日志 + 告警）         │</w:t>
+        <w:t xml:space="preserve">├──────────────────────────────────────────────────────────────────┤</w:t>
+      </w:r>
+    </w:p>
+    <w:p>
+      <w:pPr>
+        <w:pBdr>
+          <w:left w:val="single" w:color="D9D9D9" w:sz="4"/>
+          <w:right w:val="single" w:color="D9D9D9" w:sz="4"/>
+        </w:pBdr>
+        <w:shd w:fill="F4F4F4" w:val="clear"/>
+        <w:spacing w:after="0" w:line="280"/>
+      </w:pPr>
+      <w:r>
+        <w:rPr>
+          <w:rFonts w:ascii="Consolas" w:cs="Consolas" w:eastAsia="Consolas" w:hAnsi="Consolas"/>
+          <w:color w:val="262626"/>
+          <w:sz w:val="19"/>
+          <w:szCs w:val="19"/>
+        </w:rPr>
+        <w:t xml:space="preserve">│  ⑤ Memory 进化层  （SOUL / USER / MEMORY / AGENTS 四层记忆）       │</w:t>
+      </w:r>
+    </w:p>
+    <w:p>
+      <w:pPr>
+        <w:pBdr>
+          <w:left w:val="single" w:color="D9D9D9" w:sz="4"/>
+          <w:right w:val="single" w:color="D9D9D9" w:sz="4"/>
+        </w:pBdr>
+        <w:shd w:fill="F4F4F4" w:val="clear"/>
+        <w:spacing w:after="0" w:line="280"/>
+      </w:pPr>
+      <w:r>
+        <w:rPr>
+          <w:rFonts w:ascii="Consolas" w:cs="Consolas" w:eastAsia="Consolas" w:hAnsi="Consolas"/>
+          <w:color w:val="262626"/>
+          <w:sz w:val="19"/>
+          <w:szCs w:val="19"/>
+        </w:rPr>
+        <w:t xml:space="preserve">│      长期记忆 + 自动学习 + 策略迭代                                │</w:t>
+      </w:r>
+    </w:p>
+    <w:p>
+      <w:pPr>
+        <w:pBdr>
+          <w:left w:val="single" w:color="D9D9D9" w:sz="4"/>
+          <w:right w:val="single" w:color="D9D9D9" w:sz="4"/>
+        </w:pBdr>
+        <w:shd w:fill="F4F4F4" w:val="clear"/>
+        <w:spacing w:after="0" w:line="280"/>
+      </w:pPr>
+      <w:r>
+        <w:rPr>
+          <w:rFonts w:ascii="Consolas" w:cs="Consolas" w:eastAsia="Consolas" w:hAnsi="Consolas"/>
+          <w:color w:val="262626"/>
+          <w:sz w:val="19"/>
+          <w:szCs w:val="19"/>
+        </w:rPr>
+        <w:t xml:space="preserve">├──────────────────────────────────────────────────────────────────┤</w:t>
+      </w:r>
+    </w:p>
+    <w:p>
+      <w:pPr>
+        <w:pBdr>
+          <w:left w:val="single" w:color="D9D9D9" w:sz="4"/>
+          <w:right w:val="single" w:color="D9D9D9" w:sz="4"/>
+        </w:pBdr>
+        <w:shd w:fill="F4F4F4" w:val="clear"/>
+        <w:spacing w:after="0" w:line="280"/>
+      </w:pPr>
+      <w:r>
+        <w:rPr>
+          <w:rFonts w:ascii="Consolas" w:cs="Consolas" w:eastAsia="Consolas" w:hAnsi="Consolas"/>
+          <w:color w:val="262626"/>
+          <w:sz w:val="19"/>
+          <w:szCs w:val="19"/>
+        </w:rPr>
+        <w:t xml:space="preserve">│  调度 + 监控  ：Trigger / Execution / Observation 三层             │</w:t>
+      </w:r>
+    </w:p>
+    <w:p>
+      <w:pPr>
+        <w:pBdr>
+          <w:left w:val="single" w:color="D9D9D9" w:sz="4"/>
+          <w:right w:val="single" w:color="D9D9D9" w:sz="4"/>
+        </w:pBdr>
+        <w:shd w:fill="F4F4F4" w:val="clear"/>
+        <w:spacing w:after="0" w:line="280"/>
+      </w:pPr>
+      <w:r>
+        <w:rPr>
+          <w:rFonts w:ascii="Consolas" w:cs="Consolas" w:eastAsia="Consolas" w:hAnsi="Consolas"/>
+          <w:color w:val="262626"/>
+          <w:sz w:val="19"/>
+          <w:szCs w:val="19"/>
+        </w:rPr>
+        <w:t xml:space="preserve">│      Cron 定时 / Heartbeat 周期 / Task Flow 编排                   │</w:t>
+      </w:r>
+    </w:p>
+    <w:p>
+      <w:pPr>
+        <w:pBdr>
+          <w:left w:val="single" w:color="D9D9D9" w:sz="4"/>
+          <w:right w:val="single" w:color="D9D9D9" w:sz="4"/>
+        </w:pBdr>
+        <w:shd w:fill="F4F4F4" w:val="clear"/>
+        <w:spacing w:after="0" w:line="280"/>
+      </w:pPr>
+      <w:r>
+        <w:rPr>
+          <w:rFonts w:ascii="Consolas" w:cs="Consolas" w:eastAsia="Consolas" w:hAnsi="Consolas"/>
+          <w:color w:val="262626"/>
+          <w:sz w:val="19"/>
+          <w:szCs w:val="19"/>
+        </w:rPr>
+        <w:t xml:space="preserve">│      日志 / 状态 / 重试 / fallback / 告警                          │</w:t>
+      </w:r>
+    </w:p>
+    <w:p>
+      <w:pPr>
+        <w:pBdr>
+          <w:left w:val="single" w:color="D9D9D9" w:sz="4"/>
+          <w:right w:val="single" w:color="D9D9D9" w:sz="4"/>
+        </w:pBdr>
+        <w:shd w:fill="F4F4F4" w:val="clear"/>
+        <w:spacing w:after="0" w:line="280"/>
+      </w:pPr>
+      <w:r>
+        <w:rPr>
+          <w:rFonts w:ascii="Consolas" w:cs="Consolas" w:eastAsia="Consolas" w:hAnsi="Consolas"/>
+          <w:color w:val="262626"/>
+          <w:sz w:val="19"/>
+          <w:szCs w:val="19"/>
+        </w:rPr>
+        <w:t xml:space="preserve">├──────────────────────────────────────────────────────────────────┤</w:t>
+      </w:r>
+    </w:p>
+    <w:p>
+      <w:pPr>
+        <w:pBdr>
+          <w:left w:val="single" w:color="D9D9D9" w:sz="4"/>
+          <w:right w:val="single" w:color="D9D9D9" w:sz="4"/>
+        </w:pBdr>
+        <w:shd w:fill="F4F4F4" w:val="clear"/>
+        <w:spacing w:after="0" w:line="280"/>
+      </w:pPr>
+      <w:r>
+        <w:rPr>
+          <w:rFonts w:ascii="Consolas" w:cs="Consolas" w:eastAsia="Consolas" w:hAnsi="Consolas"/>
+          <w:color w:val="262626"/>
+          <w:sz w:val="19"/>
+          <w:szCs w:val="19"/>
+        </w:rPr>
+        <w:t xml:space="preserve">│  配套增强产品 ：ClawX（Runtime 增强）+ Claw-Control-Center        │</w:t>
+      </w:r>
+    </w:p>
+    <w:p>
+      <w:pPr>
+        <w:pBdr>
+          <w:left w:val="single" w:color="D9D9D9" w:sz="4"/>
+          <w:right w:val="single" w:color="D9D9D9" w:sz="4"/>
+        </w:pBdr>
+        <w:shd w:fill="F4F4F4" w:val="clear"/>
+        <w:spacing w:after="0" w:line="280"/>
+      </w:pPr>
+      <w:r>
+        <w:rPr>
+          <w:rFonts w:ascii="Consolas" w:cs="Consolas" w:eastAsia="Consolas" w:hAnsi="Consolas"/>
+          <w:color w:val="262626"/>
+          <w:sz w:val="19"/>
+          <w:szCs w:val="19"/>
+        </w:rPr>
+        <w:t xml:space="preserve">│                 （统一 Token 管理）+ PaperClip（数字员工平台）     │</w:t>
       </w:r>
     </w:p>
     <w:p>
@@ -2477,6 +3848,248 @@
     </w:p>
     <w:p>
       <w:pPr>
+        <w:pBdr>
+          <w:left w:val="single" w:color="2E75B6" w:sz="24" w:space="12"/>
+        </w:pBdr>
+        <w:shd w:fill="F8FAFD" w:val="clear"/>
+        <w:spacing w:after="60" w:before="60" w:line="340"/>
+        <w:ind w:left="360"/>
+      </w:pPr>
+      <w:r>
+        <w:rPr>
+          <w:rFonts w:ascii="微软雅黑" w:cs="微软雅黑" w:eastAsia="微软雅黑" w:hAnsi="微软雅黑"/>
+          <w:b/>
+          <w:bCs/>
+          <w:i/>
+          <w:iCs/>
+          <w:color w:val="262626"/>
+          <w:sz w:val="22"/>
+          <w:szCs w:val="22"/>
+        </w:rPr>
+        <w:t xml:space="preserve">核心思路 · 双引擎协同</w:t>
+      </w:r>
+      <w:r>
+        <w:rPr>
+          <w:rFonts w:ascii="微软雅黑" w:cs="微软雅黑" w:eastAsia="微软雅黑" w:hAnsi="微软雅黑"/>
+          <w:i/>
+          <w:iCs/>
+          <w:color w:val="262626"/>
+          <w:sz w:val="22"/>
+          <w:szCs w:val="22"/>
+        </w:rPr>
+        <w:t xml:space="preserve">：</w:t>
+      </w:r>
+    </w:p>
+    <w:p>
+      <w:pPr>
+        <w:pBdr>
+          <w:left w:val="single" w:color="2E75B6" w:sz="24" w:space="12"/>
+        </w:pBdr>
+        <w:shd w:fill="F8FAFD" w:val="clear"/>
+        <w:spacing w:after="60" w:before="60" w:line="340"/>
+        <w:ind w:left="360"/>
+      </w:pPr>
+      <w:r>
+        <w:rPr>
+          <w:rFonts w:ascii="微软雅黑" w:cs="微软雅黑" w:eastAsia="微软雅黑" w:hAnsi="微软雅黑"/>
+          <w:i/>
+          <w:iCs/>
+          <w:color w:val="262626"/>
+          <w:sz w:val="22"/>
+          <w:szCs w:val="22"/>
+        </w:rPr>
+        <w:t xml:space="preserve">- </w:t>
+      </w:r>
+      <w:r>
+        <w:rPr>
+          <w:rFonts w:ascii="微软雅黑" w:cs="微软雅黑" w:eastAsia="微软雅黑" w:hAnsi="微软雅黑"/>
+          <w:b/>
+          <w:bCs/>
+          <w:i/>
+          <w:iCs/>
+          <w:color w:val="262626"/>
+          <w:sz w:val="22"/>
+          <w:szCs w:val="22"/>
+        </w:rPr>
+        <w:t xml:space="preserve">执行层</w:t>
+      </w:r>
+      <w:r>
+        <w:rPr>
+          <w:rFonts w:ascii="微软雅黑" w:cs="微软雅黑" w:eastAsia="微软雅黑" w:hAnsi="微软雅黑"/>
+          <w:i/>
+          <w:iCs/>
+          <w:color w:val="262626"/>
+          <w:sz w:val="22"/>
+          <w:szCs w:val="22"/>
+        </w:rPr>
+        <w:t xml:space="preserve">（Agent Runtime）→ 负责</w:t>
+      </w:r>
+      <w:r>
+        <w:rPr>
+          <w:rFonts w:ascii="微软雅黑" w:cs="微软雅黑" w:eastAsia="微软雅黑" w:hAnsi="微软雅黑"/>
+          <w:b/>
+          <w:bCs/>
+          <w:i/>
+          <w:iCs/>
+          <w:color w:val="262626"/>
+          <w:sz w:val="22"/>
+          <w:szCs w:val="22"/>
+        </w:rPr>
+        <w:t xml:space="preserve">稳定执行</w:t>
+      </w:r>
+      <w:r>
+        <w:rPr>
+          <w:rFonts w:ascii="微软雅黑" w:cs="微软雅黑" w:eastAsia="微软雅黑" w:hAnsi="微软雅黑"/>
+          <w:i/>
+          <w:iCs/>
+          <w:color w:val="262626"/>
+          <w:sz w:val="22"/>
+          <w:szCs w:val="22"/>
+        </w:rPr>
+        <w:t xml:space="preserve">：高吞吐、确定性、可观测</w:t>
+      </w:r>
+    </w:p>
+    <w:p>
+      <w:pPr>
+        <w:pBdr>
+          <w:left w:val="single" w:color="2E75B6" w:sz="24" w:space="12"/>
+        </w:pBdr>
+        <w:shd w:fill="F8FAFD" w:val="clear"/>
+        <w:spacing w:after="60" w:before="60" w:line="340"/>
+        <w:ind w:left="360"/>
+      </w:pPr>
+      <w:r>
+        <w:rPr>
+          <w:rFonts w:ascii="微软雅黑" w:cs="微软雅黑" w:eastAsia="微软雅黑" w:hAnsi="微软雅黑"/>
+          <w:i/>
+          <w:iCs/>
+          <w:color w:val="262626"/>
+          <w:sz w:val="22"/>
+          <w:szCs w:val="22"/>
+        </w:rPr>
+        <w:t xml:space="preserve">- </w:t>
+      </w:r>
+      <w:r>
+        <w:rPr>
+          <w:rFonts w:ascii="微软雅黑" w:cs="微软雅黑" w:eastAsia="微软雅黑" w:hAnsi="微软雅黑"/>
+          <w:b/>
+          <w:bCs/>
+          <w:i/>
+          <w:iCs/>
+          <w:color w:val="262626"/>
+          <w:sz w:val="22"/>
+          <w:szCs w:val="22"/>
+        </w:rPr>
+        <w:t xml:space="preserve">智能层</w:t>
+      </w:r>
+      <w:r>
+        <w:rPr>
+          <w:rFonts w:ascii="微软雅黑" w:cs="微软雅黑" w:eastAsia="微软雅黑" w:hAnsi="微软雅黑"/>
+          <w:i/>
+          <w:iCs/>
+          <w:color w:val="262626"/>
+          <w:sz w:val="22"/>
+          <w:szCs w:val="22"/>
+        </w:rPr>
+        <w:t xml:space="preserve">（自进化 Agent）→ 负责</w:t>
+      </w:r>
+      <w:r>
+        <w:rPr>
+          <w:rFonts w:ascii="微软雅黑" w:cs="微软雅黑" w:eastAsia="微软雅黑" w:hAnsi="微软雅黑"/>
+          <w:b/>
+          <w:bCs/>
+          <w:i/>
+          <w:iCs/>
+          <w:color w:val="262626"/>
+          <w:sz w:val="22"/>
+          <w:szCs w:val="22"/>
+        </w:rPr>
+        <w:t xml:space="preserve">策略优化</w:t>
+      </w:r>
+      <w:r>
+        <w:rPr>
+          <w:rFonts w:ascii="微软雅黑" w:cs="微软雅黑" w:eastAsia="微软雅黑" w:hAnsi="微软雅黑"/>
+          <w:i/>
+          <w:iCs/>
+          <w:color w:val="262626"/>
+          <w:sz w:val="22"/>
+          <w:szCs w:val="22"/>
+        </w:rPr>
+        <w:t xml:space="preserve">：长期记忆、自动学习、动态调参</w:t>
+      </w:r>
+    </w:p>
+    <w:p>
+      <w:pPr>
+        <w:pBdr>
+          <w:left w:val="single" w:color="2E75B6" w:sz="24" w:space="12"/>
+        </w:pBdr>
+        <w:spacing w:after="60"/>
+        <w:ind w:left="360"/>
+      </w:pPr>
+      <w:r>
+        <w:rPr>
+          <w:rFonts w:ascii="微软雅黑" w:cs="微软雅黑" w:eastAsia="微软雅黑" w:hAnsi="微软雅黑"/>
+          <w:sz w:val="18"/>
+          <w:szCs w:val="18"/>
+        </w:rPr>
+        <w:t xml:space="preserve"/>
+      </w:r>
+    </w:p>
+    <w:p>
+      <w:pPr>
+        <w:pBdr>
+          <w:left w:val="single" w:color="2E75B6" w:sz="24" w:space="12"/>
+        </w:pBdr>
+        <w:shd w:fill="F8FAFD" w:val="clear"/>
+        <w:spacing w:after="60" w:before="60" w:line="340"/>
+        <w:ind w:left="360"/>
+      </w:pPr>
+      <w:r>
+        <w:rPr>
+          <w:rFonts w:ascii="微软雅黑" w:cs="微软雅黑" w:eastAsia="微软雅黑" w:hAnsi="微软雅黑"/>
+          <w:i/>
+          <w:iCs/>
+          <w:color w:val="262626"/>
+          <w:sz w:val="22"/>
+          <w:szCs w:val="22"/>
+        </w:rPr>
+        <w:t xml:space="preserve">二者协同形成</w:t>
+      </w:r>
+      <w:r>
+        <w:rPr>
+          <w:rFonts w:ascii="微软雅黑" w:cs="微软雅黑" w:eastAsia="微软雅黑" w:hAnsi="微软雅黑"/>
+          <w:b/>
+          <w:bCs/>
+          <w:i/>
+          <w:iCs/>
+          <w:color w:val="262626"/>
+          <w:sz w:val="22"/>
+          <w:szCs w:val="22"/>
+        </w:rPr>
+        <w:t xml:space="preserve">"任务理解 → 流程执行 → 策略优化 → 能力沉淀"全闭环</w:t>
+      </w:r>
+      <w:r>
+        <w:rPr>
+          <w:rFonts w:ascii="微软雅黑" w:cs="微软雅黑" w:eastAsia="微软雅黑" w:hAnsi="微软雅黑"/>
+          <w:i/>
+          <w:iCs/>
+          <w:color w:val="262626"/>
+          <w:sz w:val="22"/>
+          <w:szCs w:val="22"/>
+        </w:rPr>
+        <w:t xml:space="preserve">。</w:t>
+      </w:r>
+    </w:p>
+    <w:p>
+      <w:pPr>
+        <w:spacing w:before="80"/>
+      </w:pPr>
+      <w:r>
+        <w:t xml:space="preserve"/>
+      </w:r>
+    </w:p>
+    <w:p>
+      <w:pPr>
         <w:pStyle w:val="Heading3"/>
         <w:spacing w:after="120" w:before="240"/>
       </w:pPr>
@@ -2489,7 +4102,7 @@
           <w:sz w:val="25"/>
           <w:szCs w:val="25"/>
         </w:rPr>
-        <w:t xml:space="preserve">系统闭环设计（三大场景）</w:t>
+        <w:t xml:space="preserve">系统闭环设计（三大业务场景）</w:t>
       </w:r>
     </w:p>
     <w:tbl>
@@ -2505,8 +4118,9 @@
         </w:tblBorders>
       </w:tblPr>
       <w:tblGrid>
-        <w:gridCol w:w="3200"/>
-        <w:gridCol w:w="5800"/>
+        <w:gridCol w:w="1000"/>
+        <w:gridCol w:w="4000"/>
+        <w:gridCol w:w="4000"/>
       </w:tblGrid>
       <w:tr>
         <w:trPr>
@@ -2514,7 +4128,7 @@
         </w:trPr>
         <w:tc>
           <w:tcPr>
-            <w:tcW w:type="dxa" w:w="3200"/>
+            <w:tcW w:type="dxa" w:w="1000"/>
             <w:tcBorders>
               <w:top w:val="single" w:color="D9D9D9" w:sz="4"/>
               <w:left w:val="single" w:color="D9D9D9" w:sz="4"/>
@@ -2550,7 +4164,7 @@
         </w:tc>
         <w:tc>
           <w:tcPr>
-            <w:tcW w:type="dxa" w:w="5800"/>
+            <w:tcW w:type="dxa" w:w="4000"/>
             <w:tcBorders>
               <w:top w:val="single" w:color="D9D9D9" w:sz="4"/>
               <w:left w:val="single" w:color="D9D9D9" w:sz="4"/>
@@ -2584,11 +4198,47 @@
             </w:r>
           </w:p>
         </w:tc>
+        <w:tc>
+          <w:tcPr>
+            <w:tcW w:type="dxa" w:w="4000"/>
+            <w:tcBorders>
+              <w:top w:val="single" w:color="D9D9D9" w:sz="4"/>
+              <w:left w:val="single" w:color="D9D9D9" w:sz="4"/>
+              <w:bottom w:val="single" w:color="D9D9D9" w:sz="4"/>
+              <w:right w:val="single" w:color="D9D9D9" w:sz="4"/>
+            </w:tcBorders>
+            <w:shd w:fill="1F4E79" w:val="clear"/>
+            <w:tcMar>
+              <w:top w:type="dxa" w:w="120"/>
+              <w:left w:type="dxa" w:w="160"/>
+              <w:bottom w:type="dxa" w:w="120"/>
+              <w:right w:type="dxa" w:w="160"/>
+            </w:tcMar>
+            <w:vAlign w:val="center"/>
+          </w:tcPr>
+          <w:p>
+            <w:pPr>
+              <w:spacing w:line="320"/>
+              <w:jc w:val="left"/>
+            </w:pPr>
+            <w:r>
+              <w:rPr>
+                <w:rFonts w:ascii="微软雅黑" w:cs="微软雅黑" w:eastAsia="微软雅黑" w:hAnsi="微软雅黑"/>
+                <w:b/>
+                <w:bCs/>
+                <w:color w:val="FFFFFF"/>
+                <w:sz w:val="21"/>
+                <w:szCs w:val="21"/>
+              </w:rPr>
+              <w:t xml:space="preserve">智能层驱动重点</w:t>
+            </w:r>
+          </w:p>
+        </w:tc>
       </w:tr>
       <w:tr>
         <w:tc>
           <w:tcPr>
-            <w:tcW w:type="dxa" w:w="3200"/>
+            <w:tcW w:type="dxa" w:w="1000"/>
             <w:tcBorders>
               <w:top w:val="single" w:color="D9D9D9" w:sz="4"/>
               <w:left w:val="single" w:color="D9D9D9" w:sz="4"/>
@@ -2621,7 +4271,7 @@
         </w:tc>
         <w:tc>
           <w:tcPr>
-            <w:tcW w:type="dxa" w:w="5800"/>
+            <w:tcW w:type="dxa" w:w="4000"/>
             <w:tcBorders>
               <w:top w:val="single" w:color="D9D9D9" w:sz="4"/>
               <w:left w:val="single" w:color="D9D9D9" w:sz="4"/>
@@ -2652,11 +4302,56 @@
             </w:r>
           </w:p>
         </w:tc>
+        <w:tc>
+          <w:tcPr>
+            <w:tcW w:type="dxa" w:w="4000"/>
+            <w:tcBorders>
+              <w:top w:val="single" w:color="D9D9D9" w:sz="4"/>
+              <w:left w:val="single" w:color="D9D9D9" w:sz="4"/>
+              <w:bottom w:val="single" w:color="D9D9D9" w:sz="4"/>
+              <w:right w:val="single" w:color="D9D9D9" w:sz="4"/>
+            </w:tcBorders>
+            <w:tcMar>
+              <w:top w:type="dxa" w:w="120"/>
+              <w:left w:type="dxa" w:w="160"/>
+              <w:bottom w:type="dxa" w:w="120"/>
+              <w:right w:type="dxa" w:w="160"/>
+            </w:tcMar>
+            <w:vAlign w:val="center"/>
+          </w:tcPr>
+          <w:p>
+            <w:pPr>
+              <w:spacing w:after="40" w:before="0" w:line="320"/>
+              <w:ind w:left="240" w:hanging="240"/>
+              <w:jc w:val="left"/>
+            </w:pPr>
+            <w:r>
+              <w:rPr>
+                <w:rFonts w:ascii="微软雅黑" w:cs="微软雅黑" w:eastAsia="微软雅黑" w:hAnsi="微软雅黑"/>
+                <w:b/>
+                <w:bCs/>
+                <w:color w:val="2E75B6"/>
+                <w:sz w:val="20"/>
+                <w:szCs w:val="20"/>
+              </w:rPr>
+              <w:t xml:space="preserve">➤  </w:t>
+            </w:r>
+            <w:r>
+              <w:rPr>
+                <w:rFonts w:ascii="微软雅黑" w:cs="微软雅黑" w:eastAsia="微软雅黑" w:hAnsi="微软雅黑"/>
+                <w:color w:val="262626"/>
+                <w:sz w:val="20"/>
+                <w:szCs w:val="20"/>
+              </w:rPr>
+              <w:t xml:space="preserve"/>
+            </w:r>
+          </w:p>
+        </w:tc>
       </w:tr>
       <w:tr>
         <w:tc>
           <w:tcPr>
-            <w:tcW w:type="dxa" w:w="3200"/>
+            <w:tcW w:type="dxa" w:w="1000"/>
             <w:tcBorders>
               <w:top w:val="single" w:color="D9D9D9" w:sz="4"/>
               <w:left w:val="single" w:color="D9D9D9" w:sz="4"/>
@@ -2690,7 +4385,7 @@
         </w:tc>
         <w:tc>
           <w:tcPr>
-            <w:tcW w:type="dxa" w:w="5800"/>
+            <w:tcW w:type="dxa" w:w="4000"/>
             <w:tcBorders>
               <w:top w:val="single" w:color="D9D9D9" w:sz="4"/>
               <w:left w:val="single" w:color="D9D9D9" w:sz="4"/>
@@ -2722,11 +4417,57 @@
             </w:r>
           </w:p>
         </w:tc>
+        <w:tc>
+          <w:tcPr>
+            <w:tcW w:type="dxa" w:w="4000"/>
+            <w:tcBorders>
+              <w:top w:val="single" w:color="D9D9D9" w:sz="4"/>
+              <w:left w:val="single" w:color="D9D9D9" w:sz="4"/>
+              <w:bottom w:val="single" w:color="D9D9D9" w:sz="4"/>
+              <w:right w:val="single" w:color="D9D9D9" w:sz="4"/>
+            </w:tcBorders>
+            <w:shd w:fill="F2F6FA" w:val="clear"/>
+            <w:tcMar>
+              <w:top w:type="dxa" w:w="120"/>
+              <w:left w:type="dxa" w:w="160"/>
+              <w:bottom w:type="dxa" w:w="120"/>
+              <w:right w:type="dxa" w:w="160"/>
+            </w:tcMar>
+            <w:vAlign w:val="center"/>
+          </w:tcPr>
+          <w:p>
+            <w:pPr>
+              <w:spacing w:after="40" w:before="0" w:line="320"/>
+              <w:ind w:left="240" w:hanging="240"/>
+              <w:jc w:val="left"/>
+            </w:pPr>
+            <w:r>
+              <w:rPr>
+                <w:rFonts w:ascii="微软雅黑" w:cs="微软雅黑" w:eastAsia="微软雅黑" w:hAnsi="微软雅黑"/>
+                <w:b/>
+                <w:bCs/>
+                <w:color w:val="2E75B6"/>
+                <w:sz w:val="20"/>
+                <w:szCs w:val="20"/>
+              </w:rPr>
+              <w:t xml:space="preserve">➤  </w:t>
+            </w:r>
+            <w:r>
+              <w:rPr>
+                <w:rFonts w:ascii="微软雅黑" w:cs="微软雅黑" w:eastAsia="微软雅黑" w:hAnsi="微软雅黑"/>
+                <w:color w:val="262626"/>
+                <w:sz w:val="20"/>
+                <w:szCs w:val="20"/>
+              </w:rPr>
+              <w:t xml:space="preserve"/>
+            </w:r>
+          </w:p>
+        </w:tc>
       </w:tr>
       <w:tr>
         <w:tc>
           <w:tcPr>
-            <w:tcW w:type="dxa" w:w="3200"/>
+            <w:tcW w:type="dxa" w:w="1000"/>
             <w:tcBorders>
               <w:top w:val="single" w:color="D9D9D9" w:sz="4"/>
               <w:left w:val="single" w:color="D9D9D9" w:sz="4"/>
@@ -2759,7 +4500,7 @@
         </w:tc>
         <w:tc>
           <w:tcPr>
-            <w:tcW w:type="dxa" w:w="5800"/>
+            <w:tcW w:type="dxa" w:w="4000"/>
             <w:tcBorders>
               <w:top w:val="single" w:color="D9D9D9" w:sz="4"/>
               <w:left w:val="single" w:color="D9D9D9" w:sz="4"/>
@@ -2790,6 +4531,39 @@
             </w:r>
           </w:p>
         </w:tc>
+        <w:tc>
+          <w:tcPr>
+            <w:tcW w:type="dxa" w:w="4000"/>
+            <w:tcBorders>
+              <w:top w:val="single" w:color="D9D9D9" w:sz="4"/>
+              <w:left w:val="single" w:color="D9D9D9" w:sz="4"/>
+              <w:bottom w:val="single" w:color="D9D9D9" w:sz="4"/>
+              <w:right w:val="single" w:color="D9D9D9" w:sz="4"/>
+            </w:tcBorders>
+            <w:tcMar>
+              <w:top w:type="dxa" w:w="120"/>
+              <w:left w:type="dxa" w:w="160"/>
+              <w:bottom w:type="dxa" w:w="120"/>
+              <w:right w:type="dxa" w:w="160"/>
+            </w:tcMar>
+            <w:vAlign w:val="center"/>
+          </w:tcPr>
+          <w:p>
+            <w:pPr>
+              <w:spacing w:after="40" w:before="0" w:line="320"/>
+              <w:jc w:val="left"/>
+            </w:pPr>
+            <w:r>
+              <w:rPr>
+                <w:rFonts w:ascii="微软雅黑" w:cs="微软雅黑" w:eastAsia="微软雅黑" w:hAnsi="微软雅黑"/>
+                <w:color w:val="262626"/>
+                <w:sz w:val="20"/>
+                <w:szCs w:val="20"/>
+              </w:rPr>
+              <w:t xml:space="preserve"/>
+            </w:r>
+          </w:p>
+        </w:tc>
       </w:tr>
     </w:tbl>
     <w:p>
@@ -2820,7 +4594,7 @@
           <w:sz w:val="22"/>
           <w:szCs w:val="22"/>
         </w:rPr>
-        <w:t xml:space="preserve">工具链选型（M8 模块详讲）</w:t>
+        <w:t xml:space="preserve">AI 编程工具链（M8 模块详讲）</w:t>
       </w:r>
       <w:r>
         <w:rPr>
@@ -2831,7 +4605,7 @@
           <w:sz w:val="22"/>
           <w:szCs w:val="22"/>
         </w:rPr>
-        <w:t xml:space="preserve">：Cursor（IDE 开发） / Claude Code（推理与设计） / Codex（批量生成） / Trae（国内开发） / Kiro（性价比）。</w:t>
+        <w:t xml:space="preserve">：Cursor（IDE 开发）/ Claude Code（推理与设计）/ Codex（批量生成）/ Trae（国内开发）/ Kiro（性价比选择）。</w:t>
       </w:r>
     </w:p>
     <w:p>
@@ -9264,7 +11038,7 @@
         </w:rPr>
         <w:t xml:space="preserve">：</w:t>
       </w:r>
-      <w:hyperlink w:history="1" r:id="rId9ohvqmazkmoyuqrwtgeuh">
+      <w:hyperlink w:history="1" r:id="rIdya5e6b-r7thpg1w62pyhu">
         <w:r>
           <w:rPr>
             <w:rStyle w:val="Hyperlink"/>
@@ -9316,7 +11090,7 @@
         </w:rPr>
         <w:t xml:space="preserve">：</w:t>
       </w:r>
-      <w:hyperlink w:history="1" r:id="rIdqk6fnfdmhnkjg_5wo9wfi">
+      <w:hyperlink w:history="1" r:id="rIdxehco6b8ml0d0cy-bf8z7">
         <w:r>
           <w:rPr>
             <w:rStyle w:val="Hyperlink"/>
@@ -9445,7 +11219,7 @@
         </w:rPr>
         <w:t xml:space="preserve">：</w:t>
       </w:r>
-      <w:hyperlink w:history="1" r:id="rId9ca_6oamzrq8rmvjucmtz">
+      <w:hyperlink w:history="1" r:id="rIdkqxrncs5-0anjvzwsfrfe">
         <w:r>
           <w:rPr>
             <w:rStyle w:val="Hyperlink"/>
@@ -9634,7 +11408,7 @@
         </w:rPr>
         <w:t xml:space="preserve">：</w:t>
       </w:r>
-      <w:hyperlink w:history="1" r:id="rIdd_-ym7gjrv1ubt06kkpfq">
+      <w:hyperlink w:history="1" r:id="rId1g-fsd7tkd2j8kbr5vnoy">
         <w:r>
           <w:rPr>
             <w:rStyle w:val="Hyperlink"/>
@@ -9716,7 +11490,7 @@
         </w:rPr>
         <w:t xml:space="preserve">：</w:t>
       </w:r>
-      <w:hyperlink w:history="1" r:id="rIdiz89tqeifzfiatiixtc0p">
+      <w:hyperlink w:history="1" r:id="rId56vugybxj1ewvkpcileqx">
         <w:r>
           <w:rPr>
             <w:rStyle w:val="Hyperlink"/>
@@ -9738,7 +11512,7 @@
         </w:rPr>
         <w:t xml:space="preserve"> / </w:t>
       </w:r>
-      <w:hyperlink w:history="1" r:id="rIdybfz_wy3gp6sup0yehorw">
+      <w:hyperlink w:history="1" r:id="rIdgyscl2tnr9zlbylbcjbbe">
         <w:r>
           <w:rPr>
             <w:rStyle w:val="Hyperlink"/>
@@ -9867,7 +11641,7 @@
         </w:rPr>
         <w:t xml:space="preserve">：</w:t>
       </w:r>
-      <w:hyperlink w:history="1" r:id="rId1tvk0rh2rtknf37hoc6lr">
+      <w:hyperlink w:history="1" r:id="rIdkc1aipdfeur2-98jjshhy">
         <w:r>
           <w:rPr>
             <w:rStyle w:val="Hyperlink"/>
@@ -10056,7 +11830,7 @@
         </w:rPr>
         <w:t xml:space="preserve">：</w:t>
       </w:r>
-      <w:hyperlink w:history="1" r:id="rId9n-zc8wksyn4ehsxax2vv">
+      <w:hyperlink w:history="1" r:id="rIdq9h3av6nyygvaddnzlbw9">
         <w:r>
           <w:rPr>
             <w:rStyle w:val="Hyperlink"/>
@@ -10138,7 +11912,7 @@
         </w:rPr>
         <w:t xml:space="preserve">：Snipaste / </w:t>
       </w:r>
-      <w:hyperlink w:history="1" r:id="rIdlm2wpp9rzuhy-605nyyha">
+      <w:hyperlink w:history="1" r:id="rIds8simuibetlaezen5jd23">
         <w:r>
           <w:rPr>
             <w:rStyle w:val="Hyperlink"/>
@@ -10160,7 +11934,7 @@
         </w:rPr>
         <w:t xml:space="preserve"> / </w:t>
       </w:r>
-      <w:hyperlink w:history="1" r:id="rIdadye1jz6fx7513ovmsteq">
+      <w:hyperlink w:history="1" r:id="rIdrq3k9chwqy7suuxaa65tq">
         <w:r>
           <w:rPr>
             <w:rStyle w:val="Hyperlink"/>
@@ -10289,7 +12063,7 @@
         </w:rPr>
         <w:t xml:space="preserve">：</w:t>
       </w:r>
-      <w:hyperlink w:history="1" r:id="rIdagkd2rubsotso5quzvotv">
+      <w:hyperlink w:history="1" r:id="rIdwapscbcsuse39nh5idla1">
         <w:r>
           <w:rPr>
             <w:rStyle w:val="Hyperlink"/>
@@ -10478,7 +12252,7 @@
         </w:rPr>
         <w:t xml:space="preserve">：</w:t>
       </w:r>
-      <w:hyperlink w:history="1" r:id="rIdik0gztzn2mqgwy8cn9wjz">
+      <w:hyperlink w:history="1" r:id="rIdisr_kahf6ojtstep4dk6w">
         <w:r>
           <w:rPr>
             <w:rStyle w:val="Hyperlink"/>
@@ -10560,7 +12334,7 @@
         </w:rPr>
         <w:t xml:space="preserve">：</w:t>
       </w:r>
-      <w:hyperlink w:history="1" r:id="rIdvxxig5mgyl0quwtpl9m7q">
+      <w:hyperlink w:history="1" r:id="rId-urwhw9feu7kzdvocixq_">
         <w:r>
           <w:rPr>
             <w:rStyle w:val="Hyperlink"/>
@@ -10582,7 +12356,7 @@
         </w:rPr>
         <w:t xml:space="preserve"> + </w:t>
       </w:r>
-      <w:hyperlink w:history="1" r:id="rIdu36nz4xzhcbkih85vlorr">
+      <w:hyperlink w:history="1" r:id="rIdoitozmk8tzk20wq0zc5ry">
         <w:r>
           <w:rPr>
             <w:rStyle w:val="Hyperlink"/>
@@ -10604,7 +12378,7 @@
         </w:rPr>
         <w:t xml:space="preserve"> + </w:t>
       </w:r>
-      <w:hyperlink w:history="1" r:id="rIdi3zd5f3fjdkaxqeu8vyqh">
+      <w:hyperlink w:history="1" r:id="rIdzzfogppubwytrsw1zjktx">
         <w:r>
           <w:rPr>
             <w:rStyle w:val="Hyperlink"/>
@@ -10733,7 +12507,7 @@
         </w:rPr>
         <w:t xml:space="preserve">：</w:t>
       </w:r>
-      <w:hyperlink w:history="1" r:id="rIdvmd0diy_bzaigf3d9ymul">
+      <w:hyperlink w:history="1" r:id="rIdizgkpaimya342vmtwqod0">
         <w:r>
           <w:rPr>
             <w:rStyle w:val="Hyperlink"/>
@@ -10785,7 +12559,7 @@
         </w:rPr>
         <w:t xml:space="preserve">：</w:t>
       </w:r>
-      <w:hyperlink w:history="1" r:id="rId12xehmop-c5ad2_h384nc">
+      <w:hyperlink w:history="1" r:id="rIdciynzu3d4itoreydzgib5">
         <w:r>
           <w:rPr>
             <w:rStyle w:val="Hyperlink"/>
@@ -10807,7 +12581,7 @@
         </w:rPr>
         <w:t xml:space="preserve"> + </w:t>
       </w:r>
-      <w:hyperlink w:history="1" r:id="rIdyhdnlqkkjno1scsq5ik9y">
+      <w:hyperlink w:history="1" r:id="rId2btnnbr_feqkqzbzou4h1">
         <w:r>
           <w:rPr>
             <w:rStyle w:val="Hyperlink"/>
@@ -10936,7 +12710,7 @@
         </w:rPr>
         <w:t xml:space="preserve">：</w:t>
       </w:r>
-      <w:hyperlink w:history="1" r:id="rIdeo5awivkqqrof5n0mdghg">
+      <w:hyperlink w:history="1" r:id="rIdjete6aus9igdyhkbdc-uc">
         <w:r>
           <w:rPr>
             <w:rStyle w:val="Hyperlink"/>
@@ -10988,7 +12762,7 @@
         </w:rPr>
         <w:t xml:space="preserve">：</w:t>
       </w:r>
-      <w:hyperlink w:history="1" r:id="rIdfq_ldapjl6mcnkaj1stzx">
+      <w:hyperlink w:history="1" r:id="rIdbubypteuwa4w2sks4mzuj">
         <w:r>
           <w:rPr>
             <w:rStyle w:val="Hyperlink"/>
@@ -11040,7 +12814,7 @@
         </w:rPr>
         <w:t xml:space="preserve">：</w:t>
       </w:r>
-      <w:hyperlink w:history="1" r:id="rId9vo4eslyrac3vssbwkh5b">
+      <w:hyperlink w:history="1" r:id="rIdrrvpjp9tdoctzkgx3tumh">
         <w:r>
           <w:rPr>
             <w:rStyle w:val="Hyperlink"/>
@@ -11062,7 +12836,7 @@
         </w:rPr>
         <w:t xml:space="preserve"> / </w:t>
       </w:r>
-      <w:hyperlink w:history="1" r:id="rId0mjgkisfap3a9k1ymbl5v">
+      <w:hyperlink w:history="1" r:id="rIdx7ubrw-mv3a_c3zhxha_g">
         <w:r>
           <w:rPr>
             <w:rStyle w:val="Hyperlink"/>
@@ -11084,7 +12858,7 @@
         </w:rPr>
         <w:t xml:space="preserve"> / </w:t>
       </w:r>
-      <w:hyperlink w:history="1" r:id="rIdwvqh0ok4v1arcjz19d57q">
+      <w:hyperlink w:history="1" r:id="rIdykwyjmlixlhhxg_sl40mz">
         <w:r>
           <w:rPr>
             <w:rStyle w:val="Hyperlink"/>
@@ -11213,7 +12987,7 @@
         </w:rPr>
         <w:t xml:space="preserve">：</w:t>
       </w:r>
-      <w:hyperlink w:history="1" r:id="rIdqp0wrxlq8dqbm9adcxhp8">
+      <w:hyperlink w:history="1" r:id="rIdkpmphnnurui-3thkiftrr">
         <w:r>
           <w:rPr>
             <w:rStyle w:val="Hyperlink"/>
@@ -11295,7 +13069,7 @@
         </w:rPr>
         <w:t xml:space="preserve">：</w:t>
       </w:r>
-      <w:hyperlink w:history="1" r:id="rIdffytzn5guqc7zqsmhqan7">
+      <w:hyperlink w:history="1" r:id="rId15phe4p0xh391hagnzbyf">
         <w:r>
           <w:rPr>
             <w:rStyle w:val="Hyperlink"/>
@@ -11317,7 +13091,7 @@
         </w:rPr>
         <w:t xml:space="preserve"> / </w:t>
       </w:r>
-      <w:hyperlink w:history="1" r:id="rIdnpg08cewwu8-ptv7za38d">
+      <w:hyperlink w:history="1" r:id="rId9dierpolwamzrx9xt33rw">
         <w:r>
           <w:rPr>
             <w:rStyle w:val="Hyperlink"/>
@@ -11339,7 +13113,7 @@
         </w:rPr>
         <w:t xml:space="preserve"> / </w:t>
       </w:r>
-      <w:hyperlink w:history="1" r:id="rIdpcr9xcnjr410qk_xvdygj">
+      <w:hyperlink w:history="1" r:id="rIdphkyqywnjt8y-x03egux-">
         <w:r>
           <w:rPr>
             <w:rStyle w:val="Hyperlink"/>
@@ -11468,7 +13242,7 @@
         </w:rPr>
         <w:t xml:space="preserve">：</w:t>
       </w:r>
-      <w:hyperlink w:history="1" r:id="rId54tzr45dqir7eloqwclh-">
+      <w:hyperlink w:history="1" r:id="rId11rwig4s6is4rz05iqpdz">
         <w:r>
           <w:rPr>
             <w:rStyle w:val="Hyperlink"/>
@@ -11520,7 +13294,7 @@
         </w:rPr>
         <w:t xml:space="preserve">：</w:t>
       </w:r>
-      <w:hyperlink w:history="1" r:id="rIdsj_bhplu-qfqhva7ljg9z">
+      <w:hyperlink w:history="1" r:id="rId0fu7zcm2bmmvjthfdxdph">
         <w:r>
           <w:rPr>
             <w:rStyle w:val="Hyperlink"/>
@@ -11572,7 +13346,7 @@
         </w:rPr>
         <w:t xml:space="preserve">：</w:t>
       </w:r>
-      <w:hyperlink w:history="1" r:id="rIdxrji3un0qdv36vyulrj9j">
+      <w:hyperlink w:history="1" r:id="rId3rcm876f_t9sgojeiayhg">
         <w:r>
           <w:rPr>
             <w:rStyle w:val="Hyperlink"/>
@@ -11594,7 +13368,7 @@
         </w:rPr>
         <w:t xml:space="preserve"> / </w:t>
       </w:r>
-      <w:hyperlink w:history="1" r:id="rId5xemyqdgo3qj_lcc_mgf6">
+      <w:hyperlink w:history="1" r:id="rIdokevuhhmduyok5porgp77">
         <w:r>
           <w:rPr>
             <w:rStyle w:val="Hyperlink"/>
@@ -11616,7 +13390,7 @@
         </w:rPr>
         <w:t xml:space="preserve"> / </w:t>
       </w:r>
-      <w:hyperlink w:history="1" r:id="rIdevangie5fc3k9vvv_fir-">
+      <w:hyperlink w:history="1" r:id="rIdltpaloe6gn_1lhhpyysdk">
         <w:r>
           <w:rPr>
             <w:rStyle w:val="Hyperlink"/>
@@ -11745,7 +13519,7 @@
         </w:rPr>
         <w:t xml:space="preserve">：</w:t>
       </w:r>
-      <w:hyperlink w:history="1" r:id="rIdkniui2aih3vskky5hpyvw">
+      <w:hyperlink w:history="1" r:id="rId9c1ejl8j8qncxt2pxhmus">
         <w:r>
           <w:rPr>
             <w:rStyle w:val="Hyperlink"/>
@@ -11827,7 +13601,7 @@
         </w:rPr>
         <w:t xml:space="preserve">：</w:t>
       </w:r>
-      <w:hyperlink w:history="1" r:id="rIdounoir73d9g0zq4-_rwq0">
+      <w:hyperlink w:history="1" r:id="rIdd50fi8wwjnhpfilkmn5df">
         <w:r>
           <w:rPr>
             <w:rStyle w:val="Hyperlink"/>
@@ -11956,7 +13730,7 @@
         </w:rPr>
         <w:t xml:space="preserve">：</w:t>
       </w:r>
-      <w:hyperlink w:history="1" r:id="rIdhb3jo9y2hhemljwkecxvv">
+      <w:hyperlink w:history="1" r:id="rIdjbix83gxg0odykcho3_k2">
         <w:r>
           <w:rPr>
             <w:rStyle w:val="Hyperlink"/>
@@ -12008,7 +13782,7 @@
         </w:rPr>
         <w:t xml:space="preserve">：NetworkChuck（@NetworkChuck）频道完整 Docker 入门 + </w:t>
       </w:r>
-      <w:hyperlink w:history="1" r:id="rIdlp3c9vbt5ey5_jrgz5dvw">
+      <w:hyperlink w:history="1" r:id="rIdth6uc-4l_2dcetlyxlmv8">
         <w:r>
           <w:rPr>
             <w:rStyle w:val="Hyperlink"/>
@@ -12060,7 +13834,7 @@
         </w:rPr>
         <w:t xml:space="preserve">：</w:t>
       </w:r>
-      <w:hyperlink w:history="1" r:id="rIdajvgjuuzkc-bxvb1ubuma">
+      <w:hyperlink w:history="1" r:id="rIdkvqwfgipib1qlsltscoys">
         <w:r>
           <w:rPr>
             <w:rStyle w:val="Hyperlink"/>
@@ -12082,7 +13856,7 @@
         </w:rPr>
         <w:t xml:space="preserve"> / </w:t>
       </w:r>
-      <w:hyperlink w:history="1" r:id="rIdmsiglqcxqktetkvnrgff5">
+      <w:hyperlink w:history="1" r:id="rIdixlmj13cchnmk2f-byea2">
         <w:r>
           <w:rPr>
             <w:rStyle w:val="Hyperlink"/>
@@ -12211,7 +13985,7 @@
         </w:rPr>
         <w:t xml:space="preserve">：</w:t>
       </w:r>
-      <w:hyperlink w:history="1" r:id="rId7y6g3avhoiqilcwmhzwof">
+      <w:hyperlink w:history="1" r:id="rIdqpjxnxbx40zjybrlxh6qg">
         <w:r>
           <w:rPr>
             <w:rStyle w:val="Hyperlink"/>
@@ -12263,7 +14037,7 @@
         </w:rPr>
         <w:t xml:space="preserve">：</w:t>
       </w:r>
-      <w:hyperlink w:history="1" r:id="rId75g5ivgmsm-jyuzashn3b">
+      <w:hyperlink w:history="1" r:id="rIdcosgigvswemepgip8hpyy">
         <w:r>
           <w:rPr>
             <w:rStyle w:val="Hyperlink"/>
@@ -12315,7 +14089,7 @@
         </w:rPr>
         <w:t xml:space="preserve">：</w:t>
       </w:r>
-      <w:hyperlink w:history="1" r:id="rIda9cs3ax0cxl7qrvqhdwgo">
+      <w:hyperlink w:history="1" r:id="rIdnl5v7tu1pyz04uyncmhm7">
         <w:r>
           <w:rPr>
             <w:rStyle w:val="Hyperlink"/>
@@ -12337,7 +14111,7 @@
         </w:rPr>
         <w:t xml:space="preserve"> / </w:t>
       </w:r>
-      <w:hyperlink w:history="1" r:id="rIdubfmtwarqnqjjjqlkvpgd">
+      <w:hyperlink w:history="1" r:id="rIdrtjpyjixtadjj_heseimw">
         <w:r>
           <w:rPr>
             <w:rStyle w:val="Hyperlink"/>
@@ -12359,7 +14133,7 @@
         </w:rPr>
         <w:t xml:space="preserve"> / </w:t>
       </w:r>
-      <w:hyperlink w:history="1" r:id="rIdzwhkugmbmjcoxezzxerc5">
+      <w:hyperlink w:history="1" r:id="rIdw5mclxdzwq9oshz8vlw3y">
         <w:r>
           <w:rPr>
             <w:rStyle w:val="Hyperlink"/>
@@ -12508,7 +14282,7 @@
         </w:rPr>
         <w:t xml:space="preserve">：</w:t>
       </w:r>
-      <w:hyperlink w:history="1" r:id="rIdbbwrs6nrktygedtfjdpuy">
+      <w:hyperlink w:history="1" r:id="rId8aofzpjm5q47acudzgsbp">
         <w:r>
           <w:rPr>
             <w:rStyle w:val="Hyperlink"/>
@@ -12560,7 +14334,7 @@
         </w:rPr>
         <w:t xml:space="preserve">：</w:t>
       </w:r>
-      <w:hyperlink w:history="1" r:id="rIdh75hnksd_f8pga7ptd_jt">
+      <w:hyperlink w:history="1" r:id="rIdwjdwlmf6hggwjrwvt1jtj">
         <w:r>
           <w:rPr>
             <w:rStyle w:val="Hyperlink"/>
@@ -12689,7 +14463,7 @@
         </w:rPr>
         <w:t xml:space="preserve">：</w:t>
       </w:r>
-      <w:hyperlink w:history="1" r:id="rIdhvrgmrexsrlpnjithn-bs">
+      <w:hyperlink w:history="1" r:id="rIdql3i1p-danykyossbzbv_">
         <w:r>
           <w:rPr>
             <w:rStyle w:val="Hyperlink"/>
@@ -12741,7 +14515,7 @@
         </w:rPr>
         <w:t xml:space="preserve">：</w:t>
       </w:r>
-      <w:hyperlink w:history="1" r:id="rIdjnii5dl6qxa01wvofrfmw">
+      <w:hyperlink w:history="1" r:id="rIdr4nlyv4nk4xhvmwoyknid">
         <w:r>
           <w:rPr>
             <w:rStyle w:val="Hyperlink"/>
@@ -12870,7 +14644,7 @@
         </w:rPr>
         <w:t xml:space="preserve">：</w:t>
       </w:r>
-      <w:hyperlink w:history="1" r:id="rIdn3ogunrkaesxlci3xn2yn">
+      <w:hyperlink w:history="1" r:id="rIdzyl4shdokd5f-7tpbvww-">
         <w:r>
           <w:rPr>
             <w:rStyle w:val="Hyperlink"/>
@@ -12922,7 +14696,7 @@
         </w:rPr>
         <w:t xml:space="preserve">：</w:t>
       </w:r>
-      <w:hyperlink w:history="1" r:id="rIdfbc94ma0jm8ziq3srkhhp">
+      <w:hyperlink w:history="1" r:id="rIdkr9jukng875qwhnc5n4xv">
         <w:r>
           <w:rPr>
             <w:rStyle w:val="Hyperlink"/>
@@ -12944,7 +14718,7 @@
         </w:rPr>
         <w:t xml:space="preserve"> / </w:t>
       </w:r>
-      <w:hyperlink w:history="1" r:id="rIdu8hbadpyzvwlygipdy_fq">
+      <w:hyperlink w:history="1" r:id="rIdzne1tzxfxkiijyggjio0x">
         <w:r>
           <w:rPr>
             <w:rStyle w:val="Hyperlink"/>
@@ -13073,7 +14847,7 @@
         </w:rPr>
         <w:t xml:space="preserve">：</w:t>
       </w:r>
-      <w:hyperlink w:history="1" r:id="rId48yk8hru2mhyumd0y4ngx">
+      <w:hyperlink w:history="1" r:id="rIdz_d3rxvcwuc3lgitf9gqk">
         <w:r>
           <w:rPr>
             <w:rStyle w:val="Hyperlink"/>
@@ -13125,7 +14899,7 @@
         </w:rPr>
         <w:t xml:space="preserve">：</w:t>
       </w:r>
-      <w:hyperlink w:history="1" r:id="rIdkwt4qbs3vr0wrr2i9cevm">
+      <w:hyperlink w:history="1" r:id="rIdy3ysam2tmyz-foiuvwn_w">
         <w:r>
           <w:rPr>
             <w:rStyle w:val="Hyperlink"/>
@@ -13147,7 +14921,7 @@
         </w:rPr>
         <w:t xml:space="preserve"> + </w:t>
       </w:r>
-      <w:hyperlink w:history="1" r:id="rIdlnnz0of2vpyyiyw6_rji3">
+      <w:hyperlink w:history="1" r:id="rIdgq3wijxfbfbk4ykatw5ls">
         <w:r>
           <w:rPr>
             <w:rStyle w:val="Hyperlink"/>
@@ -13276,7 +15050,7 @@
         </w:rPr>
         <w:t xml:space="preserve">：</w:t>
       </w:r>
-      <w:hyperlink w:history="1" r:id="rIdmvf4adzp_i1gmbxnyskbx">
+      <w:hyperlink w:history="1" r:id="rIdduoxr9kchvy79ridatsk1">
         <w:r>
           <w:rPr>
             <w:rStyle w:val="Hyperlink"/>
@@ -13425,7 +15199,7 @@
         </w:rPr>
         <w:t xml:space="preserve">：</w:t>
       </w:r>
-      <w:hyperlink w:history="1" r:id="rIdrq0-0jihfhpb869jsprv8">
+      <w:hyperlink w:history="1" r:id="rIdep1ga5bc8kfoglnxjaojy">
         <w:r>
           <w:rPr>
             <w:rStyle w:val="Hyperlink"/>
@@ -13477,7 +15251,7 @@
         </w:rPr>
         <w:t xml:space="preserve">：</w:t>
       </w:r>
-      <w:hyperlink w:history="1" r:id="rIdh9r19o3yc7xtiwjeygya3">
+      <w:hyperlink w:history="1" r:id="rId2tilngpijyyvldjq7f5yy">
         <w:r>
           <w:rPr>
             <w:rStyle w:val="Hyperlink"/>
@@ -13499,7 +15273,7 @@
         </w:rPr>
         <w:t xml:space="preserve"> / </w:t>
       </w:r>
-      <w:hyperlink w:history="1" r:id="rIdwxj0f8thfixev95nsgkpu">
+      <w:hyperlink w:history="1" r:id="rId_tyydmv80k3mlybkzqhxx">
         <w:r>
           <w:rPr>
             <w:rStyle w:val="Hyperlink"/>
@@ -13628,7 +15402,7 @@
         </w:rPr>
         <w:t xml:space="preserve">：</w:t>
       </w:r>
-      <w:hyperlink w:history="1" r:id="rIdw0jhxrfrgofs19xphd8r2">
+      <w:hyperlink w:history="1" r:id="rIdlvayeopbbkvvomelbiiex">
         <w:r>
           <w:rPr>
             <w:rStyle w:val="Hyperlink"/>
@@ -13757,7 +15531,7 @@
         </w:rPr>
         <w:t xml:space="preserve">：</w:t>
       </w:r>
-      <w:hyperlink w:history="1" r:id="rIdyq0fmahur9wmtqr4w7ihw">
+      <w:hyperlink w:history="1" r:id="rIdvmgnljv4ik1ebeml4-syd">
         <w:r>
           <w:rPr>
             <w:rStyle w:val="Hyperlink"/>
@@ -13886,7 +15660,7 @@
         </w:rPr>
         <w:t xml:space="preserve">：</w:t>
       </w:r>
-      <w:hyperlink w:history="1" r:id="rIdssqfp3-kjljjt5h_gl5eu">
+      <w:hyperlink w:history="1" r:id="rIdg6zpai8ursg3z-wyuunf3">
         <w:r>
           <w:rPr>
             <w:rStyle w:val="Hyperlink"/>
@@ -13938,7 +15712,7 @@
         </w:rPr>
         <w:t xml:space="preserve">：</w:t>
       </w:r>
-      <w:hyperlink w:history="1" r:id="rIdyeopecx8mzquwvw2ephwk">
+      <w:hyperlink w:history="1" r:id="rIdij71ankreyo9mbjpoic8_">
         <w:r>
           <w:rPr>
             <w:rStyle w:val="Hyperlink"/>
@@ -13960,7 +15734,7 @@
         </w:rPr>
         <w:t xml:space="preserve"> / </w:t>
       </w:r>
-      <w:hyperlink w:history="1" r:id="rId4o0ccfrve1l6qyphapnbo">
+      <w:hyperlink w:history="1" r:id="rId9mp9yd4gji-jsa9djidbl">
         <w:r>
           <w:rPr>
             <w:rStyle w:val="Hyperlink"/>
@@ -13982,7 +15756,7 @@
         </w:rPr>
         <w:t xml:space="preserve"> / </w:t>
       </w:r>
-      <w:hyperlink w:history="1" r:id="rIdg1qdgb7i2hcurv32utg18">
+      <w:hyperlink w:history="1" r:id="rIdlgzaowplwyxr9tymzhu2o">
         <w:r>
           <w:rPr>
             <w:rStyle w:val="Hyperlink"/>
@@ -14034,7 +15808,7 @@
         </w:rPr>
         <w:t xml:space="preserve">：</w:t>
       </w:r>
-      <w:hyperlink w:history="1" r:id="rId_mcphy6gkzowuk71vdhk_">
+      <w:hyperlink w:history="1" r:id="rIdeqwfgrxr2sw8vfhgkhb8i">
         <w:r>
           <w:rPr>
             <w:rStyle w:val="Hyperlink"/>
@@ -14163,7 +15937,7 @@
         </w:rPr>
         <w:t xml:space="preserve">：</w:t>
       </w:r>
-      <w:hyperlink w:history="1" r:id="rIdq6gmkbqll8ebgiixr18sq">
+      <w:hyperlink w:history="1" r:id="rIdqtenm-nky-8aztdrfsa2g">
         <w:r>
           <w:rPr>
             <w:rStyle w:val="Hyperlink"/>
@@ -14185,7 +15959,7 @@
         </w:rPr>
         <w:t xml:space="preserve"> / </w:t>
       </w:r>
-      <w:hyperlink w:history="1" r:id="rIdjiphwimuqs4hoblptsl9m">
+      <w:hyperlink w:history="1" r:id="rIdvx7yf0anx1sienpmzve6k">
         <w:r>
           <w:rPr>
             <w:rStyle w:val="Hyperlink"/>
@@ -14207,7 +15981,7 @@
         </w:rPr>
         <w:t xml:space="preserve"> / </w:t>
       </w:r>
-      <w:hyperlink w:history="1" r:id="rIdqf0ulzqkmiiapqdpulnxx">
+      <w:hyperlink w:history="1" r:id="rIdrjuxs_qrggg6yjbvcausk">
         <w:r>
           <w:rPr>
             <w:rStyle w:val="Hyperlink"/>
@@ -14259,7 +16033,7 @@
         </w:rPr>
         <w:t xml:space="preserve">：</w:t>
       </w:r>
-      <w:hyperlink w:history="1" r:id="rIdvvdfc0qt86o9wuowhacib">
+      <w:hyperlink w:history="1" r:id="rIdet_bd7g75vbvliw_kusat">
         <w:r>
           <w:rPr>
             <w:rStyle w:val="Hyperlink"/>
@@ -14435,7 +16209,7 @@
         </w:rPr>
         <w:t xml:space="preserve">：</w:t>
       </w:r>
-      <w:hyperlink w:history="1" r:id="rIdo0-qs63s9qj3e_gb1bbow">
+      <w:hyperlink w:history="1" r:id="rIdawkzb2e8q9wh_zk58di3j">
         <w:r>
           <w:rPr>
             <w:rStyle w:val="Hyperlink"/>
@@ -14457,7 +16231,7 @@
         </w:rPr>
         <w:t xml:space="preserve"> + </w:t>
       </w:r>
-      <w:hyperlink w:history="1" r:id="rIdnf590qhyqg0ywcbq3ddoe">
+      <w:hyperlink w:history="1" r:id="rIdc2fgswfqgmkgijekneh-y">
         <w:r>
           <w:rPr>
             <w:rStyle w:val="Hyperlink"/>
@@ -14546,7 +16320,7 @@
         </w:rPr>
         <w:t xml:space="preserve">：</w:t>
       </w:r>
-      <w:hyperlink w:history="1" r:id="rIdbyzmmcf5j_tuxjx44fx0w">
+      <w:hyperlink w:history="1" r:id="rIdugdt_qawdy__7dbedtda-">
         <w:r>
           <w:rPr>
             <w:rStyle w:val="Hyperlink"/>
@@ -14819,7 +16593,7 @@
         </w:rPr>
         <w:t xml:space="preserve">：</w:t>
       </w:r>
-      <w:hyperlink w:history="1" r:id="rIdr6xbvybw_k_vh813d3y6d">
+      <w:hyperlink w:history="1" r:id="rIdbcjard0d5fp-c3rcnweik">
         <w:r>
           <w:rPr>
             <w:rStyle w:val="Hyperlink"/>
@@ -14841,7 +16615,7 @@
         </w:rPr>
         <w:t xml:space="preserve"> + </w:t>
       </w:r>
-      <w:hyperlink w:history="1" r:id="rIdrd3m_sbrtmsmo9rfulrqh">
+      <w:hyperlink w:history="1" r:id="rIdkm0a4ca9avppxqf5r7j8i">
         <w:r>
           <w:rPr>
             <w:rStyle w:val="Hyperlink"/>
@@ -14940,7 +16714,7 @@
         </w:rPr>
         <w:t xml:space="preserve">：</w:t>
       </w:r>
-      <w:hyperlink w:history="1" r:id="rIdt9zhhapt0uoblgem9vc_m">
+      <w:hyperlink w:history="1" r:id="rIdytd7k8bvmtyki-6o_auhk">
         <w:r>
           <w:rPr>
             <w:rStyle w:val="Hyperlink"/>
@@ -15056,7 +16830,7 @@
         </w:rPr>
         <w:t xml:space="preserve">：</w:t>
       </w:r>
-      <w:hyperlink w:history="1" r:id="rIdv-ifwfyfa3qwpzyenwxgp">
+      <w:hyperlink w:history="1" r:id="rIdkz1ldiqdz3dfcogxh2gf2">
         <w:r>
           <w:rPr>
             <w:rStyle w:val="Hyperlink"/>
@@ -15125,7 +16899,7 @@
         </w:rPr>
         <w:t xml:space="preserve">：</w:t>
       </w:r>
-      <w:hyperlink w:history="1" r:id="rIdv6hqsnjbaiets6ybe9jqm">
+      <w:hyperlink w:history="1" r:id="rId83mxbbycro7ng4trv26ia">
         <w:r>
           <w:rPr>
             <w:rStyle w:val="Hyperlink"/>
@@ -15241,7 +17015,7 @@
         </w:rPr>
         <w:t xml:space="preserve">：</w:t>
       </w:r>
-      <w:hyperlink w:history="1" r:id="rId_ndzenlbiyipmv65vgyqp">
+      <w:hyperlink w:history="1" r:id="rIdzylec-yxczm--nld4u6et">
         <w:r>
           <w:rPr>
             <w:rStyle w:val="Hyperlink"/>
@@ -15377,7 +17151,7 @@
         </w:rPr>
         <w:t xml:space="preserve">：</w:t>
       </w:r>
-      <w:hyperlink w:history="1" r:id="rIdinqwt8hg1tx4ptzdog2aa">
+      <w:hyperlink w:history="1" r:id="rIdcl6mix8nayixbepkmnn4l">
         <w:r>
           <w:rPr>
             <w:rStyle w:val="Hyperlink"/>
@@ -15476,7 +17250,7 @@
         </w:rPr>
         <w:t xml:space="preserve">：</w:t>
       </w:r>
-      <w:hyperlink w:history="1" r:id="rIdg8drmtvapxiw2ry6wfhe3">
+      <w:hyperlink w:history="1" r:id="rIdcuarf1dbwsb70ajvkay7o">
         <w:r>
           <w:rPr>
             <w:rStyle w:val="Hyperlink"/>
@@ -15592,7 +17366,7 @@
         </w:rPr>
         <w:t xml:space="preserve">：</w:t>
       </w:r>
-      <w:hyperlink w:history="1" r:id="rId1j9xcbil39hjziz6a91gz">
+      <w:hyperlink w:history="1" r:id="rIdr_t-wzdvpqbzktaokhekz">
         <w:r>
           <w:rPr>
             <w:rStyle w:val="Hyperlink"/>
@@ -15708,7 +17482,7 @@
         </w:rPr>
         <w:t xml:space="preserve">：</w:t>
       </w:r>
-      <w:hyperlink w:history="1" r:id="rIdolq6hj4schwfdbjh8srud">
+      <w:hyperlink w:history="1" r:id="rId1kv3vl-l2-ya29wwiex9k">
         <w:r>
           <w:rPr>
             <w:rStyle w:val="Hyperlink"/>
@@ -15844,7 +17618,7 @@
         </w:rPr>
         <w:t xml:space="preserve">：</w:t>
       </w:r>
-      <w:hyperlink w:history="1" r:id="rIdwnnxemivf73_0jziyt0n0">
+      <w:hyperlink w:history="1" r:id="rIdcjib9-s791jov-hsxtxsc">
         <w:r>
           <w:rPr>
             <w:rStyle w:val="Hyperlink"/>
@@ -15913,7 +17687,7 @@
         </w:rPr>
         <w:t xml:space="preserve">：</w:t>
       </w:r>
-      <w:hyperlink w:history="1" r:id="rIdxarwrcnrhlg5b9mqvzqsm">
+      <w:hyperlink w:history="1" r:id="rIdzqrmn0bw6cg0fqcmq-dyj">
         <w:r>
           <w:rPr>
             <w:rStyle w:val="Hyperlink"/>
@@ -16029,7 +17803,7 @@
         </w:rPr>
         <w:t xml:space="preserve">：</w:t>
       </w:r>
-      <w:hyperlink w:history="1" r:id="rIdnjsprkbyficug1wtcapo_">
+      <w:hyperlink w:history="1" r:id="rIdp9b6mp-xvreikxjahcrik">
         <w:r>
           <w:rPr>
             <w:rStyle w:val="Hyperlink"/>
@@ -16195,7 +17969,7 @@
         </w:rPr>
         <w:t xml:space="preserve">：</w:t>
       </w:r>
-      <w:hyperlink w:history="1" r:id="rIdqgr8zj7rhsdxwpuljeluv">
+      <w:hyperlink w:history="1" r:id="rIdanpupiwme90x8ao1akh2r">
         <w:r>
           <w:rPr>
             <w:rStyle w:val="Hyperlink"/>
@@ -16217,7 +17991,7 @@
         </w:rPr>
         <w:t xml:space="preserve"> + </w:t>
       </w:r>
-      <w:hyperlink w:history="1" r:id="rIdnzbkjtahkmhmj_jo7c0ak">
+      <w:hyperlink w:history="1" r:id="rIdhzavyq5ymxw4dwsvyjamk">
         <w:r>
           <w:rPr>
             <w:rStyle w:val="Hyperlink"/>
@@ -16393,7 +18167,7 @@
         </w:rPr>
         <w:t xml:space="preserve">：</w:t>
       </w:r>
-      <w:hyperlink w:history="1" r:id="rIdbigy8dxrzea9kp-k814hr">
+      <w:hyperlink w:history="1" r:id="rIdruwdrr2v1vxxw7ve2wkos">
         <w:r>
           <w:rPr>
             <w:rStyle w:val="Hyperlink"/>
@@ -16747,7 +18521,7 @@
         </w:rPr>
         <w:t xml:space="preserve">：</w:t>
       </w:r>
-      <w:hyperlink w:history="1" r:id="rIdtznmhu1syqvb2pwxbggoy">
+      <w:hyperlink w:history="1" r:id="rIdsfscmwu3vnb1tc94l_mc0">
         <w:r>
           <w:rPr>
             <w:rStyle w:val="Hyperlink"/>
@@ -16769,7 +18543,7 @@
         </w:rPr>
         <w:t xml:space="preserve"> + </w:t>
       </w:r>
-      <w:hyperlink w:history="1" r:id="rIdsbnkyxqecocaqcs1u9gwh">
+      <w:hyperlink w:history="1" r:id="rIdrs9w2455vtkqipatrwajk">
         <w:r>
           <w:rPr>
             <w:rStyle w:val="Hyperlink"/>
@@ -16898,7 +18672,7 @@
         </w:rPr>
         <w:t xml:space="preserve">：</w:t>
       </w:r>
-      <w:hyperlink w:history="1" r:id="rIdsyywqafobmxpd_4pbnoip">
+      <w:hyperlink w:history="1" r:id="rId4arbmx9oaxe8z5x0fxhzj">
         <w:r>
           <w:rPr>
             <w:rStyle w:val="Hyperlink"/>
@@ -16967,7 +18741,7 @@
         </w:rPr>
         <w:t xml:space="preserve">：</w:t>
       </w:r>
-      <w:hyperlink w:history="1" r:id="rIdbsk8ug3z7ztr1qvxhjm35">
+      <w:hyperlink w:history="1" r:id="rIdhy4tc8pep9lzn4zuvumww">
         <w:r>
           <w:rPr>
             <w:rStyle w:val="Hyperlink"/>
@@ -16989,7 +18763,7 @@
         </w:rPr>
         <w:t xml:space="preserve"> + </w:t>
       </w:r>
-      <w:hyperlink w:history="1" r:id="rIdan4w11pwfx_bcthtmwmzx">
+      <w:hyperlink w:history="1" r:id="rIduhagypfchcmwexvssvt9u">
         <w:r>
           <w:rPr>
             <w:rStyle w:val="Hyperlink"/>
@@ -17105,7 +18879,7 @@
         </w:rPr>
         <w:t xml:space="preserve">：</w:t>
       </w:r>
-      <w:hyperlink w:history="1" r:id="rIdwun609itlgitircgksmjc">
+      <w:hyperlink w:history="1" r:id="rIdprfhipj9ku3qz7ylnalgs">
         <w:r>
           <w:rPr>
             <w:rStyle w:val="Hyperlink"/>
@@ -17365,7 +19139,7 @@
         </w:rPr>
         <w:t xml:space="preserve">：</w:t>
       </w:r>
-      <w:hyperlink w:history="1" r:id="rIdlkv1gmtmm8pyh5hunuwtc">
+      <w:hyperlink w:history="1" r:id="rIdq79fun6v4duyz0tpjb4du">
         <w:r>
           <w:rPr>
             <w:rStyle w:val="Hyperlink"/>

--- a/01_课程大纲.docx
+++ b/01_课程大纲.docx
@@ -3342,505 +3342,757 @@
         <w:t xml:space="preserve">的完整系统：</w:t>
       </w:r>
     </w:p>
-    <w:p>
-      <w:pPr>
-        <w:pBdr>
+    <w:tbl>
+      <w:tblPr>
+        <w:tblW w:type="dxa" w:w="9000"/>
+        <w:tblBorders>
           <w:top w:val="single" w:color="D9D9D9" w:sz="4"/>
           <w:left w:val="single" w:color="D9D9D9" w:sz="4"/>
+          <w:bottom w:val="single" w:color="D9D9D9" w:sz="4"/>
           <w:right w:val="single" w:color="D9D9D9" w:sz="4"/>
-        </w:pBdr>
-        <w:shd w:fill="F4F4F4" w:val="clear"/>
-        <w:spacing w:after="0" w:line="280"/>
-      </w:pPr>
-      <w:r>
-        <w:rPr>
-          <w:rFonts w:ascii="Consolas" w:cs="Consolas" w:eastAsia="Consolas" w:hAnsi="Consolas"/>
-          <w:color w:val="262626"/>
-          <w:sz w:val="19"/>
-          <w:szCs w:val="19"/>
-        </w:rPr>
-        <w:t xml:space="preserve">┌──────────────────────────────────────────────────────────────────┐</w:t>
-      </w:r>
-    </w:p>
-    <w:p>
-      <w:pPr>
-        <w:pBdr>
-          <w:left w:val="single" w:color="D9D9D9" w:sz="4"/>
-          <w:right w:val="single" w:color="D9D9D9" w:sz="4"/>
-        </w:pBdr>
-        <w:shd w:fill="F4F4F4" w:val="clear"/>
-        <w:spacing w:after="0" w:line="280"/>
-      </w:pPr>
-      <w:r>
-        <w:rPr>
-          <w:rFonts w:ascii="Consolas" w:cs="Consolas" w:eastAsia="Consolas" w:hAnsi="Consolas"/>
-          <w:color w:val="262626"/>
-          <w:sz w:val="19"/>
-          <w:szCs w:val="19"/>
-        </w:rPr>
-        <w:t xml:space="preserve">│  ① IM 入口层  （飞书 / 企业微信 / Telegram / WhatsApp / 邮件）   │</w:t>
-      </w:r>
-    </w:p>
-    <w:p>
-      <w:pPr>
-        <w:pBdr>
-          <w:left w:val="single" w:color="D9D9D9" w:sz="4"/>
-          <w:right w:val="single" w:color="D9D9D9" w:sz="4"/>
-        </w:pBdr>
-        <w:shd w:fill="F4F4F4" w:val="clear"/>
-        <w:spacing w:after="0" w:line="280"/>
-      </w:pPr>
-      <w:r>
-        <w:rPr>
-          <w:rFonts w:ascii="Consolas" w:cs="Consolas" w:eastAsia="Consolas" w:hAnsi="Consolas"/>
-          <w:color w:val="262626"/>
-          <w:sz w:val="19"/>
-          <w:szCs w:val="19"/>
-        </w:rPr>
-        <w:t xml:space="preserve">│      Webhook 机制 + 消息触发链路                                   │</w:t>
-      </w:r>
-    </w:p>
-    <w:p>
-      <w:pPr>
-        <w:pBdr>
-          <w:left w:val="single" w:color="D9D9D9" w:sz="4"/>
-          <w:right w:val="single" w:color="D9D9D9" w:sz="4"/>
-        </w:pBdr>
-        <w:shd w:fill="F4F4F4" w:val="clear"/>
-        <w:spacing w:after="0" w:line="280"/>
-      </w:pPr>
-      <w:r>
-        <w:rPr>
-          <w:rFonts w:ascii="Consolas" w:cs="Consolas" w:eastAsia="Consolas" w:hAnsi="Consolas"/>
-          <w:color w:val="262626"/>
-          <w:sz w:val="19"/>
-          <w:szCs w:val="19"/>
-        </w:rPr>
-        <w:t xml:space="preserve">├──────────────────────────────────────────────────────────────────┤</w:t>
-      </w:r>
-    </w:p>
-    <w:p>
-      <w:pPr>
-        <w:pBdr>
-          <w:left w:val="single" w:color="D9D9D9" w:sz="4"/>
-          <w:right w:val="single" w:color="D9D9D9" w:sz="4"/>
-        </w:pBdr>
-        <w:shd w:fill="F4F4F4" w:val="clear"/>
-        <w:spacing w:after="0" w:line="280"/>
-      </w:pPr>
-      <w:r>
-        <w:rPr>
-          <w:rFonts w:ascii="Consolas" w:cs="Consolas" w:eastAsia="Consolas" w:hAnsi="Consolas"/>
-          <w:color w:val="262626"/>
-          <w:sz w:val="19"/>
-          <w:szCs w:val="19"/>
-        </w:rPr>
-        <w:t xml:space="preserve">│  ② Agent Runtime 执行层  （OpenClaw / Computer Use / 自研）       │</w:t>
-      </w:r>
-    </w:p>
-    <w:p>
-      <w:pPr>
-        <w:pBdr>
-          <w:left w:val="single" w:color="D9D9D9" w:sz="4"/>
-          <w:right w:val="single" w:color="D9D9D9" w:sz="4"/>
-        </w:pBdr>
-        <w:shd w:fill="F4F4F4" w:val="clear"/>
-        <w:spacing w:after="0" w:line="280"/>
-      </w:pPr>
-      <w:r>
-        <w:rPr>
-          <w:rFonts w:ascii="Consolas" w:cs="Consolas" w:eastAsia="Consolas" w:hAnsi="Consolas"/>
-          <w:color w:val="262626"/>
-          <w:sz w:val="19"/>
-          <w:szCs w:val="19"/>
-        </w:rPr>
-        <w:t xml:space="preserve">│      多 Agent 角色建模 + 任务分配 + 能力绑定                       │</w:t>
-      </w:r>
-    </w:p>
-    <w:p>
-      <w:pPr>
-        <w:pBdr>
-          <w:left w:val="single" w:color="D9D9D9" w:sz="4"/>
-          <w:right w:val="single" w:color="D9D9D9" w:sz="4"/>
-        </w:pBdr>
-        <w:shd w:fill="F4F4F4" w:val="clear"/>
-        <w:spacing w:after="0" w:line="280"/>
-      </w:pPr>
-      <w:r>
-        <w:rPr>
-          <w:rFonts w:ascii="Consolas" w:cs="Consolas" w:eastAsia="Consolas" w:hAnsi="Consolas"/>
-          <w:color w:val="262626"/>
-          <w:sz w:val="19"/>
-          <w:szCs w:val="19"/>
-        </w:rPr>
-        <w:t xml:space="preserve">│      LLM + Tool Use：任务理解 → 工具选择 → 执行 → 反馈              │</w:t>
-      </w:r>
-    </w:p>
-    <w:p>
-      <w:pPr>
-        <w:pBdr>
-          <w:left w:val="single" w:color="D9D9D9" w:sz="4"/>
-          <w:right w:val="single" w:color="D9D9D9" w:sz="4"/>
-        </w:pBdr>
-        <w:shd w:fill="F4F4F4" w:val="clear"/>
-        <w:spacing w:after="0" w:line="280"/>
-      </w:pPr>
-      <w:r>
-        <w:rPr>
-          <w:rFonts w:ascii="Consolas" w:cs="Consolas" w:eastAsia="Consolas" w:hAnsi="Consolas"/>
-          <w:color w:val="262626"/>
-          <w:sz w:val="19"/>
-          <w:szCs w:val="19"/>
-        </w:rPr>
-        <w:t xml:space="preserve">├──────────────────────────────────────────────────────────────────┤</w:t>
-      </w:r>
-    </w:p>
-    <w:p>
-      <w:pPr>
-        <w:pBdr>
-          <w:left w:val="single" w:color="D9D9D9" w:sz="4"/>
-          <w:right w:val="single" w:color="D9D9D9" w:sz="4"/>
-        </w:pBdr>
-        <w:shd w:fill="F4F4F4" w:val="clear"/>
-        <w:spacing w:after="0" w:line="280"/>
-      </w:pPr>
-      <w:r>
-        <w:rPr>
-          <w:rFonts w:ascii="Consolas" w:cs="Consolas" w:eastAsia="Consolas" w:hAnsi="Consolas"/>
-          <w:color w:val="262626"/>
-          <w:sz w:val="19"/>
-          <w:szCs w:val="19"/>
-        </w:rPr>
-        <w:t xml:space="preserve">│  ③ 自进化智能层  （Hermes 类自进化 Agent 框架）                   │</w:t>
-      </w:r>
-    </w:p>
-    <w:p>
-      <w:pPr>
-        <w:pBdr>
-          <w:left w:val="single" w:color="D9D9D9" w:sz="4"/>
-          <w:right w:val="single" w:color="D9D9D9" w:sz="4"/>
-        </w:pBdr>
-        <w:shd w:fill="F4F4F4" w:val="clear"/>
-        <w:spacing w:after="0" w:line="280"/>
-      </w:pPr>
-      <w:r>
-        <w:rPr>
-          <w:rFonts w:ascii="Consolas" w:cs="Consolas" w:eastAsia="Consolas" w:hAnsi="Consolas"/>
-          <w:color w:val="262626"/>
-          <w:sz w:val="19"/>
-          <w:szCs w:val="19"/>
-        </w:rPr>
-        <w:t xml:space="preserve">│      Observe / Think / Act / Learn 闭环                            │</w:t>
-      </w:r>
-    </w:p>
-    <w:p>
-      <w:pPr>
-        <w:pBdr>
-          <w:left w:val="single" w:color="D9D9D9" w:sz="4"/>
-          <w:right w:val="single" w:color="D9D9D9" w:sz="4"/>
-        </w:pBdr>
-        <w:shd w:fill="F4F4F4" w:val="clear"/>
-        <w:spacing w:after="0" w:line="280"/>
-      </w:pPr>
-      <w:r>
-        <w:rPr>
-          <w:rFonts w:ascii="Consolas" w:cs="Consolas" w:eastAsia="Consolas" w:hAnsi="Consolas"/>
-          <w:color w:val="262626"/>
-          <w:sz w:val="19"/>
-          <w:szCs w:val="19"/>
-        </w:rPr>
-        <w:t xml:space="preserve">│      策略优化 + Skill 自动生成 + 长期任务系统                      │</w:t>
-      </w:r>
-    </w:p>
-    <w:p>
-      <w:pPr>
-        <w:pBdr>
-          <w:left w:val="single" w:color="D9D9D9" w:sz="4"/>
-          <w:right w:val="single" w:color="D9D9D9" w:sz="4"/>
-        </w:pBdr>
-        <w:shd w:fill="F4F4F4" w:val="clear"/>
-        <w:spacing w:after="0" w:line="280"/>
-      </w:pPr>
-      <w:r>
-        <w:rPr>
-          <w:rFonts w:ascii="Consolas" w:cs="Consolas" w:eastAsia="Consolas" w:hAnsi="Consolas"/>
-          <w:color w:val="262626"/>
-          <w:sz w:val="19"/>
-          <w:szCs w:val="19"/>
-        </w:rPr>
-        <w:t xml:space="preserve">├──────────────────────────────────────────────────────────────────┤</w:t>
-      </w:r>
-    </w:p>
-    <w:p>
-      <w:pPr>
-        <w:pBdr>
-          <w:left w:val="single" w:color="D9D9D9" w:sz="4"/>
-          <w:right w:val="single" w:color="D9D9D9" w:sz="4"/>
-        </w:pBdr>
-        <w:shd w:fill="F4F4F4" w:val="clear"/>
-        <w:spacing w:after="0" w:line="280"/>
-      </w:pPr>
-      <w:r>
-        <w:rPr>
-          <w:rFonts w:ascii="Consolas" w:cs="Consolas" w:eastAsia="Consolas" w:hAnsi="Consolas"/>
-          <w:color w:val="262626"/>
-          <w:sz w:val="19"/>
-          <w:szCs w:val="19"/>
-        </w:rPr>
-        <w:t xml:space="preserve">│  ④ Skill 能力层  （ClawHub 官方 + 社区 + 自研）                   │</w:t>
-      </w:r>
-    </w:p>
-    <w:p>
-      <w:pPr>
-        <w:pBdr>
-          <w:left w:val="single" w:color="D9D9D9" w:sz="4"/>
-          <w:right w:val="single" w:color="D9D9D9" w:sz="4"/>
-        </w:pBdr>
-        <w:shd w:fill="F4F4F4" w:val="clear"/>
-        <w:spacing w:after="0" w:line="280"/>
-      </w:pPr>
-      <w:r>
-        <w:rPr>
-          <w:rFonts w:ascii="Consolas" w:cs="Consolas" w:eastAsia="Consolas" w:hAnsi="Consolas"/>
-          <w:color w:val="262626"/>
-          <w:sz w:val="19"/>
-          <w:szCs w:val="19"/>
-        </w:rPr>
-        <w:t xml:space="preserve">│      浏览器 / 数据 / 内容 / 自动化 四大能力域                      │</w:t>
-      </w:r>
-    </w:p>
-    <w:p>
-      <w:pPr>
-        <w:pBdr>
-          <w:left w:val="single" w:color="D9D9D9" w:sz="4"/>
-          <w:right w:val="single" w:color="D9D9D9" w:sz="4"/>
-        </w:pBdr>
-        <w:shd w:fill="F4F4F4" w:val="clear"/>
-        <w:spacing w:after="0" w:line="280"/>
-      </w:pPr>
-      <w:r>
-        <w:rPr>
-          <w:rFonts w:ascii="Consolas" w:cs="Consolas" w:eastAsia="Consolas" w:hAnsi="Consolas"/>
-          <w:color w:val="262626"/>
-          <w:sz w:val="19"/>
-          <w:szCs w:val="19"/>
-        </w:rPr>
-        <w:t xml:space="preserve">│      标准结构：skill.yaml + skill.md + 执行逻辑                    │</w:t>
-      </w:r>
-    </w:p>
-    <w:p>
-      <w:pPr>
-        <w:pBdr>
-          <w:left w:val="single" w:color="D9D9D9" w:sz="4"/>
-          <w:right w:val="single" w:color="D9D9D9" w:sz="4"/>
-        </w:pBdr>
-        <w:shd w:fill="F4F4F4" w:val="clear"/>
-        <w:spacing w:after="0" w:line="280"/>
-      </w:pPr>
-      <w:r>
-        <w:rPr>
-          <w:rFonts w:ascii="Consolas" w:cs="Consolas" w:eastAsia="Consolas" w:hAnsi="Consolas"/>
-          <w:color w:val="262626"/>
-          <w:sz w:val="19"/>
-          <w:szCs w:val="19"/>
-        </w:rPr>
-        <w:t xml:space="preserve">├──────────────────────────────────────────────────────────────────┤</w:t>
-      </w:r>
-    </w:p>
-    <w:p>
-      <w:pPr>
-        <w:pBdr>
-          <w:left w:val="single" w:color="D9D9D9" w:sz="4"/>
-          <w:right w:val="single" w:color="D9D9D9" w:sz="4"/>
-        </w:pBdr>
-        <w:shd w:fill="F4F4F4" w:val="clear"/>
-        <w:spacing w:after="0" w:line="280"/>
-      </w:pPr>
-      <w:r>
-        <w:rPr>
-          <w:rFonts w:ascii="Consolas" w:cs="Consolas" w:eastAsia="Consolas" w:hAnsi="Consolas"/>
-          <w:color w:val="262626"/>
-          <w:sz w:val="19"/>
-          <w:szCs w:val="19"/>
-        </w:rPr>
-        <w:t xml:space="preserve">│  ⑤ Memory 进化层  （SOUL / USER / MEMORY / AGENTS 四层记忆）       │</w:t>
-      </w:r>
-    </w:p>
-    <w:p>
-      <w:pPr>
-        <w:pBdr>
-          <w:left w:val="single" w:color="D9D9D9" w:sz="4"/>
-          <w:right w:val="single" w:color="D9D9D9" w:sz="4"/>
-        </w:pBdr>
-        <w:shd w:fill="F4F4F4" w:val="clear"/>
-        <w:spacing w:after="0" w:line="280"/>
-      </w:pPr>
-      <w:r>
-        <w:rPr>
-          <w:rFonts w:ascii="Consolas" w:cs="Consolas" w:eastAsia="Consolas" w:hAnsi="Consolas"/>
-          <w:color w:val="262626"/>
-          <w:sz w:val="19"/>
-          <w:szCs w:val="19"/>
-        </w:rPr>
-        <w:t xml:space="preserve">│      长期记忆 + 自动学习 + 策略迭代                                │</w:t>
-      </w:r>
-    </w:p>
-    <w:p>
-      <w:pPr>
-        <w:pBdr>
-          <w:left w:val="single" w:color="D9D9D9" w:sz="4"/>
-          <w:right w:val="single" w:color="D9D9D9" w:sz="4"/>
-        </w:pBdr>
-        <w:shd w:fill="F4F4F4" w:val="clear"/>
-        <w:spacing w:after="0" w:line="280"/>
-      </w:pPr>
-      <w:r>
-        <w:rPr>
-          <w:rFonts w:ascii="Consolas" w:cs="Consolas" w:eastAsia="Consolas" w:hAnsi="Consolas"/>
-          <w:color w:val="262626"/>
-          <w:sz w:val="19"/>
-          <w:szCs w:val="19"/>
-        </w:rPr>
-        <w:t xml:space="preserve">├──────────────────────────────────────────────────────────────────┤</w:t>
-      </w:r>
-    </w:p>
-    <w:p>
-      <w:pPr>
-        <w:pBdr>
-          <w:left w:val="single" w:color="D9D9D9" w:sz="4"/>
-          <w:right w:val="single" w:color="D9D9D9" w:sz="4"/>
-        </w:pBdr>
-        <w:shd w:fill="F4F4F4" w:val="clear"/>
-        <w:spacing w:after="0" w:line="280"/>
-      </w:pPr>
-      <w:r>
-        <w:rPr>
-          <w:rFonts w:ascii="Consolas" w:cs="Consolas" w:eastAsia="Consolas" w:hAnsi="Consolas"/>
-          <w:color w:val="262626"/>
-          <w:sz w:val="19"/>
-          <w:szCs w:val="19"/>
-        </w:rPr>
-        <w:t xml:space="preserve">│  调度 + 监控  ：Trigger / Execution / Observation 三层             │</w:t>
-      </w:r>
-    </w:p>
-    <w:p>
-      <w:pPr>
-        <w:pBdr>
-          <w:left w:val="single" w:color="D9D9D9" w:sz="4"/>
-          <w:right w:val="single" w:color="D9D9D9" w:sz="4"/>
-        </w:pBdr>
-        <w:shd w:fill="F4F4F4" w:val="clear"/>
-        <w:spacing w:after="0" w:line="280"/>
-      </w:pPr>
-      <w:r>
-        <w:rPr>
-          <w:rFonts w:ascii="Consolas" w:cs="Consolas" w:eastAsia="Consolas" w:hAnsi="Consolas"/>
-          <w:color w:val="262626"/>
-          <w:sz w:val="19"/>
-          <w:szCs w:val="19"/>
-        </w:rPr>
-        <w:t xml:space="preserve">│      Cron 定时 / Heartbeat 周期 / Task Flow 编排                   │</w:t>
-      </w:r>
-    </w:p>
-    <w:p>
-      <w:pPr>
-        <w:pBdr>
-          <w:left w:val="single" w:color="D9D9D9" w:sz="4"/>
-          <w:right w:val="single" w:color="D9D9D9" w:sz="4"/>
-        </w:pBdr>
-        <w:shd w:fill="F4F4F4" w:val="clear"/>
-        <w:spacing w:after="0" w:line="280"/>
-      </w:pPr>
-      <w:r>
-        <w:rPr>
-          <w:rFonts w:ascii="Consolas" w:cs="Consolas" w:eastAsia="Consolas" w:hAnsi="Consolas"/>
-          <w:color w:val="262626"/>
-          <w:sz w:val="19"/>
-          <w:szCs w:val="19"/>
-        </w:rPr>
-        <w:t xml:space="preserve">│      日志 / 状态 / 重试 / fallback / 告警                          │</w:t>
-      </w:r>
-    </w:p>
-    <w:p>
-      <w:pPr>
-        <w:pBdr>
-          <w:left w:val="single" w:color="D9D9D9" w:sz="4"/>
-          <w:right w:val="single" w:color="D9D9D9" w:sz="4"/>
-        </w:pBdr>
-        <w:shd w:fill="F4F4F4" w:val="clear"/>
-        <w:spacing w:after="0" w:line="280"/>
-      </w:pPr>
-      <w:r>
-        <w:rPr>
-          <w:rFonts w:ascii="Consolas" w:cs="Consolas" w:eastAsia="Consolas" w:hAnsi="Consolas"/>
-          <w:color w:val="262626"/>
-          <w:sz w:val="19"/>
-          <w:szCs w:val="19"/>
-        </w:rPr>
-        <w:t xml:space="preserve">├──────────────────────────────────────────────────────────────────┤</w:t>
-      </w:r>
-    </w:p>
-    <w:p>
-      <w:pPr>
-        <w:pBdr>
-          <w:left w:val="single" w:color="D9D9D9" w:sz="4"/>
-          <w:right w:val="single" w:color="D9D9D9" w:sz="4"/>
-        </w:pBdr>
-        <w:shd w:fill="F4F4F4" w:val="clear"/>
-        <w:spacing w:after="0" w:line="280"/>
-      </w:pPr>
-      <w:r>
-        <w:rPr>
-          <w:rFonts w:ascii="Consolas" w:cs="Consolas" w:eastAsia="Consolas" w:hAnsi="Consolas"/>
-          <w:color w:val="262626"/>
-          <w:sz w:val="19"/>
-          <w:szCs w:val="19"/>
-        </w:rPr>
-        <w:t xml:space="preserve">│  配套增强产品 ：ClawX（Runtime 增强）+ Claw-Control-Center        │</w:t>
-      </w:r>
-    </w:p>
-    <w:p>
-      <w:pPr>
-        <w:pBdr>
-          <w:left w:val="single" w:color="D9D9D9" w:sz="4"/>
-          <w:right w:val="single" w:color="D9D9D9" w:sz="4"/>
-        </w:pBdr>
-        <w:shd w:fill="F4F4F4" w:val="clear"/>
-        <w:spacing w:after="0" w:line="280"/>
-      </w:pPr>
-      <w:r>
-        <w:rPr>
-          <w:rFonts w:ascii="Consolas" w:cs="Consolas" w:eastAsia="Consolas" w:hAnsi="Consolas"/>
-          <w:color w:val="262626"/>
-          <w:sz w:val="19"/>
-          <w:szCs w:val="19"/>
-        </w:rPr>
-        <w:t xml:space="preserve">│                 （统一 Token 管理）+ PaperClip（数字员工平台）     │</w:t>
-      </w:r>
-    </w:p>
-    <w:p>
-      <w:pPr>
-        <w:pBdr>
-          <w:bottom w:val="single" w:color="D9D9D9" w:sz="4"/>
-          <w:left w:val="single" w:color="D9D9D9" w:sz="4"/>
-          <w:right w:val="single" w:color="D9D9D9" w:sz="4"/>
-        </w:pBdr>
-        <w:shd w:fill="F4F4F4" w:val="clear"/>
-        <w:spacing w:after="0" w:line="280"/>
-      </w:pPr>
-      <w:r>
-        <w:rPr>
-          <w:rFonts w:ascii="Consolas" w:cs="Consolas" w:eastAsia="Consolas" w:hAnsi="Consolas"/>
-          <w:color w:val="262626"/>
-          <w:sz w:val="19"/>
-          <w:szCs w:val="19"/>
-        </w:rPr>
-        <w:t xml:space="preserve">└──────────────────────────────────────────────────────────────────┘</w:t>
-      </w:r>
-    </w:p>
-    <w:p>
-      <w:pPr>
-        <w:spacing w:before="100"/>
+          <w:insideH w:val="single" w:color="D9D9D9" w:sz="4"/>
+          <w:insideV w:val="single" w:color="D9D9D9" w:sz="4"/>
+        </w:tblBorders>
+      </w:tblPr>
+      <w:tblGrid>
+        <w:gridCol w:w="2600"/>
+        <w:gridCol w:w="6400"/>
+      </w:tblGrid>
+      <w:tr>
+        <w:trPr>
+          <w:tblHeader/>
+        </w:trPr>
+        <w:tc>
+          <w:tcPr>
+            <w:tcW w:type="dxa" w:w="2600"/>
+            <w:tcBorders>
+              <w:top w:val="single" w:color="D9D9D9" w:sz="4"/>
+              <w:left w:val="single" w:color="D9D9D9" w:sz="4"/>
+              <w:bottom w:val="single" w:color="D9D9D9" w:sz="4"/>
+              <w:right w:val="single" w:color="D9D9D9" w:sz="4"/>
+            </w:tcBorders>
+            <w:shd w:fill="1F4E79" w:val="clear"/>
+            <w:tcMar>
+              <w:top w:type="dxa" w:w="120"/>
+              <w:left w:type="dxa" w:w="160"/>
+              <w:bottom w:type="dxa" w:w="120"/>
+              <w:right w:type="dxa" w:w="160"/>
+            </w:tcMar>
+            <w:vAlign w:val="center"/>
+          </w:tcPr>
+          <w:p>
+            <w:pPr>
+              <w:spacing w:line="320"/>
+              <w:jc w:val="left"/>
+            </w:pPr>
+            <w:r>
+              <w:rPr>
+                <w:rFonts w:ascii="微软雅黑" w:cs="微软雅黑" w:eastAsia="微软雅黑" w:hAnsi="微软雅黑"/>
+                <w:b/>
+                <w:bCs/>
+                <w:color w:val="FFFFFF"/>
+                <w:sz w:val="21"/>
+                <w:szCs w:val="21"/>
+              </w:rPr>
+              <w:t xml:space="preserve">层级</w:t>
+            </w:r>
+          </w:p>
+        </w:tc>
+        <w:tc>
+          <w:tcPr>
+            <w:tcW w:type="dxa" w:w="6400"/>
+            <w:tcBorders>
+              <w:top w:val="single" w:color="D9D9D9" w:sz="4"/>
+              <w:left w:val="single" w:color="D9D9D9" w:sz="4"/>
+              <w:bottom w:val="single" w:color="D9D9D9" w:sz="4"/>
+              <w:right w:val="single" w:color="D9D9D9" w:sz="4"/>
+            </w:tcBorders>
+            <w:shd w:fill="1F4E79" w:val="clear"/>
+            <w:tcMar>
+              <w:top w:type="dxa" w:w="120"/>
+              <w:left w:type="dxa" w:w="160"/>
+              <w:bottom w:type="dxa" w:w="120"/>
+              <w:right w:type="dxa" w:w="160"/>
+            </w:tcMar>
+            <w:vAlign w:val="center"/>
+          </w:tcPr>
+          <w:p>
+            <w:pPr>
+              <w:spacing w:line="320"/>
+              <w:jc w:val="left"/>
+            </w:pPr>
+            <w:r>
+              <w:rPr>
+                <w:rFonts w:ascii="微软雅黑" w:cs="微软雅黑" w:eastAsia="微软雅黑" w:hAnsi="微软雅黑"/>
+                <w:b/>
+                <w:bCs/>
+                <w:color w:val="FFFFFF"/>
+                <w:sz w:val="21"/>
+                <w:szCs w:val="21"/>
+              </w:rPr>
+              <w:t xml:space="preserve">组件 / 职责</w:t>
+            </w:r>
+          </w:p>
+        </w:tc>
+      </w:tr>
+      <w:tr>
+        <w:tc>
+          <w:tcPr>
+            <w:tcW w:type="dxa" w:w="2600"/>
+            <w:tcBorders>
+              <w:top w:val="single" w:color="D9D9D9" w:sz="4"/>
+              <w:left w:val="single" w:color="D9D9D9" w:sz="4"/>
+              <w:bottom w:val="single" w:color="D9D9D9" w:sz="4"/>
+              <w:right w:val="single" w:color="D9D9D9" w:sz="4"/>
+            </w:tcBorders>
+            <w:shd w:fill="1F4E79" w:val="clear"/>
+            <w:tcMar>
+              <w:top w:type="dxa" w:w="160"/>
+              <w:left w:type="dxa" w:w="160"/>
+              <w:bottom w:type="dxa" w:w="160"/>
+              <w:right w:type="dxa" w:w="160"/>
+            </w:tcMar>
+            <w:vAlign w:val="center"/>
+          </w:tcPr>
+          <w:p>
+            <w:pPr>
+              <w:spacing w:after="0" w:before="0" w:line="300"/>
+              <w:jc w:val="center"/>
+            </w:pPr>
+            <w:r>
+              <w:rPr>
+                <w:rFonts w:ascii="微软雅黑" w:cs="微软雅黑" w:eastAsia="微软雅黑" w:hAnsi="微软雅黑"/>
+                <w:b/>
+                <w:bCs/>
+                <w:color w:val="FFFFFF"/>
+                <w:sz w:val="22"/>
+                <w:szCs w:val="22"/>
+              </w:rPr>
+              <w:t xml:space="preserve">① IM 入口层</w:t>
+            </w:r>
+          </w:p>
+        </w:tc>
+        <w:tc>
+          <w:tcPr>
+            <w:tcW w:type="dxa" w:w="6400"/>
+            <w:tcBorders>
+              <w:top w:val="single" w:color="D9D9D9" w:sz="4"/>
+              <w:left w:val="single" w:color="D9D9D9" w:sz="4"/>
+              <w:bottom w:val="single" w:color="D9D9D9" w:sz="4"/>
+              <w:right w:val="single" w:color="D9D9D9" w:sz="4"/>
+            </w:tcBorders>
+            <w:shd w:fill="F2F6FA" w:val="clear"/>
+            <w:tcMar>
+              <w:top w:type="dxa" w:w="120"/>
+              <w:left w:type="dxa" w:w="160"/>
+              <w:bottom w:type="dxa" w:w="120"/>
+              <w:right w:type="dxa" w:w="160"/>
+            </w:tcMar>
+            <w:vAlign w:val="center"/>
+          </w:tcPr>
+          <w:p>
+            <w:pPr>
+              <w:spacing w:after="40" w:before="0" w:line="320"/>
+              <w:jc w:val="left"/>
+            </w:pPr>
+            <w:r>
+              <w:rPr>
+                <w:rFonts w:ascii="微软雅黑" w:cs="微软雅黑" w:eastAsia="微软雅黑" w:hAnsi="微软雅黑"/>
+                <w:color w:val="262626"/>
+                <w:sz w:val="20"/>
+                <w:szCs w:val="20"/>
+              </w:rPr>
+              <w:t xml:space="preserve"/>
+            </w:r>
+          </w:p>
+          <w:p>
+            <w:pPr>
+              <w:spacing w:after="40" w:before="60" w:line="320"/>
+              <w:jc w:val="left"/>
+            </w:pPr>
+            <w:r>
+              <w:rPr>
+                <w:rFonts w:ascii="微软雅黑" w:cs="微软雅黑" w:eastAsia="微软雅黑" w:hAnsi="微软雅黑"/>
+                <w:color w:val="262626"/>
+                <w:sz w:val="20"/>
+                <w:szCs w:val="20"/>
+              </w:rPr>
+              <w:t xml:space="preserve"/>
+            </w:r>
+          </w:p>
+        </w:tc>
+      </w:tr>
+      <w:tr>
+        <w:tc>
+          <w:tcPr>
+            <w:tcW w:type="dxa" w:w="2600"/>
+            <w:tcBorders>
+              <w:top w:val="single" w:color="D9D9D9" w:sz="4"/>
+              <w:left w:val="single" w:color="D9D9D9" w:sz="4"/>
+              <w:bottom w:val="single" w:color="D9D9D9" w:sz="4"/>
+              <w:right w:val="single" w:color="D9D9D9" w:sz="4"/>
+            </w:tcBorders>
+            <w:shd w:fill="1F4E79" w:val="clear"/>
+            <w:tcMar>
+              <w:top w:type="dxa" w:w="160"/>
+              <w:left w:type="dxa" w:w="160"/>
+              <w:bottom w:type="dxa" w:w="160"/>
+              <w:right w:type="dxa" w:w="160"/>
+            </w:tcMar>
+            <w:vAlign w:val="center"/>
+          </w:tcPr>
+          <w:p>
+            <w:pPr>
+              <w:spacing w:after="0" w:before="0" w:line="300"/>
+              <w:jc w:val="center"/>
+            </w:pPr>
+            <w:r>
+              <w:rPr>
+                <w:rFonts w:ascii="微软雅黑" w:cs="微软雅黑" w:eastAsia="微软雅黑" w:hAnsi="微软雅黑"/>
+                <w:b/>
+                <w:bCs/>
+                <w:color w:val="FFFFFF"/>
+                <w:sz w:val="22"/>
+                <w:szCs w:val="22"/>
+              </w:rPr>
+              <w:t xml:space="preserve">② Agent Runtime 执行层</w:t>
+            </w:r>
+          </w:p>
+        </w:tc>
+        <w:tc>
+          <w:tcPr>
+            <w:tcW w:type="dxa" w:w="6400"/>
+            <w:tcBorders>
+              <w:top w:val="single" w:color="D9D9D9" w:sz="4"/>
+              <w:left w:val="single" w:color="D9D9D9" w:sz="4"/>
+              <w:bottom w:val="single" w:color="D9D9D9" w:sz="4"/>
+              <w:right w:val="single" w:color="D9D9D9" w:sz="4"/>
+            </w:tcBorders>
+            <w:shd w:fill="EAF2FA" w:val="clear"/>
+            <w:tcMar>
+              <w:top w:type="dxa" w:w="120"/>
+              <w:left w:type="dxa" w:w="160"/>
+              <w:bottom w:type="dxa" w:w="120"/>
+              <w:right w:type="dxa" w:w="160"/>
+            </w:tcMar>
+            <w:vAlign w:val="center"/>
+          </w:tcPr>
+          <w:p>
+            <w:pPr>
+              <w:spacing w:after="40" w:before="0" w:line="320"/>
+              <w:jc w:val="left"/>
+            </w:pPr>
+            <w:r>
+              <w:rPr>
+                <w:rFonts w:ascii="微软雅黑" w:cs="微软雅黑" w:eastAsia="微软雅黑" w:hAnsi="微软雅黑"/>
+                <w:color w:val="262626"/>
+                <w:sz w:val="20"/>
+                <w:szCs w:val="20"/>
+              </w:rPr>
+              <w:t xml:space="preserve"/>
+            </w:r>
+          </w:p>
+          <w:p>
+            <w:pPr>
+              <w:spacing w:after="40" w:before="60" w:line="320"/>
+              <w:jc w:val="left"/>
+            </w:pPr>
+            <w:r>
+              <w:rPr>
+                <w:rFonts w:ascii="微软雅黑" w:cs="微软雅黑" w:eastAsia="微软雅黑" w:hAnsi="微软雅黑"/>
+                <w:color w:val="262626"/>
+                <w:sz w:val="20"/>
+                <w:szCs w:val="20"/>
+              </w:rPr>
+              <w:t xml:space="preserve"/>
+            </w:r>
+          </w:p>
+          <w:p>
+            <w:pPr>
+              <w:spacing w:after="40" w:before="60" w:line="320"/>
+              <w:jc w:val="left"/>
+            </w:pPr>
+            <w:r>
+              <w:rPr>
+                <w:rFonts w:ascii="微软雅黑" w:cs="微软雅黑" w:eastAsia="微软雅黑" w:hAnsi="微软雅黑"/>
+                <w:color w:val="262626"/>
+                <w:sz w:val="20"/>
+                <w:szCs w:val="20"/>
+              </w:rPr>
+              <w:t xml:space="preserve"/>
+            </w:r>
+          </w:p>
+        </w:tc>
+      </w:tr>
+      <w:tr>
+        <w:tc>
+          <w:tcPr>
+            <w:tcW w:type="dxa" w:w="2600"/>
+            <w:tcBorders>
+              <w:top w:val="single" w:color="D9D9D9" w:sz="4"/>
+              <w:left w:val="single" w:color="D9D9D9" w:sz="4"/>
+              <w:bottom w:val="single" w:color="D9D9D9" w:sz="4"/>
+              <w:right w:val="single" w:color="D9D9D9" w:sz="4"/>
+            </w:tcBorders>
+            <w:shd w:fill="1F4E79" w:val="clear"/>
+            <w:tcMar>
+              <w:top w:type="dxa" w:w="160"/>
+              <w:left w:type="dxa" w:w="160"/>
+              <w:bottom w:type="dxa" w:w="160"/>
+              <w:right w:type="dxa" w:w="160"/>
+            </w:tcMar>
+            <w:vAlign w:val="center"/>
+          </w:tcPr>
+          <w:p>
+            <w:pPr>
+              <w:spacing w:after="0" w:before="0" w:line="300"/>
+              <w:jc w:val="center"/>
+            </w:pPr>
+            <w:r>
+              <w:rPr>
+                <w:rFonts w:ascii="微软雅黑" w:cs="微软雅黑" w:eastAsia="微软雅黑" w:hAnsi="微软雅黑"/>
+                <w:b/>
+                <w:bCs/>
+                <w:color w:val="FFFFFF"/>
+                <w:sz w:val="22"/>
+                <w:szCs w:val="22"/>
+              </w:rPr>
+              <w:t xml:space="preserve">③ 自进化智能层</w:t>
+            </w:r>
+          </w:p>
+        </w:tc>
+        <w:tc>
+          <w:tcPr>
+            <w:tcW w:type="dxa" w:w="6400"/>
+            <w:tcBorders>
+              <w:top w:val="single" w:color="D9D9D9" w:sz="4"/>
+              <w:left w:val="single" w:color="D9D9D9" w:sz="4"/>
+              <w:bottom w:val="single" w:color="D9D9D9" w:sz="4"/>
+              <w:right w:val="single" w:color="D9D9D9" w:sz="4"/>
+            </w:tcBorders>
+            <w:shd w:fill="E0EBF7" w:val="clear"/>
+            <w:tcMar>
+              <w:top w:type="dxa" w:w="120"/>
+              <w:left w:type="dxa" w:w="160"/>
+              <w:bottom w:type="dxa" w:w="120"/>
+              <w:right w:type="dxa" w:w="160"/>
+            </w:tcMar>
+            <w:vAlign w:val="center"/>
+          </w:tcPr>
+          <w:p>
+            <w:pPr>
+              <w:spacing w:after="40" w:before="0" w:line="320"/>
+              <w:jc w:val="left"/>
+            </w:pPr>
+            <w:r>
+              <w:rPr>
+                <w:rFonts w:ascii="微软雅黑" w:cs="微软雅黑" w:eastAsia="微软雅黑" w:hAnsi="微软雅黑"/>
+                <w:color w:val="262626"/>
+                <w:sz w:val="20"/>
+                <w:szCs w:val="20"/>
+              </w:rPr>
+              <w:t xml:space="preserve"/>
+            </w:r>
+          </w:p>
+          <w:p>
+            <w:pPr>
+              <w:spacing w:after="40" w:before="60" w:line="320"/>
+              <w:jc w:val="left"/>
+            </w:pPr>
+            <w:r>
+              <w:rPr>
+                <w:rFonts w:ascii="微软雅黑" w:cs="微软雅黑" w:eastAsia="微软雅黑" w:hAnsi="微软雅黑"/>
+                <w:color w:val="262626"/>
+                <w:sz w:val="20"/>
+                <w:szCs w:val="20"/>
+              </w:rPr>
+              <w:t xml:space="preserve"/>
+            </w:r>
+          </w:p>
+          <w:p>
+            <w:pPr>
+              <w:spacing w:after="40" w:before="60" w:line="320"/>
+              <w:jc w:val="left"/>
+            </w:pPr>
+            <w:r>
+              <w:rPr>
+                <w:rFonts w:ascii="微软雅黑" w:cs="微软雅黑" w:eastAsia="微软雅黑" w:hAnsi="微软雅黑"/>
+                <w:color w:val="262626"/>
+                <w:sz w:val="20"/>
+                <w:szCs w:val="20"/>
+              </w:rPr>
+              <w:t xml:space="preserve"/>
+            </w:r>
+          </w:p>
+        </w:tc>
+      </w:tr>
+      <w:tr>
+        <w:tc>
+          <w:tcPr>
+            <w:tcW w:type="dxa" w:w="2600"/>
+            <w:tcBorders>
+              <w:top w:val="single" w:color="D9D9D9" w:sz="4"/>
+              <w:left w:val="single" w:color="D9D9D9" w:sz="4"/>
+              <w:bottom w:val="single" w:color="D9D9D9" w:sz="4"/>
+              <w:right w:val="single" w:color="D9D9D9" w:sz="4"/>
+            </w:tcBorders>
+            <w:shd w:fill="1F4E79" w:val="clear"/>
+            <w:tcMar>
+              <w:top w:type="dxa" w:w="160"/>
+              <w:left w:type="dxa" w:w="160"/>
+              <w:bottom w:type="dxa" w:w="160"/>
+              <w:right w:type="dxa" w:w="160"/>
+            </w:tcMar>
+            <w:vAlign w:val="center"/>
+          </w:tcPr>
+          <w:p>
+            <w:pPr>
+              <w:spacing w:after="0" w:before="0" w:line="300"/>
+              <w:jc w:val="center"/>
+            </w:pPr>
+            <w:r>
+              <w:rPr>
+                <w:rFonts w:ascii="微软雅黑" w:cs="微软雅黑" w:eastAsia="微软雅黑" w:hAnsi="微软雅黑"/>
+                <w:b/>
+                <w:bCs/>
+                <w:color w:val="FFFFFF"/>
+                <w:sz w:val="22"/>
+                <w:szCs w:val="22"/>
+              </w:rPr>
+              <w:t xml:space="preserve">④ Skill 能力层</w:t>
+            </w:r>
+          </w:p>
+        </w:tc>
+        <w:tc>
+          <w:tcPr>
+            <w:tcW w:type="dxa" w:w="6400"/>
+            <w:tcBorders>
+              <w:top w:val="single" w:color="D9D9D9" w:sz="4"/>
+              <w:left w:val="single" w:color="D9D9D9" w:sz="4"/>
+              <w:bottom w:val="single" w:color="D9D9D9" w:sz="4"/>
+              <w:right w:val="single" w:color="D9D9D9" w:sz="4"/>
+            </w:tcBorders>
+            <w:shd w:fill="D6E5F4" w:val="clear"/>
+            <w:tcMar>
+              <w:top w:type="dxa" w:w="120"/>
+              <w:left w:type="dxa" w:w="160"/>
+              <w:bottom w:type="dxa" w:w="120"/>
+              <w:right w:type="dxa" w:w="160"/>
+            </w:tcMar>
+            <w:vAlign w:val="center"/>
+          </w:tcPr>
+          <w:p>
+            <w:pPr>
+              <w:spacing w:after="40" w:before="0" w:line="320"/>
+              <w:jc w:val="left"/>
+            </w:pPr>
+            <w:r>
+              <w:rPr>
+                <w:rFonts w:ascii="微软雅黑" w:cs="微软雅黑" w:eastAsia="微软雅黑" w:hAnsi="微软雅黑"/>
+                <w:color w:val="262626"/>
+                <w:sz w:val="20"/>
+                <w:szCs w:val="20"/>
+              </w:rPr>
+              <w:t xml:space="preserve"/>
+            </w:r>
+          </w:p>
+          <w:p>
+            <w:pPr>
+              <w:spacing w:after="40" w:before="60" w:line="320"/>
+              <w:jc w:val="left"/>
+            </w:pPr>
+            <w:r>
+              <w:rPr>
+                <w:rFonts w:ascii="微软雅黑" w:cs="微软雅黑" w:eastAsia="微软雅黑" w:hAnsi="微软雅黑"/>
+                <w:color w:val="262626"/>
+                <w:sz w:val="20"/>
+                <w:szCs w:val="20"/>
+              </w:rPr>
+              <w:t xml:space="preserve"/>
+            </w:r>
+          </w:p>
+          <w:p>
+            <w:pPr>
+              <w:spacing w:after="40" w:before="60" w:line="320"/>
+              <w:jc w:val="left"/>
+            </w:pPr>
+            <w:r>
+              <w:rPr>
+                <w:rFonts w:ascii="微软雅黑" w:cs="微软雅黑" w:eastAsia="微软雅黑" w:hAnsi="微软雅黑"/>
+                <w:color w:val="262626"/>
+                <w:sz w:val="20"/>
+                <w:szCs w:val="20"/>
+              </w:rPr>
+              <w:t xml:space="preserve"/>
+            </w:r>
+          </w:p>
+        </w:tc>
+      </w:tr>
+      <w:tr>
+        <w:tc>
+          <w:tcPr>
+            <w:tcW w:type="dxa" w:w="2600"/>
+            <w:tcBorders>
+              <w:top w:val="single" w:color="D9D9D9" w:sz="4"/>
+              <w:left w:val="single" w:color="D9D9D9" w:sz="4"/>
+              <w:bottom w:val="single" w:color="D9D9D9" w:sz="4"/>
+              <w:right w:val="single" w:color="D9D9D9" w:sz="4"/>
+            </w:tcBorders>
+            <w:shd w:fill="1F4E79" w:val="clear"/>
+            <w:tcMar>
+              <w:top w:type="dxa" w:w="160"/>
+              <w:left w:type="dxa" w:w="160"/>
+              <w:bottom w:type="dxa" w:w="160"/>
+              <w:right w:type="dxa" w:w="160"/>
+            </w:tcMar>
+            <w:vAlign w:val="center"/>
+          </w:tcPr>
+          <w:p>
+            <w:pPr>
+              <w:spacing w:after="0" w:before="0" w:line="300"/>
+              <w:jc w:val="center"/>
+            </w:pPr>
+            <w:r>
+              <w:rPr>
+                <w:rFonts w:ascii="微软雅黑" w:cs="微软雅黑" w:eastAsia="微软雅黑" w:hAnsi="微软雅黑"/>
+                <w:b/>
+                <w:bCs/>
+                <w:color w:val="FFFFFF"/>
+                <w:sz w:val="22"/>
+                <w:szCs w:val="22"/>
+              </w:rPr>
+              <w:t xml:space="preserve">⑤ Memory 进化层</w:t>
+            </w:r>
+          </w:p>
+        </w:tc>
+        <w:tc>
+          <w:tcPr>
+            <w:tcW w:type="dxa" w:w="6400"/>
+            <w:tcBorders>
+              <w:top w:val="single" w:color="D9D9D9" w:sz="4"/>
+              <w:left w:val="single" w:color="D9D9D9" w:sz="4"/>
+              <w:bottom w:val="single" w:color="D9D9D9" w:sz="4"/>
+              <w:right w:val="single" w:color="D9D9D9" w:sz="4"/>
+            </w:tcBorders>
+            <w:shd w:fill="CCDFEF" w:val="clear"/>
+            <w:tcMar>
+              <w:top w:type="dxa" w:w="120"/>
+              <w:left w:type="dxa" w:w="160"/>
+              <w:bottom w:type="dxa" w:w="120"/>
+              <w:right w:type="dxa" w:w="160"/>
+            </w:tcMar>
+            <w:vAlign w:val="center"/>
+          </w:tcPr>
+          <w:p>
+            <w:pPr>
+              <w:spacing w:after="40" w:before="0" w:line="320"/>
+              <w:jc w:val="left"/>
+            </w:pPr>
+            <w:r>
+              <w:rPr>
+                <w:rFonts w:ascii="微软雅黑" w:cs="微软雅黑" w:eastAsia="微软雅黑" w:hAnsi="微软雅黑"/>
+                <w:color w:val="262626"/>
+                <w:sz w:val="20"/>
+                <w:szCs w:val="20"/>
+              </w:rPr>
+              <w:t xml:space="preserve"/>
+            </w:r>
+          </w:p>
+          <w:p>
+            <w:pPr>
+              <w:spacing w:after="40" w:before="60" w:line="320"/>
+              <w:jc w:val="left"/>
+            </w:pPr>
+            <w:r>
+              <w:rPr>
+                <w:rFonts w:ascii="微软雅黑" w:cs="微软雅黑" w:eastAsia="微软雅黑" w:hAnsi="微软雅黑"/>
+                <w:color w:val="262626"/>
+                <w:sz w:val="20"/>
+                <w:szCs w:val="20"/>
+              </w:rPr>
+              <w:t xml:space="preserve"/>
+            </w:r>
+          </w:p>
+        </w:tc>
+      </w:tr>
+      <w:tr>
+        <w:tc>
+          <w:tcPr>
+            <w:tcW w:type="dxa" w:w="2600"/>
+            <w:tcBorders>
+              <w:top w:val="single" w:color="D9D9D9" w:sz="4"/>
+              <w:left w:val="single" w:color="D9D9D9" w:sz="4"/>
+              <w:bottom w:val="single" w:color="D9D9D9" w:sz="4"/>
+              <w:right w:val="single" w:color="D9D9D9" w:sz="4"/>
+            </w:tcBorders>
+            <w:shd w:fill="1F4E79" w:val="clear"/>
+            <w:tcMar>
+              <w:top w:type="dxa" w:w="160"/>
+              <w:left w:type="dxa" w:w="160"/>
+              <w:bottom w:type="dxa" w:w="160"/>
+              <w:right w:type="dxa" w:w="160"/>
+            </w:tcMar>
+            <w:vAlign w:val="center"/>
+          </w:tcPr>
+          <w:p>
+            <w:pPr>
+              <w:spacing w:after="0" w:before="0" w:line="300"/>
+              <w:jc w:val="center"/>
+            </w:pPr>
+            <w:r>
+              <w:rPr>
+                <w:rFonts w:ascii="微软雅黑" w:cs="微软雅黑" w:eastAsia="微软雅黑" w:hAnsi="微软雅黑"/>
+                <w:b/>
+                <w:bCs/>
+                <w:color w:val="FFFFFF"/>
+                <w:sz w:val="22"/>
+                <w:szCs w:val="22"/>
+              </w:rPr>
+              <w:t xml:space="preserve">调度 + 监控</w:t>
+            </w:r>
+          </w:p>
+        </w:tc>
+        <w:tc>
+          <w:tcPr>
+            <w:tcW w:type="dxa" w:w="6400"/>
+            <w:tcBorders>
+              <w:top w:val="single" w:color="D9D9D9" w:sz="4"/>
+              <w:left w:val="single" w:color="D9D9D9" w:sz="4"/>
+              <w:bottom w:val="single" w:color="D9D9D9" w:sz="4"/>
+              <w:right w:val="single" w:color="D9D9D9" w:sz="4"/>
+            </w:tcBorders>
+            <w:shd w:fill="C2D9EC" w:val="clear"/>
+            <w:tcMar>
+              <w:top w:type="dxa" w:w="120"/>
+              <w:left w:type="dxa" w:w="160"/>
+              <w:bottom w:type="dxa" w:w="120"/>
+              <w:right w:type="dxa" w:w="160"/>
+            </w:tcMar>
+            <w:vAlign w:val="center"/>
+          </w:tcPr>
+          <w:p>
+            <w:pPr>
+              <w:spacing w:after="40" w:before="0" w:line="320"/>
+              <w:jc w:val="left"/>
+            </w:pPr>
+            <w:r>
+              <w:rPr>
+                <w:rFonts w:ascii="微软雅黑" w:cs="微软雅黑" w:eastAsia="微软雅黑" w:hAnsi="微软雅黑"/>
+                <w:color w:val="262626"/>
+                <w:sz w:val="20"/>
+                <w:szCs w:val="20"/>
+              </w:rPr>
+              <w:t xml:space="preserve"/>
+            </w:r>
+          </w:p>
+          <w:p>
+            <w:pPr>
+              <w:spacing w:after="40" w:before="60" w:line="320"/>
+              <w:jc w:val="left"/>
+            </w:pPr>
+            <w:r>
+              <w:rPr>
+                <w:rFonts w:ascii="微软雅黑" w:cs="微软雅黑" w:eastAsia="微软雅黑" w:hAnsi="微软雅黑"/>
+                <w:color w:val="262626"/>
+                <w:sz w:val="20"/>
+                <w:szCs w:val="20"/>
+              </w:rPr>
+              <w:t xml:space="preserve"/>
+            </w:r>
+          </w:p>
+          <w:p>
+            <w:pPr>
+              <w:spacing w:after="40" w:before="60" w:line="320"/>
+              <w:jc w:val="left"/>
+            </w:pPr>
+            <w:r>
+              <w:rPr>
+                <w:rFonts w:ascii="微软雅黑" w:cs="微软雅黑" w:eastAsia="微软雅黑" w:hAnsi="微软雅黑"/>
+                <w:color w:val="262626"/>
+                <w:sz w:val="20"/>
+                <w:szCs w:val="20"/>
+              </w:rPr>
+              <w:t xml:space="preserve"/>
+            </w:r>
+          </w:p>
+        </w:tc>
+      </w:tr>
+      <w:tr>
+        <w:tc>
+          <w:tcPr>
+            <w:tcW w:type="dxa" w:w="2600"/>
+            <w:tcBorders>
+              <w:top w:val="single" w:color="D9D9D9" w:sz="4"/>
+              <w:left w:val="single" w:color="D9D9D9" w:sz="4"/>
+              <w:bottom w:val="single" w:color="D9D9D9" w:sz="4"/>
+              <w:right w:val="single" w:color="D9D9D9" w:sz="4"/>
+            </w:tcBorders>
+            <w:shd w:fill="1F4E79" w:val="clear"/>
+            <w:tcMar>
+              <w:top w:type="dxa" w:w="160"/>
+              <w:left w:type="dxa" w:w="160"/>
+              <w:bottom w:type="dxa" w:w="160"/>
+              <w:right w:type="dxa" w:w="160"/>
+            </w:tcMar>
+            <w:vAlign w:val="center"/>
+          </w:tcPr>
+          <w:p>
+            <w:pPr>
+              <w:spacing w:after="0" w:before="0" w:line="300"/>
+              <w:jc w:val="center"/>
+            </w:pPr>
+            <w:r>
+              <w:rPr>
+                <w:rFonts w:ascii="微软雅黑" w:cs="微软雅黑" w:eastAsia="微软雅黑" w:hAnsi="微软雅黑"/>
+                <w:b/>
+                <w:bCs/>
+                <w:color w:val="FFFFFF"/>
+                <w:sz w:val="22"/>
+                <w:szCs w:val="22"/>
+              </w:rPr>
+              <w:t xml:space="preserve">配套增强产品</w:t>
+            </w:r>
+          </w:p>
+        </w:tc>
+        <w:tc>
+          <w:tcPr>
+            <w:tcW w:type="dxa" w:w="6400"/>
+            <w:tcBorders>
+              <w:top w:val="single" w:color="D9D9D9" w:sz="4"/>
+              <w:left w:val="single" w:color="D9D9D9" w:sz="4"/>
+              <w:bottom w:val="single" w:color="D9D9D9" w:sz="4"/>
+              <w:right w:val="single" w:color="D9D9D9" w:sz="4"/>
+            </w:tcBorders>
+            <w:shd w:fill="B9D3E9" w:val="clear"/>
+            <w:tcMar>
+              <w:top w:type="dxa" w:w="120"/>
+              <w:left w:type="dxa" w:w="160"/>
+              <w:bottom w:type="dxa" w:w="120"/>
+              <w:right w:type="dxa" w:w="160"/>
+            </w:tcMar>
+            <w:vAlign w:val="center"/>
+          </w:tcPr>
+          <w:p>
+            <w:pPr>
+              <w:spacing w:after="40" w:before="0" w:line="320"/>
+              <w:jc w:val="left"/>
+            </w:pPr>
+            <w:r>
+              <w:rPr>
+                <w:rFonts w:ascii="微软雅黑" w:cs="微软雅黑" w:eastAsia="微软雅黑" w:hAnsi="微软雅黑"/>
+                <w:color w:val="262626"/>
+                <w:sz w:val="20"/>
+                <w:szCs w:val="20"/>
+              </w:rPr>
+              <w:t xml:space="preserve"/>
+            </w:r>
+          </w:p>
+        </w:tc>
+      </w:tr>
+    </w:tbl>
+    <w:p>
+      <w:pPr>
+        <w:spacing w:before="120"/>
       </w:pPr>
       <w:r>
         <w:t xml:space="preserve"/>
@@ -11038,7 +11290,7 @@
         </w:rPr>
         <w:t xml:space="preserve">：</w:t>
       </w:r>
-      <w:hyperlink w:history="1" r:id="rIdya5e6b-r7thpg1w62pyhu">
+      <w:hyperlink w:history="1" r:id="rIde3otzwk3ntaz5kssbqbuk">
         <w:r>
           <w:rPr>
             <w:rStyle w:val="Hyperlink"/>
@@ -11090,7 +11342,7 @@
         </w:rPr>
         <w:t xml:space="preserve">：</w:t>
       </w:r>
-      <w:hyperlink w:history="1" r:id="rIdxehco6b8ml0d0cy-bf8z7">
+      <w:hyperlink w:history="1" r:id="rIdr5wgv1sl2ald2tkx4tw3a">
         <w:r>
           <w:rPr>
             <w:rStyle w:val="Hyperlink"/>
@@ -11219,7 +11471,7 @@
         </w:rPr>
         <w:t xml:space="preserve">：</w:t>
       </w:r>
-      <w:hyperlink w:history="1" r:id="rIdkqxrncs5-0anjvzwsfrfe">
+      <w:hyperlink w:history="1" r:id="rId-_cd-nsm8rvmmrhogcoof">
         <w:r>
           <w:rPr>
             <w:rStyle w:val="Hyperlink"/>
@@ -11408,7 +11660,7 @@
         </w:rPr>
         <w:t xml:space="preserve">：</w:t>
       </w:r>
-      <w:hyperlink w:history="1" r:id="rId1g-fsd7tkd2j8kbr5vnoy">
+      <w:hyperlink w:history="1" r:id="rIdwgjczdzhgacxrfsxgadzc">
         <w:r>
           <w:rPr>
             <w:rStyle w:val="Hyperlink"/>
@@ -11490,7 +11742,7 @@
         </w:rPr>
         <w:t xml:space="preserve">：</w:t>
       </w:r>
-      <w:hyperlink w:history="1" r:id="rId56vugybxj1ewvkpcileqx">
+      <w:hyperlink w:history="1" r:id="rIdpqxm44turw8zkio3y2mvq">
         <w:r>
           <w:rPr>
             <w:rStyle w:val="Hyperlink"/>
@@ -11512,7 +11764,7 @@
         </w:rPr>
         <w:t xml:space="preserve"> / </w:t>
       </w:r>
-      <w:hyperlink w:history="1" r:id="rIdgyscl2tnr9zlbylbcjbbe">
+      <w:hyperlink w:history="1" r:id="rIdls73ods64kw3tbsos0v9j">
         <w:r>
           <w:rPr>
             <w:rStyle w:val="Hyperlink"/>
@@ -11641,7 +11893,7 @@
         </w:rPr>
         <w:t xml:space="preserve">：</w:t>
       </w:r>
-      <w:hyperlink w:history="1" r:id="rIdkc1aipdfeur2-98jjshhy">
+      <w:hyperlink w:history="1" r:id="rIdrixxdhrj40b-kd8g2uoh9">
         <w:r>
           <w:rPr>
             <w:rStyle w:val="Hyperlink"/>
@@ -11830,7 +12082,7 @@
         </w:rPr>
         <w:t xml:space="preserve">：</w:t>
       </w:r>
-      <w:hyperlink w:history="1" r:id="rIdq9h3av6nyygvaddnzlbw9">
+      <w:hyperlink w:history="1" r:id="rIdh3czep2dt8yl5cketu9bi">
         <w:r>
           <w:rPr>
             <w:rStyle w:val="Hyperlink"/>
@@ -11912,7 +12164,7 @@
         </w:rPr>
         <w:t xml:space="preserve">：Snipaste / </w:t>
       </w:r>
-      <w:hyperlink w:history="1" r:id="rIds8simuibetlaezen5jd23">
+      <w:hyperlink w:history="1" r:id="rIdudc-wxgsqpie6webmvrpd">
         <w:r>
           <w:rPr>
             <w:rStyle w:val="Hyperlink"/>
@@ -11934,7 +12186,7 @@
         </w:rPr>
         <w:t xml:space="preserve"> / </w:t>
       </w:r>
-      <w:hyperlink w:history="1" r:id="rIdrq3k9chwqy7suuxaa65tq">
+      <w:hyperlink w:history="1" r:id="rId2d1r-revoeefje5a-dviw">
         <w:r>
           <w:rPr>
             <w:rStyle w:val="Hyperlink"/>
@@ -12063,7 +12315,7 @@
         </w:rPr>
         <w:t xml:space="preserve">：</w:t>
       </w:r>
-      <w:hyperlink w:history="1" r:id="rIdwapscbcsuse39nh5idla1">
+      <w:hyperlink w:history="1" r:id="rIdhk4r3j6ytbouaxlf4qdce">
         <w:r>
           <w:rPr>
             <w:rStyle w:val="Hyperlink"/>
@@ -12252,7 +12504,7 @@
         </w:rPr>
         <w:t xml:space="preserve">：</w:t>
       </w:r>
-      <w:hyperlink w:history="1" r:id="rIdisr_kahf6ojtstep4dk6w">
+      <w:hyperlink w:history="1" r:id="rIdfgyfwegolimxekv2-lxpx">
         <w:r>
           <w:rPr>
             <w:rStyle w:val="Hyperlink"/>
@@ -12334,7 +12586,7 @@
         </w:rPr>
         <w:t xml:space="preserve">：</w:t>
       </w:r>
-      <w:hyperlink w:history="1" r:id="rId-urwhw9feu7kzdvocixq_">
+      <w:hyperlink w:history="1" r:id="rIdwaralhjgixf_sh4pboytr">
         <w:r>
           <w:rPr>
             <w:rStyle w:val="Hyperlink"/>
@@ -12356,7 +12608,7 @@
         </w:rPr>
         <w:t xml:space="preserve"> + </w:t>
       </w:r>
-      <w:hyperlink w:history="1" r:id="rIdoitozmk8tzk20wq0zc5ry">
+      <w:hyperlink w:history="1" r:id="rIddkzn_ldfvmisd2o9ms-hd">
         <w:r>
           <w:rPr>
             <w:rStyle w:val="Hyperlink"/>
@@ -12378,7 +12630,7 @@
         </w:rPr>
         <w:t xml:space="preserve"> + </w:t>
       </w:r>
-      <w:hyperlink w:history="1" r:id="rIdzzfogppubwytrsw1zjktx">
+      <w:hyperlink w:history="1" r:id="rIdzkumwikl2fr5b5qg_tak4">
         <w:r>
           <w:rPr>
             <w:rStyle w:val="Hyperlink"/>
@@ -12507,7 +12759,7 @@
         </w:rPr>
         <w:t xml:space="preserve">：</w:t>
       </w:r>
-      <w:hyperlink w:history="1" r:id="rIdizgkpaimya342vmtwqod0">
+      <w:hyperlink w:history="1" r:id="rIdgao4akiods943gnobpcut">
         <w:r>
           <w:rPr>
             <w:rStyle w:val="Hyperlink"/>
@@ -12559,7 +12811,7 @@
         </w:rPr>
         <w:t xml:space="preserve">：</w:t>
       </w:r>
-      <w:hyperlink w:history="1" r:id="rIdciynzu3d4itoreydzgib5">
+      <w:hyperlink w:history="1" r:id="rIdslef88jrfmggghqvuv2qu">
         <w:r>
           <w:rPr>
             <w:rStyle w:val="Hyperlink"/>
@@ -12581,7 +12833,7 @@
         </w:rPr>
         <w:t xml:space="preserve"> + </w:t>
       </w:r>
-      <w:hyperlink w:history="1" r:id="rId2btnnbr_feqkqzbzou4h1">
+      <w:hyperlink w:history="1" r:id="rIdzgc585i8hrjsefefdbjb_">
         <w:r>
           <w:rPr>
             <w:rStyle w:val="Hyperlink"/>
@@ -12710,7 +12962,7 @@
         </w:rPr>
         <w:t xml:space="preserve">：</w:t>
       </w:r>
-      <w:hyperlink w:history="1" r:id="rIdjete6aus9igdyhkbdc-uc">
+      <w:hyperlink w:history="1" r:id="rIdpyd31zb7xasew4nbm_mya">
         <w:r>
           <w:rPr>
             <w:rStyle w:val="Hyperlink"/>
@@ -12762,7 +13014,7 @@
         </w:rPr>
         <w:t xml:space="preserve">：</w:t>
       </w:r>
-      <w:hyperlink w:history="1" r:id="rIdbubypteuwa4w2sks4mzuj">
+      <w:hyperlink w:history="1" r:id="rIdn4djng9okwineosg4u_ey">
         <w:r>
           <w:rPr>
             <w:rStyle w:val="Hyperlink"/>
@@ -12814,7 +13066,7 @@
         </w:rPr>
         <w:t xml:space="preserve">：</w:t>
       </w:r>
-      <w:hyperlink w:history="1" r:id="rIdrrvpjp9tdoctzkgx3tumh">
+      <w:hyperlink w:history="1" r:id="rIdxf3pnbhqid_1vorfwrgjj">
         <w:r>
           <w:rPr>
             <w:rStyle w:val="Hyperlink"/>
@@ -12836,7 +13088,7 @@
         </w:rPr>
         <w:t xml:space="preserve"> / </w:t>
       </w:r>
-      <w:hyperlink w:history="1" r:id="rIdx7ubrw-mv3a_c3zhxha_g">
+      <w:hyperlink w:history="1" r:id="rIdmvb4jskrtkf72vcmobfaz">
         <w:r>
           <w:rPr>
             <w:rStyle w:val="Hyperlink"/>
@@ -12858,7 +13110,7 @@
         </w:rPr>
         <w:t xml:space="preserve"> / </w:t>
       </w:r>
-      <w:hyperlink w:history="1" r:id="rIdykwyjmlixlhhxg_sl40mz">
+      <w:hyperlink w:history="1" r:id="rIdzizuchu7abhg7ehzl9t8x">
         <w:r>
           <w:rPr>
             <w:rStyle w:val="Hyperlink"/>
@@ -12987,7 +13239,7 @@
         </w:rPr>
         <w:t xml:space="preserve">：</w:t>
       </w:r>
-      <w:hyperlink w:history="1" r:id="rIdkpmphnnurui-3thkiftrr">
+      <w:hyperlink w:history="1" r:id="rIdyxx7oez6jxkggz9zw6wkg">
         <w:r>
           <w:rPr>
             <w:rStyle w:val="Hyperlink"/>
@@ -13069,7 +13321,7 @@
         </w:rPr>
         <w:t xml:space="preserve">：</w:t>
       </w:r>
-      <w:hyperlink w:history="1" r:id="rId15phe4p0xh391hagnzbyf">
+      <w:hyperlink w:history="1" r:id="rId7qswwneds2suinddjtzut">
         <w:r>
           <w:rPr>
             <w:rStyle w:val="Hyperlink"/>
@@ -13091,7 +13343,7 @@
         </w:rPr>
         <w:t xml:space="preserve"> / </w:t>
       </w:r>
-      <w:hyperlink w:history="1" r:id="rId9dierpolwamzrx9xt33rw">
+      <w:hyperlink w:history="1" r:id="rIdqzycc-h6zhnswpqd0m-mx">
         <w:r>
           <w:rPr>
             <w:rStyle w:val="Hyperlink"/>
@@ -13113,7 +13365,7 @@
         </w:rPr>
         <w:t xml:space="preserve"> / </w:t>
       </w:r>
-      <w:hyperlink w:history="1" r:id="rIdphkyqywnjt8y-x03egux-">
+      <w:hyperlink w:history="1" r:id="rIdncbgy4ga7b2rxepgiiyu0">
         <w:r>
           <w:rPr>
             <w:rStyle w:val="Hyperlink"/>
@@ -13242,7 +13494,7 @@
         </w:rPr>
         <w:t xml:space="preserve">：</w:t>
       </w:r>
-      <w:hyperlink w:history="1" r:id="rId11rwig4s6is4rz05iqpdz">
+      <w:hyperlink w:history="1" r:id="rIdvdny0xrbjh5jfzo95ikf6">
         <w:r>
           <w:rPr>
             <w:rStyle w:val="Hyperlink"/>
@@ -13294,7 +13546,7 @@
         </w:rPr>
         <w:t xml:space="preserve">：</w:t>
       </w:r>
-      <w:hyperlink w:history="1" r:id="rId0fu7zcm2bmmvjthfdxdph">
+      <w:hyperlink w:history="1" r:id="rIdj0l5j6mf0npiwmfie1pab">
         <w:r>
           <w:rPr>
             <w:rStyle w:val="Hyperlink"/>
@@ -13346,7 +13598,7 @@
         </w:rPr>
         <w:t xml:space="preserve">：</w:t>
       </w:r>
-      <w:hyperlink w:history="1" r:id="rId3rcm876f_t9sgojeiayhg">
+      <w:hyperlink w:history="1" r:id="rIdxtcgltscelbvatf-upbas">
         <w:r>
           <w:rPr>
             <w:rStyle w:val="Hyperlink"/>
@@ -13368,7 +13620,7 @@
         </w:rPr>
         <w:t xml:space="preserve"> / </w:t>
       </w:r>
-      <w:hyperlink w:history="1" r:id="rIdokevuhhmduyok5porgp77">
+      <w:hyperlink w:history="1" r:id="rId_lqvidyij6jf5p2s3vhir">
         <w:r>
           <w:rPr>
             <w:rStyle w:val="Hyperlink"/>
@@ -13390,7 +13642,7 @@
         </w:rPr>
         <w:t xml:space="preserve"> / </w:t>
       </w:r>
-      <w:hyperlink w:history="1" r:id="rIdltpaloe6gn_1lhhpyysdk">
+      <w:hyperlink w:history="1" r:id="rIdnz9fu0wftbpw7jgcfz1he">
         <w:r>
           <w:rPr>
             <w:rStyle w:val="Hyperlink"/>
@@ -13519,7 +13771,7 @@
         </w:rPr>
         <w:t xml:space="preserve">：</w:t>
       </w:r>
-      <w:hyperlink w:history="1" r:id="rId9c1ejl8j8qncxt2pxhmus">
+      <w:hyperlink w:history="1" r:id="rIdcy0p9ax6lyqwg3ddyztlx">
         <w:r>
           <w:rPr>
             <w:rStyle w:val="Hyperlink"/>
@@ -13601,7 +13853,7 @@
         </w:rPr>
         <w:t xml:space="preserve">：</w:t>
       </w:r>
-      <w:hyperlink w:history="1" r:id="rIdd50fi8wwjnhpfilkmn5df">
+      <w:hyperlink w:history="1" r:id="rIdd-tzq02yu6vpaxx6tso4m">
         <w:r>
           <w:rPr>
             <w:rStyle w:val="Hyperlink"/>
@@ -13730,7 +13982,7 @@
         </w:rPr>
         <w:t xml:space="preserve">：</w:t>
       </w:r>
-      <w:hyperlink w:history="1" r:id="rIdjbix83gxg0odykcho3_k2">
+      <w:hyperlink w:history="1" r:id="rId0114yywek116-w56h4ruw">
         <w:r>
           <w:rPr>
             <w:rStyle w:val="Hyperlink"/>
@@ -13782,7 +14034,7 @@
         </w:rPr>
         <w:t xml:space="preserve">：NetworkChuck（@NetworkChuck）频道完整 Docker 入门 + </w:t>
       </w:r>
-      <w:hyperlink w:history="1" r:id="rIdth6uc-4l_2dcetlyxlmv8">
+      <w:hyperlink w:history="1" r:id="rId4cdllvwasgurtpnccezqx">
         <w:r>
           <w:rPr>
             <w:rStyle w:val="Hyperlink"/>
@@ -13834,7 +14086,7 @@
         </w:rPr>
         <w:t xml:space="preserve">：</w:t>
       </w:r>
-      <w:hyperlink w:history="1" r:id="rIdkvqwfgipib1qlsltscoys">
+      <w:hyperlink w:history="1" r:id="rIdepo8lgj-bolfm2xntez8f">
         <w:r>
           <w:rPr>
             <w:rStyle w:val="Hyperlink"/>
@@ -13856,7 +14108,7 @@
         </w:rPr>
         <w:t xml:space="preserve"> / </w:t>
       </w:r>
-      <w:hyperlink w:history="1" r:id="rIdixlmj13cchnmk2f-byea2">
+      <w:hyperlink w:history="1" r:id="rIdoatmx40zpi2hr9nmoqndo">
         <w:r>
           <w:rPr>
             <w:rStyle w:val="Hyperlink"/>
@@ -13985,7 +14237,7 @@
         </w:rPr>
         <w:t xml:space="preserve">：</w:t>
       </w:r>
-      <w:hyperlink w:history="1" r:id="rIdqpjxnxbx40zjybrlxh6qg">
+      <w:hyperlink w:history="1" r:id="rIdpun8he-booxssusep7cgq">
         <w:r>
           <w:rPr>
             <w:rStyle w:val="Hyperlink"/>
@@ -14037,7 +14289,7 @@
         </w:rPr>
         <w:t xml:space="preserve">：</w:t>
       </w:r>
-      <w:hyperlink w:history="1" r:id="rIdcosgigvswemepgip8hpyy">
+      <w:hyperlink w:history="1" r:id="rId14qhvcpzl-26c6zlmhxft">
         <w:r>
           <w:rPr>
             <w:rStyle w:val="Hyperlink"/>
@@ -14089,7 +14341,7 @@
         </w:rPr>
         <w:t xml:space="preserve">：</w:t>
       </w:r>
-      <w:hyperlink w:history="1" r:id="rIdnl5v7tu1pyz04uyncmhm7">
+      <w:hyperlink w:history="1" r:id="rIdqhxgg2mzuq6zvied4lroa">
         <w:r>
           <w:rPr>
             <w:rStyle w:val="Hyperlink"/>
@@ -14111,7 +14363,7 @@
         </w:rPr>
         <w:t xml:space="preserve"> / </w:t>
       </w:r>
-      <w:hyperlink w:history="1" r:id="rIdrtjpyjixtadjj_heseimw">
+      <w:hyperlink w:history="1" r:id="rId9xj_ncmx8ubtzuovl18qs">
         <w:r>
           <w:rPr>
             <w:rStyle w:val="Hyperlink"/>
@@ -14133,7 +14385,7 @@
         </w:rPr>
         <w:t xml:space="preserve"> / </w:t>
       </w:r>
-      <w:hyperlink w:history="1" r:id="rIdw5mclxdzwq9oshz8vlw3y">
+      <w:hyperlink w:history="1" r:id="rIdmn0rvgv3zx3zzj5hbqfqy">
         <w:r>
           <w:rPr>
             <w:rStyle w:val="Hyperlink"/>
@@ -14282,7 +14534,7 @@
         </w:rPr>
         <w:t xml:space="preserve">：</w:t>
       </w:r>
-      <w:hyperlink w:history="1" r:id="rId8aofzpjm5q47acudzgsbp">
+      <w:hyperlink w:history="1" r:id="rIdq1ceyalcd_fturh1i6gvc">
         <w:r>
           <w:rPr>
             <w:rStyle w:val="Hyperlink"/>
@@ -14334,7 +14586,7 @@
         </w:rPr>
         <w:t xml:space="preserve">：</w:t>
       </w:r>
-      <w:hyperlink w:history="1" r:id="rIdwjdwlmf6hggwjrwvt1jtj">
+      <w:hyperlink w:history="1" r:id="rIdjjiodxpognwjchyvdiaix">
         <w:r>
           <w:rPr>
             <w:rStyle w:val="Hyperlink"/>
@@ -14463,7 +14715,7 @@
         </w:rPr>
         <w:t xml:space="preserve">：</w:t>
       </w:r>
-      <w:hyperlink w:history="1" r:id="rIdql3i1p-danykyossbzbv_">
+      <w:hyperlink w:history="1" r:id="rIdxjafjbhjwjbshq-bxnm3t">
         <w:r>
           <w:rPr>
             <w:rStyle w:val="Hyperlink"/>
@@ -14515,7 +14767,7 @@
         </w:rPr>
         <w:t xml:space="preserve">：</w:t>
       </w:r>
-      <w:hyperlink w:history="1" r:id="rIdr4nlyv4nk4xhvmwoyknid">
+      <w:hyperlink w:history="1" r:id="rIdrxxdgigg7iqvargukilqs">
         <w:r>
           <w:rPr>
             <w:rStyle w:val="Hyperlink"/>
@@ -14644,7 +14896,7 @@
         </w:rPr>
         <w:t xml:space="preserve">：</w:t>
       </w:r>
-      <w:hyperlink w:history="1" r:id="rIdzyl4shdokd5f-7tpbvww-">
+      <w:hyperlink w:history="1" r:id="rId49uvqbzyiiy5hmifv9hts">
         <w:r>
           <w:rPr>
             <w:rStyle w:val="Hyperlink"/>
@@ -14696,7 +14948,7 @@
         </w:rPr>
         <w:t xml:space="preserve">：</w:t>
       </w:r>
-      <w:hyperlink w:history="1" r:id="rIdkr9jukng875qwhnc5n4xv">
+      <w:hyperlink w:history="1" r:id="rIdvmh-vy31mmcbpijgfpas0">
         <w:r>
           <w:rPr>
             <w:rStyle w:val="Hyperlink"/>
@@ -14718,7 +14970,7 @@
         </w:rPr>
         <w:t xml:space="preserve"> / </w:t>
       </w:r>
-      <w:hyperlink w:history="1" r:id="rIdzne1tzxfxkiijyggjio0x">
+      <w:hyperlink w:history="1" r:id="rIdhrzoqg1o4jvajh9rwpwpd">
         <w:r>
           <w:rPr>
             <w:rStyle w:val="Hyperlink"/>
@@ -14847,7 +15099,7 @@
         </w:rPr>
         <w:t xml:space="preserve">：</w:t>
       </w:r>
-      <w:hyperlink w:history="1" r:id="rIdz_d3rxvcwuc3lgitf9gqk">
+      <w:hyperlink w:history="1" r:id="rIdkwy7teash0rsiqpcs3iky">
         <w:r>
           <w:rPr>
             <w:rStyle w:val="Hyperlink"/>
@@ -14899,7 +15151,7 @@
         </w:rPr>
         <w:t xml:space="preserve">：</w:t>
       </w:r>
-      <w:hyperlink w:history="1" r:id="rIdy3ysam2tmyz-foiuvwn_w">
+      <w:hyperlink w:history="1" r:id="rIdlgz5q6a_msec_tlvxirux">
         <w:r>
           <w:rPr>
             <w:rStyle w:val="Hyperlink"/>
@@ -14921,7 +15173,7 @@
         </w:rPr>
         <w:t xml:space="preserve"> + </w:t>
       </w:r>
-      <w:hyperlink w:history="1" r:id="rIdgq3wijxfbfbk4ykatw5ls">
+      <w:hyperlink w:history="1" r:id="rIdivrjbnrmsjusi6ohsdwtz">
         <w:r>
           <w:rPr>
             <w:rStyle w:val="Hyperlink"/>
@@ -15050,7 +15302,7 @@
         </w:rPr>
         <w:t xml:space="preserve">：</w:t>
       </w:r>
-      <w:hyperlink w:history="1" r:id="rIdduoxr9kchvy79ridatsk1">
+      <w:hyperlink w:history="1" r:id="rIdq6hxgxaxjonbjbbmwto9y">
         <w:r>
           <w:rPr>
             <w:rStyle w:val="Hyperlink"/>
@@ -15199,7 +15451,7 @@
         </w:rPr>
         <w:t xml:space="preserve">：</w:t>
       </w:r>
-      <w:hyperlink w:history="1" r:id="rIdep1ga5bc8kfoglnxjaojy">
+      <w:hyperlink w:history="1" r:id="rIdhzsr58kyog4l_pv4c5zni">
         <w:r>
           <w:rPr>
             <w:rStyle w:val="Hyperlink"/>
@@ -15251,7 +15503,7 @@
         </w:rPr>
         <w:t xml:space="preserve">：</w:t>
       </w:r>
-      <w:hyperlink w:history="1" r:id="rId2tilngpijyyvldjq7f5yy">
+      <w:hyperlink w:history="1" r:id="rIdpzdzpar--hr9e1qesurbs">
         <w:r>
           <w:rPr>
             <w:rStyle w:val="Hyperlink"/>
@@ -15273,7 +15525,7 @@
         </w:rPr>
         <w:t xml:space="preserve"> / </w:t>
       </w:r>
-      <w:hyperlink w:history="1" r:id="rId_tyydmv80k3mlybkzqhxx">
+      <w:hyperlink w:history="1" r:id="rId0rnvi_1sifg5oaofnrjf-">
         <w:r>
           <w:rPr>
             <w:rStyle w:val="Hyperlink"/>
@@ -15402,7 +15654,7 @@
         </w:rPr>
         <w:t xml:space="preserve">：</w:t>
       </w:r>
-      <w:hyperlink w:history="1" r:id="rIdlvayeopbbkvvomelbiiex">
+      <w:hyperlink w:history="1" r:id="rIdw_bspe6e8zsbfdqhujmuj">
         <w:r>
           <w:rPr>
             <w:rStyle w:val="Hyperlink"/>
@@ -15531,7 +15783,7 @@
         </w:rPr>
         <w:t xml:space="preserve">：</w:t>
       </w:r>
-      <w:hyperlink w:history="1" r:id="rIdvmgnljv4ik1ebeml4-syd">
+      <w:hyperlink w:history="1" r:id="rIdkd36n777jnpclz6dk9jbu">
         <w:r>
           <w:rPr>
             <w:rStyle w:val="Hyperlink"/>
@@ -15660,7 +15912,7 @@
         </w:rPr>
         <w:t xml:space="preserve">：</w:t>
       </w:r>
-      <w:hyperlink w:history="1" r:id="rIdg6zpai8ursg3z-wyuunf3">
+      <w:hyperlink w:history="1" r:id="rId1riiomqnxrxu-7fzgvi2j">
         <w:r>
           <w:rPr>
             <w:rStyle w:val="Hyperlink"/>
@@ -15712,7 +15964,7 @@
         </w:rPr>
         <w:t xml:space="preserve">：</w:t>
       </w:r>
-      <w:hyperlink w:history="1" r:id="rIdij71ankreyo9mbjpoic8_">
+      <w:hyperlink w:history="1" r:id="rIdb-mwubbcd3rtkiywqxjrv">
         <w:r>
           <w:rPr>
             <w:rStyle w:val="Hyperlink"/>
@@ -15734,7 +15986,7 @@
         </w:rPr>
         <w:t xml:space="preserve"> / </w:t>
       </w:r>
-      <w:hyperlink w:history="1" r:id="rId9mp9yd4gji-jsa9djidbl">
+      <w:hyperlink w:history="1" r:id="rIdslcvbz0ni86qgruzzehbe">
         <w:r>
           <w:rPr>
             <w:rStyle w:val="Hyperlink"/>
@@ -15756,7 +16008,7 @@
         </w:rPr>
         <w:t xml:space="preserve"> / </w:t>
       </w:r>
-      <w:hyperlink w:history="1" r:id="rIdlgzaowplwyxr9tymzhu2o">
+      <w:hyperlink w:history="1" r:id="rIdpzzxlatsu2-4_dlf-xwm8">
         <w:r>
           <w:rPr>
             <w:rStyle w:val="Hyperlink"/>
@@ -15808,7 +16060,7 @@
         </w:rPr>
         <w:t xml:space="preserve">：</w:t>
       </w:r>
-      <w:hyperlink w:history="1" r:id="rIdeqwfgrxr2sw8vfhgkhb8i">
+      <w:hyperlink w:history="1" r:id="rIdfpkfo94rhmjnaplaiwklc">
         <w:r>
           <w:rPr>
             <w:rStyle w:val="Hyperlink"/>
@@ -15937,7 +16189,7 @@
         </w:rPr>
         <w:t xml:space="preserve">：</w:t>
       </w:r>
-      <w:hyperlink w:history="1" r:id="rIdqtenm-nky-8aztdrfsa2g">
+      <w:hyperlink w:history="1" r:id="rIdbk9g9tm3js9v5rarlicn0">
         <w:r>
           <w:rPr>
             <w:rStyle w:val="Hyperlink"/>
@@ -15959,7 +16211,7 @@
         </w:rPr>
         <w:t xml:space="preserve"> / </w:t>
       </w:r>
-      <w:hyperlink w:history="1" r:id="rIdvx7yf0anx1sienpmzve6k">
+      <w:hyperlink w:history="1" r:id="rIdi0zvotuxrtpb_sx9plaka">
         <w:r>
           <w:rPr>
             <w:rStyle w:val="Hyperlink"/>
@@ -15981,7 +16233,7 @@
         </w:rPr>
         <w:t xml:space="preserve"> / </w:t>
       </w:r>
-      <w:hyperlink w:history="1" r:id="rIdrjuxs_qrggg6yjbvcausk">
+      <w:hyperlink w:history="1" r:id="rIdq47gkiavxmg4ueq8o_xtg">
         <w:r>
           <w:rPr>
             <w:rStyle w:val="Hyperlink"/>
@@ -16033,7 +16285,7 @@
         </w:rPr>
         <w:t xml:space="preserve">：</w:t>
       </w:r>
-      <w:hyperlink w:history="1" r:id="rIdet_bd7g75vbvliw_kusat">
+      <w:hyperlink w:history="1" r:id="rIdtnvlxd5feixq_spmpfkrs">
         <w:r>
           <w:rPr>
             <w:rStyle w:val="Hyperlink"/>
@@ -16209,7 +16461,7 @@
         </w:rPr>
         <w:t xml:space="preserve">：</w:t>
       </w:r>
-      <w:hyperlink w:history="1" r:id="rIdawkzb2e8q9wh_zk58di3j">
+      <w:hyperlink w:history="1" r:id="rId1ovhywdsh70wrubhbl--m">
         <w:r>
           <w:rPr>
             <w:rStyle w:val="Hyperlink"/>
@@ -16231,7 +16483,7 @@
         </w:rPr>
         <w:t xml:space="preserve"> + </w:t>
       </w:r>
-      <w:hyperlink w:history="1" r:id="rIdc2fgswfqgmkgijekneh-y">
+      <w:hyperlink w:history="1" r:id="rIdzpuhksvju09owjrk7wq0v">
         <w:r>
           <w:rPr>
             <w:rStyle w:val="Hyperlink"/>
@@ -16320,7 +16572,7 @@
         </w:rPr>
         <w:t xml:space="preserve">：</w:t>
       </w:r>
-      <w:hyperlink w:history="1" r:id="rIdugdt_qawdy__7dbedtda-">
+      <w:hyperlink w:history="1" r:id="rId40tq0cvvh0lw20ofvxz-d">
         <w:r>
           <w:rPr>
             <w:rStyle w:val="Hyperlink"/>
@@ -16593,7 +16845,7 @@
         </w:rPr>
         <w:t xml:space="preserve">：</w:t>
       </w:r>
-      <w:hyperlink w:history="1" r:id="rIdbcjard0d5fp-c3rcnweik">
+      <w:hyperlink w:history="1" r:id="rIdcctauhzopvi5kfedsphac">
         <w:r>
           <w:rPr>
             <w:rStyle w:val="Hyperlink"/>
@@ -16615,7 +16867,7 @@
         </w:rPr>
         <w:t xml:space="preserve"> + </w:t>
       </w:r>
-      <w:hyperlink w:history="1" r:id="rIdkm0a4ca9avppxqf5r7j8i">
+      <w:hyperlink w:history="1" r:id="rIdrpcr6es-k9s_ssaptpw_y">
         <w:r>
           <w:rPr>
             <w:rStyle w:val="Hyperlink"/>
@@ -16714,7 +16966,7 @@
         </w:rPr>
         <w:t xml:space="preserve">：</w:t>
       </w:r>
-      <w:hyperlink w:history="1" r:id="rIdytd7k8bvmtyki-6o_auhk">
+      <w:hyperlink w:history="1" r:id="rIdoxf0sivy0fvhrf18frn-g">
         <w:r>
           <w:rPr>
             <w:rStyle w:val="Hyperlink"/>
@@ -16830,7 +17082,7 @@
         </w:rPr>
         <w:t xml:space="preserve">：</w:t>
       </w:r>
-      <w:hyperlink w:history="1" r:id="rIdkz1ldiqdz3dfcogxh2gf2">
+      <w:hyperlink w:history="1" r:id="rIdmrufciwcxt0quj3fxq-w5">
         <w:r>
           <w:rPr>
             <w:rStyle w:val="Hyperlink"/>
@@ -16899,7 +17151,7 @@
         </w:rPr>
         <w:t xml:space="preserve">：</w:t>
       </w:r>
-      <w:hyperlink w:history="1" r:id="rId83mxbbycro7ng4trv26ia">
+      <w:hyperlink w:history="1" r:id="rId-tadqug68r0vedb5hrgay">
         <w:r>
           <w:rPr>
             <w:rStyle w:val="Hyperlink"/>
@@ -17015,7 +17267,7 @@
         </w:rPr>
         <w:t xml:space="preserve">：</w:t>
       </w:r>
-      <w:hyperlink w:history="1" r:id="rIdzylec-yxczm--nld4u6et">
+      <w:hyperlink w:history="1" r:id="rIdkgqvpgmelf-fdzpfemb7s">
         <w:r>
           <w:rPr>
             <w:rStyle w:val="Hyperlink"/>
@@ -17151,7 +17403,7 @@
         </w:rPr>
         <w:t xml:space="preserve">：</w:t>
       </w:r>
-      <w:hyperlink w:history="1" r:id="rIdcl6mix8nayixbepkmnn4l">
+      <w:hyperlink w:history="1" r:id="rIdfxojp4laocwobh0itaduf">
         <w:r>
           <w:rPr>
             <w:rStyle w:val="Hyperlink"/>
@@ -17250,7 +17502,7 @@
         </w:rPr>
         <w:t xml:space="preserve">：</w:t>
       </w:r>
-      <w:hyperlink w:history="1" r:id="rIdcuarf1dbwsb70ajvkay7o">
+      <w:hyperlink w:history="1" r:id="rIdiw0vsrtfrwgxlg6-plbmo">
         <w:r>
           <w:rPr>
             <w:rStyle w:val="Hyperlink"/>
@@ -17366,7 +17618,7 @@
         </w:rPr>
         <w:t xml:space="preserve">：</w:t>
       </w:r>
-      <w:hyperlink w:history="1" r:id="rIdr_t-wzdvpqbzktaokhekz">
+      <w:hyperlink w:history="1" r:id="rIdkryla4xffqxeq9_uji6id">
         <w:r>
           <w:rPr>
             <w:rStyle w:val="Hyperlink"/>
@@ -17482,7 +17734,7 @@
         </w:rPr>
         <w:t xml:space="preserve">：</w:t>
       </w:r>
-      <w:hyperlink w:history="1" r:id="rId1kv3vl-l2-ya29wwiex9k">
+      <w:hyperlink w:history="1" r:id="rIdh_fzmxbbv9h9fdyb58iww">
         <w:r>
           <w:rPr>
             <w:rStyle w:val="Hyperlink"/>
@@ -17618,7 +17870,7 @@
         </w:rPr>
         <w:t xml:space="preserve">：</w:t>
       </w:r>
-      <w:hyperlink w:history="1" r:id="rIdcjib9-s791jov-hsxtxsc">
+      <w:hyperlink w:history="1" r:id="rIdfoxtnsxtwawgf7wvqym6m">
         <w:r>
           <w:rPr>
             <w:rStyle w:val="Hyperlink"/>
@@ -17687,7 +17939,7 @@
         </w:rPr>
         <w:t xml:space="preserve">：</w:t>
       </w:r>
-      <w:hyperlink w:history="1" r:id="rIdzqrmn0bw6cg0fqcmq-dyj">
+      <w:hyperlink w:history="1" r:id="rIdvpssotjvlorntg-wm4xmr">
         <w:r>
           <w:rPr>
             <w:rStyle w:val="Hyperlink"/>
@@ -17803,7 +18055,7 @@
         </w:rPr>
         <w:t xml:space="preserve">：</w:t>
       </w:r>
-      <w:hyperlink w:history="1" r:id="rIdp9b6mp-xvreikxjahcrik">
+      <w:hyperlink w:history="1" r:id="rIde05ai8fj867-0vnmqyimh">
         <w:r>
           <w:rPr>
             <w:rStyle w:val="Hyperlink"/>
@@ -17969,7 +18221,7 @@
         </w:rPr>
         <w:t xml:space="preserve">：</w:t>
       </w:r>
-      <w:hyperlink w:history="1" r:id="rIdanpupiwme90x8ao1akh2r">
+      <w:hyperlink w:history="1" r:id="rIdc_s78m68sxfiwvvxvgfi8">
         <w:r>
           <w:rPr>
             <w:rStyle w:val="Hyperlink"/>
@@ -17991,7 +18243,7 @@
         </w:rPr>
         <w:t xml:space="preserve"> + </w:t>
       </w:r>
-      <w:hyperlink w:history="1" r:id="rIdhzavyq5ymxw4dwsvyjamk">
+      <w:hyperlink w:history="1" r:id="rIdwuktfid1zi-spaksv1kn6">
         <w:r>
           <w:rPr>
             <w:rStyle w:val="Hyperlink"/>
@@ -18167,7 +18419,7 @@
         </w:rPr>
         <w:t xml:space="preserve">：</w:t>
       </w:r>
-      <w:hyperlink w:history="1" r:id="rIdruwdrr2v1vxxw7ve2wkos">
+      <w:hyperlink w:history="1" r:id="rIdichhbittg7-eynewplynv">
         <w:r>
           <w:rPr>
             <w:rStyle w:val="Hyperlink"/>
@@ -18521,7 +18773,7 @@
         </w:rPr>
         <w:t xml:space="preserve">：</w:t>
       </w:r>
-      <w:hyperlink w:history="1" r:id="rIdsfscmwu3vnb1tc94l_mc0">
+      <w:hyperlink w:history="1" r:id="rIdtkldjvk9a04dox0nv_d6r">
         <w:r>
           <w:rPr>
             <w:rStyle w:val="Hyperlink"/>
@@ -18543,7 +18795,7 @@
         </w:rPr>
         <w:t xml:space="preserve"> + </w:t>
       </w:r>
-      <w:hyperlink w:history="1" r:id="rIdrs9w2455vtkqipatrwajk">
+      <w:hyperlink w:history="1" r:id="rIdos5q2rav57qsuo5yhw8f8">
         <w:r>
           <w:rPr>
             <w:rStyle w:val="Hyperlink"/>
@@ -18672,7 +18924,7 @@
         </w:rPr>
         <w:t xml:space="preserve">：</w:t>
       </w:r>
-      <w:hyperlink w:history="1" r:id="rId4arbmx9oaxe8z5x0fxhzj">
+      <w:hyperlink w:history="1" r:id="rIdjtbpzjqemc2hr2yyhmua0">
         <w:r>
           <w:rPr>
             <w:rStyle w:val="Hyperlink"/>
@@ -18741,7 +18993,7 @@
         </w:rPr>
         <w:t xml:space="preserve">：</w:t>
       </w:r>
-      <w:hyperlink w:history="1" r:id="rIdhy4tc8pep9lzn4zuvumww">
+      <w:hyperlink w:history="1" r:id="rIdw4mkngi48lmr1gmyjubo-">
         <w:r>
           <w:rPr>
             <w:rStyle w:val="Hyperlink"/>
@@ -18763,7 +19015,7 @@
         </w:rPr>
         <w:t xml:space="preserve"> + </w:t>
       </w:r>
-      <w:hyperlink w:history="1" r:id="rIduhagypfchcmwexvssvt9u">
+      <w:hyperlink w:history="1" r:id="rIddrnkgccmiczrbqmhdfqvr">
         <w:r>
           <w:rPr>
             <w:rStyle w:val="Hyperlink"/>
@@ -18879,7 +19131,7 @@
         </w:rPr>
         <w:t xml:space="preserve">：</w:t>
       </w:r>
-      <w:hyperlink w:history="1" r:id="rIdprfhipj9ku3qz7ylnalgs">
+      <w:hyperlink w:history="1" r:id="rIdchbvidyfkbficklrpv5j9">
         <w:r>
           <w:rPr>
             <w:rStyle w:val="Hyperlink"/>
@@ -19139,7 +19391,7 @@
         </w:rPr>
         <w:t xml:space="preserve">：</w:t>
       </w:r>
-      <w:hyperlink w:history="1" r:id="rIdq79fun6v4duyz0tpjb4du">
+      <w:hyperlink w:history="1" r:id="rId-m515m885iaih2gmns2gn">
         <w:r>
           <w:rPr>
             <w:rStyle w:val="Hyperlink"/>

--- a/01_课程大纲.docx
+++ b/01_课程大纲.docx
@@ -9866,7 +9866,7 @@
           <w:sz w:val="22"/>
           <w:szCs w:val="22"/>
         </w:rPr>
-        <w:t xml:space="preserve">联系人</w:t>
+        <w:t xml:space="preserve">报名邮箱</w:t>
       </w:r>
       <w:r>
         <w:rPr>
@@ -9877,7 +9877,7 @@
           <w:sz w:val="22"/>
           <w:szCs w:val="22"/>
         </w:rPr>
-        <w:t xml:space="preserve">：教务组　　</w:t>
+        <w:t xml:space="preserve">：admissions@example.com　　</w:t>
       </w:r>
       <w:r>
         <w:rPr>
@@ -9890,7 +9890,7 @@
           <w:sz w:val="22"/>
           <w:szCs w:val="22"/>
         </w:rPr>
-        <w:t xml:space="preserve">邮箱</w:t>
+        <w:t xml:space="preserve">报名电话</w:t>
       </w:r>
       <w:r>
         <w:rPr>
@@ -9901,7 +9901,7 @@
           <w:sz w:val="22"/>
           <w:szCs w:val="22"/>
         </w:rPr>
-        <w:t xml:space="preserve">：admissions@example.com　　</w:t>
+        <w:t xml:space="preserve">：（招生季统一公布）　　</w:t>
       </w:r>
       <w:r>
         <w:rPr>
@@ -9914,7 +9914,7 @@
           <w:sz w:val="22"/>
           <w:szCs w:val="22"/>
         </w:rPr>
-        <w:t xml:space="preserve">电话</w:t>
+        <w:t xml:space="preserve">联系人</w:t>
       </w:r>
       <w:r>
         <w:rPr>
@@ -9925,7 +9925,7 @@
           <w:sz w:val="22"/>
           <w:szCs w:val="22"/>
         </w:rPr>
-        <w:t xml:space="preserve">：（招生季公布）</w:t>
+        <w:t xml:space="preserve">：教务组</w:t>
       </w:r>
     </w:p>
     <w:p>
@@ -9934,6 +9934,52 @@
       </w:pPr>
       <w:r>
         <w:t xml:space="preserve"/>
+      </w:r>
+    </w:p>
+    <w:p>
+      <w:pPr>
+        <w:pBdr>
+          <w:left w:val="single" w:color="2E75B6" w:sz="24" w:space="12"/>
+        </w:pBdr>
+        <w:shd w:fill="F8FAFD" w:val="clear"/>
+        <w:spacing w:after="60" w:before="60" w:line="340"/>
+        <w:ind w:left="360"/>
+      </w:pPr>
+      <w:r>
+        <w:rPr>
+          <w:rFonts w:ascii="微软雅黑" w:cs="微软雅黑" w:eastAsia="微软雅黑" w:hAnsi="微软雅黑"/>
+          <w:i/>
+          <w:iCs/>
+          <w:color w:val="262626"/>
+          <w:sz w:val="22"/>
+          <w:szCs w:val="22"/>
+        </w:rPr>
+        <w:t xml:space="preserve">请将本回执表填写完整后发送至上述邮箱，会务组将于 1 个工作日内回复确认。</w:t>
+      </w:r>
+    </w:p>
+    <w:p>
+      <w:pPr>
+        <w:spacing w:before="80"/>
+      </w:pPr>
+      <w:r>
+        <w:t xml:space="preserve"/>
+      </w:r>
+    </w:p>
+    <w:p>
+      <w:pPr>
+        <w:pStyle w:val="Heading3"/>
+        <w:spacing w:after="120" w:before="240"/>
+      </w:pPr>
+      <w:r>
+        <w:rPr>
+          <w:rFonts w:ascii="微软雅黑" w:cs="微软雅黑" w:eastAsia="微软雅黑" w:hAnsi="微软雅黑"/>
+          <w:b/>
+          <w:bCs/>
+          <w:color w:val="262626"/>
+          <w:sz w:val="25"/>
+          <w:szCs w:val="25"/>
+        </w:rPr>
+        <w:t xml:space="preserve">一、参会单位信息</w:t>
       </w:r>
     </w:p>
     <w:tbl>
@@ -9949,8 +9995,8 @@
         </w:tblBorders>
       </w:tblPr>
       <w:tblGrid>
-        <w:gridCol w:w="2700"/>
-        <w:gridCol w:w="6300"/>
+        <w:gridCol w:w="3200"/>
+        <w:gridCol w:w="5800"/>
       </w:tblGrid>
       <w:tr>
         <w:trPr>
@@ -9958,7 +10004,7 @@
         </w:trPr>
         <w:tc>
           <w:tcPr>
-            <w:tcW w:type="dxa" w:w="2700"/>
+            <w:tcW w:type="dxa" w:w="3200"/>
             <w:tcBorders>
               <w:top w:val="single" w:color="D9D9D9" w:sz="4"/>
               <w:left w:val="single" w:color="D9D9D9" w:sz="4"/>
@@ -9988,13 +10034,13 @@
                 <w:sz w:val="21"/>
                 <w:szCs w:val="21"/>
               </w:rPr>
-              <w:t xml:space="preserve">单位名称</w:t>
-            </w:r>
-          </w:p>
-        </w:tc>
-        <w:tc>
-          <w:tcPr>
-            <w:tcW w:type="dxa" w:w="6300"/>
+              <w:t xml:space="preserve">项目</w:t>
+            </w:r>
+          </w:p>
+        </w:tc>
+        <w:tc>
+          <w:tcPr>
+            <w:tcW w:type="dxa" w:w="5800"/>
             <w:tcBorders>
               <w:top w:val="single" w:color="D9D9D9" w:sz="4"/>
               <w:left w:val="single" w:color="D9D9D9" w:sz="4"/>
@@ -10024,7 +10070,7 @@
                 <w:sz w:val="21"/>
                 <w:szCs w:val="21"/>
               </w:rPr>
-              <w:t xml:space="preserve"/>
+              <w:t xml:space="preserve">填写内容</w:t>
             </w:r>
           </w:p>
         </w:tc>
@@ -10032,40 +10078,40 @@
       <w:tr>
         <w:tc>
           <w:tcPr>
-            <w:tcW w:type="dxa" w:w="2700"/>
-            <w:tcBorders>
-              <w:top w:val="single" w:color="D9D9D9" w:sz="4"/>
-              <w:left w:val="single" w:color="D9D9D9" w:sz="4"/>
-              <w:bottom w:val="single" w:color="D9D9D9" w:sz="4"/>
-              <w:right w:val="single" w:color="D9D9D9" w:sz="4"/>
-            </w:tcBorders>
-            <w:tcMar>
-              <w:top w:type="dxa" w:w="120"/>
-              <w:left w:type="dxa" w:w="160"/>
-              <w:bottom w:type="dxa" w:w="120"/>
-              <w:right w:type="dxa" w:w="160"/>
-            </w:tcMar>
-            <w:vAlign w:val="center"/>
-          </w:tcPr>
-          <w:p>
-            <w:pPr>
-              <w:spacing w:after="40" w:before="0" w:line="320"/>
-              <w:jc w:val="left"/>
-            </w:pPr>
-            <w:r>
-              <w:rPr>
-                <w:rFonts w:ascii="微软雅黑" w:cs="微软雅黑" w:eastAsia="微软雅黑" w:hAnsi="微软雅黑"/>
-                <w:color w:val="262626"/>
-                <w:sz w:val="20"/>
-                <w:szCs w:val="20"/>
-              </w:rPr>
-              <w:t xml:space="preserve"/>
-            </w:r>
-          </w:p>
-        </w:tc>
-        <w:tc>
-          <w:tcPr>
-            <w:tcW w:type="dxa" w:w="6300"/>
+            <w:tcW w:type="dxa" w:w="3200"/>
+            <w:tcBorders>
+              <w:top w:val="single" w:color="D9D9D9" w:sz="4"/>
+              <w:left w:val="single" w:color="D9D9D9" w:sz="4"/>
+              <w:bottom w:val="single" w:color="D9D9D9" w:sz="4"/>
+              <w:right w:val="single" w:color="D9D9D9" w:sz="4"/>
+            </w:tcBorders>
+            <w:tcMar>
+              <w:top w:type="dxa" w:w="120"/>
+              <w:left w:type="dxa" w:w="160"/>
+              <w:bottom w:type="dxa" w:w="120"/>
+              <w:right w:type="dxa" w:w="160"/>
+            </w:tcMar>
+            <w:vAlign w:val="center"/>
+          </w:tcPr>
+          <w:p>
+            <w:pPr>
+              <w:spacing w:after="40" w:before="0" w:line="320"/>
+              <w:jc w:val="left"/>
+            </w:pPr>
+            <w:r>
+              <w:rPr>
+                <w:rFonts w:ascii="微软雅黑" w:cs="微软雅黑" w:eastAsia="微软雅黑" w:hAnsi="微软雅黑"/>
+                <w:color w:val="262626"/>
+                <w:sz w:val="20"/>
+                <w:szCs w:val="20"/>
+              </w:rPr>
+              <w:t xml:space="preserve"/>
+            </w:r>
+          </w:p>
+        </w:tc>
+        <w:tc>
+          <w:tcPr>
+            <w:tcW w:type="dxa" w:w="5800"/>
             <w:tcBorders>
               <w:top w:val="single" w:color="D9D9D9" w:sz="4"/>
               <w:left w:val="single" w:color="D9D9D9" w:sz="4"/>
@@ -10100,7 +10146,7 @@
       <w:tr>
         <w:tc>
           <w:tcPr>
-            <w:tcW w:type="dxa" w:w="2700"/>
+            <w:tcW w:type="dxa" w:w="3200"/>
             <w:tcBorders>
               <w:top w:val="single" w:color="D9D9D9" w:sz="4"/>
               <w:left w:val="single" w:color="D9D9D9" w:sz="4"/>
@@ -10134,7 +10180,7 @@
         </w:tc>
         <w:tc>
           <w:tcPr>
-            <w:tcW w:type="dxa" w:w="6300"/>
+            <w:tcW w:type="dxa" w:w="5800"/>
             <w:tcBorders>
               <w:top w:val="single" w:color="D9D9D9" w:sz="4"/>
               <w:left w:val="single" w:color="D9D9D9" w:sz="4"/>
@@ -10152,7 +10198,7 @@
           </w:tcPr>
           <w:p>
             <w:pPr>
-              <w:spacing w:line="320"/>
+              <w:spacing w:after="40" w:before="0" w:line="320"/>
               <w:jc w:val="left"/>
             </w:pPr>
             <w:r>
@@ -10170,57 +10216,57 @@
       <w:tr>
         <w:tc>
           <w:tcPr>
-            <w:tcW w:type="dxa" w:w="2700"/>
-            <w:tcBorders>
-              <w:top w:val="single" w:color="D9D9D9" w:sz="4"/>
-              <w:left w:val="single" w:color="D9D9D9" w:sz="4"/>
-              <w:bottom w:val="single" w:color="D9D9D9" w:sz="4"/>
-              <w:right w:val="single" w:color="D9D9D9" w:sz="4"/>
-            </w:tcBorders>
-            <w:tcMar>
-              <w:top w:type="dxa" w:w="120"/>
-              <w:left w:type="dxa" w:w="160"/>
-              <w:bottom w:type="dxa" w:w="120"/>
-              <w:right w:type="dxa" w:w="160"/>
-            </w:tcMar>
-            <w:vAlign w:val="center"/>
-          </w:tcPr>
-          <w:p>
-            <w:pPr>
-              <w:spacing w:after="40" w:before="0" w:line="320"/>
-              <w:jc w:val="left"/>
-            </w:pPr>
-            <w:r>
-              <w:rPr>
-                <w:rFonts w:ascii="微软雅黑" w:cs="微软雅黑" w:eastAsia="微软雅黑" w:hAnsi="微软雅黑"/>
-                <w:color w:val="262626"/>
-                <w:sz w:val="20"/>
-                <w:szCs w:val="20"/>
-              </w:rPr>
-              <w:t xml:space="preserve"/>
-            </w:r>
-          </w:p>
-        </w:tc>
-        <w:tc>
-          <w:tcPr>
-            <w:tcW w:type="dxa" w:w="6300"/>
-            <w:tcBorders>
-              <w:top w:val="single" w:color="D9D9D9" w:sz="4"/>
-              <w:left w:val="single" w:color="D9D9D9" w:sz="4"/>
-              <w:bottom w:val="single" w:color="D9D9D9" w:sz="4"/>
-              <w:right w:val="single" w:color="D9D9D9" w:sz="4"/>
-            </w:tcBorders>
-            <w:tcMar>
-              <w:top w:type="dxa" w:w="120"/>
-              <w:left w:type="dxa" w:w="160"/>
-              <w:bottom w:type="dxa" w:w="120"/>
-              <w:right w:type="dxa" w:w="160"/>
-            </w:tcMar>
-            <w:vAlign w:val="center"/>
-          </w:tcPr>
-          <w:p>
-            <w:pPr>
-              <w:spacing w:line="320"/>
+            <w:tcW w:type="dxa" w:w="3200"/>
+            <w:tcBorders>
+              <w:top w:val="single" w:color="D9D9D9" w:sz="4"/>
+              <w:left w:val="single" w:color="D9D9D9" w:sz="4"/>
+              <w:bottom w:val="single" w:color="D9D9D9" w:sz="4"/>
+              <w:right w:val="single" w:color="D9D9D9" w:sz="4"/>
+            </w:tcBorders>
+            <w:tcMar>
+              <w:top w:type="dxa" w:w="120"/>
+              <w:left w:type="dxa" w:w="160"/>
+              <w:bottom w:type="dxa" w:w="120"/>
+              <w:right w:type="dxa" w:w="160"/>
+            </w:tcMar>
+            <w:vAlign w:val="center"/>
+          </w:tcPr>
+          <w:p>
+            <w:pPr>
+              <w:spacing w:after="40" w:before="0" w:line="320"/>
+              <w:jc w:val="left"/>
+            </w:pPr>
+            <w:r>
+              <w:rPr>
+                <w:rFonts w:ascii="微软雅黑" w:cs="微软雅黑" w:eastAsia="微软雅黑" w:hAnsi="微软雅黑"/>
+                <w:color w:val="262626"/>
+                <w:sz w:val="20"/>
+                <w:szCs w:val="20"/>
+              </w:rPr>
+              <w:t xml:space="preserve"/>
+            </w:r>
+          </w:p>
+        </w:tc>
+        <w:tc>
+          <w:tcPr>
+            <w:tcW w:type="dxa" w:w="5800"/>
+            <w:tcBorders>
+              <w:top w:val="single" w:color="D9D9D9" w:sz="4"/>
+              <w:left w:val="single" w:color="D9D9D9" w:sz="4"/>
+              <w:bottom w:val="single" w:color="D9D9D9" w:sz="4"/>
+              <w:right w:val="single" w:color="D9D9D9" w:sz="4"/>
+            </w:tcBorders>
+            <w:tcMar>
+              <w:top w:type="dxa" w:w="120"/>
+              <w:left w:type="dxa" w:w="160"/>
+              <w:bottom w:type="dxa" w:w="120"/>
+              <w:right w:type="dxa" w:w="160"/>
+            </w:tcMar>
+            <w:vAlign w:val="center"/>
+          </w:tcPr>
+          <w:p>
+            <w:pPr>
+              <w:spacing w:after="40" w:before="0" w:line="320"/>
               <w:jc w:val="left"/>
             </w:pPr>
             <w:r>
@@ -10238,7 +10284,7 @@
       <w:tr>
         <w:tc>
           <w:tcPr>
-            <w:tcW w:type="dxa" w:w="2700"/>
+            <w:tcW w:type="dxa" w:w="3200"/>
             <w:tcBorders>
               <w:top w:val="single" w:color="D9D9D9" w:sz="4"/>
               <w:left w:val="single" w:color="D9D9D9" w:sz="4"/>
@@ -10272,7 +10318,7 @@
         </w:tc>
         <w:tc>
           <w:tcPr>
-            <w:tcW w:type="dxa" w:w="6300"/>
+            <w:tcW w:type="dxa" w:w="5800"/>
             <w:tcBorders>
               <w:top w:val="single" w:color="D9D9D9" w:sz="4"/>
               <w:left w:val="single" w:color="D9D9D9" w:sz="4"/>
@@ -10308,67 +10354,260 @@
       <w:tr>
         <w:tc>
           <w:tcPr>
-            <w:tcW w:type="dxa" w:w="2700"/>
-            <w:tcBorders>
-              <w:top w:val="single" w:color="D9D9D9" w:sz="4"/>
-              <w:left w:val="single" w:color="D9D9D9" w:sz="4"/>
-              <w:bottom w:val="single" w:color="D9D9D9" w:sz="4"/>
-              <w:right w:val="single" w:color="D9D9D9" w:sz="4"/>
-            </w:tcBorders>
-            <w:tcMar>
-              <w:top w:type="dxa" w:w="120"/>
-              <w:left w:type="dxa" w:w="160"/>
-              <w:bottom w:type="dxa" w:w="120"/>
-              <w:right w:type="dxa" w:w="160"/>
-            </w:tcMar>
-            <w:vAlign w:val="center"/>
-          </w:tcPr>
-          <w:p>
-            <w:pPr>
-              <w:spacing w:after="40" w:before="0" w:line="320"/>
-              <w:jc w:val="left"/>
-            </w:pPr>
-            <w:r>
-              <w:rPr>
-                <w:rFonts w:ascii="微软雅黑" w:cs="微软雅黑" w:eastAsia="微软雅黑" w:hAnsi="微软雅黑"/>
-                <w:color w:val="262626"/>
-                <w:sz w:val="20"/>
-                <w:szCs w:val="20"/>
-              </w:rPr>
-              <w:t xml:space="preserve"/>
-            </w:r>
-          </w:p>
-        </w:tc>
-        <w:tc>
-          <w:tcPr>
-            <w:tcW w:type="dxa" w:w="6300"/>
-            <w:tcBorders>
-              <w:top w:val="single" w:color="D9D9D9" w:sz="4"/>
-              <w:left w:val="single" w:color="D9D9D9" w:sz="4"/>
-              <w:bottom w:val="single" w:color="D9D9D9" w:sz="4"/>
-              <w:right w:val="single" w:color="D9D9D9" w:sz="4"/>
-            </w:tcBorders>
-            <w:tcMar>
-              <w:top w:type="dxa" w:w="120"/>
-              <w:left w:type="dxa" w:w="160"/>
-              <w:bottom w:type="dxa" w:w="120"/>
-              <w:right w:type="dxa" w:w="160"/>
-            </w:tcMar>
-            <w:vAlign w:val="center"/>
-          </w:tcPr>
-          <w:p>
-            <w:pPr>
-              <w:spacing w:after="40" w:before="0" w:line="320"/>
-              <w:jc w:val="left"/>
-            </w:pPr>
-            <w:r>
-              <w:rPr>
-                <w:rFonts w:ascii="微软雅黑" w:cs="微软雅黑" w:eastAsia="微软雅黑" w:hAnsi="微软雅黑"/>
-                <w:color w:val="262626"/>
-                <w:sz w:val="20"/>
-                <w:szCs w:val="20"/>
-              </w:rPr>
-              <w:t xml:space="preserve"/>
+            <w:tcW w:type="dxa" w:w="3200"/>
+            <w:tcBorders>
+              <w:top w:val="single" w:color="D9D9D9" w:sz="4"/>
+              <w:left w:val="single" w:color="D9D9D9" w:sz="4"/>
+              <w:bottom w:val="single" w:color="D9D9D9" w:sz="4"/>
+              <w:right w:val="single" w:color="D9D9D9" w:sz="4"/>
+            </w:tcBorders>
+            <w:tcMar>
+              <w:top w:type="dxa" w:w="120"/>
+              <w:left w:type="dxa" w:w="160"/>
+              <w:bottom w:type="dxa" w:w="120"/>
+              <w:right w:type="dxa" w:w="160"/>
+            </w:tcMar>
+            <w:vAlign w:val="center"/>
+          </w:tcPr>
+          <w:p>
+            <w:pPr>
+              <w:spacing w:after="40" w:before="0" w:line="320"/>
+              <w:jc w:val="left"/>
+            </w:pPr>
+            <w:r>
+              <w:rPr>
+                <w:rFonts w:ascii="微软雅黑" w:cs="微软雅黑" w:eastAsia="微软雅黑" w:hAnsi="微软雅黑"/>
+                <w:color w:val="262626"/>
+                <w:sz w:val="20"/>
+                <w:szCs w:val="20"/>
+              </w:rPr>
+              <w:t xml:space="preserve"/>
+            </w:r>
+          </w:p>
+        </w:tc>
+        <w:tc>
+          <w:tcPr>
+            <w:tcW w:type="dxa" w:w="5800"/>
+            <w:tcBorders>
+              <w:top w:val="single" w:color="D9D9D9" w:sz="4"/>
+              <w:left w:val="single" w:color="D9D9D9" w:sz="4"/>
+              <w:bottom w:val="single" w:color="D9D9D9" w:sz="4"/>
+              <w:right w:val="single" w:color="D9D9D9" w:sz="4"/>
+            </w:tcBorders>
+            <w:tcMar>
+              <w:top w:type="dxa" w:w="120"/>
+              <w:left w:type="dxa" w:w="160"/>
+              <w:bottom w:type="dxa" w:w="120"/>
+              <w:right w:type="dxa" w:w="160"/>
+            </w:tcMar>
+            <w:vAlign w:val="center"/>
+          </w:tcPr>
+          <w:p>
+            <w:pPr>
+              <w:spacing w:after="40" w:before="0" w:line="320"/>
+              <w:jc w:val="left"/>
+            </w:pPr>
+            <w:r>
+              <w:rPr>
+                <w:rFonts w:ascii="微软雅黑" w:cs="微软雅黑" w:eastAsia="微软雅黑" w:hAnsi="微软雅黑"/>
+                <w:color w:val="262626"/>
+                <w:sz w:val="20"/>
+                <w:szCs w:val="20"/>
+              </w:rPr>
+              <w:t xml:space="preserve"/>
+            </w:r>
+          </w:p>
+        </w:tc>
+      </w:tr>
+    </w:tbl>
+    <w:p>
+      <w:pPr>
+        <w:spacing w:before="120"/>
+      </w:pPr>
+      <w:r>
+        <w:t xml:space="preserve"/>
+      </w:r>
+    </w:p>
+    <w:p>
+      <w:pPr>
+        <w:pStyle w:val="Heading3"/>
+        <w:spacing w:after="120" w:before="240"/>
+      </w:pPr>
+      <w:r>
+        <w:rPr>
+          <w:rFonts w:ascii="微软雅黑" w:cs="微软雅黑" w:eastAsia="微软雅黑" w:hAnsi="微软雅黑"/>
+          <w:b/>
+          <w:bCs/>
+          <w:color w:val="262626"/>
+          <w:sz w:val="25"/>
+          <w:szCs w:val="25"/>
+        </w:rPr>
+        <w:t xml:space="preserve">二、班型选择（请勾选）</w:t>
+      </w:r>
+    </w:p>
+    <w:tbl>
+      <w:tblPr>
+        <w:tblW w:type="dxa" w:w="8998"/>
+        <w:tblBorders>
+          <w:top w:val="single" w:color="D9D9D9" w:sz="4"/>
+          <w:left w:val="single" w:color="D9D9D9" w:sz="4"/>
+          <w:bottom w:val="single" w:color="D9D9D9" w:sz="4"/>
+          <w:right w:val="single" w:color="D9D9D9" w:sz="4"/>
+          <w:insideH w:val="single" w:color="D9D9D9" w:sz="4"/>
+          <w:insideV w:val="single" w:color="D9D9D9" w:sz="4"/>
+        </w:tblBorders>
+      </w:tblPr>
+      <w:tblGrid>
+        <w:gridCol w:w="1000"/>
+        <w:gridCol w:w="2666"/>
+        <w:gridCol w:w="2666"/>
+        <w:gridCol w:w="2666"/>
+      </w:tblGrid>
+      <w:tr>
+        <w:trPr>
+          <w:tblHeader/>
+        </w:trPr>
+        <w:tc>
+          <w:tcPr>
+            <w:tcW w:type="dxa" w:w="1000"/>
+            <w:tcBorders>
+              <w:top w:val="single" w:color="D9D9D9" w:sz="4"/>
+              <w:left w:val="single" w:color="D9D9D9" w:sz="4"/>
+              <w:bottom w:val="single" w:color="D9D9D9" w:sz="4"/>
+              <w:right w:val="single" w:color="D9D9D9" w:sz="4"/>
+            </w:tcBorders>
+            <w:shd w:fill="1F4E79" w:val="clear"/>
+            <w:tcMar>
+              <w:top w:type="dxa" w:w="120"/>
+              <w:left w:type="dxa" w:w="160"/>
+              <w:bottom w:type="dxa" w:w="120"/>
+              <w:right w:type="dxa" w:w="160"/>
+            </w:tcMar>
+            <w:vAlign w:val="center"/>
+          </w:tcPr>
+          <w:p>
+            <w:pPr>
+              <w:spacing w:line="320"/>
+              <w:jc w:val="left"/>
+            </w:pPr>
+            <w:r>
+              <w:rPr>
+                <w:rFonts w:ascii="微软雅黑" w:cs="微软雅黑" w:eastAsia="微软雅黑" w:hAnsi="微软雅黑"/>
+                <w:b/>
+                <w:bCs/>
+                <w:color w:val="FFFFFF"/>
+                <w:sz w:val="21"/>
+                <w:szCs w:val="21"/>
+              </w:rPr>
+              <w:t xml:space="preserve">班型</w:t>
+            </w:r>
+          </w:p>
+        </w:tc>
+        <w:tc>
+          <w:tcPr>
+            <w:tcW w:type="dxa" w:w="2666"/>
+            <w:tcBorders>
+              <w:top w:val="single" w:color="D9D9D9" w:sz="4"/>
+              <w:left w:val="single" w:color="D9D9D9" w:sz="4"/>
+              <w:bottom w:val="single" w:color="D9D9D9" w:sz="4"/>
+              <w:right w:val="single" w:color="D9D9D9" w:sz="4"/>
+            </w:tcBorders>
+            <w:shd w:fill="1F4E79" w:val="clear"/>
+            <w:tcMar>
+              <w:top w:type="dxa" w:w="120"/>
+              <w:left w:type="dxa" w:w="160"/>
+              <w:bottom w:type="dxa" w:w="120"/>
+              <w:right w:type="dxa" w:w="160"/>
+            </w:tcMar>
+            <w:vAlign w:val="center"/>
+          </w:tcPr>
+          <w:p>
+            <w:pPr>
+              <w:spacing w:line="320"/>
+              <w:jc w:val="left"/>
+            </w:pPr>
+            <w:r>
+              <w:rPr>
+                <w:rFonts w:ascii="微软雅黑" w:cs="微软雅黑" w:eastAsia="微软雅黑" w:hAnsi="微软雅黑"/>
+                <w:b/>
+                <w:bCs/>
+                <w:color w:val="FFFFFF"/>
+                <w:sz w:val="21"/>
+                <w:szCs w:val="21"/>
+              </w:rPr>
+              <w:t xml:space="preserve">学费</w:t>
+            </w:r>
+          </w:p>
+        </w:tc>
+        <w:tc>
+          <w:tcPr>
+            <w:tcW w:type="dxa" w:w="2666"/>
+            <w:tcBorders>
+              <w:top w:val="single" w:color="D9D9D9" w:sz="4"/>
+              <w:left w:val="single" w:color="D9D9D9" w:sz="4"/>
+              <w:bottom w:val="single" w:color="D9D9D9" w:sz="4"/>
+              <w:right w:val="single" w:color="D9D9D9" w:sz="4"/>
+            </w:tcBorders>
+            <w:shd w:fill="1F4E79" w:val="clear"/>
+            <w:tcMar>
+              <w:top w:type="dxa" w:w="120"/>
+              <w:left w:type="dxa" w:w="160"/>
+              <w:bottom w:type="dxa" w:w="120"/>
+              <w:right w:type="dxa" w:w="160"/>
+            </w:tcMar>
+            <w:vAlign w:val="center"/>
+          </w:tcPr>
+          <w:p>
+            <w:pPr>
+              <w:spacing w:line="320"/>
+              <w:jc w:val="left"/>
+            </w:pPr>
+            <w:r>
+              <w:rPr>
+                <w:rFonts w:ascii="微软雅黑" w:cs="微软雅黑" w:eastAsia="微软雅黑" w:hAnsi="微软雅黑"/>
+                <w:b/>
+                <w:bCs/>
+                <w:color w:val="FFFFFF"/>
+                <w:sz w:val="21"/>
+                <w:szCs w:val="21"/>
+              </w:rPr>
+              <w:t xml:space="preserve">勾选</w:t>
+            </w:r>
+          </w:p>
+        </w:tc>
+        <w:tc>
+          <w:tcPr>
+            <w:tcW w:type="dxa" w:w="2666"/>
+            <w:tcBorders>
+              <w:top w:val="single" w:color="D9D9D9" w:sz="4"/>
+              <w:left w:val="single" w:color="D9D9D9" w:sz="4"/>
+              <w:bottom w:val="single" w:color="D9D9D9" w:sz="4"/>
+              <w:right w:val="single" w:color="D9D9D9" w:sz="4"/>
+            </w:tcBorders>
+            <w:shd w:fill="1F4E79" w:val="clear"/>
+            <w:tcMar>
+              <w:top w:type="dxa" w:w="120"/>
+              <w:left w:type="dxa" w:w="160"/>
+              <w:bottom w:type="dxa" w:w="120"/>
+              <w:right w:type="dxa" w:w="160"/>
+            </w:tcMar>
+            <w:vAlign w:val="center"/>
+          </w:tcPr>
+          <w:p>
+            <w:pPr>
+              <w:spacing w:line="320"/>
+              <w:jc w:val="left"/>
+            </w:pPr>
+            <w:r>
+              <w:rPr>
+                <w:rFonts w:ascii="微软雅黑" w:cs="微软雅黑" w:eastAsia="微软雅黑" w:hAnsi="微软雅黑"/>
+                <w:b/>
+                <w:bCs/>
+                <w:color w:val="FFFFFF"/>
+                <w:sz w:val="21"/>
+                <w:szCs w:val="21"/>
+              </w:rPr>
+              <w:t xml:space="preserve">包含</w:t>
             </w:r>
           </w:p>
         </w:tc>
@@ -10376,74 +10615,123 @@
       <w:tr>
         <w:tc>
           <w:tcPr>
-            <w:tcW w:type="dxa" w:w="2700"/>
-            <w:tcBorders>
-              <w:top w:val="single" w:color="D9D9D9" w:sz="4"/>
-              <w:left w:val="single" w:color="D9D9D9" w:sz="4"/>
-              <w:bottom w:val="single" w:color="D9D9D9" w:sz="4"/>
-              <w:right w:val="single" w:color="D9D9D9" w:sz="4"/>
-            </w:tcBorders>
-            <w:shd w:fill="F2F6FA" w:val="clear"/>
-            <w:tcMar>
-              <w:top w:type="dxa" w:w="120"/>
-              <w:left w:type="dxa" w:w="160"/>
-              <w:bottom w:type="dxa" w:w="120"/>
-              <w:right w:type="dxa" w:w="160"/>
-            </w:tcMar>
-            <w:vAlign w:val="center"/>
-          </w:tcPr>
-          <w:p>
-            <w:pPr>
-              <w:spacing w:after="40" w:before="0" w:line="320"/>
-              <w:jc w:val="left"/>
-            </w:pPr>
-            <w:r>
-              <w:rPr>
-                <w:rFonts w:ascii="微软雅黑" w:cs="微软雅黑" w:eastAsia="微软雅黑" w:hAnsi="微软雅黑"/>
-                <w:color w:val="262626"/>
-                <w:sz w:val="20"/>
-                <w:szCs w:val="20"/>
-              </w:rPr>
-              <w:t xml:space="preserve"/>
-            </w:r>
-          </w:p>
-        </w:tc>
-        <w:tc>
-          <w:tcPr>
-            <w:tcW w:type="dxa" w:w="6300"/>
-            <w:tcBorders>
-              <w:top w:val="single" w:color="D9D9D9" w:sz="4"/>
-              <w:left w:val="single" w:color="D9D9D9" w:sz="4"/>
-              <w:bottom w:val="single" w:color="D9D9D9" w:sz="4"/>
-              <w:right w:val="single" w:color="D9D9D9" w:sz="4"/>
-            </w:tcBorders>
-            <w:shd w:fill="F2F6FA" w:val="clear"/>
-            <w:tcMar>
-              <w:top w:type="dxa" w:w="120"/>
-              <w:left w:type="dxa" w:w="160"/>
-              <w:bottom w:type="dxa" w:w="120"/>
-              <w:right w:type="dxa" w:w="160"/>
-            </w:tcMar>
-            <w:vAlign w:val="center"/>
-          </w:tcPr>
-          <w:p>
-            <w:pPr>
-              <w:spacing w:after="40" w:before="0" w:line="320"/>
-              <w:jc w:val="left"/>
-            </w:pPr>
-            <w:r>
-              <w:rPr>
-                <w:rFonts w:ascii="微软雅黑" w:cs="微软雅黑" w:eastAsia="微软雅黑" w:hAnsi="微软雅黑"/>
-                <w:color w:val="262626"/>
-                <w:sz w:val="20"/>
-                <w:szCs w:val="20"/>
-              </w:rPr>
-              <w:t xml:space="preserve"/>
-            </w:r>
-          </w:p>
-          <w:p>
-            <w:pPr>
-              <w:spacing w:after="40" w:before="60" w:line="320"/>
+            <w:tcW w:type="dxa" w:w="1000"/>
+            <w:tcBorders>
+              <w:top w:val="single" w:color="D9D9D9" w:sz="4"/>
+              <w:left w:val="single" w:color="D9D9D9" w:sz="4"/>
+              <w:bottom w:val="single" w:color="D9D9D9" w:sz="4"/>
+              <w:right w:val="single" w:color="D9D9D9" w:sz="4"/>
+            </w:tcBorders>
+            <w:tcMar>
+              <w:top w:type="dxa" w:w="120"/>
+              <w:left w:type="dxa" w:w="160"/>
+              <w:bottom w:type="dxa" w:w="120"/>
+              <w:right w:type="dxa" w:w="160"/>
+            </w:tcMar>
+            <w:vAlign w:val="center"/>
+          </w:tcPr>
+          <w:p>
+            <w:pPr>
+              <w:spacing w:after="40" w:before="0" w:line="320"/>
+              <w:jc w:val="left"/>
+            </w:pPr>
+            <w:r>
+              <w:rPr>
+                <w:rFonts w:ascii="微软雅黑" w:cs="微软雅黑" w:eastAsia="微软雅黑" w:hAnsi="微软雅黑"/>
+                <w:color w:val="262626"/>
+                <w:sz w:val="20"/>
+                <w:szCs w:val="20"/>
+              </w:rPr>
+              <w:t xml:space="preserve"/>
+            </w:r>
+          </w:p>
+        </w:tc>
+        <w:tc>
+          <w:tcPr>
+            <w:tcW w:type="dxa" w:w="2666"/>
+            <w:tcBorders>
+              <w:top w:val="single" w:color="D9D9D9" w:sz="4"/>
+              <w:left w:val="single" w:color="D9D9D9" w:sz="4"/>
+              <w:bottom w:val="single" w:color="D9D9D9" w:sz="4"/>
+              <w:right w:val="single" w:color="D9D9D9" w:sz="4"/>
+            </w:tcBorders>
+            <w:tcMar>
+              <w:top w:type="dxa" w:w="120"/>
+              <w:left w:type="dxa" w:w="160"/>
+              <w:bottom w:type="dxa" w:w="120"/>
+              <w:right w:type="dxa" w:w="160"/>
+            </w:tcMar>
+            <w:vAlign w:val="center"/>
+          </w:tcPr>
+          <w:p>
+            <w:pPr>
+              <w:spacing w:after="40" w:before="0" w:line="320"/>
+              <w:jc w:val="left"/>
+            </w:pPr>
+            <w:r>
+              <w:rPr>
+                <w:rFonts w:ascii="微软雅黑" w:cs="微软雅黑" w:eastAsia="微软雅黑" w:hAnsi="微软雅黑"/>
+                <w:color w:val="262626"/>
+                <w:sz w:val="20"/>
+                <w:szCs w:val="20"/>
+              </w:rPr>
+              <w:t xml:space="preserve"/>
+            </w:r>
+          </w:p>
+        </w:tc>
+        <w:tc>
+          <w:tcPr>
+            <w:tcW w:type="dxa" w:w="2666"/>
+            <w:tcBorders>
+              <w:top w:val="single" w:color="D9D9D9" w:sz="4"/>
+              <w:left w:val="single" w:color="D9D9D9" w:sz="4"/>
+              <w:bottom w:val="single" w:color="D9D9D9" w:sz="4"/>
+              <w:right w:val="single" w:color="D9D9D9" w:sz="4"/>
+            </w:tcBorders>
+            <w:tcMar>
+              <w:top w:type="dxa" w:w="120"/>
+              <w:left w:type="dxa" w:w="160"/>
+              <w:bottom w:type="dxa" w:w="120"/>
+              <w:right w:type="dxa" w:w="160"/>
+            </w:tcMar>
+            <w:vAlign w:val="center"/>
+          </w:tcPr>
+          <w:p>
+            <w:pPr>
+              <w:spacing w:after="40" w:before="0" w:line="320"/>
+              <w:jc w:val="left"/>
+            </w:pPr>
+            <w:r>
+              <w:rPr>
+                <w:rFonts w:ascii="微软雅黑" w:cs="微软雅黑" w:eastAsia="微软雅黑" w:hAnsi="微软雅黑"/>
+                <w:color w:val="262626"/>
+                <w:sz w:val="20"/>
+                <w:szCs w:val="20"/>
+              </w:rPr>
+              <w:t xml:space="preserve"/>
+            </w:r>
+          </w:p>
+        </w:tc>
+        <w:tc>
+          <w:tcPr>
+            <w:tcW w:type="dxa" w:w="2666"/>
+            <w:tcBorders>
+              <w:top w:val="single" w:color="D9D9D9" w:sz="4"/>
+              <w:left w:val="single" w:color="D9D9D9" w:sz="4"/>
+              <w:bottom w:val="single" w:color="D9D9D9" w:sz="4"/>
+              <w:right w:val="single" w:color="D9D9D9" w:sz="4"/>
+            </w:tcBorders>
+            <w:tcMar>
+              <w:top w:type="dxa" w:w="120"/>
+              <w:left w:type="dxa" w:w="160"/>
+              <w:bottom w:type="dxa" w:w="120"/>
+              <w:right w:type="dxa" w:w="160"/>
+            </w:tcMar>
+            <w:vAlign w:val="center"/>
+          </w:tcPr>
+          <w:p>
+            <w:pPr>
+              <w:spacing w:after="40" w:before="0" w:line="320"/>
               <w:jc w:val="left"/>
             </w:pPr>
             <w:r>
@@ -10461,46 +10749,116 @@
       <w:tr>
         <w:tc>
           <w:tcPr>
-            <w:tcW w:type="dxa" w:w="2700"/>
-            <w:tcBorders>
-              <w:top w:val="single" w:color="D9D9D9" w:sz="4"/>
-              <w:left w:val="single" w:color="D9D9D9" w:sz="4"/>
-              <w:bottom w:val="single" w:color="D9D9D9" w:sz="4"/>
-              <w:right w:val="single" w:color="D9D9D9" w:sz="4"/>
-            </w:tcBorders>
-            <w:tcMar>
-              <w:top w:type="dxa" w:w="120"/>
-              <w:left w:type="dxa" w:w="160"/>
-              <w:bottom w:type="dxa" w:w="120"/>
-              <w:right w:type="dxa" w:w="160"/>
-            </w:tcMar>
-            <w:vAlign w:val="center"/>
-          </w:tcPr>
-          <w:p>
-            <w:pPr>
-              <w:spacing w:after="40" w:before="0" w:line="320"/>
-              <w:jc w:val="left"/>
-            </w:pPr>
-            <w:r>
-              <w:rPr>
-                <w:rFonts w:ascii="微软雅黑" w:cs="微软雅黑" w:eastAsia="微软雅黑" w:hAnsi="微软雅黑"/>
-                <w:color w:val="262626"/>
-                <w:sz w:val="20"/>
-                <w:szCs w:val="20"/>
-              </w:rPr>
-              <w:t xml:space="preserve"/>
-            </w:r>
-          </w:p>
-        </w:tc>
-        <w:tc>
-          <w:tcPr>
-            <w:tcW w:type="dxa" w:w="6300"/>
-            <w:tcBorders>
-              <w:top w:val="single" w:color="D9D9D9" w:sz="4"/>
-              <w:left w:val="single" w:color="D9D9D9" w:sz="4"/>
-              <w:bottom w:val="single" w:color="D9D9D9" w:sz="4"/>
-              <w:right w:val="single" w:color="D9D9D9" w:sz="4"/>
-            </w:tcBorders>
+            <w:tcW w:type="dxa" w:w="1000"/>
+            <w:tcBorders>
+              <w:top w:val="single" w:color="D9D9D9" w:sz="4"/>
+              <w:left w:val="single" w:color="D9D9D9" w:sz="4"/>
+              <w:bottom w:val="single" w:color="D9D9D9" w:sz="4"/>
+              <w:right w:val="single" w:color="D9D9D9" w:sz="4"/>
+            </w:tcBorders>
+            <w:shd w:fill="F2F6FA" w:val="clear"/>
+            <w:tcMar>
+              <w:top w:type="dxa" w:w="120"/>
+              <w:left w:type="dxa" w:w="160"/>
+              <w:bottom w:type="dxa" w:w="120"/>
+              <w:right w:type="dxa" w:w="160"/>
+            </w:tcMar>
+            <w:vAlign w:val="center"/>
+          </w:tcPr>
+          <w:p>
+            <w:pPr>
+              <w:spacing w:after="40" w:before="0" w:line="320"/>
+              <w:jc w:val="left"/>
+            </w:pPr>
+            <w:r>
+              <w:rPr>
+                <w:rFonts w:ascii="微软雅黑" w:cs="微软雅黑" w:eastAsia="微软雅黑" w:hAnsi="微软雅黑"/>
+                <w:color w:val="262626"/>
+                <w:sz w:val="20"/>
+                <w:szCs w:val="20"/>
+              </w:rPr>
+              <w:t xml:space="preserve"/>
+            </w:r>
+          </w:p>
+        </w:tc>
+        <w:tc>
+          <w:tcPr>
+            <w:tcW w:type="dxa" w:w="2666"/>
+            <w:tcBorders>
+              <w:top w:val="single" w:color="D9D9D9" w:sz="4"/>
+              <w:left w:val="single" w:color="D9D9D9" w:sz="4"/>
+              <w:bottom w:val="single" w:color="D9D9D9" w:sz="4"/>
+              <w:right w:val="single" w:color="D9D9D9" w:sz="4"/>
+            </w:tcBorders>
+            <w:shd w:fill="F2F6FA" w:val="clear"/>
+            <w:tcMar>
+              <w:top w:type="dxa" w:w="120"/>
+              <w:left w:type="dxa" w:w="160"/>
+              <w:bottom w:type="dxa" w:w="120"/>
+              <w:right w:type="dxa" w:w="160"/>
+            </w:tcMar>
+            <w:vAlign w:val="center"/>
+          </w:tcPr>
+          <w:p>
+            <w:pPr>
+              <w:spacing w:after="40" w:before="0" w:line="320"/>
+              <w:jc w:val="left"/>
+            </w:pPr>
+            <w:r>
+              <w:rPr>
+                <w:rFonts w:ascii="微软雅黑" w:cs="微软雅黑" w:eastAsia="微软雅黑" w:hAnsi="微软雅黑"/>
+                <w:color w:val="262626"/>
+                <w:sz w:val="20"/>
+                <w:szCs w:val="20"/>
+              </w:rPr>
+              <w:t xml:space="preserve"/>
+            </w:r>
+          </w:p>
+        </w:tc>
+        <w:tc>
+          <w:tcPr>
+            <w:tcW w:type="dxa" w:w="2666"/>
+            <w:tcBorders>
+              <w:top w:val="single" w:color="D9D9D9" w:sz="4"/>
+              <w:left w:val="single" w:color="D9D9D9" w:sz="4"/>
+              <w:bottom w:val="single" w:color="D9D9D9" w:sz="4"/>
+              <w:right w:val="single" w:color="D9D9D9" w:sz="4"/>
+            </w:tcBorders>
+            <w:shd w:fill="F2F6FA" w:val="clear"/>
+            <w:tcMar>
+              <w:top w:type="dxa" w:w="120"/>
+              <w:left w:type="dxa" w:w="160"/>
+              <w:bottom w:type="dxa" w:w="120"/>
+              <w:right w:type="dxa" w:w="160"/>
+            </w:tcMar>
+            <w:vAlign w:val="center"/>
+          </w:tcPr>
+          <w:p>
+            <w:pPr>
+              <w:spacing w:after="40" w:before="0" w:line="320"/>
+              <w:jc w:val="left"/>
+            </w:pPr>
+            <w:r>
+              <w:rPr>
+                <w:rFonts w:ascii="微软雅黑" w:cs="微软雅黑" w:eastAsia="微软雅黑" w:hAnsi="微软雅黑"/>
+                <w:color w:val="262626"/>
+                <w:sz w:val="20"/>
+                <w:szCs w:val="20"/>
+              </w:rPr>
+              <w:t xml:space="preserve"/>
+            </w:r>
+          </w:p>
+        </w:tc>
+        <w:tc>
+          <w:tcPr>
+            <w:tcW w:type="dxa" w:w="2666"/>
+            <w:tcBorders>
+              <w:top w:val="single" w:color="D9D9D9" w:sz="4"/>
+              <w:left w:val="single" w:color="D9D9D9" w:sz="4"/>
+              <w:bottom w:val="single" w:color="D9D9D9" w:sz="4"/>
+              <w:right w:val="single" w:color="D9D9D9" w:sz="4"/>
+            </w:tcBorders>
+            <w:shd w:fill="F2F6FA" w:val="clear"/>
             <w:tcMar>
               <w:top w:type="dxa" w:w="120"/>
               <w:left w:type="dxa" w:w="160"/>
@@ -10529,59 +10887,123 @@
       <w:tr>
         <w:tc>
           <w:tcPr>
-            <w:tcW w:type="dxa" w:w="2700"/>
-            <w:tcBorders>
-              <w:top w:val="single" w:color="D9D9D9" w:sz="4"/>
-              <w:left w:val="single" w:color="D9D9D9" w:sz="4"/>
-              <w:bottom w:val="single" w:color="D9D9D9" w:sz="4"/>
-              <w:right w:val="single" w:color="D9D9D9" w:sz="4"/>
-            </w:tcBorders>
-            <w:shd w:fill="F2F6FA" w:val="clear"/>
-            <w:tcMar>
-              <w:top w:type="dxa" w:w="120"/>
-              <w:left w:type="dxa" w:w="160"/>
-              <w:bottom w:type="dxa" w:w="120"/>
-              <w:right w:type="dxa" w:w="160"/>
-            </w:tcMar>
-            <w:vAlign w:val="center"/>
-          </w:tcPr>
-          <w:p>
-            <w:pPr>
-              <w:spacing w:after="40" w:before="0" w:line="320"/>
-              <w:jc w:val="left"/>
-            </w:pPr>
-            <w:r>
-              <w:rPr>
-                <w:rFonts w:ascii="微软雅黑" w:cs="微软雅黑" w:eastAsia="微软雅黑" w:hAnsi="微软雅黑"/>
-                <w:color w:val="262626"/>
-                <w:sz w:val="20"/>
-                <w:szCs w:val="20"/>
-              </w:rPr>
-              <w:t xml:space="preserve"/>
-            </w:r>
-          </w:p>
-        </w:tc>
-        <w:tc>
-          <w:tcPr>
-            <w:tcW w:type="dxa" w:w="6300"/>
-            <w:tcBorders>
-              <w:top w:val="single" w:color="D9D9D9" w:sz="4"/>
-              <w:left w:val="single" w:color="D9D9D9" w:sz="4"/>
-              <w:bottom w:val="single" w:color="D9D9D9" w:sz="4"/>
-              <w:right w:val="single" w:color="D9D9D9" w:sz="4"/>
-            </w:tcBorders>
-            <w:shd w:fill="F2F6FA" w:val="clear"/>
-            <w:tcMar>
-              <w:top w:type="dxa" w:w="120"/>
-              <w:left w:type="dxa" w:w="160"/>
-              <w:bottom w:type="dxa" w:w="120"/>
-              <w:right w:type="dxa" w:w="160"/>
-            </w:tcMar>
-            <w:vAlign w:val="center"/>
-          </w:tcPr>
-          <w:p>
-            <w:pPr>
-              <w:spacing w:line="320"/>
+            <w:tcW w:type="dxa" w:w="1000"/>
+            <w:tcBorders>
+              <w:top w:val="single" w:color="D9D9D9" w:sz="4"/>
+              <w:left w:val="single" w:color="D9D9D9" w:sz="4"/>
+              <w:bottom w:val="single" w:color="D9D9D9" w:sz="4"/>
+              <w:right w:val="single" w:color="D9D9D9" w:sz="4"/>
+            </w:tcBorders>
+            <w:tcMar>
+              <w:top w:type="dxa" w:w="120"/>
+              <w:left w:type="dxa" w:w="160"/>
+              <w:bottom w:type="dxa" w:w="120"/>
+              <w:right w:type="dxa" w:w="160"/>
+            </w:tcMar>
+            <w:vAlign w:val="center"/>
+          </w:tcPr>
+          <w:p>
+            <w:pPr>
+              <w:spacing w:after="40" w:before="0" w:line="320"/>
+              <w:jc w:val="left"/>
+            </w:pPr>
+            <w:r>
+              <w:rPr>
+                <w:rFonts w:ascii="微软雅黑" w:cs="微软雅黑" w:eastAsia="微软雅黑" w:hAnsi="微软雅黑"/>
+                <w:color w:val="262626"/>
+                <w:sz w:val="20"/>
+                <w:szCs w:val="20"/>
+              </w:rPr>
+              <w:t xml:space="preserve"/>
+            </w:r>
+          </w:p>
+        </w:tc>
+        <w:tc>
+          <w:tcPr>
+            <w:tcW w:type="dxa" w:w="2666"/>
+            <w:tcBorders>
+              <w:top w:val="single" w:color="D9D9D9" w:sz="4"/>
+              <w:left w:val="single" w:color="D9D9D9" w:sz="4"/>
+              <w:bottom w:val="single" w:color="D9D9D9" w:sz="4"/>
+              <w:right w:val="single" w:color="D9D9D9" w:sz="4"/>
+            </w:tcBorders>
+            <w:tcMar>
+              <w:top w:type="dxa" w:w="120"/>
+              <w:left w:type="dxa" w:w="160"/>
+              <w:bottom w:type="dxa" w:w="120"/>
+              <w:right w:type="dxa" w:w="160"/>
+            </w:tcMar>
+            <w:vAlign w:val="center"/>
+          </w:tcPr>
+          <w:p>
+            <w:pPr>
+              <w:spacing w:after="40" w:before="0" w:line="320"/>
+              <w:jc w:val="left"/>
+            </w:pPr>
+            <w:r>
+              <w:rPr>
+                <w:rFonts w:ascii="微软雅黑" w:cs="微软雅黑" w:eastAsia="微软雅黑" w:hAnsi="微软雅黑"/>
+                <w:color w:val="262626"/>
+                <w:sz w:val="20"/>
+                <w:szCs w:val="20"/>
+              </w:rPr>
+              <w:t xml:space="preserve"/>
+            </w:r>
+          </w:p>
+        </w:tc>
+        <w:tc>
+          <w:tcPr>
+            <w:tcW w:type="dxa" w:w="2666"/>
+            <w:tcBorders>
+              <w:top w:val="single" w:color="D9D9D9" w:sz="4"/>
+              <w:left w:val="single" w:color="D9D9D9" w:sz="4"/>
+              <w:bottom w:val="single" w:color="D9D9D9" w:sz="4"/>
+              <w:right w:val="single" w:color="D9D9D9" w:sz="4"/>
+            </w:tcBorders>
+            <w:tcMar>
+              <w:top w:type="dxa" w:w="120"/>
+              <w:left w:type="dxa" w:w="160"/>
+              <w:bottom w:type="dxa" w:w="120"/>
+              <w:right w:type="dxa" w:w="160"/>
+            </w:tcMar>
+            <w:vAlign w:val="center"/>
+          </w:tcPr>
+          <w:p>
+            <w:pPr>
+              <w:spacing w:after="40" w:before="0" w:line="320"/>
+              <w:jc w:val="left"/>
+            </w:pPr>
+            <w:r>
+              <w:rPr>
+                <w:rFonts w:ascii="微软雅黑" w:cs="微软雅黑" w:eastAsia="微软雅黑" w:hAnsi="微软雅黑"/>
+                <w:color w:val="262626"/>
+                <w:sz w:val="20"/>
+                <w:szCs w:val="20"/>
+              </w:rPr>
+              <w:t xml:space="preserve"/>
+            </w:r>
+          </w:p>
+        </w:tc>
+        <w:tc>
+          <w:tcPr>
+            <w:tcW w:type="dxa" w:w="2666"/>
+            <w:tcBorders>
+              <w:top w:val="single" w:color="D9D9D9" w:sz="4"/>
+              <w:left w:val="single" w:color="D9D9D9" w:sz="4"/>
+              <w:bottom w:val="single" w:color="D9D9D9" w:sz="4"/>
+              <w:right w:val="single" w:color="D9D9D9" w:sz="4"/>
+            </w:tcBorders>
+            <w:tcMar>
+              <w:top w:type="dxa" w:w="120"/>
+              <w:left w:type="dxa" w:w="160"/>
+              <w:bottom w:type="dxa" w:w="120"/>
+              <w:right w:type="dxa" w:w="160"/>
+            </w:tcMar>
+            <w:vAlign w:val="center"/>
+          </w:tcPr>
+          <w:p>
+            <w:pPr>
+              <w:spacing w:after="40" w:before="0" w:line="320"/>
               <w:jc w:val="left"/>
             </w:pPr>
             <w:r>
@@ -10599,142 +11021,478 @@
       <w:tr>
         <w:tc>
           <w:tcPr>
-            <w:tcW w:type="dxa" w:w="2700"/>
-            <w:tcBorders>
-              <w:top w:val="single" w:color="D9D9D9" w:sz="4"/>
-              <w:left w:val="single" w:color="D9D9D9" w:sz="4"/>
-              <w:bottom w:val="single" w:color="D9D9D9" w:sz="4"/>
-              <w:right w:val="single" w:color="D9D9D9" w:sz="4"/>
-            </w:tcBorders>
-            <w:tcMar>
-              <w:top w:type="dxa" w:w="120"/>
-              <w:left w:type="dxa" w:w="160"/>
-              <w:bottom w:type="dxa" w:w="120"/>
-              <w:right w:type="dxa" w:w="160"/>
-            </w:tcMar>
-            <w:vAlign w:val="center"/>
-          </w:tcPr>
-          <w:p>
-            <w:pPr>
-              <w:spacing w:after="40" w:before="0" w:line="320"/>
-              <w:jc w:val="left"/>
-            </w:pPr>
-            <w:r>
-              <w:rPr>
-                <w:rFonts w:ascii="微软雅黑" w:cs="微软雅黑" w:eastAsia="微软雅黑" w:hAnsi="微软雅黑"/>
-                <w:color w:val="262626"/>
-                <w:sz w:val="20"/>
-                <w:szCs w:val="20"/>
-              </w:rPr>
-              <w:t xml:space="preserve"/>
-            </w:r>
-          </w:p>
-        </w:tc>
-        <w:tc>
-          <w:tcPr>
-            <w:tcW w:type="dxa" w:w="6300"/>
-            <w:tcBorders>
-              <w:top w:val="single" w:color="D9D9D9" w:sz="4"/>
-              <w:left w:val="single" w:color="D9D9D9" w:sz="4"/>
-              <w:bottom w:val="single" w:color="D9D9D9" w:sz="4"/>
-              <w:right w:val="single" w:color="D9D9D9" w:sz="4"/>
-            </w:tcBorders>
-            <w:tcMar>
-              <w:top w:type="dxa" w:w="120"/>
-              <w:left w:type="dxa" w:w="160"/>
-              <w:bottom w:type="dxa" w:w="120"/>
-              <w:right w:type="dxa" w:w="160"/>
-            </w:tcMar>
-            <w:vAlign w:val="center"/>
-          </w:tcPr>
-          <w:p>
-            <w:pPr>
-              <w:spacing w:after="40" w:before="0" w:line="320"/>
-              <w:jc w:val="left"/>
-            </w:pPr>
-            <w:r>
-              <w:rPr>
-                <w:rFonts w:ascii="微软雅黑" w:cs="微软雅黑" w:eastAsia="微软雅黑" w:hAnsi="微软雅黑"/>
-                <w:color w:val="262626"/>
-                <w:sz w:val="20"/>
-                <w:szCs w:val="20"/>
-              </w:rPr>
-              <w:t xml:space="preserve"/>
-            </w:r>
-          </w:p>
-          <w:p>
-            <w:pPr>
-              <w:spacing w:after="40" w:before="60" w:line="320"/>
-              <w:jc w:val="left"/>
-            </w:pPr>
-            <w:r>
-              <w:rPr>
-                <w:rFonts w:ascii="微软雅黑" w:cs="微软雅黑" w:eastAsia="微软雅黑" w:hAnsi="微软雅黑"/>
-                <w:color w:val="262626"/>
-                <w:sz w:val="20"/>
-                <w:szCs w:val="20"/>
-              </w:rPr>
-              <w:t xml:space="preserve"/>
-            </w:r>
-          </w:p>
-          <w:p>
-            <w:pPr>
-              <w:spacing w:after="40" w:before="60" w:line="320"/>
-              <w:jc w:val="left"/>
-            </w:pPr>
-            <w:r>
-              <w:rPr>
-                <w:rFonts w:ascii="微软雅黑" w:cs="微软雅黑" w:eastAsia="微软雅黑" w:hAnsi="微软雅黑"/>
-                <w:color w:val="262626"/>
-                <w:sz w:val="20"/>
-                <w:szCs w:val="20"/>
-              </w:rPr>
-              <w:t xml:space="preserve"/>
-            </w:r>
-          </w:p>
-          <w:p>
-            <w:pPr>
-              <w:spacing w:after="40" w:before="60" w:line="320"/>
-              <w:jc w:val="left"/>
-            </w:pPr>
-            <w:r>
-              <w:rPr>
-                <w:rFonts w:ascii="微软雅黑" w:cs="微软雅黑" w:eastAsia="微软雅黑" w:hAnsi="微软雅黑"/>
-                <w:color w:val="262626"/>
-                <w:sz w:val="20"/>
-                <w:szCs w:val="20"/>
-              </w:rPr>
-              <w:t xml:space="preserve"/>
-            </w:r>
-          </w:p>
-          <w:p>
-            <w:pPr>
-              <w:spacing w:after="40" w:before="60" w:line="320"/>
-              <w:jc w:val="left"/>
-            </w:pPr>
-            <w:r>
-              <w:rPr>
-                <w:rFonts w:ascii="微软雅黑" w:cs="微软雅黑" w:eastAsia="微软雅黑" w:hAnsi="微软雅黑"/>
-                <w:color w:val="262626"/>
-                <w:sz w:val="20"/>
-                <w:szCs w:val="20"/>
-              </w:rPr>
-              <w:t xml:space="preserve"/>
-            </w:r>
-          </w:p>
-          <w:p>
-            <w:pPr>
-              <w:spacing w:after="40" w:before="60" w:line="320"/>
-              <w:jc w:val="left"/>
-            </w:pPr>
-            <w:r>
-              <w:rPr>
-                <w:rFonts w:ascii="微软雅黑" w:cs="微软雅黑" w:eastAsia="微软雅黑" w:hAnsi="微软雅黑"/>
-                <w:color w:val="262626"/>
-                <w:sz w:val="20"/>
-                <w:szCs w:val="20"/>
-              </w:rPr>
-              <w:t xml:space="preserve"/>
+            <w:tcW w:type="dxa" w:w="1000"/>
+            <w:tcBorders>
+              <w:top w:val="single" w:color="D9D9D9" w:sz="4"/>
+              <w:left w:val="single" w:color="D9D9D9" w:sz="4"/>
+              <w:bottom w:val="single" w:color="D9D9D9" w:sz="4"/>
+              <w:right w:val="single" w:color="D9D9D9" w:sz="4"/>
+            </w:tcBorders>
+            <w:shd w:fill="F2F6FA" w:val="clear"/>
+            <w:tcMar>
+              <w:top w:type="dxa" w:w="120"/>
+              <w:left w:type="dxa" w:w="160"/>
+              <w:bottom w:type="dxa" w:w="120"/>
+              <w:right w:type="dxa" w:w="160"/>
+            </w:tcMar>
+            <w:vAlign w:val="center"/>
+          </w:tcPr>
+          <w:p>
+            <w:pPr>
+              <w:spacing w:after="40" w:before="0" w:line="320"/>
+              <w:jc w:val="left"/>
+            </w:pPr>
+            <w:r>
+              <w:rPr>
+                <w:rFonts w:ascii="微软雅黑" w:cs="微软雅黑" w:eastAsia="微软雅黑" w:hAnsi="微软雅黑"/>
+                <w:color w:val="262626"/>
+                <w:sz w:val="20"/>
+                <w:szCs w:val="20"/>
+              </w:rPr>
+              <w:t xml:space="preserve"/>
+            </w:r>
+          </w:p>
+        </w:tc>
+        <w:tc>
+          <w:tcPr>
+            <w:tcW w:type="dxa" w:w="2666"/>
+            <w:tcBorders>
+              <w:top w:val="single" w:color="D9D9D9" w:sz="4"/>
+              <w:left w:val="single" w:color="D9D9D9" w:sz="4"/>
+              <w:bottom w:val="single" w:color="D9D9D9" w:sz="4"/>
+              <w:right w:val="single" w:color="D9D9D9" w:sz="4"/>
+            </w:tcBorders>
+            <w:shd w:fill="F2F6FA" w:val="clear"/>
+            <w:tcMar>
+              <w:top w:type="dxa" w:w="120"/>
+              <w:left w:type="dxa" w:w="160"/>
+              <w:bottom w:type="dxa" w:w="120"/>
+              <w:right w:type="dxa" w:w="160"/>
+            </w:tcMar>
+            <w:vAlign w:val="center"/>
+          </w:tcPr>
+          <w:p>
+            <w:pPr>
+              <w:spacing w:after="40" w:before="0" w:line="320"/>
+              <w:jc w:val="left"/>
+            </w:pPr>
+            <w:r>
+              <w:rPr>
+                <w:rFonts w:ascii="微软雅黑" w:cs="微软雅黑" w:eastAsia="微软雅黑" w:hAnsi="微软雅黑"/>
+                <w:color w:val="262626"/>
+                <w:sz w:val="20"/>
+                <w:szCs w:val="20"/>
+              </w:rPr>
+              <w:t xml:space="preserve"/>
+            </w:r>
+          </w:p>
+        </w:tc>
+        <w:tc>
+          <w:tcPr>
+            <w:tcW w:type="dxa" w:w="2666"/>
+            <w:tcBorders>
+              <w:top w:val="single" w:color="D9D9D9" w:sz="4"/>
+              <w:left w:val="single" w:color="D9D9D9" w:sz="4"/>
+              <w:bottom w:val="single" w:color="D9D9D9" w:sz="4"/>
+              <w:right w:val="single" w:color="D9D9D9" w:sz="4"/>
+            </w:tcBorders>
+            <w:shd w:fill="F2F6FA" w:val="clear"/>
+            <w:tcMar>
+              <w:top w:type="dxa" w:w="120"/>
+              <w:left w:type="dxa" w:w="160"/>
+              <w:bottom w:type="dxa" w:w="120"/>
+              <w:right w:type="dxa" w:w="160"/>
+            </w:tcMar>
+            <w:vAlign w:val="center"/>
+          </w:tcPr>
+          <w:p>
+            <w:pPr>
+              <w:spacing w:after="40" w:before="0" w:line="320"/>
+              <w:jc w:val="left"/>
+            </w:pPr>
+            <w:r>
+              <w:rPr>
+                <w:rFonts w:ascii="微软雅黑" w:cs="微软雅黑" w:eastAsia="微软雅黑" w:hAnsi="微软雅黑"/>
+                <w:color w:val="262626"/>
+                <w:sz w:val="20"/>
+                <w:szCs w:val="20"/>
+              </w:rPr>
+              <w:t xml:space="preserve"/>
+            </w:r>
+          </w:p>
+        </w:tc>
+        <w:tc>
+          <w:tcPr>
+            <w:tcW w:type="dxa" w:w="2666"/>
+            <w:tcBorders>
+              <w:top w:val="single" w:color="D9D9D9" w:sz="4"/>
+              <w:left w:val="single" w:color="D9D9D9" w:sz="4"/>
+              <w:bottom w:val="single" w:color="D9D9D9" w:sz="4"/>
+              <w:right w:val="single" w:color="D9D9D9" w:sz="4"/>
+            </w:tcBorders>
+            <w:shd w:fill="F2F6FA" w:val="clear"/>
+            <w:tcMar>
+              <w:top w:type="dxa" w:w="120"/>
+              <w:left w:type="dxa" w:w="160"/>
+              <w:bottom w:type="dxa" w:w="120"/>
+              <w:right w:type="dxa" w:w="160"/>
+            </w:tcMar>
+            <w:vAlign w:val="center"/>
+          </w:tcPr>
+          <w:p>
+            <w:pPr>
+              <w:spacing w:after="40" w:before="0" w:line="320"/>
+              <w:jc w:val="left"/>
+            </w:pPr>
+            <w:r>
+              <w:rPr>
+                <w:rFonts w:ascii="微软雅黑" w:cs="微软雅黑" w:eastAsia="微软雅黑" w:hAnsi="微软雅黑"/>
+                <w:color w:val="262626"/>
+                <w:sz w:val="20"/>
+                <w:szCs w:val="20"/>
+              </w:rPr>
+              <w:t xml:space="preserve"/>
+            </w:r>
+          </w:p>
+        </w:tc>
+      </w:tr>
+    </w:tbl>
+    <w:p>
+      <w:pPr>
+        <w:spacing w:before="120"/>
+      </w:pPr>
+      <w:r>
+        <w:t xml:space="preserve"/>
+      </w:r>
+    </w:p>
+    <w:p>
+      <w:pPr>
+        <w:pStyle w:val="Heading3"/>
+        <w:spacing w:after="120" w:before="240"/>
+      </w:pPr>
+      <w:r>
+        <w:rPr>
+          <w:rFonts w:ascii="微软雅黑" w:cs="微软雅黑" w:eastAsia="微软雅黑" w:hAnsi="微软雅黑"/>
+          <w:b/>
+          <w:bCs/>
+          <w:color w:val="262626"/>
+          <w:sz w:val="25"/>
+          <w:szCs w:val="25"/>
+        </w:rPr>
+        <w:t xml:space="preserve">三、学员名单（请按报名人数填写）</w:t>
+      </w:r>
+    </w:p>
+    <w:tbl>
+      <w:tblPr>
+        <w:tblW w:type="dxa" w:w="8997"/>
+        <w:tblBorders>
+          <w:top w:val="single" w:color="D9D9D9" w:sz="4"/>
+          <w:left w:val="single" w:color="D9D9D9" w:sz="4"/>
+          <w:bottom w:val="single" w:color="D9D9D9" w:sz="4"/>
+          <w:right w:val="single" w:color="D9D9D9" w:sz="4"/>
+          <w:insideH w:val="single" w:color="D9D9D9" w:sz="4"/>
+          <w:insideV w:val="single" w:color="D9D9D9" w:sz="4"/>
+        </w:tblBorders>
+      </w:tblPr>
+      <w:tblGrid>
+        <w:gridCol w:w="800"/>
+        <w:gridCol w:w="1171"/>
+        <w:gridCol w:w="1171"/>
+        <w:gridCol w:w="1171"/>
+        <w:gridCol w:w="1171"/>
+        <w:gridCol w:w="1171"/>
+        <w:gridCol w:w="1171"/>
+        <w:gridCol w:w="1171"/>
+      </w:tblGrid>
+      <w:tr>
+        <w:trPr>
+          <w:tblHeader/>
+        </w:trPr>
+        <w:tc>
+          <w:tcPr>
+            <w:tcW w:type="dxa" w:w="800"/>
+            <w:tcBorders>
+              <w:top w:val="single" w:color="D9D9D9" w:sz="4"/>
+              <w:left w:val="single" w:color="D9D9D9" w:sz="4"/>
+              <w:bottom w:val="single" w:color="D9D9D9" w:sz="4"/>
+              <w:right w:val="single" w:color="D9D9D9" w:sz="4"/>
+            </w:tcBorders>
+            <w:shd w:fill="1F4E79" w:val="clear"/>
+            <w:tcMar>
+              <w:top w:type="dxa" w:w="120"/>
+              <w:left w:type="dxa" w:w="160"/>
+              <w:bottom w:type="dxa" w:w="120"/>
+              <w:right w:type="dxa" w:w="160"/>
+            </w:tcMar>
+            <w:vAlign w:val="center"/>
+          </w:tcPr>
+          <w:p>
+            <w:pPr>
+              <w:spacing w:line="320"/>
+              <w:jc w:val="left"/>
+            </w:pPr>
+            <w:r>
+              <w:rPr>
+                <w:rFonts w:ascii="微软雅黑" w:cs="微软雅黑" w:eastAsia="微软雅黑" w:hAnsi="微软雅黑"/>
+                <w:b/>
+                <w:bCs/>
+                <w:color w:val="FFFFFF"/>
+                <w:sz w:val="21"/>
+                <w:szCs w:val="21"/>
+              </w:rPr>
+              <w:t xml:space="preserve">序号</w:t>
+            </w:r>
+          </w:p>
+        </w:tc>
+        <w:tc>
+          <w:tcPr>
+            <w:tcW w:type="dxa" w:w="1171"/>
+            <w:tcBorders>
+              <w:top w:val="single" w:color="D9D9D9" w:sz="4"/>
+              <w:left w:val="single" w:color="D9D9D9" w:sz="4"/>
+              <w:bottom w:val="single" w:color="D9D9D9" w:sz="4"/>
+              <w:right w:val="single" w:color="D9D9D9" w:sz="4"/>
+            </w:tcBorders>
+            <w:shd w:fill="1F4E79" w:val="clear"/>
+            <w:tcMar>
+              <w:top w:type="dxa" w:w="120"/>
+              <w:left w:type="dxa" w:w="160"/>
+              <w:bottom w:type="dxa" w:w="120"/>
+              <w:right w:type="dxa" w:w="160"/>
+            </w:tcMar>
+            <w:vAlign w:val="center"/>
+          </w:tcPr>
+          <w:p>
+            <w:pPr>
+              <w:spacing w:line="320"/>
+              <w:jc w:val="left"/>
+            </w:pPr>
+            <w:r>
+              <w:rPr>
+                <w:rFonts w:ascii="微软雅黑" w:cs="微软雅黑" w:eastAsia="微软雅黑" w:hAnsi="微软雅黑"/>
+                <w:b/>
+                <w:bCs/>
+                <w:color w:val="FFFFFF"/>
+                <w:sz w:val="21"/>
+                <w:szCs w:val="21"/>
+              </w:rPr>
+              <w:t xml:space="preserve">姓名</w:t>
+            </w:r>
+          </w:p>
+        </w:tc>
+        <w:tc>
+          <w:tcPr>
+            <w:tcW w:type="dxa" w:w="1171"/>
+            <w:tcBorders>
+              <w:top w:val="single" w:color="D9D9D9" w:sz="4"/>
+              <w:left w:val="single" w:color="D9D9D9" w:sz="4"/>
+              <w:bottom w:val="single" w:color="D9D9D9" w:sz="4"/>
+              <w:right w:val="single" w:color="D9D9D9" w:sz="4"/>
+            </w:tcBorders>
+            <w:shd w:fill="1F4E79" w:val="clear"/>
+            <w:tcMar>
+              <w:top w:type="dxa" w:w="120"/>
+              <w:left w:type="dxa" w:w="160"/>
+              <w:bottom w:type="dxa" w:w="120"/>
+              <w:right w:type="dxa" w:w="160"/>
+            </w:tcMar>
+            <w:vAlign w:val="center"/>
+          </w:tcPr>
+          <w:p>
+            <w:pPr>
+              <w:spacing w:line="320"/>
+              <w:jc w:val="left"/>
+            </w:pPr>
+            <w:r>
+              <w:rPr>
+                <w:rFonts w:ascii="微软雅黑" w:cs="微软雅黑" w:eastAsia="微软雅黑" w:hAnsi="微软雅黑"/>
+                <w:b/>
+                <w:bCs/>
+                <w:color w:val="FFFFFF"/>
+                <w:sz w:val="21"/>
+                <w:szCs w:val="21"/>
+              </w:rPr>
+              <w:t xml:space="preserve">性别</w:t>
+            </w:r>
+          </w:p>
+        </w:tc>
+        <w:tc>
+          <w:tcPr>
+            <w:tcW w:type="dxa" w:w="1171"/>
+            <w:tcBorders>
+              <w:top w:val="single" w:color="D9D9D9" w:sz="4"/>
+              <w:left w:val="single" w:color="D9D9D9" w:sz="4"/>
+              <w:bottom w:val="single" w:color="D9D9D9" w:sz="4"/>
+              <w:right w:val="single" w:color="D9D9D9" w:sz="4"/>
+            </w:tcBorders>
+            <w:shd w:fill="1F4E79" w:val="clear"/>
+            <w:tcMar>
+              <w:top w:type="dxa" w:w="120"/>
+              <w:left w:type="dxa" w:w="160"/>
+              <w:bottom w:type="dxa" w:w="120"/>
+              <w:right w:type="dxa" w:w="160"/>
+            </w:tcMar>
+            <w:vAlign w:val="center"/>
+          </w:tcPr>
+          <w:p>
+            <w:pPr>
+              <w:spacing w:line="320"/>
+              <w:jc w:val="left"/>
+            </w:pPr>
+            <w:r>
+              <w:rPr>
+                <w:rFonts w:ascii="微软雅黑" w:cs="微软雅黑" w:eastAsia="微软雅黑" w:hAnsi="微软雅黑"/>
+                <w:b/>
+                <w:bCs/>
+                <w:color w:val="FFFFFF"/>
+                <w:sz w:val="21"/>
+                <w:szCs w:val="21"/>
+              </w:rPr>
+              <w:t xml:space="preserve">学历</w:t>
+            </w:r>
+          </w:p>
+        </w:tc>
+        <w:tc>
+          <w:tcPr>
+            <w:tcW w:type="dxa" w:w="1171"/>
+            <w:tcBorders>
+              <w:top w:val="single" w:color="D9D9D9" w:sz="4"/>
+              <w:left w:val="single" w:color="D9D9D9" w:sz="4"/>
+              <w:bottom w:val="single" w:color="D9D9D9" w:sz="4"/>
+              <w:right w:val="single" w:color="D9D9D9" w:sz="4"/>
+            </w:tcBorders>
+            <w:shd w:fill="1F4E79" w:val="clear"/>
+            <w:tcMar>
+              <w:top w:type="dxa" w:w="120"/>
+              <w:left w:type="dxa" w:w="160"/>
+              <w:bottom w:type="dxa" w:w="120"/>
+              <w:right w:type="dxa" w:w="160"/>
+            </w:tcMar>
+            <w:vAlign w:val="center"/>
+          </w:tcPr>
+          <w:p>
+            <w:pPr>
+              <w:spacing w:line="320"/>
+              <w:jc w:val="left"/>
+            </w:pPr>
+            <w:r>
+              <w:rPr>
+                <w:rFonts w:ascii="微软雅黑" w:cs="微软雅黑" w:eastAsia="微软雅黑" w:hAnsi="微软雅黑"/>
+                <w:b/>
+                <w:bCs/>
+                <w:color w:val="FFFFFF"/>
+                <w:sz w:val="21"/>
+                <w:szCs w:val="21"/>
+              </w:rPr>
+              <w:t xml:space="preserve">部门 / 职位</w:t>
+            </w:r>
+          </w:p>
+        </w:tc>
+        <w:tc>
+          <w:tcPr>
+            <w:tcW w:type="dxa" w:w="1171"/>
+            <w:tcBorders>
+              <w:top w:val="single" w:color="D9D9D9" w:sz="4"/>
+              <w:left w:val="single" w:color="D9D9D9" w:sz="4"/>
+              <w:bottom w:val="single" w:color="D9D9D9" w:sz="4"/>
+              <w:right w:val="single" w:color="D9D9D9" w:sz="4"/>
+            </w:tcBorders>
+            <w:shd w:fill="1F4E79" w:val="clear"/>
+            <w:tcMar>
+              <w:top w:type="dxa" w:w="120"/>
+              <w:left w:type="dxa" w:w="160"/>
+              <w:bottom w:type="dxa" w:w="120"/>
+              <w:right w:type="dxa" w:w="160"/>
+            </w:tcMar>
+            <w:vAlign w:val="center"/>
+          </w:tcPr>
+          <w:p>
+            <w:pPr>
+              <w:spacing w:line="320"/>
+              <w:jc w:val="left"/>
+            </w:pPr>
+            <w:r>
+              <w:rPr>
+                <w:rFonts w:ascii="微软雅黑" w:cs="微软雅黑" w:eastAsia="微软雅黑" w:hAnsi="微软雅黑"/>
+                <w:b/>
+                <w:bCs/>
+                <w:color w:val="FFFFFF"/>
+                <w:sz w:val="21"/>
+                <w:szCs w:val="21"/>
+              </w:rPr>
+              <w:t xml:space="preserve">手机号码</w:t>
+            </w:r>
+          </w:p>
+        </w:tc>
+        <w:tc>
+          <w:tcPr>
+            <w:tcW w:type="dxa" w:w="1171"/>
+            <w:tcBorders>
+              <w:top w:val="single" w:color="D9D9D9" w:sz="4"/>
+              <w:left w:val="single" w:color="D9D9D9" w:sz="4"/>
+              <w:bottom w:val="single" w:color="D9D9D9" w:sz="4"/>
+              <w:right w:val="single" w:color="D9D9D9" w:sz="4"/>
+            </w:tcBorders>
+            <w:shd w:fill="1F4E79" w:val="clear"/>
+            <w:tcMar>
+              <w:top w:type="dxa" w:w="120"/>
+              <w:left w:type="dxa" w:w="160"/>
+              <w:bottom w:type="dxa" w:w="120"/>
+              <w:right w:type="dxa" w:w="160"/>
+            </w:tcMar>
+            <w:vAlign w:val="center"/>
+          </w:tcPr>
+          <w:p>
+            <w:pPr>
+              <w:spacing w:line="320"/>
+              <w:jc w:val="left"/>
+            </w:pPr>
+            <w:r>
+              <w:rPr>
+                <w:rFonts w:ascii="微软雅黑" w:cs="微软雅黑" w:eastAsia="微软雅黑" w:hAnsi="微软雅黑"/>
+                <w:b/>
+                <w:bCs/>
+                <w:color w:val="FFFFFF"/>
+                <w:sz w:val="21"/>
+                <w:szCs w:val="21"/>
+              </w:rPr>
+              <w:t xml:space="preserve">邮箱</w:t>
+            </w:r>
+          </w:p>
+        </w:tc>
+        <w:tc>
+          <w:tcPr>
+            <w:tcW w:type="dxa" w:w="1171"/>
+            <w:tcBorders>
+              <w:top w:val="single" w:color="D9D9D9" w:sz="4"/>
+              <w:left w:val="single" w:color="D9D9D9" w:sz="4"/>
+              <w:bottom w:val="single" w:color="D9D9D9" w:sz="4"/>
+              <w:right w:val="single" w:color="D9D9D9" w:sz="4"/>
+            </w:tcBorders>
+            <w:shd w:fill="1F4E79" w:val="clear"/>
+            <w:tcMar>
+              <w:top w:type="dxa" w:w="120"/>
+              <w:left w:type="dxa" w:w="160"/>
+              <w:bottom w:type="dxa" w:w="120"/>
+              <w:right w:type="dxa" w:w="160"/>
+            </w:tcMar>
+            <w:vAlign w:val="center"/>
+          </w:tcPr>
+          <w:p>
+            <w:pPr>
+              <w:spacing w:line="320"/>
+              <w:jc w:val="left"/>
+            </w:pPr>
+            <w:r>
+              <w:rPr>
+                <w:rFonts w:ascii="微软雅黑" w:cs="微软雅黑" w:eastAsia="微软雅黑" w:hAnsi="微软雅黑"/>
+                <w:b/>
+                <w:bCs/>
+                <w:color w:val="FFFFFF"/>
+                <w:sz w:val="21"/>
+                <w:szCs w:val="21"/>
+              </w:rPr>
+              <w:t xml:space="preserve">身份证号</w:t>
             </w:r>
           </w:p>
         </w:tc>
@@ -10742,48 +11500,244 @@
       <w:tr>
         <w:tc>
           <w:tcPr>
-            <w:tcW w:type="dxa" w:w="2700"/>
-            <w:tcBorders>
-              <w:top w:val="single" w:color="D9D9D9" w:sz="4"/>
-              <w:left w:val="single" w:color="D9D9D9" w:sz="4"/>
-              <w:bottom w:val="single" w:color="D9D9D9" w:sz="4"/>
-              <w:right w:val="single" w:color="D9D9D9" w:sz="4"/>
-            </w:tcBorders>
-            <w:shd w:fill="F2F6FA" w:val="clear"/>
-            <w:tcMar>
-              <w:top w:type="dxa" w:w="120"/>
-              <w:left w:type="dxa" w:w="160"/>
-              <w:bottom w:type="dxa" w:w="120"/>
-              <w:right w:type="dxa" w:w="160"/>
-            </w:tcMar>
-            <w:vAlign w:val="center"/>
-          </w:tcPr>
-          <w:p>
-            <w:pPr>
-              <w:spacing w:after="40" w:before="0" w:line="320"/>
-              <w:jc w:val="left"/>
-            </w:pPr>
-            <w:r>
-              <w:rPr>
-                <w:rFonts w:ascii="微软雅黑" w:cs="微软雅黑" w:eastAsia="微软雅黑" w:hAnsi="微软雅黑"/>
-                <w:color w:val="262626"/>
-                <w:sz w:val="20"/>
-                <w:szCs w:val="20"/>
-              </w:rPr>
-              <w:t xml:space="preserve"/>
-            </w:r>
-          </w:p>
-        </w:tc>
-        <w:tc>
-          <w:tcPr>
-            <w:tcW w:type="dxa" w:w="6300"/>
-            <w:tcBorders>
-              <w:top w:val="single" w:color="D9D9D9" w:sz="4"/>
-              <w:left w:val="single" w:color="D9D9D9" w:sz="4"/>
-              <w:bottom w:val="single" w:color="D9D9D9" w:sz="4"/>
-              <w:right w:val="single" w:color="D9D9D9" w:sz="4"/>
-            </w:tcBorders>
-            <w:shd w:fill="F2F6FA" w:val="clear"/>
+            <w:tcW w:type="dxa" w:w="800"/>
+            <w:tcBorders>
+              <w:top w:val="single" w:color="D9D9D9" w:sz="4"/>
+              <w:left w:val="single" w:color="D9D9D9" w:sz="4"/>
+              <w:bottom w:val="single" w:color="D9D9D9" w:sz="4"/>
+              <w:right w:val="single" w:color="D9D9D9" w:sz="4"/>
+            </w:tcBorders>
+            <w:tcMar>
+              <w:top w:type="dxa" w:w="120"/>
+              <w:left w:type="dxa" w:w="160"/>
+              <w:bottom w:type="dxa" w:w="120"/>
+              <w:right w:type="dxa" w:w="160"/>
+            </w:tcMar>
+            <w:vAlign w:val="center"/>
+          </w:tcPr>
+          <w:p>
+            <w:pPr>
+              <w:spacing w:after="40" w:before="0" w:line="320"/>
+              <w:jc w:val="left"/>
+            </w:pPr>
+            <w:r>
+              <w:rPr>
+                <w:rFonts w:ascii="微软雅黑" w:cs="微软雅黑" w:eastAsia="微软雅黑" w:hAnsi="微软雅黑"/>
+                <w:color w:val="262626"/>
+                <w:sz w:val="20"/>
+                <w:szCs w:val="20"/>
+              </w:rPr>
+              <w:t xml:space="preserve"/>
+            </w:r>
+          </w:p>
+        </w:tc>
+        <w:tc>
+          <w:tcPr>
+            <w:tcW w:type="dxa" w:w="1171"/>
+            <w:tcBorders>
+              <w:top w:val="single" w:color="D9D9D9" w:sz="4"/>
+              <w:left w:val="single" w:color="D9D9D9" w:sz="4"/>
+              <w:bottom w:val="single" w:color="D9D9D9" w:sz="4"/>
+              <w:right w:val="single" w:color="D9D9D9" w:sz="4"/>
+            </w:tcBorders>
+            <w:tcMar>
+              <w:top w:type="dxa" w:w="120"/>
+              <w:left w:type="dxa" w:w="160"/>
+              <w:bottom w:type="dxa" w:w="120"/>
+              <w:right w:type="dxa" w:w="160"/>
+            </w:tcMar>
+            <w:vAlign w:val="center"/>
+          </w:tcPr>
+          <w:p>
+            <w:pPr>
+              <w:spacing w:after="40" w:before="0" w:line="320"/>
+              <w:jc w:val="left"/>
+            </w:pPr>
+            <w:r>
+              <w:rPr>
+                <w:rFonts w:ascii="微软雅黑" w:cs="微软雅黑" w:eastAsia="微软雅黑" w:hAnsi="微软雅黑"/>
+                <w:color w:val="262626"/>
+                <w:sz w:val="20"/>
+                <w:szCs w:val="20"/>
+              </w:rPr>
+              <w:t xml:space="preserve"/>
+            </w:r>
+          </w:p>
+        </w:tc>
+        <w:tc>
+          <w:tcPr>
+            <w:tcW w:type="dxa" w:w="1171"/>
+            <w:tcBorders>
+              <w:top w:val="single" w:color="D9D9D9" w:sz="4"/>
+              <w:left w:val="single" w:color="D9D9D9" w:sz="4"/>
+              <w:bottom w:val="single" w:color="D9D9D9" w:sz="4"/>
+              <w:right w:val="single" w:color="D9D9D9" w:sz="4"/>
+            </w:tcBorders>
+            <w:tcMar>
+              <w:top w:type="dxa" w:w="120"/>
+              <w:left w:type="dxa" w:w="160"/>
+              <w:bottom w:type="dxa" w:w="120"/>
+              <w:right w:type="dxa" w:w="160"/>
+            </w:tcMar>
+            <w:vAlign w:val="center"/>
+          </w:tcPr>
+          <w:p>
+            <w:pPr>
+              <w:spacing w:after="40" w:before="0" w:line="320"/>
+              <w:jc w:val="left"/>
+            </w:pPr>
+            <w:r>
+              <w:rPr>
+                <w:rFonts w:ascii="微软雅黑" w:cs="微软雅黑" w:eastAsia="微软雅黑" w:hAnsi="微软雅黑"/>
+                <w:color w:val="262626"/>
+                <w:sz w:val="20"/>
+                <w:szCs w:val="20"/>
+              </w:rPr>
+              <w:t xml:space="preserve"/>
+            </w:r>
+          </w:p>
+        </w:tc>
+        <w:tc>
+          <w:tcPr>
+            <w:tcW w:type="dxa" w:w="1171"/>
+            <w:tcBorders>
+              <w:top w:val="single" w:color="D9D9D9" w:sz="4"/>
+              <w:left w:val="single" w:color="D9D9D9" w:sz="4"/>
+              <w:bottom w:val="single" w:color="D9D9D9" w:sz="4"/>
+              <w:right w:val="single" w:color="D9D9D9" w:sz="4"/>
+            </w:tcBorders>
+            <w:tcMar>
+              <w:top w:type="dxa" w:w="120"/>
+              <w:left w:type="dxa" w:w="160"/>
+              <w:bottom w:type="dxa" w:w="120"/>
+              <w:right w:type="dxa" w:w="160"/>
+            </w:tcMar>
+            <w:vAlign w:val="center"/>
+          </w:tcPr>
+          <w:p>
+            <w:pPr>
+              <w:spacing w:after="40" w:before="0" w:line="320"/>
+              <w:jc w:val="left"/>
+            </w:pPr>
+            <w:r>
+              <w:rPr>
+                <w:rFonts w:ascii="微软雅黑" w:cs="微软雅黑" w:eastAsia="微软雅黑" w:hAnsi="微软雅黑"/>
+                <w:color w:val="262626"/>
+                <w:sz w:val="20"/>
+                <w:szCs w:val="20"/>
+              </w:rPr>
+              <w:t xml:space="preserve"/>
+            </w:r>
+          </w:p>
+        </w:tc>
+        <w:tc>
+          <w:tcPr>
+            <w:tcW w:type="dxa" w:w="1171"/>
+            <w:tcBorders>
+              <w:top w:val="single" w:color="D9D9D9" w:sz="4"/>
+              <w:left w:val="single" w:color="D9D9D9" w:sz="4"/>
+              <w:bottom w:val="single" w:color="D9D9D9" w:sz="4"/>
+              <w:right w:val="single" w:color="D9D9D9" w:sz="4"/>
+            </w:tcBorders>
+            <w:tcMar>
+              <w:top w:type="dxa" w:w="120"/>
+              <w:left w:type="dxa" w:w="160"/>
+              <w:bottom w:type="dxa" w:w="120"/>
+              <w:right w:type="dxa" w:w="160"/>
+            </w:tcMar>
+            <w:vAlign w:val="center"/>
+          </w:tcPr>
+          <w:p>
+            <w:pPr>
+              <w:spacing w:after="40" w:before="0" w:line="320"/>
+              <w:jc w:val="left"/>
+            </w:pPr>
+            <w:r>
+              <w:rPr>
+                <w:rFonts w:ascii="微软雅黑" w:cs="微软雅黑" w:eastAsia="微软雅黑" w:hAnsi="微软雅黑"/>
+                <w:color w:val="262626"/>
+                <w:sz w:val="20"/>
+                <w:szCs w:val="20"/>
+              </w:rPr>
+              <w:t xml:space="preserve"/>
+            </w:r>
+          </w:p>
+        </w:tc>
+        <w:tc>
+          <w:tcPr>
+            <w:tcW w:type="dxa" w:w="1171"/>
+            <w:tcBorders>
+              <w:top w:val="single" w:color="D9D9D9" w:sz="4"/>
+              <w:left w:val="single" w:color="D9D9D9" w:sz="4"/>
+              <w:bottom w:val="single" w:color="D9D9D9" w:sz="4"/>
+              <w:right w:val="single" w:color="D9D9D9" w:sz="4"/>
+            </w:tcBorders>
+            <w:tcMar>
+              <w:top w:type="dxa" w:w="120"/>
+              <w:left w:type="dxa" w:w="160"/>
+              <w:bottom w:type="dxa" w:w="120"/>
+              <w:right w:type="dxa" w:w="160"/>
+            </w:tcMar>
+            <w:vAlign w:val="center"/>
+          </w:tcPr>
+          <w:p>
+            <w:pPr>
+              <w:spacing w:after="40" w:before="0" w:line="320"/>
+              <w:jc w:val="left"/>
+            </w:pPr>
+            <w:r>
+              <w:rPr>
+                <w:rFonts w:ascii="微软雅黑" w:cs="微软雅黑" w:eastAsia="微软雅黑" w:hAnsi="微软雅黑"/>
+                <w:color w:val="262626"/>
+                <w:sz w:val="20"/>
+                <w:szCs w:val="20"/>
+              </w:rPr>
+              <w:t xml:space="preserve"/>
+            </w:r>
+          </w:p>
+        </w:tc>
+        <w:tc>
+          <w:tcPr>
+            <w:tcW w:type="dxa" w:w="1171"/>
+            <w:tcBorders>
+              <w:top w:val="single" w:color="D9D9D9" w:sz="4"/>
+              <w:left w:val="single" w:color="D9D9D9" w:sz="4"/>
+              <w:bottom w:val="single" w:color="D9D9D9" w:sz="4"/>
+              <w:right w:val="single" w:color="D9D9D9" w:sz="4"/>
+            </w:tcBorders>
+            <w:tcMar>
+              <w:top w:type="dxa" w:w="120"/>
+              <w:left w:type="dxa" w:w="160"/>
+              <w:bottom w:type="dxa" w:w="120"/>
+              <w:right w:type="dxa" w:w="160"/>
+            </w:tcMar>
+            <w:vAlign w:val="center"/>
+          </w:tcPr>
+          <w:p>
+            <w:pPr>
+              <w:spacing w:after="40" w:before="0" w:line="320"/>
+              <w:jc w:val="left"/>
+            </w:pPr>
+            <w:r>
+              <w:rPr>
+                <w:rFonts w:ascii="微软雅黑" w:cs="微软雅黑" w:eastAsia="微软雅黑" w:hAnsi="微软雅黑"/>
+                <w:color w:val="262626"/>
+                <w:sz w:val="20"/>
+                <w:szCs w:val="20"/>
+              </w:rPr>
+              <w:t xml:space="preserve"/>
+            </w:r>
+          </w:p>
+        </w:tc>
+        <w:tc>
+          <w:tcPr>
+            <w:tcW w:type="dxa" w:w="1171"/>
+            <w:tcBorders>
+              <w:top w:val="single" w:color="D9D9D9" w:sz="4"/>
+              <w:left w:val="single" w:color="D9D9D9" w:sz="4"/>
+              <w:bottom w:val="single" w:color="D9D9D9" w:sz="4"/>
+              <w:right w:val="single" w:color="D9D9D9" w:sz="4"/>
+            </w:tcBorders>
             <w:tcMar>
               <w:top w:type="dxa" w:w="120"/>
               <w:left w:type="dxa" w:w="160"/>
@@ -10812,87 +11766,263 @@
       <w:tr>
         <w:tc>
           <w:tcPr>
-            <w:tcW w:type="dxa" w:w="2700"/>
-            <w:tcBorders>
-              <w:top w:val="single" w:color="D9D9D9" w:sz="4"/>
-              <w:left w:val="single" w:color="D9D9D9" w:sz="4"/>
-              <w:bottom w:val="single" w:color="D9D9D9" w:sz="4"/>
-              <w:right w:val="single" w:color="D9D9D9" w:sz="4"/>
-            </w:tcBorders>
-            <w:tcMar>
-              <w:top w:type="dxa" w:w="120"/>
-              <w:left w:type="dxa" w:w="160"/>
-              <w:bottom w:type="dxa" w:w="120"/>
-              <w:right w:type="dxa" w:w="160"/>
-            </w:tcMar>
-            <w:vAlign w:val="center"/>
-          </w:tcPr>
-          <w:p>
-            <w:pPr>
-              <w:spacing w:after="40" w:before="0" w:line="320"/>
-              <w:jc w:val="left"/>
-            </w:pPr>
-            <w:r>
-              <w:rPr>
-                <w:rFonts w:ascii="微软雅黑" w:cs="微软雅黑" w:eastAsia="微软雅黑" w:hAnsi="微软雅黑"/>
-                <w:color w:val="262626"/>
-                <w:sz w:val="20"/>
-                <w:szCs w:val="20"/>
-              </w:rPr>
-              <w:t xml:space="preserve"/>
-            </w:r>
-          </w:p>
-        </w:tc>
-        <w:tc>
-          <w:tcPr>
-            <w:tcW w:type="dxa" w:w="6300"/>
-            <w:tcBorders>
-              <w:top w:val="single" w:color="D9D9D9" w:sz="4"/>
-              <w:left w:val="single" w:color="D9D9D9" w:sz="4"/>
-              <w:bottom w:val="single" w:color="D9D9D9" w:sz="4"/>
-              <w:right w:val="single" w:color="D9D9D9" w:sz="4"/>
-            </w:tcBorders>
-            <w:tcMar>
-              <w:top w:type="dxa" w:w="120"/>
-              <w:left w:type="dxa" w:w="160"/>
-              <w:bottom w:type="dxa" w:w="120"/>
-              <w:right w:type="dxa" w:w="160"/>
-            </w:tcMar>
-            <w:vAlign w:val="center"/>
-          </w:tcPr>
-          <w:p>
-            <w:pPr>
-              <w:spacing w:after="40" w:before="0" w:line="320"/>
-              <w:jc w:val="left"/>
-            </w:pPr>
-            <w:r>
-              <w:rPr>
-                <w:rFonts w:ascii="微软雅黑" w:cs="微软雅黑" w:eastAsia="微软雅黑" w:hAnsi="微软雅黑"/>
-                <w:color w:val="262626"/>
-                <w:sz w:val="20"/>
-                <w:szCs w:val="20"/>
-              </w:rPr>
-              <w:t xml:space="preserve"/>
-            </w:r>
-          </w:p>
-          <w:p>
-            <w:pPr>
-              <w:spacing w:after="40" w:before="60" w:line="320"/>
-              <w:jc w:val="left"/>
-            </w:pPr>
-            <w:r>
-              <w:rPr>
-                <w:rFonts w:ascii="微软雅黑" w:cs="微软雅黑" w:eastAsia="微软雅黑" w:hAnsi="微软雅黑"/>
-                <w:color w:val="262626"/>
-                <w:sz w:val="20"/>
-                <w:szCs w:val="20"/>
-              </w:rPr>
-              <w:t xml:space="preserve"/>
-            </w:r>
-          </w:p>
-          <w:p>
-            <w:pPr>
-              <w:spacing w:after="40" w:before="60" w:line="320"/>
+            <w:tcW w:type="dxa" w:w="800"/>
+            <w:tcBorders>
+              <w:top w:val="single" w:color="D9D9D9" w:sz="4"/>
+              <w:left w:val="single" w:color="D9D9D9" w:sz="4"/>
+              <w:bottom w:val="single" w:color="D9D9D9" w:sz="4"/>
+              <w:right w:val="single" w:color="D9D9D9" w:sz="4"/>
+            </w:tcBorders>
+            <w:shd w:fill="F2F6FA" w:val="clear"/>
+            <w:tcMar>
+              <w:top w:type="dxa" w:w="120"/>
+              <w:left w:type="dxa" w:w="160"/>
+              <w:bottom w:type="dxa" w:w="120"/>
+              <w:right w:type="dxa" w:w="160"/>
+            </w:tcMar>
+            <w:vAlign w:val="center"/>
+          </w:tcPr>
+          <w:p>
+            <w:pPr>
+              <w:spacing w:after="40" w:before="0" w:line="320"/>
+              <w:jc w:val="left"/>
+            </w:pPr>
+            <w:r>
+              <w:rPr>
+                <w:rFonts w:ascii="微软雅黑" w:cs="微软雅黑" w:eastAsia="微软雅黑" w:hAnsi="微软雅黑"/>
+                <w:color w:val="262626"/>
+                <w:sz w:val="20"/>
+                <w:szCs w:val="20"/>
+              </w:rPr>
+              <w:t xml:space="preserve"/>
+            </w:r>
+          </w:p>
+        </w:tc>
+        <w:tc>
+          <w:tcPr>
+            <w:tcW w:type="dxa" w:w="1171"/>
+            <w:tcBorders>
+              <w:top w:val="single" w:color="D9D9D9" w:sz="4"/>
+              <w:left w:val="single" w:color="D9D9D9" w:sz="4"/>
+              <w:bottom w:val="single" w:color="D9D9D9" w:sz="4"/>
+              <w:right w:val="single" w:color="D9D9D9" w:sz="4"/>
+            </w:tcBorders>
+            <w:shd w:fill="F2F6FA" w:val="clear"/>
+            <w:tcMar>
+              <w:top w:type="dxa" w:w="120"/>
+              <w:left w:type="dxa" w:w="160"/>
+              <w:bottom w:type="dxa" w:w="120"/>
+              <w:right w:type="dxa" w:w="160"/>
+            </w:tcMar>
+            <w:vAlign w:val="center"/>
+          </w:tcPr>
+          <w:p>
+            <w:pPr>
+              <w:spacing w:after="40" w:before="0" w:line="320"/>
+              <w:jc w:val="left"/>
+            </w:pPr>
+            <w:r>
+              <w:rPr>
+                <w:rFonts w:ascii="微软雅黑" w:cs="微软雅黑" w:eastAsia="微软雅黑" w:hAnsi="微软雅黑"/>
+                <w:color w:val="262626"/>
+                <w:sz w:val="20"/>
+                <w:szCs w:val="20"/>
+              </w:rPr>
+              <w:t xml:space="preserve"/>
+            </w:r>
+          </w:p>
+        </w:tc>
+        <w:tc>
+          <w:tcPr>
+            <w:tcW w:type="dxa" w:w="1171"/>
+            <w:tcBorders>
+              <w:top w:val="single" w:color="D9D9D9" w:sz="4"/>
+              <w:left w:val="single" w:color="D9D9D9" w:sz="4"/>
+              <w:bottom w:val="single" w:color="D9D9D9" w:sz="4"/>
+              <w:right w:val="single" w:color="D9D9D9" w:sz="4"/>
+            </w:tcBorders>
+            <w:shd w:fill="F2F6FA" w:val="clear"/>
+            <w:tcMar>
+              <w:top w:type="dxa" w:w="120"/>
+              <w:left w:type="dxa" w:w="160"/>
+              <w:bottom w:type="dxa" w:w="120"/>
+              <w:right w:type="dxa" w:w="160"/>
+            </w:tcMar>
+            <w:vAlign w:val="center"/>
+          </w:tcPr>
+          <w:p>
+            <w:pPr>
+              <w:spacing w:after="40" w:before="0" w:line="320"/>
+              <w:jc w:val="left"/>
+            </w:pPr>
+            <w:r>
+              <w:rPr>
+                <w:rFonts w:ascii="微软雅黑" w:cs="微软雅黑" w:eastAsia="微软雅黑" w:hAnsi="微软雅黑"/>
+                <w:color w:val="262626"/>
+                <w:sz w:val="20"/>
+                <w:szCs w:val="20"/>
+              </w:rPr>
+              <w:t xml:space="preserve"/>
+            </w:r>
+          </w:p>
+        </w:tc>
+        <w:tc>
+          <w:tcPr>
+            <w:tcW w:type="dxa" w:w="1171"/>
+            <w:tcBorders>
+              <w:top w:val="single" w:color="D9D9D9" w:sz="4"/>
+              <w:left w:val="single" w:color="D9D9D9" w:sz="4"/>
+              <w:bottom w:val="single" w:color="D9D9D9" w:sz="4"/>
+              <w:right w:val="single" w:color="D9D9D9" w:sz="4"/>
+            </w:tcBorders>
+            <w:shd w:fill="F2F6FA" w:val="clear"/>
+            <w:tcMar>
+              <w:top w:type="dxa" w:w="120"/>
+              <w:left w:type="dxa" w:w="160"/>
+              <w:bottom w:type="dxa" w:w="120"/>
+              <w:right w:type="dxa" w:w="160"/>
+            </w:tcMar>
+            <w:vAlign w:val="center"/>
+          </w:tcPr>
+          <w:p>
+            <w:pPr>
+              <w:spacing w:after="40" w:before="0" w:line="320"/>
+              <w:jc w:val="left"/>
+            </w:pPr>
+            <w:r>
+              <w:rPr>
+                <w:rFonts w:ascii="微软雅黑" w:cs="微软雅黑" w:eastAsia="微软雅黑" w:hAnsi="微软雅黑"/>
+                <w:color w:val="262626"/>
+                <w:sz w:val="20"/>
+                <w:szCs w:val="20"/>
+              </w:rPr>
+              <w:t xml:space="preserve"/>
+            </w:r>
+          </w:p>
+        </w:tc>
+        <w:tc>
+          <w:tcPr>
+            <w:tcW w:type="dxa" w:w="1171"/>
+            <w:tcBorders>
+              <w:top w:val="single" w:color="D9D9D9" w:sz="4"/>
+              <w:left w:val="single" w:color="D9D9D9" w:sz="4"/>
+              <w:bottom w:val="single" w:color="D9D9D9" w:sz="4"/>
+              <w:right w:val="single" w:color="D9D9D9" w:sz="4"/>
+            </w:tcBorders>
+            <w:shd w:fill="F2F6FA" w:val="clear"/>
+            <w:tcMar>
+              <w:top w:type="dxa" w:w="120"/>
+              <w:left w:type="dxa" w:w="160"/>
+              <w:bottom w:type="dxa" w:w="120"/>
+              <w:right w:type="dxa" w:w="160"/>
+            </w:tcMar>
+            <w:vAlign w:val="center"/>
+          </w:tcPr>
+          <w:p>
+            <w:pPr>
+              <w:spacing w:after="40" w:before="0" w:line="320"/>
+              <w:jc w:val="left"/>
+            </w:pPr>
+            <w:r>
+              <w:rPr>
+                <w:rFonts w:ascii="微软雅黑" w:cs="微软雅黑" w:eastAsia="微软雅黑" w:hAnsi="微软雅黑"/>
+                <w:color w:val="262626"/>
+                <w:sz w:val="20"/>
+                <w:szCs w:val="20"/>
+              </w:rPr>
+              <w:t xml:space="preserve"/>
+            </w:r>
+          </w:p>
+        </w:tc>
+        <w:tc>
+          <w:tcPr>
+            <w:tcW w:type="dxa" w:w="1171"/>
+            <w:tcBorders>
+              <w:top w:val="single" w:color="D9D9D9" w:sz="4"/>
+              <w:left w:val="single" w:color="D9D9D9" w:sz="4"/>
+              <w:bottom w:val="single" w:color="D9D9D9" w:sz="4"/>
+              <w:right w:val="single" w:color="D9D9D9" w:sz="4"/>
+            </w:tcBorders>
+            <w:shd w:fill="F2F6FA" w:val="clear"/>
+            <w:tcMar>
+              <w:top w:type="dxa" w:w="120"/>
+              <w:left w:type="dxa" w:w="160"/>
+              <w:bottom w:type="dxa" w:w="120"/>
+              <w:right w:type="dxa" w:w="160"/>
+            </w:tcMar>
+            <w:vAlign w:val="center"/>
+          </w:tcPr>
+          <w:p>
+            <w:pPr>
+              <w:spacing w:after="40" w:before="0" w:line="320"/>
+              <w:jc w:val="left"/>
+            </w:pPr>
+            <w:r>
+              <w:rPr>
+                <w:rFonts w:ascii="微软雅黑" w:cs="微软雅黑" w:eastAsia="微软雅黑" w:hAnsi="微软雅黑"/>
+                <w:color w:val="262626"/>
+                <w:sz w:val="20"/>
+                <w:szCs w:val="20"/>
+              </w:rPr>
+              <w:t xml:space="preserve"/>
+            </w:r>
+          </w:p>
+        </w:tc>
+        <w:tc>
+          <w:tcPr>
+            <w:tcW w:type="dxa" w:w="1171"/>
+            <w:tcBorders>
+              <w:top w:val="single" w:color="D9D9D9" w:sz="4"/>
+              <w:left w:val="single" w:color="D9D9D9" w:sz="4"/>
+              <w:bottom w:val="single" w:color="D9D9D9" w:sz="4"/>
+              <w:right w:val="single" w:color="D9D9D9" w:sz="4"/>
+            </w:tcBorders>
+            <w:shd w:fill="F2F6FA" w:val="clear"/>
+            <w:tcMar>
+              <w:top w:type="dxa" w:w="120"/>
+              <w:left w:type="dxa" w:w="160"/>
+              <w:bottom w:type="dxa" w:w="120"/>
+              <w:right w:type="dxa" w:w="160"/>
+            </w:tcMar>
+            <w:vAlign w:val="center"/>
+          </w:tcPr>
+          <w:p>
+            <w:pPr>
+              <w:spacing w:after="40" w:before="0" w:line="320"/>
+              <w:jc w:val="left"/>
+            </w:pPr>
+            <w:r>
+              <w:rPr>
+                <w:rFonts w:ascii="微软雅黑" w:cs="微软雅黑" w:eastAsia="微软雅黑" w:hAnsi="微软雅黑"/>
+                <w:color w:val="262626"/>
+                <w:sz w:val="20"/>
+                <w:szCs w:val="20"/>
+              </w:rPr>
+              <w:t xml:space="preserve"/>
+            </w:r>
+          </w:p>
+        </w:tc>
+        <w:tc>
+          <w:tcPr>
+            <w:tcW w:type="dxa" w:w="1171"/>
+            <w:tcBorders>
+              <w:top w:val="single" w:color="D9D9D9" w:sz="4"/>
+              <w:left w:val="single" w:color="D9D9D9" w:sz="4"/>
+              <w:bottom w:val="single" w:color="D9D9D9" w:sz="4"/>
+              <w:right w:val="single" w:color="D9D9D9" w:sz="4"/>
+            </w:tcBorders>
+            <w:shd w:fill="F2F6FA" w:val="clear"/>
+            <w:tcMar>
+              <w:top w:type="dxa" w:w="120"/>
+              <w:left w:type="dxa" w:w="160"/>
+              <w:bottom w:type="dxa" w:w="120"/>
+              <w:right w:type="dxa" w:w="160"/>
+            </w:tcMar>
+            <w:vAlign w:val="center"/>
+          </w:tcPr>
+          <w:p>
+            <w:pPr>
+              <w:spacing w:after="40" w:before="0" w:line="320"/>
               <w:jc w:val="left"/>
             </w:pPr>
             <w:r>
@@ -10910,7 +12040,273 @@
       <w:tr>
         <w:tc>
           <w:tcPr>
-            <w:tcW w:type="dxa" w:w="2700"/>
+            <w:tcW w:type="dxa" w:w="800"/>
+            <w:tcBorders>
+              <w:top w:val="single" w:color="D9D9D9" w:sz="4"/>
+              <w:left w:val="single" w:color="D9D9D9" w:sz="4"/>
+              <w:bottom w:val="single" w:color="D9D9D9" w:sz="4"/>
+              <w:right w:val="single" w:color="D9D9D9" w:sz="4"/>
+            </w:tcBorders>
+            <w:tcMar>
+              <w:top w:type="dxa" w:w="120"/>
+              <w:left w:type="dxa" w:w="160"/>
+              <w:bottom w:type="dxa" w:w="120"/>
+              <w:right w:type="dxa" w:w="160"/>
+            </w:tcMar>
+            <w:vAlign w:val="center"/>
+          </w:tcPr>
+          <w:p>
+            <w:pPr>
+              <w:spacing w:after="40" w:before="0" w:line="320"/>
+              <w:jc w:val="left"/>
+            </w:pPr>
+            <w:r>
+              <w:rPr>
+                <w:rFonts w:ascii="微软雅黑" w:cs="微软雅黑" w:eastAsia="微软雅黑" w:hAnsi="微软雅黑"/>
+                <w:color w:val="262626"/>
+                <w:sz w:val="20"/>
+                <w:szCs w:val="20"/>
+              </w:rPr>
+              <w:t xml:space="preserve"/>
+            </w:r>
+          </w:p>
+        </w:tc>
+        <w:tc>
+          <w:tcPr>
+            <w:tcW w:type="dxa" w:w="1171"/>
+            <w:tcBorders>
+              <w:top w:val="single" w:color="D9D9D9" w:sz="4"/>
+              <w:left w:val="single" w:color="D9D9D9" w:sz="4"/>
+              <w:bottom w:val="single" w:color="D9D9D9" w:sz="4"/>
+              <w:right w:val="single" w:color="D9D9D9" w:sz="4"/>
+            </w:tcBorders>
+            <w:tcMar>
+              <w:top w:type="dxa" w:w="120"/>
+              <w:left w:type="dxa" w:w="160"/>
+              <w:bottom w:type="dxa" w:w="120"/>
+              <w:right w:type="dxa" w:w="160"/>
+            </w:tcMar>
+            <w:vAlign w:val="center"/>
+          </w:tcPr>
+          <w:p>
+            <w:pPr>
+              <w:spacing w:after="40" w:before="0" w:line="320"/>
+              <w:jc w:val="left"/>
+            </w:pPr>
+            <w:r>
+              <w:rPr>
+                <w:rFonts w:ascii="微软雅黑" w:cs="微软雅黑" w:eastAsia="微软雅黑" w:hAnsi="微软雅黑"/>
+                <w:color w:val="262626"/>
+                <w:sz w:val="20"/>
+                <w:szCs w:val="20"/>
+              </w:rPr>
+              <w:t xml:space="preserve"/>
+            </w:r>
+          </w:p>
+        </w:tc>
+        <w:tc>
+          <w:tcPr>
+            <w:tcW w:type="dxa" w:w="1171"/>
+            <w:tcBorders>
+              <w:top w:val="single" w:color="D9D9D9" w:sz="4"/>
+              <w:left w:val="single" w:color="D9D9D9" w:sz="4"/>
+              <w:bottom w:val="single" w:color="D9D9D9" w:sz="4"/>
+              <w:right w:val="single" w:color="D9D9D9" w:sz="4"/>
+            </w:tcBorders>
+            <w:tcMar>
+              <w:top w:type="dxa" w:w="120"/>
+              <w:left w:type="dxa" w:w="160"/>
+              <w:bottom w:type="dxa" w:w="120"/>
+              <w:right w:type="dxa" w:w="160"/>
+            </w:tcMar>
+            <w:vAlign w:val="center"/>
+          </w:tcPr>
+          <w:p>
+            <w:pPr>
+              <w:spacing w:after="40" w:before="0" w:line="320"/>
+              <w:jc w:val="left"/>
+            </w:pPr>
+            <w:r>
+              <w:rPr>
+                <w:rFonts w:ascii="微软雅黑" w:cs="微软雅黑" w:eastAsia="微软雅黑" w:hAnsi="微软雅黑"/>
+                <w:color w:val="262626"/>
+                <w:sz w:val="20"/>
+                <w:szCs w:val="20"/>
+              </w:rPr>
+              <w:t xml:space="preserve"/>
+            </w:r>
+          </w:p>
+        </w:tc>
+        <w:tc>
+          <w:tcPr>
+            <w:tcW w:type="dxa" w:w="1171"/>
+            <w:tcBorders>
+              <w:top w:val="single" w:color="D9D9D9" w:sz="4"/>
+              <w:left w:val="single" w:color="D9D9D9" w:sz="4"/>
+              <w:bottom w:val="single" w:color="D9D9D9" w:sz="4"/>
+              <w:right w:val="single" w:color="D9D9D9" w:sz="4"/>
+            </w:tcBorders>
+            <w:tcMar>
+              <w:top w:type="dxa" w:w="120"/>
+              <w:left w:type="dxa" w:w="160"/>
+              <w:bottom w:type="dxa" w:w="120"/>
+              <w:right w:type="dxa" w:w="160"/>
+            </w:tcMar>
+            <w:vAlign w:val="center"/>
+          </w:tcPr>
+          <w:p>
+            <w:pPr>
+              <w:spacing w:after="40" w:before="0" w:line="320"/>
+              <w:jc w:val="left"/>
+            </w:pPr>
+            <w:r>
+              <w:rPr>
+                <w:rFonts w:ascii="微软雅黑" w:cs="微软雅黑" w:eastAsia="微软雅黑" w:hAnsi="微软雅黑"/>
+                <w:color w:val="262626"/>
+                <w:sz w:val="20"/>
+                <w:szCs w:val="20"/>
+              </w:rPr>
+              <w:t xml:space="preserve"/>
+            </w:r>
+          </w:p>
+        </w:tc>
+        <w:tc>
+          <w:tcPr>
+            <w:tcW w:type="dxa" w:w="1171"/>
+            <w:tcBorders>
+              <w:top w:val="single" w:color="D9D9D9" w:sz="4"/>
+              <w:left w:val="single" w:color="D9D9D9" w:sz="4"/>
+              <w:bottom w:val="single" w:color="D9D9D9" w:sz="4"/>
+              <w:right w:val="single" w:color="D9D9D9" w:sz="4"/>
+            </w:tcBorders>
+            <w:tcMar>
+              <w:top w:type="dxa" w:w="120"/>
+              <w:left w:type="dxa" w:w="160"/>
+              <w:bottom w:type="dxa" w:w="120"/>
+              <w:right w:type="dxa" w:w="160"/>
+            </w:tcMar>
+            <w:vAlign w:val="center"/>
+          </w:tcPr>
+          <w:p>
+            <w:pPr>
+              <w:spacing w:after="40" w:before="0" w:line="320"/>
+              <w:jc w:val="left"/>
+            </w:pPr>
+            <w:r>
+              <w:rPr>
+                <w:rFonts w:ascii="微软雅黑" w:cs="微软雅黑" w:eastAsia="微软雅黑" w:hAnsi="微软雅黑"/>
+                <w:color w:val="262626"/>
+                <w:sz w:val="20"/>
+                <w:szCs w:val="20"/>
+              </w:rPr>
+              <w:t xml:space="preserve"/>
+            </w:r>
+          </w:p>
+        </w:tc>
+        <w:tc>
+          <w:tcPr>
+            <w:tcW w:type="dxa" w:w="1171"/>
+            <w:tcBorders>
+              <w:top w:val="single" w:color="D9D9D9" w:sz="4"/>
+              <w:left w:val="single" w:color="D9D9D9" w:sz="4"/>
+              <w:bottom w:val="single" w:color="D9D9D9" w:sz="4"/>
+              <w:right w:val="single" w:color="D9D9D9" w:sz="4"/>
+            </w:tcBorders>
+            <w:tcMar>
+              <w:top w:type="dxa" w:w="120"/>
+              <w:left w:type="dxa" w:w="160"/>
+              <w:bottom w:type="dxa" w:w="120"/>
+              <w:right w:type="dxa" w:w="160"/>
+            </w:tcMar>
+            <w:vAlign w:val="center"/>
+          </w:tcPr>
+          <w:p>
+            <w:pPr>
+              <w:spacing w:after="40" w:before="0" w:line="320"/>
+              <w:jc w:val="left"/>
+            </w:pPr>
+            <w:r>
+              <w:rPr>
+                <w:rFonts w:ascii="微软雅黑" w:cs="微软雅黑" w:eastAsia="微软雅黑" w:hAnsi="微软雅黑"/>
+                <w:color w:val="262626"/>
+                <w:sz w:val="20"/>
+                <w:szCs w:val="20"/>
+              </w:rPr>
+              <w:t xml:space="preserve"/>
+            </w:r>
+          </w:p>
+        </w:tc>
+        <w:tc>
+          <w:tcPr>
+            <w:tcW w:type="dxa" w:w="1171"/>
+            <w:tcBorders>
+              <w:top w:val="single" w:color="D9D9D9" w:sz="4"/>
+              <w:left w:val="single" w:color="D9D9D9" w:sz="4"/>
+              <w:bottom w:val="single" w:color="D9D9D9" w:sz="4"/>
+              <w:right w:val="single" w:color="D9D9D9" w:sz="4"/>
+            </w:tcBorders>
+            <w:tcMar>
+              <w:top w:type="dxa" w:w="120"/>
+              <w:left w:type="dxa" w:w="160"/>
+              <w:bottom w:type="dxa" w:w="120"/>
+              <w:right w:type="dxa" w:w="160"/>
+            </w:tcMar>
+            <w:vAlign w:val="center"/>
+          </w:tcPr>
+          <w:p>
+            <w:pPr>
+              <w:spacing w:after="40" w:before="0" w:line="320"/>
+              <w:jc w:val="left"/>
+            </w:pPr>
+            <w:r>
+              <w:rPr>
+                <w:rFonts w:ascii="微软雅黑" w:cs="微软雅黑" w:eastAsia="微软雅黑" w:hAnsi="微软雅黑"/>
+                <w:color w:val="262626"/>
+                <w:sz w:val="20"/>
+                <w:szCs w:val="20"/>
+              </w:rPr>
+              <w:t xml:space="preserve"/>
+            </w:r>
+          </w:p>
+        </w:tc>
+        <w:tc>
+          <w:tcPr>
+            <w:tcW w:type="dxa" w:w="1171"/>
+            <w:tcBorders>
+              <w:top w:val="single" w:color="D9D9D9" w:sz="4"/>
+              <w:left w:val="single" w:color="D9D9D9" w:sz="4"/>
+              <w:bottom w:val="single" w:color="D9D9D9" w:sz="4"/>
+              <w:right w:val="single" w:color="D9D9D9" w:sz="4"/>
+            </w:tcBorders>
+            <w:tcMar>
+              <w:top w:type="dxa" w:w="120"/>
+              <w:left w:type="dxa" w:w="160"/>
+              <w:bottom w:type="dxa" w:w="120"/>
+              <w:right w:type="dxa" w:w="160"/>
+            </w:tcMar>
+            <w:vAlign w:val="center"/>
+          </w:tcPr>
+          <w:p>
+            <w:pPr>
+              <w:spacing w:after="40" w:before="0" w:line="320"/>
+              <w:jc w:val="left"/>
+            </w:pPr>
+            <w:r>
+              <w:rPr>
+                <w:rFonts w:ascii="微软雅黑" w:cs="微软雅黑" w:eastAsia="微软雅黑" w:hAnsi="微软雅黑"/>
+                <w:color w:val="262626"/>
+                <w:sz w:val="20"/>
+                <w:szCs w:val="20"/>
+              </w:rPr>
+              <w:t xml:space="preserve"/>
+            </w:r>
+          </w:p>
+        </w:tc>
+      </w:tr>
+      <w:tr>
+        <w:tc>
+          <w:tcPr>
+            <w:tcW w:type="dxa" w:w="800"/>
             <w:tcBorders>
               <w:top w:val="single" w:color="D9D9D9" w:sz="4"/>
               <w:left w:val="single" w:color="D9D9D9" w:sz="4"/>
@@ -10944,7 +12340,7 @@
         </w:tc>
         <w:tc>
           <w:tcPr>
-            <w:tcW w:type="dxa" w:w="6300"/>
+            <w:tcW w:type="dxa" w:w="1171"/>
             <w:tcBorders>
               <w:top w:val="single" w:color="D9D9D9" w:sz="4"/>
               <w:left w:val="single" w:color="D9D9D9" w:sz="4"/>
@@ -10975,39 +12371,1776 @@
               <w:t xml:space="preserve"/>
             </w:r>
           </w:p>
-          <w:p>
-            <w:pPr>
-              <w:spacing w:after="40" w:before="60" w:line="320"/>
-              <w:jc w:val="left"/>
-            </w:pPr>
-            <w:r>
-              <w:rPr>
-                <w:rFonts w:ascii="微软雅黑" w:cs="微软雅黑" w:eastAsia="微软雅黑" w:hAnsi="微软雅黑"/>
-                <w:color w:val="262626"/>
-                <w:sz w:val="20"/>
-                <w:szCs w:val="20"/>
-              </w:rPr>
-              <w:t xml:space="preserve"/>
-            </w:r>
-          </w:p>
-          <w:p>
-            <w:pPr>
-              <w:spacing w:after="40" w:before="60" w:line="320"/>
-              <w:jc w:val="left"/>
-            </w:pPr>
-            <w:r>
-              <w:rPr>
-                <w:rFonts w:ascii="微软雅黑" w:cs="微软雅黑" w:eastAsia="微软雅黑" w:hAnsi="微软雅黑"/>
-                <w:color w:val="262626"/>
-                <w:sz w:val="20"/>
-                <w:szCs w:val="20"/>
-              </w:rPr>
-              <w:t xml:space="preserve"/>
-            </w:r>
-          </w:p>
-          <w:p>
-            <w:pPr>
-              <w:spacing w:after="40" w:before="60" w:line="320"/>
+        </w:tc>
+        <w:tc>
+          <w:tcPr>
+            <w:tcW w:type="dxa" w:w="1171"/>
+            <w:tcBorders>
+              <w:top w:val="single" w:color="D9D9D9" w:sz="4"/>
+              <w:left w:val="single" w:color="D9D9D9" w:sz="4"/>
+              <w:bottom w:val="single" w:color="D9D9D9" w:sz="4"/>
+              <w:right w:val="single" w:color="D9D9D9" w:sz="4"/>
+            </w:tcBorders>
+            <w:shd w:fill="F2F6FA" w:val="clear"/>
+            <w:tcMar>
+              <w:top w:type="dxa" w:w="120"/>
+              <w:left w:type="dxa" w:w="160"/>
+              <w:bottom w:type="dxa" w:w="120"/>
+              <w:right w:type="dxa" w:w="160"/>
+            </w:tcMar>
+            <w:vAlign w:val="center"/>
+          </w:tcPr>
+          <w:p>
+            <w:pPr>
+              <w:spacing w:after="40" w:before="0" w:line="320"/>
+              <w:jc w:val="left"/>
+            </w:pPr>
+            <w:r>
+              <w:rPr>
+                <w:rFonts w:ascii="微软雅黑" w:cs="微软雅黑" w:eastAsia="微软雅黑" w:hAnsi="微软雅黑"/>
+                <w:color w:val="262626"/>
+                <w:sz w:val="20"/>
+                <w:szCs w:val="20"/>
+              </w:rPr>
+              <w:t xml:space="preserve"/>
+            </w:r>
+          </w:p>
+        </w:tc>
+        <w:tc>
+          <w:tcPr>
+            <w:tcW w:type="dxa" w:w="1171"/>
+            <w:tcBorders>
+              <w:top w:val="single" w:color="D9D9D9" w:sz="4"/>
+              <w:left w:val="single" w:color="D9D9D9" w:sz="4"/>
+              <w:bottom w:val="single" w:color="D9D9D9" w:sz="4"/>
+              <w:right w:val="single" w:color="D9D9D9" w:sz="4"/>
+            </w:tcBorders>
+            <w:shd w:fill="F2F6FA" w:val="clear"/>
+            <w:tcMar>
+              <w:top w:type="dxa" w:w="120"/>
+              <w:left w:type="dxa" w:w="160"/>
+              <w:bottom w:type="dxa" w:w="120"/>
+              <w:right w:type="dxa" w:w="160"/>
+            </w:tcMar>
+            <w:vAlign w:val="center"/>
+          </w:tcPr>
+          <w:p>
+            <w:pPr>
+              <w:spacing w:after="40" w:before="0" w:line="320"/>
+              <w:jc w:val="left"/>
+            </w:pPr>
+            <w:r>
+              <w:rPr>
+                <w:rFonts w:ascii="微软雅黑" w:cs="微软雅黑" w:eastAsia="微软雅黑" w:hAnsi="微软雅黑"/>
+                <w:color w:val="262626"/>
+                <w:sz w:val="20"/>
+                <w:szCs w:val="20"/>
+              </w:rPr>
+              <w:t xml:space="preserve"/>
+            </w:r>
+          </w:p>
+        </w:tc>
+        <w:tc>
+          <w:tcPr>
+            <w:tcW w:type="dxa" w:w="1171"/>
+            <w:tcBorders>
+              <w:top w:val="single" w:color="D9D9D9" w:sz="4"/>
+              <w:left w:val="single" w:color="D9D9D9" w:sz="4"/>
+              <w:bottom w:val="single" w:color="D9D9D9" w:sz="4"/>
+              <w:right w:val="single" w:color="D9D9D9" w:sz="4"/>
+            </w:tcBorders>
+            <w:shd w:fill="F2F6FA" w:val="clear"/>
+            <w:tcMar>
+              <w:top w:type="dxa" w:w="120"/>
+              <w:left w:type="dxa" w:w="160"/>
+              <w:bottom w:type="dxa" w:w="120"/>
+              <w:right w:type="dxa" w:w="160"/>
+            </w:tcMar>
+            <w:vAlign w:val="center"/>
+          </w:tcPr>
+          <w:p>
+            <w:pPr>
+              <w:spacing w:after="40" w:before="0" w:line="320"/>
+              <w:jc w:val="left"/>
+            </w:pPr>
+            <w:r>
+              <w:rPr>
+                <w:rFonts w:ascii="微软雅黑" w:cs="微软雅黑" w:eastAsia="微软雅黑" w:hAnsi="微软雅黑"/>
+                <w:color w:val="262626"/>
+                <w:sz w:val="20"/>
+                <w:szCs w:val="20"/>
+              </w:rPr>
+              <w:t xml:space="preserve"/>
+            </w:r>
+          </w:p>
+        </w:tc>
+        <w:tc>
+          <w:tcPr>
+            <w:tcW w:type="dxa" w:w="1171"/>
+            <w:tcBorders>
+              <w:top w:val="single" w:color="D9D9D9" w:sz="4"/>
+              <w:left w:val="single" w:color="D9D9D9" w:sz="4"/>
+              <w:bottom w:val="single" w:color="D9D9D9" w:sz="4"/>
+              <w:right w:val="single" w:color="D9D9D9" w:sz="4"/>
+            </w:tcBorders>
+            <w:shd w:fill="F2F6FA" w:val="clear"/>
+            <w:tcMar>
+              <w:top w:type="dxa" w:w="120"/>
+              <w:left w:type="dxa" w:w="160"/>
+              <w:bottom w:type="dxa" w:w="120"/>
+              <w:right w:type="dxa" w:w="160"/>
+            </w:tcMar>
+            <w:vAlign w:val="center"/>
+          </w:tcPr>
+          <w:p>
+            <w:pPr>
+              <w:spacing w:after="40" w:before="0" w:line="320"/>
+              <w:jc w:val="left"/>
+            </w:pPr>
+            <w:r>
+              <w:rPr>
+                <w:rFonts w:ascii="微软雅黑" w:cs="微软雅黑" w:eastAsia="微软雅黑" w:hAnsi="微软雅黑"/>
+                <w:color w:val="262626"/>
+                <w:sz w:val="20"/>
+                <w:szCs w:val="20"/>
+              </w:rPr>
+              <w:t xml:space="preserve"/>
+            </w:r>
+          </w:p>
+        </w:tc>
+        <w:tc>
+          <w:tcPr>
+            <w:tcW w:type="dxa" w:w="1171"/>
+            <w:tcBorders>
+              <w:top w:val="single" w:color="D9D9D9" w:sz="4"/>
+              <w:left w:val="single" w:color="D9D9D9" w:sz="4"/>
+              <w:bottom w:val="single" w:color="D9D9D9" w:sz="4"/>
+              <w:right w:val="single" w:color="D9D9D9" w:sz="4"/>
+            </w:tcBorders>
+            <w:shd w:fill="F2F6FA" w:val="clear"/>
+            <w:tcMar>
+              <w:top w:type="dxa" w:w="120"/>
+              <w:left w:type="dxa" w:w="160"/>
+              <w:bottom w:type="dxa" w:w="120"/>
+              <w:right w:type="dxa" w:w="160"/>
+            </w:tcMar>
+            <w:vAlign w:val="center"/>
+          </w:tcPr>
+          <w:p>
+            <w:pPr>
+              <w:spacing w:after="40" w:before="0" w:line="320"/>
+              <w:jc w:val="left"/>
+            </w:pPr>
+            <w:r>
+              <w:rPr>
+                <w:rFonts w:ascii="微软雅黑" w:cs="微软雅黑" w:eastAsia="微软雅黑" w:hAnsi="微软雅黑"/>
+                <w:color w:val="262626"/>
+                <w:sz w:val="20"/>
+                <w:szCs w:val="20"/>
+              </w:rPr>
+              <w:t xml:space="preserve"/>
+            </w:r>
+          </w:p>
+        </w:tc>
+        <w:tc>
+          <w:tcPr>
+            <w:tcW w:type="dxa" w:w="1171"/>
+            <w:tcBorders>
+              <w:top w:val="single" w:color="D9D9D9" w:sz="4"/>
+              <w:left w:val="single" w:color="D9D9D9" w:sz="4"/>
+              <w:bottom w:val="single" w:color="D9D9D9" w:sz="4"/>
+              <w:right w:val="single" w:color="D9D9D9" w:sz="4"/>
+            </w:tcBorders>
+            <w:shd w:fill="F2F6FA" w:val="clear"/>
+            <w:tcMar>
+              <w:top w:type="dxa" w:w="120"/>
+              <w:left w:type="dxa" w:w="160"/>
+              <w:bottom w:type="dxa" w:w="120"/>
+              <w:right w:type="dxa" w:w="160"/>
+            </w:tcMar>
+            <w:vAlign w:val="center"/>
+          </w:tcPr>
+          <w:p>
+            <w:pPr>
+              <w:spacing w:after="40" w:before="0" w:line="320"/>
+              <w:jc w:val="left"/>
+            </w:pPr>
+            <w:r>
+              <w:rPr>
+                <w:rFonts w:ascii="微软雅黑" w:cs="微软雅黑" w:eastAsia="微软雅黑" w:hAnsi="微软雅黑"/>
+                <w:color w:val="262626"/>
+                <w:sz w:val="20"/>
+                <w:szCs w:val="20"/>
+              </w:rPr>
+              <w:t xml:space="preserve"/>
+            </w:r>
+          </w:p>
+        </w:tc>
+      </w:tr>
+    </w:tbl>
+    <w:p>
+      <w:pPr>
+        <w:spacing w:before="120"/>
+      </w:pPr>
+      <w:r>
+        <w:t xml:space="preserve"/>
+      </w:r>
+    </w:p>
+    <w:p>
+      <w:pPr>
+        <w:pStyle w:val="Heading3"/>
+        <w:spacing w:after="120" w:before="240"/>
+      </w:pPr>
+      <w:r>
+        <w:rPr>
+          <w:rFonts w:ascii="微软雅黑" w:cs="微软雅黑" w:eastAsia="微软雅黑" w:hAnsi="微软雅黑"/>
+          <w:b/>
+          <w:bCs/>
+          <w:color w:val="262626"/>
+          <w:sz w:val="25"/>
+          <w:szCs w:val="25"/>
+        </w:rPr>
+        <w:t xml:space="preserve">四、参会汇总</w:t>
+      </w:r>
+    </w:p>
+    <w:tbl>
+      <w:tblPr>
+        <w:tblW w:type="dxa" w:w="9000"/>
+        <w:tblBorders>
+          <w:top w:val="single" w:color="D9D9D9" w:sz="4"/>
+          <w:left w:val="single" w:color="D9D9D9" w:sz="4"/>
+          <w:bottom w:val="single" w:color="D9D9D9" w:sz="4"/>
+          <w:right w:val="single" w:color="D9D9D9" w:sz="4"/>
+          <w:insideH w:val="single" w:color="D9D9D9" w:sz="4"/>
+          <w:insideV w:val="single" w:color="D9D9D9" w:sz="4"/>
+        </w:tblBorders>
+      </w:tblPr>
+      <w:tblGrid>
+        <w:gridCol w:w="3200"/>
+        <w:gridCol w:w="5800"/>
+      </w:tblGrid>
+      <w:tr>
+        <w:trPr>
+          <w:tblHeader/>
+        </w:trPr>
+        <w:tc>
+          <w:tcPr>
+            <w:tcW w:type="dxa" w:w="3200"/>
+            <w:tcBorders>
+              <w:top w:val="single" w:color="D9D9D9" w:sz="4"/>
+              <w:left w:val="single" w:color="D9D9D9" w:sz="4"/>
+              <w:bottom w:val="single" w:color="D9D9D9" w:sz="4"/>
+              <w:right w:val="single" w:color="D9D9D9" w:sz="4"/>
+            </w:tcBorders>
+            <w:shd w:fill="1F4E79" w:val="clear"/>
+            <w:tcMar>
+              <w:top w:type="dxa" w:w="120"/>
+              <w:left w:type="dxa" w:w="160"/>
+              <w:bottom w:type="dxa" w:w="120"/>
+              <w:right w:type="dxa" w:w="160"/>
+            </w:tcMar>
+            <w:vAlign w:val="center"/>
+          </w:tcPr>
+          <w:p>
+            <w:pPr>
+              <w:spacing w:line="320"/>
+              <w:jc w:val="left"/>
+            </w:pPr>
+            <w:r>
+              <w:rPr>
+                <w:rFonts w:ascii="微软雅黑" w:cs="微软雅黑" w:eastAsia="微软雅黑" w:hAnsi="微软雅黑"/>
+                <w:b/>
+                <w:bCs/>
+                <w:color w:val="FFFFFF"/>
+                <w:sz w:val="21"/>
+                <w:szCs w:val="21"/>
+              </w:rPr>
+              <w:t xml:space="preserve">项目</w:t>
+            </w:r>
+          </w:p>
+        </w:tc>
+        <w:tc>
+          <w:tcPr>
+            <w:tcW w:type="dxa" w:w="5800"/>
+            <w:tcBorders>
+              <w:top w:val="single" w:color="D9D9D9" w:sz="4"/>
+              <w:left w:val="single" w:color="D9D9D9" w:sz="4"/>
+              <w:bottom w:val="single" w:color="D9D9D9" w:sz="4"/>
+              <w:right w:val="single" w:color="D9D9D9" w:sz="4"/>
+            </w:tcBorders>
+            <w:shd w:fill="1F4E79" w:val="clear"/>
+            <w:tcMar>
+              <w:top w:type="dxa" w:w="120"/>
+              <w:left w:type="dxa" w:w="160"/>
+              <w:bottom w:type="dxa" w:w="120"/>
+              <w:right w:type="dxa" w:w="160"/>
+            </w:tcMar>
+            <w:vAlign w:val="center"/>
+          </w:tcPr>
+          <w:p>
+            <w:pPr>
+              <w:spacing w:line="320"/>
+              <w:jc w:val="left"/>
+            </w:pPr>
+            <w:r>
+              <w:rPr>
+                <w:rFonts w:ascii="微软雅黑" w:cs="微软雅黑" w:eastAsia="微软雅黑" w:hAnsi="微软雅黑"/>
+                <w:b/>
+                <w:bCs/>
+                <w:color w:val="FFFFFF"/>
+                <w:sz w:val="21"/>
+                <w:szCs w:val="21"/>
+              </w:rPr>
+              <w:t xml:space="preserve">填写内容</w:t>
+            </w:r>
+          </w:p>
+        </w:tc>
+      </w:tr>
+      <w:tr>
+        <w:tc>
+          <w:tcPr>
+            <w:tcW w:type="dxa" w:w="3200"/>
+            <w:tcBorders>
+              <w:top w:val="single" w:color="D9D9D9" w:sz="4"/>
+              <w:left w:val="single" w:color="D9D9D9" w:sz="4"/>
+              <w:bottom w:val="single" w:color="D9D9D9" w:sz="4"/>
+              <w:right w:val="single" w:color="D9D9D9" w:sz="4"/>
+            </w:tcBorders>
+            <w:tcMar>
+              <w:top w:type="dxa" w:w="120"/>
+              <w:left w:type="dxa" w:w="160"/>
+              <w:bottom w:type="dxa" w:w="120"/>
+              <w:right w:type="dxa" w:w="160"/>
+            </w:tcMar>
+            <w:vAlign w:val="center"/>
+          </w:tcPr>
+          <w:p>
+            <w:pPr>
+              <w:spacing w:after="40" w:before="0" w:line="320"/>
+              <w:jc w:val="left"/>
+            </w:pPr>
+            <w:r>
+              <w:rPr>
+                <w:rFonts w:ascii="微软雅黑" w:cs="微软雅黑" w:eastAsia="微软雅黑" w:hAnsi="微软雅黑"/>
+                <w:color w:val="262626"/>
+                <w:sz w:val="20"/>
+                <w:szCs w:val="20"/>
+              </w:rPr>
+              <w:t xml:space="preserve"/>
+            </w:r>
+          </w:p>
+        </w:tc>
+        <w:tc>
+          <w:tcPr>
+            <w:tcW w:type="dxa" w:w="5800"/>
+            <w:tcBorders>
+              <w:top w:val="single" w:color="D9D9D9" w:sz="4"/>
+              <w:left w:val="single" w:color="D9D9D9" w:sz="4"/>
+              <w:bottom w:val="single" w:color="D9D9D9" w:sz="4"/>
+              <w:right w:val="single" w:color="D9D9D9" w:sz="4"/>
+            </w:tcBorders>
+            <w:tcMar>
+              <w:top w:type="dxa" w:w="120"/>
+              <w:left w:type="dxa" w:w="160"/>
+              <w:bottom w:type="dxa" w:w="120"/>
+              <w:right w:type="dxa" w:w="160"/>
+            </w:tcMar>
+            <w:vAlign w:val="center"/>
+          </w:tcPr>
+          <w:p>
+            <w:pPr>
+              <w:spacing w:after="40" w:before="0" w:line="320"/>
+              <w:jc w:val="left"/>
+            </w:pPr>
+            <w:r>
+              <w:rPr>
+                <w:rFonts w:ascii="微软雅黑" w:cs="微软雅黑" w:eastAsia="微软雅黑" w:hAnsi="微软雅黑"/>
+                <w:color w:val="262626"/>
+                <w:sz w:val="20"/>
+                <w:szCs w:val="20"/>
+              </w:rPr>
+              <w:t xml:space="preserve"/>
+            </w:r>
+          </w:p>
+        </w:tc>
+      </w:tr>
+      <w:tr>
+        <w:tc>
+          <w:tcPr>
+            <w:tcW w:type="dxa" w:w="3200"/>
+            <w:tcBorders>
+              <w:top w:val="single" w:color="D9D9D9" w:sz="4"/>
+              <w:left w:val="single" w:color="D9D9D9" w:sz="4"/>
+              <w:bottom w:val="single" w:color="D9D9D9" w:sz="4"/>
+              <w:right w:val="single" w:color="D9D9D9" w:sz="4"/>
+            </w:tcBorders>
+            <w:shd w:fill="F2F6FA" w:val="clear"/>
+            <w:tcMar>
+              <w:top w:type="dxa" w:w="120"/>
+              <w:left w:type="dxa" w:w="160"/>
+              <w:bottom w:type="dxa" w:w="120"/>
+              <w:right w:type="dxa" w:w="160"/>
+            </w:tcMar>
+            <w:vAlign w:val="center"/>
+          </w:tcPr>
+          <w:p>
+            <w:pPr>
+              <w:spacing w:after="40" w:before="0" w:line="320"/>
+              <w:jc w:val="left"/>
+            </w:pPr>
+            <w:r>
+              <w:rPr>
+                <w:rFonts w:ascii="微软雅黑" w:cs="微软雅黑" w:eastAsia="微软雅黑" w:hAnsi="微软雅黑"/>
+                <w:color w:val="262626"/>
+                <w:sz w:val="20"/>
+                <w:szCs w:val="20"/>
+              </w:rPr>
+              <w:t xml:space="preserve"/>
+            </w:r>
+          </w:p>
+        </w:tc>
+        <w:tc>
+          <w:tcPr>
+            <w:tcW w:type="dxa" w:w="5800"/>
+            <w:tcBorders>
+              <w:top w:val="single" w:color="D9D9D9" w:sz="4"/>
+              <w:left w:val="single" w:color="D9D9D9" w:sz="4"/>
+              <w:bottom w:val="single" w:color="D9D9D9" w:sz="4"/>
+              <w:right w:val="single" w:color="D9D9D9" w:sz="4"/>
+            </w:tcBorders>
+            <w:shd w:fill="F2F6FA" w:val="clear"/>
+            <w:tcMar>
+              <w:top w:type="dxa" w:w="120"/>
+              <w:left w:type="dxa" w:w="160"/>
+              <w:bottom w:type="dxa" w:w="120"/>
+              <w:right w:type="dxa" w:w="160"/>
+            </w:tcMar>
+            <w:vAlign w:val="center"/>
+          </w:tcPr>
+          <w:p>
+            <w:pPr>
+              <w:spacing w:after="40" w:before="0" w:line="320"/>
+              <w:jc w:val="left"/>
+            </w:pPr>
+            <w:r>
+              <w:rPr>
+                <w:rFonts w:ascii="微软雅黑" w:cs="微软雅黑" w:eastAsia="微软雅黑" w:hAnsi="微软雅黑"/>
+                <w:color w:val="262626"/>
+                <w:sz w:val="20"/>
+                <w:szCs w:val="20"/>
+              </w:rPr>
+              <w:t xml:space="preserve"/>
+            </w:r>
+          </w:p>
+        </w:tc>
+      </w:tr>
+      <w:tr>
+        <w:tc>
+          <w:tcPr>
+            <w:tcW w:type="dxa" w:w="3200"/>
+            <w:tcBorders>
+              <w:top w:val="single" w:color="D9D9D9" w:sz="4"/>
+              <w:left w:val="single" w:color="D9D9D9" w:sz="4"/>
+              <w:bottom w:val="single" w:color="D9D9D9" w:sz="4"/>
+              <w:right w:val="single" w:color="D9D9D9" w:sz="4"/>
+            </w:tcBorders>
+            <w:tcMar>
+              <w:top w:type="dxa" w:w="120"/>
+              <w:left w:type="dxa" w:w="160"/>
+              <w:bottom w:type="dxa" w:w="120"/>
+              <w:right w:type="dxa" w:w="160"/>
+            </w:tcMar>
+            <w:vAlign w:val="center"/>
+          </w:tcPr>
+          <w:p>
+            <w:pPr>
+              <w:spacing w:after="40" w:before="0" w:line="320"/>
+              <w:jc w:val="left"/>
+            </w:pPr>
+            <w:r>
+              <w:rPr>
+                <w:rFonts w:ascii="微软雅黑" w:cs="微软雅黑" w:eastAsia="微软雅黑" w:hAnsi="微软雅黑"/>
+                <w:color w:val="262626"/>
+                <w:sz w:val="20"/>
+                <w:szCs w:val="20"/>
+              </w:rPr>
+              <w:t xml:space="preserve"/>
+            </w:r>
+          </w:p>
+        </w:tc>
+        <w:tc>
+          <w:tcPr>
+            <w:tcW w:type="dxa" w:w="5800"/>
+            <w:tcBorders>
+              <w:top w:val="single" w:color="D9D9D9" w:sz="4"/>
+              <w:left w:val="single" w:color="D9D9D9" w:sz="4"/>
+              <w:bottom w:val="single" w:color="D9D9D9" w:sz="4"/>
+              <w:right w:val="single" w:color="D9D9D9" w:sz="4"/>
+            </w:tcBorders>
+            <w:tcMar>
+              <w:top w:type="dxa" w:w="120"/>
+              <w:left w:type="dxa" w:w="160"/>
+              <w:bottom w:type="dxa" w:w="120"/>
+              <w:right w:type="dxa" w:w="160"/>
+            </w:tcMar>
+            <w:vAlign w:val="center"/>
+          </w:tcPr>
+          <w:p>
+            <w:pPr>
+              <w:spacing w:after="40" w:before="0" w:line="320"/>
+              <w:jc w:val="left"/>
+            </w:pPr>
+            <w:r>
+              <w:rPr>
+                <w:rFonts w:ascii="微软雅黑" w:cs="微软雅黑" w:eastAsia="微软雅黑" w:hAnsi="微软雅黑"/>
+                <w:color w:val="262626"/>
+                <w:sz w:val="20"/>
+                <w:szCs w:val="20"/>
+              </w:rPr>
+              <w:t xml:space="preserve"/>
+            </w:r>
+          </w:p>
+        </w:tc>
+      </w:tr>
+    </w:tbl>
+    <w:p>
+      <w:pPr>
+        <w:spacing w:before="120"/>
+      </w:pPr>
+      <w:r>
+        <w:t xml:space="preserve"/>
+      </w:r>
+    </w:p>
+    <w:p>
+      <w:pPr>
+        <w:pStyle w:val="Heading3"/>
+        <w:spacing w:after="120" w:before="240"/>
+      </w:pPr>
+      <w:r>
+        <w:rPr>
+          <w:rFonts w:ascii="微软雅黑" w:cs="微软雅黑" w:eastAsia="微软雅黑" w:hAnsi="微软雅黑"/>
+          <w:b/>
+          <w:bCs/>
+          <w:color w:val="262626"/>
+          <w:sz w:val="25"/>
+          <w:szCs w:val="25"/>
+        </w:rPr>
+        <w:t xml:space="preserve">五、开票信息</w:t>
+      </w:r>
+    </w:p>
+    <w:tbl>
+      <w:tblPr>
+        <w:tblW w:type="dxa" w:w="9000"/>
+        <w:tblBorders>
+          <w:top w:val="single" w:color="D9D9D9" w:sz="4"/>
+          <w:left w:val="single" w:color="D9D9D9" w:sz="4"/>
+          <w:bottom w:val="single" w:color="D9D9D9" w:sz="4"/>
+          <w:right w:val="single" w:color="D9D9D9" w:sz="4"/>
+          <w:insideH w:val="single" w:color="D9D9D9" w:sz="4"/>
+          <w:insideV w:val="single" w:color="D9D9D9" w:sz="4"/>
+        </w:tblBorders>
+      </w:tblPr>
+      <w:tblGrid>
+        <w:gridCol w:w="3200"/>
+        <w:gridCol w:w="5800"/>
+      </w:tblGrid>
+      <w:tr>
+        <w:trPr>
+          <w:tblHeader/>
+        </w:trPr>
+        <w:tc>
+          <w:tcPr>
+            <w:tcW w:type="dxa" w:w="3200"/>
+            <w:tcBorders>
+              <w:top w:val="single" w:color="D9D9D9" w:sz="4"/>
+              <w:left w:val="single" w:color="D9D9D9" w:sz="4"/>
+              <w:bottom w:val="single" w:color="D9D9D9" w:sz="4"/>
+              <w:right w:val="single" w:color="D9D9D9" w:sz="4"/>
+            </w:tcBorders>
+            <w:shd w:fill="1F4E79" w:val="clear"/>
+            <w:tcMar>
+              <w:top w:type="dxa" w:w="120"/>
+              <w:left w:type="dxa" w:w="160"/>
+              <w:bottom w:type="dxa" w:w="120"/>
+              <w:right w:type="dxa" w:w="160"/>
+            </w:tcMar>
+            <w:vAlign w:val="center"/>
+          </w:tcPr>
+          <w:p>
+            <w:pPr>
+              <w:spacing w:line="320"/>
+              <w:jc w:val="left"/>
+            </w:pPr>
+            <w:r>
+              <w:rPr>
+                <w:rFonts w:ascii="微软雅黑" w:cs="微软雅黑" w:eastAsia="微软雅黑" w:hAnsi="微软雅黑"/>
+                <w:b/>
+                <w:bCs/>
+                <w:color w:val="FFFFFF"/>
+                <w:sz w:val="21"/>
+                <w:szCs w:val="21"/>
+              </w:rPr>
+              <w:t xml:space="preserve">项目</w:t>
+            </w:r>
+          </w:p>
+        </w:tc>
+        <w:tc>
+          <w:tcPr>
+            <w:tcW w:type="dxa" w:w="5800"/>
+            <w:tcBorders>
+              <w:top w:val="single" w:color="D9D9D9" w:sz="4"/>
+              <w:left w:val="single" w:color="D9D9D9" w:sz="4"/>
+              <w:bottom w:val="single" w:color="D9D9D9" w:sz="4"/>
+              <w:right w:val="single" w:color="D9D9D9" w:sz="4"/>
+            </w:tcBorders>
+            <w:shd w:fill="1F4E79" w:val="clear"/>
+            <w:tcMar>
+              <w:top w:type="dxa" w:w="120"/>
+              <w:left w:type="dxa" w:w="160"/>
+              <w:bottom w:type="dxa" w:w="120"/>
+              <w:right w:type="dxa" w:w="160"/>
+            </w:tcMar>
+            <w:vAlign w:val="center"/>
+          </w:tcPr>
+          <w:p>
+            <w:pPr>
+              <w:spacing w:line="320"/>
+              <w:jc w:val="left"/>
+            </w:pPr>
+            <w:r>
+              <w:rPr>
+                <w:rFonts w:ascii="微软雅黑" w:cs="微软雅黑" w:eastAsia="微软雅黑" w:hAnsi="微软雅黑"/>
+                <w:b/>
+                <w:bCs/>
+                <w:color w:val="FFFFFF"/>
+                <w:sz w:val="21"/>
+                <w:szCs w:val="21"/>
+              </w:rPr>
+              <w:t xml:space="preserve">填写内容</w:t>
+            </w:r>
+          </w:p>
+        </w:tc>
+      </w:tr>
+      <w:tr>
+        <w:tc>
+          <w:tcPr>
+            <w:tcW w:type="dxa" w:w="3200"/>
+            <w:tcBorders>
+              <w:top w:val="single" w:color="D9D9D9" w:sz="4"/>
+              <w:left w:val="single" w:color="D9D9D9" w:sz="4"/>
+              <w:bottom w:val="single" w:color="D9D9D9" w:sz="4"/>
+              <w:right w:val="single" w:color="D9D9D9" w:sz="4"/>
+            </w:tcBorders>
+            <w:tcMar>
+              <w:top w:type="dxa" w:w="120"/>
+              <w:left w:type="dxa" w:w="160"/>
+              <w:bottom w:type="dxa" w:w="120"/>
+              <w:right w:type="dxa" w:w="160"/>
+            </w:tcMar>
+            <w:vAlign w:val="center"/>
+          </w:tcPr>
+          <w:p>
+            <w:pPr>
+              <w:spacing w:after="40" w:before="0" w:line="320"/>
+              <w:jc w:val="left"/>
+            </w:pPr>
+            <w:r>
+              <w:rPr>
+                <w:rFonts w:ascii="微软雅黑" w:cs="微软雅黑" w:eastAsia="微软雅黑" w:hAnsi="微软雅黑"/>
+                <w:color w:val="262626"/>
+                <w:sz w:val="20"/>
+                <w:szCs w:val="20"/>
+              </w:rPr>
+              <w:t xml:space="preserve"/>
+            </w:r>
+          </w:p>
+        </w:tc>
+        <w:tc>
+          <w:tcPr>
+            <w:tcW w:type="dxa" w:w="5800"/>
+            <w:tcBorders>
+              <w:top w:val="single" w:color="D9D9D9" w:sz="4"/>
+              <w:left w:val="single" w:color="D9D9D9" w:sz="4"/>
+              <w:bottom w:val="single" w:color="D9D9D9" w:sz="4"/>
+              <w:right w:val="single" w:color="D9D9D9" w:sz="4"/>
+            </w:tcBorders>
+            <w:tcMar>
+              <w:top w:type="dxa" w:w="120"/>
+              <w:left w:type="dxa" w:w="160"/>
+              <w:bottom w:type="dxa" w:w="120"/>
+              <w:right w:type="dxa" w:w="160"/>
+            </w:tcMar>
+            <w:vAlign w:val="center"/>
+          </w:tcPr>
+          <w:p>
+            <w:pPr>
+              <w:spacing w:after="40" w:before="0" w:line="320"/>
+              <w:jc w:val="left"/>
+            </w:pPr>
+            <w:r>
+              <w:rPr>
+                <w:rFonts w:ascii="微软雅黑" w:cs="微软雅黑" w:eastAsia="微软雅黑" w:hAnsi="微软雅黑"/>
+                <w:color w:val="262626"/>
+                <w:sz w:val="20"/>
+                <w:szCs w:val="20"/>
+              </w:rPr>
+              <w:t xml:space="preserve"/>
+            </w:r>
+          </w:p>
+        </w:tc>
+      </w:tr>
+      <w:tr>
+        <w:tc>
+          <w:tcPr>
+            <w:tcW w:type="dxa" w:w="3200"/>
+            <w:tcBorders>
+              <w:top w:val="single" w:color="D9D9D9" w:sz="4"/>
+              <w:left w:val="single" w:color="D9D9D9" w:sz="4"/>
+              <w:bottom w:val="single" w:color="D9D9D9" w:sz="4"/>
+              <w:right w:val="single" w:color="D9D9D9" w:sz="4"/>
+            </w:tcBorders>
+            <w:shd w:fill="F2F6FA" w:val="clear"/>
+            <w:tcMar>
+              <w:top w:type="dxa" w:w="120"/>
+              <w:left w:type="dxa" w:w="160"/>
+              <w:bottom w:type="dxa" w:w="120"/>
+              <w:right w:type="dxa" w:w="160"/>
+            </w:tcMar>
+            <w:vAlign w:val="center"/>
+          </w:tcPr>
+          <w:p>
+            <w:pPr>
+              <w:spacing w:after="40" w:before="0" w:line="320"/>
+              <w:jc w:val="left"/>
+            </w:pPr>
+            <w:r>
+              <w:rPr>
+                <w:rFonts w:ascii="微软雅黑" w:cs="微软雅黑" w:eastAsia="微软雅黑" w:hAnsi="微软雅黑"/>
+                <w:color w:val="262626"/>
+                <w:sz w:val="20"/>
+                <w:szCs w:val="20"/>
+              </w:rPr>
+              <w:t xml:space="preserve"/>
+            </w:r>
+          </w:p>
+        </w:tc>
+        <w:tc>
+          <w:tcPr>
+            <w:tcW w:type="dxa" w:w="5800"/>
+            <w:tcBorders>
+              <w:top w:val="single" w:color="D9D9D9" w:sz="4"/>
+              <w:left w:val="single" w:color="D9D9D9" w:sz="4"/>
+              <w:bottom w:val="single" w:color="D9D9D9" w:sz="4"/>
+              <w:right w:val="single" w:color="D9D9D9" w:sz="4"/>
+            </w:tcBorders>
+            <w:shd w:fill="F2F6FA" w:val="clear"/>
+            <w:tcMar>
+              <w:top w:type="dxa" w:w="120"/>
+              <w:left w:type="dxa" w:w="160"/>
+              <w:bottom w:type="dxa" w:w="120"/>
+              <w:right w:type="dxa" w:w="160"/>
+            </w:tcMar>
+            <w:vAlign w:val="center"/>
+          </w:tcPr>
+          <w:p>
+            <w:pPr>
+              <w:spacing w:after="40" w:before="0" w:line="320"/>
+              <w:jc w:val="left"/>
+            </w:pPr>
+            <w:r>
+              <w:rPr>
+                <w:rFonts w:ascii="微软雅黑" w:cs="微软雅黑" w:eastAsia="微软雅黑" w:hAnsi="微软雅黑"/>
+                <w:color w:val="262626"/>
+                <w:sz w:val="20"/>
+                <w:szCs w:val="20"/>
+              </w:rPr>
+              <w:t xml:space="preserve"/>
+            </w:r>
+          </w:p>
+        </w:tc>
+      </w:tr>
+      <w:tr>
+        <w:tc>
+          <w:tcPr>
+            <w:tcW w:type="dxa" w:w="3200"/>
+            <w:tcBorders>
+              <w:top w:val="single" w:color="D9D9D9" w:sz="4"/>
+              <w:left w:val="single" w:color="D9D9D9" w:sz="4"/>
+              <w:bottom w:val="single" w:color="D9D9D9" w:sz="4"/>
+              <w:right w:val="single" w:color="D9D9D9" w:sz="4"/>
+            </w:tcBorders>
+            <w:tcMar>
+              <w:top w:type="dxa" w:w="120"/>
+              <w:left w:type="dxa" w:w="160"/>
+              <w:bottom w:type="dxa" w:w="120"/>
+              <w:right w:type="dxa" w:w="160"/>
+            </w:tcMar>
+            <w:vAlign w:val="center"/>
+          </w:tcPr>
+          <w:p>
+            <w:pPr>
+              <w:spacing w:after="40" w:before="0" w:line="320"/>
+              <w:jc w:val="left"/>
+            </w:pPr>
+            <w:r>
+              <w:rPr>
+                <w:rFonts w:ascii="微软雅黑" w:cs="微软雅黑" w:eastAsia="微软雅黑" w:hAnsi="微软雅黑"/>
+                <w:color w:val="262626"/>
+                <w:sz w:val="20"/>
+                <w:szCs w:val="20"/>
+              </w:rPr>
+              <w:t xml:space="preserve"/>
+            </w:r>
+          </w:p>
+        </w:tc>
+        <w:tc>
+          <w:tcPr>
+            <w:tcW w:type="dxa" w:w="5800"/>
+            <w:tcBorders>
+              <w:top w:val="single" w:color="D9D9D9" w:sz="4"/>
+              <w:left w:val="single" w:color="D9D9D9" w:sz="4"/>
+              <w:bottom w:val="single" w:color="D9D9D9" w:sz="4"/>
+              <w:right w:val="single" w:color="D9D9D9" w:sz="4"/>
+            </w:tcBorders>
+            <w:tcMar>
+              <w:top w:type="dxa" w:w="120"/>
+              <w:left w:type="dxa" w:w="160"/>
+              <w:bottom w:type="dxa" w:w="120"/>
+              <w:right w:type="dxa" w:w="160"/>
+            </w:tcMar>
+            <w:vAlign w:val="center"/>
+          </w:tcPr>
+          <w:p>
+            <w:pPr>
+              <w:spacing w:after="40" w:before="0" w:line="320"/>
+              <w:jc w:val="left"/>
+            </w:pPr>
+            <w:r>
+              <w:rPr>
+                <w:rFonts w:ascii="微软雅黑" w:cs="微软雅黑" w:eastAsia="微软雅黑" w:hAnsi="微软雅黑"/>
+                <w:color w:val="262626"/>
+                <w:sz w:val="20"/>
+                <w:szCs w:val="20"/>
+              </w:rPr>
+              <w:t xml:space="preserve"/>
+            </w:r>
+          </w:p>
+        </w:tc>
+      </w:tr>
+      <w:tr>
+        <w:tc>
+          <w:tcPr>
+            <w:tcW w:type="dxa" w:w="3200"/>
+            <w:tcBorders>
+              <w:top w:val="single" w:color="D9D9D9" w:sz="4"/>
+              <w:left w:val="single" w:color="D9D9D9" w:sz="4"/>
+              <w:bottom w:val="single" w:color="D9D9D9" w:sz="4"/>
+              <w:right w:val="single" w:color="D9D9D9" w:sz="4"/>
+            </w:tcBorders>
+            <w:shd w:fill="F2F6FA" w:val="clear"/>
+            <w:tcMar>
+              <w:top w:type="dxa" w:w="120"/>
+              <w:left w:type="dxa" w:w="160"/>
+              <w:bottom w:type="dxa" w:w="120"/>
+              <w:right w:type="dxa" w:w="160"/>
+            </w:tcMar>
+            <w:vAlign w:val="center"/>
+          </w:tcPr>
+          <w:p>
+            <w:pPr>
+              <w:spacing w:after="40" w:before="0" w:line="320"/>
+              <w:jc w:val="left"/>
+            </w:pPr>
+            <w:r>
+              <w:rPr>
+                <w:rFonts w:ascii="微软雅黑" w:cs="微软雅黑" w:eastAsia="微软雅黑" w:hAnsi="微软雅黑"/>
+                <w:color w:val="262626"/>
+                <w:sz w:val="20"/>
+                <w:szCs w:val="20"/>
+              </w:rPr>
+              <w:t xml:space="preserve"/>
+            </w:r>
+          </w:p>
+        </w:tc>
+        <w:tc>
+          <w:tcPr>
+            <w:tcW w:type="dxa" w:w="5800"/>
+            <w:tcBorders>
+              <w:top w:val="single" w:color="D9D9D9" w:sz="4"/>
+              <w:left w:val="single" w:color="D9D9D9" w:sz="4"/>
+              <w:bottom w:val="single" w:color="D9D9D9" w:sz="4"/>
+              <w:right w:val="single" w:color="D9D9D9" w:sz="4"/>
+            </w:tcBorders>
+            <w:shd w:fill="F2F6FA" w:val="clear"/>
+            <w:tcMar>
+              <w:top w:type="dxa" w:w="120"/>
+              <w:left w:type="dxa" w:w="160"/>
+              <w:bottom w:type="dxa" w:w="120"/>
+              <w:right w:type="dxa" w:w="160"/>
+            </w:tcMar>
+            <w:vAlign w:val="center"/>
+          </w:tcPr>
+          <w:p>
+            <w:pPr>
+              <w:spacing w:after="40" w:before="0" w:line="320"/>
+              <w:jc w:val="left"/>
+            </w:pPr>
+            <w:r>
+              <w:rPr>
+                <w:rFonts w:ascii="微软雅黑" w:cs="微软雅黑" w:eastAsia="微软雅黑" w:hAnsi="微软雅黑"/>
+                <w:color w:val="262626"/>
+                <w:sz w:val="20"/>
+                <w:szCs w:val="20"/>
+              </w:rPr>
+              <w:t xml:space="preserve"/>
+            </w:r>
+          </w:p>
+        </w:tc>
+      </w:tr>
+      <w:tr>
+        <w:tc>
+          <w:tcPr>
+            <w:tcW w:type="dxa" w:w="3200"/>
+            <w:tcBorders>
+              <w:top w:val="single" w:color="D9D9D9" w:sz="4"/>
+              <w:left w:val="single" w:color="D9D9D9" w:sz="4"/>
+              <w:bottom w:val="single" w:color="D9D9D9" w:sz="4"/>
+              <w:right w:val="single" w:color="D9D9D9" w:sz="4"/>
+            </w:tcBorders>
+            <w:tcMar>
+              <w:top w:type="dxa" w:w="120"/>
+              <w:left w:type="dxa" w:w="160"/>
+              <w:bottom w:type="dxa" w:w="120"/>
+              <w:right w:type="dxa" w:w="160"/>
+            </w:tcMar>
+            <w:vAlign w:val="center"/>
+          </w:tcPr>
+          <w:p>
+            <w:pPr>
+              <w:spacing w:after="40" w:before="0" w:line="320"/>
+              <w:jc w:val="left"/>
+            </w:pPr>
+            <w:r>
+              <w:rPr>
+                <w:rFonts w:ascii="微软雅黑" w:cs="微软雅黑" w:eastAsia="微软雅黑" w:hAnsi="微软雅黑"/>
+                <w:color w:val="262626"/>
+                <w:sz w:val="20"/>
+                <w:szCs w:val="20"/>
+              </w:rPr>
+              <w:t xml:space="preserve"/>
+            </w:r>
+          </w:p>
+        </w:tc>
+        <w:tc>
+          <w:tcPr>
+            <w:tcW w:type="dxa" w:w="5800"/>
+            <w:tcBorders>
+              <w:top w:val="single" w:color="D9D9D9" w:sz="4"/>
+              <w:left w:val="single" w:color="D9D9D9" w:sz="4"/>
+              <w:bottom w:val="single" w:color="D9D9D9" w:sz="4"/>
+              <w:right w:val="single" w:color="D9D9D9" w:sz="4"/>
+            </w:tcBorders>
+            <w:tcMar>
+              <w:top w:type="dxa" w:w="120"/>
+              <w:left w:type="dxa" w:w="160"/>
+              <w:bottom w:type="dxa" w:w="120"/>
+              <w:right w:type="dxa" w:w="160"/>
+            </w:tcMar>
+            <w:vAlign w:val="center"/>
+          </w:tcPr>
+          <w:p>
+            <w:pPr>
+              <w:spacing w:after="40" w:before="0" w:line="320"/>
+              <w:jc w:val="left"/>
+            </w:pPr>
+            <w:r>
+              <w:rPr>
+                <w:rFonts w:ascii="微软雅黑" w:cs="微软雅黑" w:eastAsia="微软雅黑" w:hAnsi="微软雅黑"/>
+                <w:color w:val="262626"/>
+                <w:sz w:val="20"/>
+                <w:szCs w:val="20"/>
+              </w:rPr>
+              <w:t xml:space="preserve"/>
+            </w:r>
+          </w:p>
+        </w:tc>
+      </w:tr>
+      <w:tr>
+        <w:tc>
+          <w:tcPr>
+            <w:tcW w:type="dxa" w:w="3200"/>
+            <w:tcBorders>
+              <w:top w:val="single" w:color="D9D9D9" w:sz="4"/>
+              <w:left w:val="single" w:color="D9D9D9" w:sz="4"/>
+              <w:bottom w:val="single" w:color="D9D9D9" w:sz="4"/>
+              <w:right w:val="single" w:color="D9D9D9" w:sz="4"/>
+            </w:tcBorders>
+            <w:shd w:fill="F2F6FA" w:val="clear"/>
+            <w:tcMar>
+              <w:top w:type="dxa" w:w="120"/>
+              <w:left w:type="dxa" w:w="160"/>
+              <w:bottom w:type="dxa" w:w="120"/>
+              <w:right w:type="dxa" w:w="160"/>
+            </w:tcMar>
+            <w:vAlign w:val="center"/>
+          </w:tcPr>
+          <w:p>
+            <w:pPr>
+              <w:spacing w:after="40" w:before="0" w:line="320"/>
+              <w:jc w:val="left"/>
+            </w:pPr>
+            <w:r>
+              <w:rPr>
+                <w:rFonts w:ascii="微软雅黑" w:cs="微软雅黑" w:eastAsia="微软雅黑" w:hAnsi="微软雅黑"/>
+                <w:color w:val="262626"/>
+                <w:sz w:val="20"/>
+                <w:szCs w:val="20"/>
+              </w:rPr>
+              <w:t xml:space="preserve"/>
+            </w:r>
+          </w:p>
+        </w:tc>
+        <w:tc>
+          <w:tcPr>
+            <w:tcW w:type="dxa" w:w="5800"/>
+            <w:tcBorders>
+              <w:top w:val="single" w:color="D9D9D9" w:sz="4"/>
+              <w:left w:val="single" w:color="D9D9D9" w:sz="4"/>
+              <w:bottom w:val="single" w:color="D9D9D9" w:sz="4"/>
+              <w:right w:val="single" w:color="D9D9D9" w:sz="4"/>
+            </w:tcBorders>
+            <w:shd w:fill="F2F6FA" w:val="clear"/>
+            <w:tcMar>
+              <w:top w:type="dxa" w:w="120"/>
+              <w:left w:type="dxa" w:w="160"/>
+              <w:bottom w:type="dxa" w:w="120"/>
+              <w:right w:type="dxa" w:w="160"/>
+            </w:tcMar>
+            <w:vAlign w:val="center"/>
+          </w:tcPr>
+          <w:p>
+            <w:pPr>
+              <w:spacing w:after="40" w:before="0" w:line="320"/>
+              <w:jc w:val="left"/>
+            </w:pPr>
+            <w:r>
+              <w:rPr>
+                <w:rFonts w:ascii="微软雅黑" w:cs="微软雅黑" w:eastAsia="微软雅黑" w:hAnsi="微软雅黑"/>
+                <w:color w:val="262626"/>
+                <w:sz w:val="20"/>
+                <w:szCs w:val="20"/>
+              </w:rPr>
+              <w:t xml:space="preserve"/>
+            </w:r>
+          </w:p>
+        </w:tc>
+      </w:tr>
+    </w:tbl>
+    <w:p>
+      <w:pPr>
+        <w:spacing w:before="120"/>
+      </w:pPr>
+      <w:r>
+        <w:t xml:space="preserve"/>
+      </w:r>
+    </w:p>
+    <w:p>
+      <w:pPr>
+        <w:pStyle w:val="Heading3"/>
+        <w:spacing w:after="120" w:before="240"/>
+      </w:pPr>
+      <w:r>
+        <w:rPr>
+          <w:rFonts w:ascii="微软雅黑" w:cs="微软雅黑" w:eastAsia="微软雅黑" w:hAnsi="微软雅黑"/>
+          <w:b/>
+          <w:bCs/>
+          <w:color w:val="262626"/>
+          <w:sz w:val="25"/>
+          <w:szCs w:val="25"/>
+        </w:rPr>
+        <w:t xml:space="preserve">六、缴费方式</w:t>
+      </w:r>
+    </w:p>
+    <w:tbl>
+      <w:tblPr>
+        <w:tblW w:type="dxa" w:w="9000"/>
+        <w:tblBorders>
+          <w:top w:val="single" w:color="D9D9D9" w:sz="4"/>
+          <w:left w:val="single" w:color="D9D9D9" w:sz="4"/>
+          <w:bottom w:val="single" w:color="D9D9D9" w:sz="4"/>
+          <w:right w:val="single" w:color="D9D9D9" w:sz="4"/>
+          <w:insideH w:val="single" w:color="D9D9D9" w:sz="4"/>
+          <w:insideV w:val="single" w:color="D9D9D9" w:sz="4"/>
+        </w:tblBorders>
+      </w:tblPr>
+      <w:tblGrid>
+        <w:gridCol w:w="3200"/>
+        <w:gridCol w:w="5800"/>
+      </w:tblGrid>
+      <w:tr>
+        <w:trPr>
+          <w:tblHeader/>
+        </w:trPr>
+        <w:tc>
+          <w:tcPr>
+            <w:tcW w:type="dxa" w:w="3200"/>
+            <w:tcBorders>
+              <w:top w:val="single" w:color="D9D9D9" w:sz="4"/>
+              <w:left w:val="single" w:color="D9D9D9" w:sz="4"/>
+              <w:bottom w:val="single" w:color="D9D9D9" w:sz="4"/>
+              <w:right w:val="single" w:color="D9D9D9" w:sz="4"/>
+            </w:tcBorders>
+            <w:shd w:fill="1F4E79" w:val="clear"/>
+            <w:tcMar>
+              <w:top w:type="dxa" w:w="120"/>
+              <w:left w:type="dxa" w:w="160"/>
+              <w:bottom w:type="dxa" w:w="120"/>
+              <w:right w:type="dxa" w:w="160"/>
+            </w:tcMar>
+            <w:vAlign w:val="center"/>
+          </w:tcPr>
+          <w:p>
+            <w:pPr>
+              <w:spacing w:line="320"/>
+              <w:jc w:val="left"/>
+            </w:pPr>
+            <w:r>
+              <w:rPr>
+                <w:rFonts w:ascii="微软雅黑" w:cs="微软雅黑" w:eastAsia="微软雅黑" w:hAnsi="微软雅黑"/>
+                <w:b/>
+                <w:bCs/>
+                <w:color w:val="FFFFFF"/>
+                <w:sz w:val="21"/>
+                <w:szCs w:val="21"/>
+              </w:rPr>
+              <w:t xml:space="preserve">方式</w:t>
+            </w:r>
+          </w:p>
+        </w:tc>
+        <w:tc>
+          <w:tcPr>
+            <w:tcW w:type="dxa" w:w="5800"/>
+            <w:tcBorders>
+              <w:top w:val="single" w:color="D9D9D9" w:sz="4"/>
+              <w:left w:val="single" w:color="D9D9D9" w:sz="4"/>
+              <w:bottom w:val="single" w:color="D9D9D9" w:sz="4"/>
+              <w:right w:val="single" w:color="D9D9D9" w:sz="4"/>
+            </w:tcBorders>
+            <w:shd w:fill="1F4E79" w:val="clear"/>
+            <w:tcMar>
+              <w:top w:type="dxa" w:w="120"/>
+              <w:left w:type="dxa" w:w="160"/>
+              <w:bottom w:type="dxa" w:w="120"/>
+              <w:right w:type="dxa" w:w="160"/>
+            </w:tcMar>
+            <w:vAlign w:val="center"/>
+          </w:tcPr>
+          <w:p>
+            <w:pPr>
+              <w:spacing w:line="320"/>
+              <w:jc w:val="left"/>
+            </w:pPr>
+            <w:r>
+              <w:rPr>
+                <w:rFonts w:ascii="微软雅黑" w:cs="微软雅黑" w:eastAsia="微软雅黑" w:hAnsi="微软雅黑"/>
+                <w:b/>
+                <w:bCs/>
+                <w:color w:val="FFFFFF"/>
+                <w:sz w:val="21"/>
+                <w:szCs w:val="21"/>
+              </w:rPr>
+              <w:t xml:space="preserve">说明</w:t>
+            </w:r>
+          </w:p>
+        </w:tc>
+      </w:tr>
+      <w:tr>
+        <w:tc>
+          <w:tcPr>
+            <w:tcW w:type="dxa" w:w="3200"/>
+            <w:tcBorders>
+              <w:top w:val="single" w:color="D9D9D9" w:sz="4"/>
+              <w:left w:val="single" w:color="D9D9D9" w:sz="4"/>
+              <w:bottom w:val="single" w:color="D9D9D9" w:sz="4"/>
+              <w:right w:val="single" w:color="D9D9D9" w:sz="4"/>
+            </w:tcBorders>
+            <w:tcMar>
+              <w:top w:type="dxa" w:w="120"/>
+              <w:left w:type="dxa" w:w="160"/>
+              <w:bottom w:type="dxa" w:w="120"/>
+              <w:right w:type="dxa" w:w="160"/>
+            </w:tcMar>
+            <w:vAlign w:val="center"/>
+          </w:tcPr>
+          <w:p>
+            <w:pPr>
+              <w:spacing w:after="40" w:before="0" w:line="320"/>
+              <w:jc w:val="left"/>
+            </w:pPr>
+            <w:r>
+              <w:rPr>
+                <w:rFonts w:ascii="微软雅黑" w:cs="微软雅黑" w:eastAsia="微软雅黑" w:hAnsi="微软雅黑"/>
+                <w:color w:val="262626"/>
+                <w:sz w:val="20"/>
+                <w:szCs w:val="20"/>
+              </w:rPr>
+              <w:t xml:space="preserve"/>
+            </w:r>
+          </w:p>
+        </w:tc>
+        <w:tc>
+          <w:tcPr>
+            <w:tcW w:type="dxa" w:w="5800"/>
+            <w:tcBorders>
+              <w:top w:val="single" w:color="D9D9D9" w:sz="4"/>
+              <w:left w:val="single" w:color="D9D9D9" w:sz="4"/>
+              <w:bottom w:val="single" w:color="D9D9D9" w:sz="4"/>
+              <w:right w:val="single" w:color="D9D9D9" w:sz="4"/>
+            </w:tcBorders>
+            <w:tcMar>
+              <w:top w:type="dxa" w:w="120"/>
+              <w:left w:type="dxa" w:w="160"/>
+              <w:bottom w:type="dxa" w:w="120"/>
+              <w:right w:type="dxa" w:w="160"/>
+            </w:tcMar>
+            <w:vAlign w:val="center"/>
+          </w:tcPr>
+          <w:p>
+            <w:pPr>
+              <w:spacing w:after="40" w:before="0" w:line="320"/>
+              <w:jc w:val="left"/>
+            </w:pPr>
+            <w:r>
+              <w:rPr>
+                <w:rFonts w:ascii="微软雅黑" w:cs="微软雅黑" w:eastAsia="微软雅黑" w:hAnsi="微软雅黑"/>
+                <w:color w:val="262626"/>
+                <w:sz w:val="20"/>
+                <w:szCs w:val="20"/>
+              </w:rPr>
+              <w:t xml:space="preserve"/>
+            </w:r>
+          </w:p>
+        </w:tc>
+      </w:tr>
+      <w:tr>
+        <w:tc>
+          <w:tcPr>
+            <w:tcW w:type="dxa" w:w="3200"/>
+            <w:tcBorders>
+              <w:top w:val="single" w:color="D9D9D9" w:sz="4"/>
+              <w:left w:val="single" w:color="D9D9D9" w:sz="4"/>
+              <w:bottom w:val="single" w:color="D9D9D9" w:sz="4"/>
+              <w:right w:val="single" w:color="D9D9D9" w:sz="4"/>
+            </w:tcBorders>
+            <w:shd w:fill="F2F6FA" w:val="clear"/>
+            <w:tcMar>
+              <w:top w:type="dxa" w:w="120"/>
+              <w:left w:type="dxa" w:w="160"/>
+              <w:bottom w:type="dxa" w:w="120"/>
+              <w:right w:type="dxa" w:w="160"/>
+            </w:tcMar>
+            <w:vAlign w:val="center"/>
+          </w:tcPr>
+          <w:p>
+            <w:pPr>
+              <w:spacing w:after="40" w:before="0" w:line="320"/>
+              <w:jc w:val="left"/>
+            </w:pPr>
+            <w:r>
+              <w:rPr>
+                <w:rFonts w:ascii="微软雅黑" w:cs="微软雅黑" w:eastAsia="微软雅黑" w:hAnsi="微软雅黑"/>
+                <w:color w:val="262626"/>
+                <w:sz w:val="20"/>
+                <w:szCs w:val="20"/>
+              </w:rPr>
+              <w:t xml:space="preserve"/>
+            </w:r>
+          </w:p>
+        </w:tc>
+        <w:tc>
+          <w:tcPr>
+            <w:tcW w:type="dxa" w:w="5800"/>
+            <w:tcBorders>
+              <w:top w:val="single" w:color="D9D9D9" w:sz="4"/>
+              <w:left w:val="single" w:color="D9D9D9" w:sz="4"/>
+              <w:bottom w:val="single" w:color="D9D9D9" w:sz="4"/>
+              <w:right w:val="single" w:color="D9D9D9" w:sz="4"/>
+            </w:tcBorders>
+            <w:shd w:fill="F2F6FA" w:val="clear"/>
+            <w:tcMar>
+              <w:top w:type="dxa" w:w="120"/>
+              <w:left w:type="dxa" w:w="160"/>
+              <w:bottom w:type="dxa" w:w="120"/>
+              <w:right w:type="dxa" w:w="160"/>
+            </w:tcMar>
+            <w:vAlign w:val="center"/>
+          </w:tcPr>
+          <w:p>
+            <w:pPr>
+              <w:spacing w:after="40" w:before="0" w:line="320"/>
+              <w:jc w:val="left"/>
+            </w:pPr>
+            <w:r>
+              <w:rPr>
+                <w:rFonts w:ascii="微软雅黑" w:cs="微软雅黑" w:eastAsia="微软雅黑" w:hAnsi="微软雅黑"/>
+                <w:color w:val="262626"/>
+                <w:sz w:val="20"/>
+                <w:szCs w:val="20"/>
+              </w:rPr>
+              <w:t xml:space="preserve"/>
+            </w:r>
+          </w:p>
+        </w:tc>
+      </w:tr>
+    </w:tbl>
+    <w:p>
+      <w:pPr>
+        <w:spacing w:before="120"/>
+      </w:pPr>
+      <w:r>
+        <w:t xml:space="preserve"/>
+      </w:r>
+    </w:p>
+    <w:p>
+      <w:pPr>
+        <w:pStyle w:val="Heading3"/>
+        <w:spacing w:after="120" w:before="240"/>
+      </w:pPr>
+      <w:r>
+        <w:rPr>
+          <w:rFonts w:ascii="微软雅黑" w:cs="微软雅黑" w:eastAsia="微软雅黑" w:hAnsi="微软雅黑"/>
+          <w:b/>
+          <w:bCs/>
+          <w:color w:val="262626"/>
+          <w:sz w:val="25"/>
+          <w:szCs w:val="25"/>
+        </w:rPr>
+        <w:t xml:space="preserve">七、注意事项</w:t>
+      </w:r>
+    </w:p>
+    <w:tbl>
+      <w:tblPr>
+        <w:tblW w:type="dxa" w:w="9000"/>
+        <w:tblBorders>
+          <w:top w:val="single" w:color="D9D9D9" w:sz="4"/>
+          <w:left w:val="single" w:color="D9D9D9" w:sz="4"/>
+          <w:bottom w:val="single" w:color="D9D9D9" w:sz="4"/>
+          <w:right w:val="single" w:color="D9D9D9" w:sz="4"/>
+          <w:insideH w:val="single" w:color="D9D9D9" w:sz="4"/>
+          <w:insideV w:val="single" w:color="D9D9D9" w:sz="4"/>
+        </w:tblBorders>
+      </w:tblPr>
+      <w:tblGrid>
+        <w:gridCol w:w="3200"/>
+        <w:gridCol w:w="5800"/>
+      </w:tblGrid>
+      <w:tr>
+        <w:trPr>
+          <w:tblHeader/>
+        </w:trPr>
+        <w:tc>
+          <w:tcPr>
+            <w:tcW w:type="dxa" w:w="3200"/>
+            <w:tcBorders>
+              <w:top w:val="single" w:color="D9D9D9" w:sz="4"/>
+              <w:left w:val="single" w:color="D9D9D9" w:sz="4"/>
+              <w:bottom w:val="single" w:color="D9D9D9" w:sz="4"/>
+              <w:right w:val="single" w:color="D9D9D9" w:sz="4"/>
+            </w:tcBorders>
+            <w:shd w:fill="1F4E79" w:val="clear"/>
+            <w:tcMar>
+              <w:top w:type="dxa" w:w="120"/>
+              <w:left w:type="dxa" w:w="160"/>
+              <w:bottom w:type="dxa" w:w="120"/>
+              <w:right w:type="dxa" w:w="160"/>
+            </w:tcMar>
+            <w:vAlign w:val="center"/>
+          </w:tcPr>
+          <w:p>
+            <w:pPr>
+              <w:spacing w:line="320"/>
+              <w:jc w:val="left"/>
+            </w:pPr>
+            <w:r>
+              <w:rPr>
+                <w:rFonts w:ascii="微软雅黑" w:cs="微软雅黑" w:eastAsia="微软雅黑" w:hAnsi="微软雅黑"/>
+                <w:b/>
+                <w:bCs/>
+                <w:color w:val="FFFFFF"/>
+                <w:sz w:val="21"/>
+                <w:szCs w:val="21"/>
+              </w:rPr>
+              <w:t xml:space="preserve">#</w:t>
+            </w:r>
+          </w:p>
+        </w:tc>
+        <w:tc>
+          <w:tcPr>
+            <w:tcW w:type="dxa" w:w="5800"/>
+            <w:tcBorders>
+              <w:top w:val="single" w:color="D9D9D9" w:sz="4"/>
+              <w:left w:val="single" w:color="D9D9D9" w:sz="4"/>
+              <w:bottom w:val="single" w:color="D9D9D9" w:sz="4"/>
+              <w:right w:val="single" w:color="D9D9D9" w:sz="4"/>
+            </w:tcBorders>
+            <w:shd w:fill="1F4E79" w:val="clear"/>
+            <w:tcMar>
+              <w:top w:type="dxa" w:w="120"/>
+              <w:left w:type="dxa" w:w="160"/>
+              <w:bottom w:type="dxa" w:w="120"/>
+              <w:right w:type="dxa" w:w="160"/>
+            </w:tcMar>
+            <w:vAlign w:val="center"/>
+          </w:tcPr>
+          <w:p>
+            <w:pPr>
+              <w:spacing w:line="320"/>
+              <w:jc w:val="left"/>
+            </w:pPr>
+            <w:r>
+              <w:rPr>
+                <w:rFonts w:ascii="微软雅黑" w:cs="微软雅黑" w:eastAsia="微软雅黑" w:hAnsi="微软雅黑"/>
+                <w:b/>
+                <w:bCs/>
+                <w:color w:val="FFFFFF"/>
+                <w:sz w:val="21"/>
+                <w:szCs w:val="21"/>
+              </w:rPr>
+              <w:t xml:space="preserve">事项</w:t>
+            </w:r>
+          </w:p>
+        </w:tc>
+      </w:tr>
+      <w:tr>
+        <w:tc>
+          <w:tcPr>
+            <w:tcW w:type="dxa" w:w="3200"/>
+            <w:tcBorders>
+              <w:top w:val="single" w:color="D9D9D9" w:sz="4"/>
+              <w:left w:val="single" w:color="D9D9D9" w:sz="4"/>
+              <w:bottom w:val="single" w:color="D9D9D9" w:sz="4"/>
+              <w:right w:val="single" w:color="D9D9D9" w:sz="4"/>
+            </w:tcBorders>
+            <w:tcMar>
+              <w:top w:type="dxa" w:w="120"/>
+              <w:left w:type="dxa" w:w="160"/>
+              <w:bottom w:type="dxa" w:w="120"/>
+              <w:right w:type="dxa" w:w="160"/>
+            </w:tcMar>
+            <w:vAlign w:val="center"/>
+          </w:tcPr>
+          <w:p>
+            <w:pPr>
+              <w:spacing w:after="40" w:before="0" w:line="320"/>
+              <w:jc w:val="left"/>
+            </w:pPr>
+            <w:r>
+              <w:rPr>
+                <w:rFonts w:ascii="微软雅黑" w:cs="微软雅黑" w:eastAsia="微软雅黑" w:hAnsi="微软雅黑"/>
+                <w:color w:val="262626"/>
+                <w:sz w:val="20"/>
+                <w:szCs w:val="20"/>
+              </w:rPr>
+              <w:t xml:space="preserve"/>
+            </w:r>
+          </w:p>
+        </w:tc>
+        <w:tc>
+          <w:tcPr>
+            <w:tcW w:type="dxa" w:w="5800"/>
+            <w:tcBorders>
+              <w:top w:val="single" w:color="D9D9D9" w:sz="4"/>
+              <w:left w:val="single" w:color="D9D9D9" w:sz="4"/>
+              <w:bottom w:val="single" w:color="D9D9D9" w:sz="4"/>
+              <w:right w:val="single" w:color="D9D9D9" w:sz="4"/>
+            </w:tcBorders>
+            <w:tcMar>
+              <w:top w:type="dxa" w:w="120"/>
+              <w:left w:type="dxa" w:w="160"/>
+              <w:bottom w:type="dxa" w:w="120"/>
+              <w:right w:type="dxa" w:w="160"/>
+            </w:tcMar>
+            <w:vAlign w:val="center"/>
+          </w:tcPr>
+          <w:p>
+            <w:pPr>
+              <w:spacing w:after="40" w:before="0" w:line="320"/>
+              <w:jc w:val="left"/>
+            </w:pPr>
+            <w:r>
+              <w:rPr>
+                <w:rFonts w:ascii="微软雅黑" w:cs="微软雅黑" w:eastAsia="微软雅黑" w:hAnsi="微软雅黑"/>
+                <w:color w:val="262626"/>
+                <w:sz w:val="20"/>
+                <w:szCs w:val="20"/>
+              </w:rPr>
+              <w:t xml:space="preserve"/>
+            </w:r>
+          </w:p>
+        </w:tc>
+      </w:tr>
+      <w:tr>
+        <w:tc>
+          <w:tcPr>
+            <w:tcW w:type="dxa" w:w="3200"/>
+            <w:tcBorders>
+              <w:top w:val="single" w:color="D9D9D9" w:sz="4"/>
+              <w:left w:val="single" w:color="D9D9D9" w:sz="4"/>
+              <w:bottom w:val="single" w:color="D9D9D9" w:sz="4"/>
+              <w:right w:val="single" w:color="D9D9D9" w:sz="4"/>
+            </w:tcBorders>
+            <w:shd w:fill="F2F6FA" w:val="clear"/>
+            <w:tcMar>
+              <w:top w:type="dxa" w:w="120"/>
+              <w:left w:type="dxa" w:w="160"/>
+              <w:bottom w:type="dxa" w:w="120"/>
+              <w:right w:type="dxa" w:w="160"/>
+            </w:tcMar>
+            <w:vAlign w:val="center"/>
+          </w:tcPr>
+          <w:p>
+            <w:pPr>
+              <w:spacing w:after="40" w:before="0" w:line="320"/>
+              <w:jc w:val="left"/>
+            </w:pPr>
+            <w:r>
+              <w:rPr>
+                <w:rFonts w:ascii="微软雅黑" w:cs="微软雅黑" w:eastAsia="微软雅黑" w:hAnsi="微软雅黑"/>
+                <w:color w:val="262626"/>
+                <w:sz w:val="20"/>
+                <w:szCs w:val="20"/>
+              </w:rPr>
+              <w:t xml:space="preserve"/>
+            </w:r>
+          </w:p>
+        </w:tc>
+        <w:tc>
+          <w:tcPr>
+            <w:tcW w:type="dxa" w:w="5800"/>
+            <w:tcBorders>
+              <w:top w:val="single" w:color="D9D9D9" w:sz="4"/>
+              <w:left w:val="single" w:color="D9D9D9" w:sz="4"/>
+              <w:bottom w:val="single" w:color="D9D9D9" w:sz="4"/>
+              <w:right w:val="single" w:color="D9D9D9" w:sz="4"/>
+            </w:tcBorders>
+            <w:shd w:fill="F2F6FA" w:val="clear"/>
+            <w:tcMar>
+              <w:top w:type="dxa" w:w="120"/>
+              <w:left w:type="dxa" w:w="160"/>
+              <w:bottom w:type="dxa" w:w="120"/>
+              <w:right w:type="dxa" w:w="160"/>
+            </w:tcMar>
+            <w:vAlign w:val="center"/>
+          </w:tcPr>
+          <w:p>
+            <w:pPr>
+              <w:spacing w:after="40" w:before="0" w:line="320"/>
+              <w:jc w:val="left"/>
+            </w:pPr>
+            <w:r>
+              <w:rPr>
+                <w:rFonts w:ascii="微软雅黑" w:cs="微软雅黑" w:eastAsia="微软雅黑" w:hAnsi="微软雅黑"/>
+                <w:color w:val="262626"/>
+                <w:sz w:val="20"/>
+                <w:szCs w:val="20"/>
+              </w:rPr>
+              <w:t xml:space="preserve"/>
+            </w:r>
+          </w:p>
+        </w:tc>
+      </w:tr>
+      <w:tr>
+        <w:tc>
+          <w:tcPr>
+            <w:tcW w:type="dxa" w:w="3200"/>
+            <w:tcBorders>
+              <w:top w:val="single" w:color="D9D9D9" w:sz="4"/>
+              <w:left w:val="single" w:color="D9D9D9" w:sz="4"/>
+              <w:bottom w:val="single" w:color="D9D9D9" w:sz="4"/>
+              <w:right w:val="single" w:color="D9D9D9" w:sz="4"/>
+            </w:tcBorders>
+            <w:tcMar>
+              <w:top w:type="dxa" w:w="120"/>
+              <w:left w:type="dxa" w:w="160"/>
+              <w:bottom w:type="dxa" w:w="120"/>
+              <w:right w:type="dxa" w:w="160"/>
+            </w:tcMar>
+            <w:vAlign w:val="center"/>
+          </w:tcPr>
+          <w:p>
+            <w:pPr>
+              <w:spacing w:after="40" w:before="0" w:line="320"/>
+              <w:jc w:val="left"/>
+            </w:pPr>
+            <w:r>
+              <w:rPr>
+                <w:rFonts w:ascii="微软雅黑" w:cs="微软雅黑" w:eastAsia="微软雅黑" w:hAnsi="微软雅黑"/>
+                <w:color w:val="262626"/>
+                <w:sz w:val="20"/>
+                <w:szCs w:val="20"/>
+              </w:rPr>
+              <w:t xml:space="preserve"/>
+            </w:r>
+          </w:p>
+        </w:tc>
+        <w:tc>
+          <w:tcPr>
+            <w:tcW w:type="dxa" w:w="5800"/>
+            <w:tcBorders>
+              <w:top w:val="single" w:color="D9D9D9" w:sz="4"/>
+              <w:left w:val="single" w:color="D9D9D9" w:sz="4"/>
+              <w:bottom w:val="single" w:color="D9D9D9" w:sz="4"/>
+              <w:right w:val="single" w:color="D9D9D9" w:sz="4"/>
+            </w:tcBorders>
+            <w:tcMar>
+              <w:top w:type="dxa" w:w="120"/>
+              <w:left w:type="dxa" w:w="160"/>
+              <w:bottom w:type="dxa" w:w="120"/>
+              <w:right w:type="dxa" w:w="160"/>
+            </w:tcMar>
+            <w:vAlign w:val="center"/>
+          </w:tcPr>
+          <w:p>
+            <w:pPr>
+              <w:spacing w:after="40" w:before="0" w:line="320"/>
+              <w:jc w:val="left"/>
+            </w:pPr>
+            <w:r>
+              <w:rPr>
+                <w:rFonts w:ascii="微软雅黑" w:cs="微软雅黑" w:eastAsia="微软雅黑" w:hAnsi="微软雅黑"/>
+                <w:color w:val="262626"/>
+                <w:sz w:val="20"/>
+                <w:szCs w:val="20"/>
+              </w:rPr>
+              <w:t xml:space="preserve"/>
+            </w:r>
+          </w:p>
+        </w:tc>
+      </w:tr>
+      <w:tr>
+        <w:tc>
+          <w:tcPr>
+            <w:tcW w:type="dxa" w:w="3200"/>
+            <w:tcBorders>
+              <w:top w:val="single" w:color="D9D9D9" w:sz="4"/>
+              <w:left w:val="single" w:color="D9D9D9" w:sz="4"/>
+              <w:bottom w:val="single" w:color="D9D9D9" w:sz="4"/>
+              <w:right w:val="single" w:color="D9D9D9" w:sz="4"/>
+            </w:tcBorders>
+            <w:shd w:fill="F2F6FA" w:val="clear"/>
+            <w:tcMar>
+              <w:top w:type="dxa" w:w="120"/>
+              <w:left w:type="dxa" w:w="160"/>
+              <w:bottom w:type="dxa" w:w="120"/>
+              <w:right w:type="dxa" w:w="160"/>
+            </w:tcMar>
+            <w:vAlign w:val="center"/>
+          </w:tcPr>
+          <w:p>
+            <w:pPr>
+              <w:spacing w:after="40" w:before="0" w:line="320"/>
+              <w:jc w:val="left"/>
+            </w:pPr>
+            <w:r>
+              <w:rPr>
+                <w:rFonts w:ascii="微软雅黑" w:cs="微软雅黑" w:eastAsia="微软雅黑" w:hAnsi="微软雅黑"/>
+                <w:color w:val="262626"/>
+                <w:sz w:val="20"/>
+                <w:szCs w:val="20"/>
+              </w:rPr>
+              <w:t xml:space="preserve"/>
+            </w:r>
+          </w:p>
+        </w:tc>
+        <w:tc>
+          <w:tcPr>
+            <w:tcW w:type="dxa" w:w="5800"/>
+            <w:tcBorders>
+              <w:top w:val="single" w:color="D9D9D9" w:sz="4"/>
+              <w:left w:val="single" w:color="D9D9D9" w:sz="4"/>
+              <w:bottom w:val="single" w:color="D9D9D9" w:sz="4"/>
+              <w:right w:val="single" w:color="D9D9D9" w:sz="4"/>
+            </w:tcBorders>
+            <w:shd w:fill="F2F6FA" w:val="clear"/>
+            <w:tcMar>
+              <w:top w:type="dxa" w:w="120"/>
+              <w:left w:type="dxa" w:w="160"/>
+              <w:bottom w:type="dxa" w:w="120"/>
+              <w:right w:type="dxa" w:w="160"/>
+            </w:tcMar>
+            <w:vAlign w:val="center"/>
+          </w:tcPr>
+          <w:p>
+            <w:pPr>
+              <w:spacing w:after="40" w:before="0" w:line="320"/>
+              <w:jc w:val="left"/>
+            </w:pPr>
+            <w:r>
+              <w:rPr>
+                <w:rFonts w:ascii="微软雅黑" w:cs="微软雅黑" w:eastAsia="微软雅黑" w:hAnsi="微软雅黑"/>
+                <w:color w:val="262626"/>
+                <w:sz w:val="20"/>
+                <w:szCs w:val="20"/>
+              </w:rPr>
+              <w:t xml:space="preserve"/>
+            </w:r>
+          </w:p>
+        </w:tc>
+      </w:tr>
+      <w:tr>
+        <w:tc>
+          <w:tcPr>
+            <w:tcW w:type="dxa" w:w="3200"/>
+            <w:tcBorders>
+              <w:top w:val="single" w:color="D9D9D9" w:sz="4"/>
+              <w:left w:val="single" w:color="D9D9D9" w:sz="4"/>
+              <w:bottom w:val="single" w:color="D9D9D9" w:sz="4"/>
+              <w:right w:val="single" w:color="D9D9D9" w:sz="4"/>
+            </w:tcBorders>
+            <w:tcMar>
+              <w:top w:type="dxa" w:w="120"/>
+              <w:left w:type="dxa" w:w="160"/>
+              <w:bottom w:type="dxa" w:w="120"/>
+              <w:right w:type="dxa" w:w="160"/>
+            </w:tcMar>
+            <w:vAlign w:val="center"/>
+          </w:tcPr>
+          <w:p>
+            <w:pPr>
+              <w:spacing w:after="40" w:before="0" w:line="320"/>
+              <w:jc w:val="left"/>
+            </w:pPr>
+            <w:r>
+              <w:rPr>
+                <w:rFonts w:ascii="微软雅黑" w:cs="微软雅黑" w:eastAsia="微软雅黑" w:hAnsi="微软雅黑"/>
+                <w:color w:val="262626"/>
+                <w:sz w:val="20"/>
+                <w:szCs w:val="20"/>
+              </w:rPr>
+              <w:t xml:space="preserve"/>
+            </w:r>
+          </w:p>
+        </w:tc>
+        <w:tc>
+          <w:tcPr>
+            <w:tcW w:type="dxa" w:w="5800"/>
+            <w:tcBorders>
+              <w:top w:val="single" w:color="D9D9D9" w:sz="4"/>
+              <w:left w:val="single" w:color="D9D9D9" w:sz="4"/>
+              <w:bottom w:val="single" w:color="D9D9D9" w:sz="4"/>
+              <w:right w:val="single" w:color="D9D9D9" w:sz="4"/>
+            </w:tcBorders>
+            <w:tcMar>
+              <w:top w:type="dxa" w:w="120"/>
+              <w:left w:type="dxa" w:w="160"/>
+              <w:bottom w:type="dxa" w:w="120"/>
+              <w:right w:type="dxa" w:w="160"/>
+            </w:tcMar>
+            <w:vAlign w:val="center"/>
+          </w:tcPr>
+          <w:p>
+            <w:pPr>
+              <w:spacing w:after="40" w:before="0" w:line="320"/>
               <w:jc w:val="left"/>
             </w:pPr>
             <w:r>
@@ -11290,7 +14423,7 @@
         </w:rPr>
         <w:t xml:space="preserve">：</w:t>
       </w:r>
-      <w:hyperlink w:history="1" r:id="rIde3otzwk3ntaz5kssbqbuk">
+      <w:hyperlink w:history="1" r:id="rIdwon0bhs9aiecks6nv6h_2">
         <w:r>
           <w:rPr>
             <w:rStyle w:val="Hyperlink"/>
@@ -11342,7 +14475,7 @@
         </w:rPr>
         <w:t xml:space="preserve">：</w:t>
       </w:r>
-      <w:hyperlink w:history="1" r:id="rIdr5wgv1sl2ald2tkx4tw3a">
+      <w:hyperlink w:history="1" r:id="rIdtay_qri7l3ae34vvbspse">
         <w:r>
           <w:rPr>
             <w:rStyle w:val="Hyperlink"/>
@@ -11471,7 +14604,7 @@
         </w:rPr>
         <w:t xml:space="preserve">：</w:t>
       </w:r>
-      <w:hyperlink w:history="1" r:id="rId-_cd-nsm8rvmmrhogcoof">
+      <w:hyperlink w:history="1" r:id="rIdmxdz5byqmr6d_y-k-7lmx">
         <w:r>
           <w:rPr>
             <w:rStyle w:val="Hyperlink"/>
@@ -11660,7 +14793,7 @@
         </w:rPr>
         <w:t xml:space="preserve">：</w:t>
       </w:r>
-      <w:hyperlink w:history="1" r:id="rIdwgjczdzhgacxrfsxgadzc">
+      <w:hyperlink w:history="1" r:id="rIdwnnxjn0behv792o2dm1js">
         <w:r>
           <w:rPr>
             <w:rStyle w:val="Hyperlink"/>
@@ -11742,7 +14875,7 @@
         </w:rPr>
         <w:t xml:space="preserve">：</w:t>
       </w:r>
-      <w:hyperlink w:history="1" r:id="rIdpqxm44turw8zkio3y2mvq">
+      <w:hyperlink w:history="1" r:id="rIdomqobpl7fjeoucwercb8w">
         <w:r>
           <w:rPr>
             <w:rStyle w:val="Hyperlink"/>
@@ -11764,7 +14897,7 @@
         </w:rPr>
         <w:t xml:space="preserve"> / </w:t>
       </w:r>
-      <w:hyperlink w:history="1" r:id="rIdls73ods64kw3tbsos0v9j">
+      <w:hyperlink w:history="1" r:id="rId6_5whfzdiy4m-deqywiiv">
         <w:r>
           <w:rPr>
             <w:rStyle w:val="Hyperlink"/>
@@ -11893,7 +15026,7 @@
         </w:rPr>
         <w:t xml:space="preserve">：</w:t>
       </w:r>
-      <w:hyperlink w:history="1" r:id="rIdrixxdhrj40b-kd8g2uoh9">
+      <w:hyperlink w:history="1" r:id="rIdsj39smivqrbzbwfe-tshh">
         <w:r>
           <w:rPr>
             <w:rStyle w:val="Hyperlink"/>
@@ -12082,7 +15215,7 @@
         </w:rPr>
         <w:t xml:space="preserve">：</w:t>
       </w:r>
-      <w:hyperlink w:history="1" r:id="rIdh3czep2dt8yl5cketu9bi">
+      <w:hyperlink w:history="1" r:id="rId5mca1i8radk4gesalb_y0">
         <w:r>
           <w:rPr>
             <w:rStyle w:val="Hyperlink"/>
@@ -12164,7 +15297,7 @@
         </w:rPr>
         <w:t xml:space="preserve">：Snipaste / </w:t>
       </w:r>
-      <w:hyperlink w:history="1" r:id="rIdudc-wxgsqpie6webmvrpd">
+      <w:hyperlink w:history="1" r:id="rId3wpkjrixauo3xwuc6gcah">
         <w:r>
           <w:rPr>
             <w:rStyle w:val="Hyperlink"/>
@@ -12186,7 +15319,7 @@
         </w:rPr>
         <w:t xml:space="preserve"> / </w:t>
       </w:r>
-      <w:hyperlink w:history="1" r:id="rId2d1r-revoeefje5a-dviw">
+      <w:hyperlink w:history="1" r:id="rIdozn3iy5limmkd0inae-0a">
         <w:r>
           <w:rPr>
             <w:rStyle w:val="Hyperlink"/>
@@ -12315,7 +15448,7 @@
         </w:rPr>
         <w:t xml:space="preserve">：</w:t>
       </w:r>
-      <w:hyperlink w:history="1" r:id="rIdhk4r3j6ytbouaxlf4qdce">
+      <w:hyperlink w:history="1" r:id="rIdzomj2mssnxkiyuptpx21v">
         <w:r>
           <w:rPr>
             <w:rStyle w:val="Hyperlink"/>
@@ -12504,7 +15637,7 @@
         </w:rPr>
         <w:t xml:space="preserve">：</w:t>
       </w:r>
-      <w:hyperlink w:history="1" r:id="rIdfgyfwegolimxekv2-lxpx">
+      <w:hyperlink w:history="1" r:id="rIdgdcatdmzi0amajdongxsi">
         <w:r>
           <w:rPr>
             <w:rStyle w:val="Hyperlink"/>
@@ -12586,7 +15719,7 @@
         </w:rPr>
         <w:t xml:space="preserve">：</w:t>
       </w:r>
-      <w:hyperlink w:history="1" r:id="rIdwaralhjgixf_sh4pboytr">
+      <w:hyperlink w:history="1" r:id="rIdpomfrpjapb15qbjrcznh3">
         <w:r>
           <w:rPr>
             <w:rStyle w:val="Hyperlink"/>
@@ -12608,7 +15741,7 @@
         </w:rPr>
         <w:t xml:space="preserve"> + </w:t>
       </w:r>
-      <w:hyperlink w:history="1" r:id="rIddkzn_ldfvmisd2o9ms-hd">
+      <w:hyperlink w:history="1" r:id="rIdvuxrxjqe4lsslbfk0_qg_">
         <w:r>
           <w:rPr>
             <w:rStyle w:val="Hyperlink"/>
@@ -12630,7 +15763,7 @@
         </w:rPr>
         <w:t xml:space="preserve"> + </w:t>
       </w:r>
-      <w:hyperlink w:history="1" r:id="rIdzkumwikl2fr5b5qg_tak4">
+      <w:hyperlink w:history="1" r:id="rId6ch1wj6rub5rawl0vfp1c">
         <w:r>
           <w:rPr>
             <w:rStyle w:val="Hyperlink"/>
@@ -12759,7 +15892,7 @@
         </w:rPr>
         <w:t xml:space="preserve">：</w:t>
       </w:r>
-      <w:hyperlink w:history="1" r:id="rIdgao4akiods943gnobpcut">
+      <w:hyperlink w:history="1" r:id="rIduxv_19iofky1yplupe7g-">
         <w:r>
           <w:rPr>
             <w:rStyle w:val="Hyperlink"/>
@@ -12811,7 +15944,7 @@
         </w:rPr>
         <w:t xml:space="preserve">：</w:t>
       </w:r>
-      <w:hyperlink w:history="1" r:id="rIdslef88jrfmggghqvuv2qu">
+      <w:hyperlink w:history="1" r:id="rIdtuovqst6sevnftkkquuwp">
         <w:r>
           <w:rPr>
             <w:rStyle w:val="Hyperlink"/>
@@ -12833,7 +15966,7 @@
         </w:rPr>
         <w:t xml:space="preserve"> + </w:t>
       </w:r>
-      <w:hyperlink w:history="1" r:id="rIdzgc585i8hrjsefefdbjb_">
+      <w:hyperlink w:history="1" r:id="rIdmgedyekukx7l2prlg2tzt">
         <w:r>
           <w:rPr>
             <w:rStyle w:val="Hyperlink"/>
@@ -12962,7 +16095,7 @@
         </w:rPr>
         <w:t xml:space="preserve">：</w:t>
       </w:r>
-      <w:hyperlink w:history="1" r:id="rIdpyd31zb7xasew4nbm_mya">
+      <w:hyperlink w:history="1" r:id="rIdmfpb-i1c_gorympfqecx-">
         <w:r>
           <w:rPr>
             <w:rStyle w:val="Hyperlink"/>
@@ -13014,7 +16147,7 @@
         </w:rPr>
         <w:t xml:space="preserve">：</w:t>
       </w:r>
-      <w:hyperlink w:history="1" r:id="rIdn4djng9okwineosg4u_ey">
+      <w:hyperlink w:history="1" r:id="rIdtqdn2nusuixtrawodqjuy">
         <w:r>
           <w:rPr>
             <w:rStyle w:val="Hyperlink"/>
@@ -13066,7 +16199,7 @@
         </w:rPr>
         <w:t xml:space="preserve">：</w:t>
       </w:r>
-      <w:hyperlink w:history="1" r:id="rIdxf3pnbhqid_1vorfwrgjj">
+      <w:hyperlink w:history="1" r:id="rIdc_cl6z3pyeuqti2kbvs7i">
         <w:r>
           <w:rPr>
             <w:rStyle w:val="Hyperlink"/>
@@ -13088,7 +16221,7 @@
         </w:rPr>
         <w:t xml:space="preserve"> / </w:t>
       </w:r>
-      <w:hyperlink w:history="1" r:id="rIdmvb4jskrtkf72vcmobfaz">
+      <w:hyperlink w:history="1" r:id="rIdhnqa-mvnzparr6rlyc8db">
         <w:r>
           <w:rPr>
             <w:rStyle w:val="Hyperlink"/>
@@ -13110,7 +16243,7 @@
         </w:rPr>
         <w:t xml:space="preserve"> / </w:t>
       </w:r>
-      <w:hyperlink w:history="1" r:id="rIdzizuchu7abhg7ehzl9t8x">
+      <w:hyperlink w:history="1" r:id="rIdgtuo7lfbu_bkuwncxiu9s">
         <w:r>
           <w:rPr>
             <w:rStyle w:val="Hyperlink"/>
@@ -13239,7 +16372,7 @@
         </w:rPr>
         <w:t xml:space="preserve">：</w:t>
       </w:r>
-      <w:hyperlink w:history="1" r:id="rIdyxx7oez6jxkggz9zw6wkg">
+      <w:hyperlink w:history="1" r:id="rIdnvtcumsqhs23uytr3hacg">
         <w:r>
           <w:rPr>
             <w:rStyle w:val="Hyperlink"/>
@@ -13321,7 +16454,7 @@
         </w:rPr>
         <w:t xml:space="preserve">：</w:t>
       </w:r>
-      <w:hyperlink w:history="1" r:id="rId7qswwneds2suinddjtzut">
+      <w:hyperlink w:history="1" r:id="rIdoumjdmsy1khvsqdnne-wx">
         <w:r>
           <w:rPr>
             <w:rStyle w:val="Hyperlink"/>
@@ -13343,7 +16476,7 @@
         </w:rPr>
         <w:t xml:space="preserve"> / </w:t>
       </w:r>
-      <w:hyperlink w:history="1" r:id="rIdqzycc-h6zhnswpqd0m-mx">
+      <w:hyperlink w:history="1" r:id="rIdqdpw2ur_rdfz3-ra--o-f">
         <w:r>
           <w:rPr>
             <w:rStyle w:val="Hyperlink"/>
@@ -13365,7 +16498,7 @@
         </w:rPr>
         <w:t xml:space="preserve"> / </w:t>
       </w:r>
-      <w:hyperlink w:history="1" r:id="rIdncbgy4ga7b2rxepgiiyu0">
+      <w:hyperlink w:history="1" r:id="rIdvzj0hjmn8njxe8xiib9gj">
         <w:r>
           <w:rPr>
             <w:rStyle w:val="Hyperlink"/>
@@ -13494,7 +16627,7 @@
         </w:rPr>
         <w:t xml:space="preserve">：</w:t>
       </w:r>
-      <w:hyperlink w:history="1" r:id="rIdvdny0xrbjh5jfzo95ikf6">
+      <w:hyperlink w:history="1" r:id="rIdcpxole6olqo_gg-t-lbgm">
         <w:r>
           <w:rPr>
             <w:rStyle w:val="Hyperlink"/>
@@ -13546,7 +16679,7 @@
         </w:rPr>
         <w:t xml:space="preserve">：</w:t>
       </w:r>
-      <w:hyperlink w:history="1" r:id="rIdj0l5j6mf0npiwmfie1pab">
+      <w:hyperlink w:history="1" r:id="rIdswioravqrwkdotui0uzjb">
         <w:r>
           <w:rPr>
             <w:rStyle w:val="Hyperlink"/>
@@ -13598,7 +16731,7 @@
         </w:rPr>
         <w:t xml:space="preserve">：</w:t>
       </w:r>
-      <w:hyperlink w:history="1" r:id="rIdxtcgltscelbvatf-upbas">
+      <w:hyperlink w:history="1" r:id="rIdvz-ykheunx8gz161yjyra">
         <w:r>
           <w:rPr>
             <w:rStyle w:val="Hyperlink"/>
@@ -13620,7 +16753,7 @@
         </w:rPr>
         <w:t xml:space="preserve"> / </w:t>
       </w:r>
-      <w:hyperlink w:history="1" r:id="rId_lqvidyij6jf5p2s3vhir">
+      <w:hyperlink w:history="1" r:id="rIdqpmimewsn0wrancq9h7em">
         <w:r>
           <w:rPr>
             <w:rStyle w:val="Hyperlink"/>
@@ -13642,7 +16775,7 @@
         </w:rPr>
         <w:t xml:space="preserve"> / </w:t>
       </w:r>
-      <w:hyperlink w:history="1" r:id="rIdnz9fu0wftbpw7jgcfz1he">
+      <w:hyperlink w:history="1" r:id="rIdrjhl20roqhan5cxdpk2j8">
         <w:r>
           <w:rPr>
             <w:rStyle w:val="Hyperlink"/>
@@ -13771,7 +16904,7 @@
         </w:rPr>
         <w:t xml:space="preserve">：</w:t>
       </w:r>
-      <w:hyperlink w:history="1" r:id="rIdcy0p9ax6lyqwg3ddyztlx">
+      <w:hyperlink w:history="1" r:id="rId6a6psljlqzxzmb0ts1wag">
         <w:r>
           <w:rPr>
             <w:rStyle w:val="Hyperlink"/>
@@ -13853,7 +16986,7 @@
         </w:rPr>
         <w:t xml:space="preserve">：</w:t>
       </w:r>
-      <w:hyperlink w:history="1" r:id="rIdd-tzq02yu6vpaxx6tso4m">
+      <w:hyperlink w:history="1" r:id="rIdz04r7o8wq4u6egcd4lf30">
         <w:r>
           <w:rPr>
             <w:rStyle w:val="Hyperlink"/>
@@ -13982,7 +17115,7 @@
         </w:rPr>
         <w:t xml:space="preserve">：</w:t>
       </w:r>
-      <w:hyperlink w:history="1" r:id="rId0114yywek116-w56h4ruw">
+      <w:hyperlink w:history="1" r:id="rId-qxgvjaitc_fcjeagsvkx">
         <w:r>
           <w:rPr>
             <w:rStyle w:val="Hyperlink"/>
@@ -14034,7 +17167,7 @@
         </w:rPr>
         <w:t xml:space="preserve">：NetworkChuck（@NetworkChuck）频道完整 Docker 入门 + </w:t>
       </w:r>
-      <w:hyperlink w:history="1" r:id="rId4cdllvwasgurtpnccezqx">
+      <w:hyperlink w:history="1" r:id="rIda-0xdk7fkyyrk3_h2qz_5">
         <w:r>
           <w:rPr>
             <w:rStyle w:val="Hyperlink"/>
@@ -14086,7 +17219,7 @@
         </w:rPr>
         <w:t xml:space="preserve">：</w:t>
       </w:r>
-      <w:hyperlink w:history="1" r:id="rIdepo8lgj-bolfm2xntez8f">
+      <w:hyperlink w:history="1" r:id="rIdfsoglgyx09atsco1ypapr">
         <w:r>
           <w:rPr>
             <w:rStyle w:val="Hyperlink"/>
@@ -14108,7 +17241,7 @@
         </w:rPr>
         <w:t xml:space="preserve"> / </w:t>
       </w:r>
-      <w:hyperlink w:history="1" r:id="rIdoatmx40zpi2hr9nmoqndo">
+      <w:hyperlink w:history="1" r:id="rIdfqd9r50ncgt_bzbqklfck">
         <w:r>
           <w:rPr>
             <w:rStyle w:val="Hyperlink"/>
@@ -14237,7 +17370,7 @@
         </w:rPr>
         <w:t xml:space="preserve">：</w:t>
       </w:r>
-      <w:hyperlink w:history="1" r:id="rIdpun8he-booxssusep7cgq">
+      <w:hyperlink w:history="1" r:id="rIdo8hawbngawolykt3gbvy5">
         <w:r>
           <w:rPr>
             <w:rStyle w:val="Hyperlink"/>
@@ -14289,7 +17422,7 @@
         </w:rPr>
         <w:t xml:space="preserve">：</w:t>
       </w:r>
-      <w:hyperlink w:history="1" r:id="rId14qhvcpzl-26c6zlmhxft">
+      <w:hyperlink w:history="1" r:id="rIddtcyjjbckeo4yu1_2nebu">
         <w:r>
           <w:rPr>
             <w:rStyle w:val="Hyperlink"/>
@@ -14341,7 +17474,7 @@
         </w:rPr>
         <w:t xml:space="preserve">：</w:t>
       </w:r>
-      <w:hyperlink w:history="1" r:id="rIdqhxgg2mzuq6zvied4lroa">
+      <w:hyperlink w:history="1" r:id="rId4t5l5gw7qmzrezagogbh2">
         <w:r>
           <w:rPr>
             <w:rStyle w:val="Hyperlink"/>
@@ -14363,7 +17496,7 @@
         </w:rPr>
         <w:t xml:space="preserve"> / </w:t>
       </w:r>
-      <w:hyperlink w:history="1" r:id="rId9xj_ncmx8ubtzuovl18qs">
+      <w:hyperlink w:history="1" r:id="rIdj-jbixvifuflxgpjlf4ny">
         <w:r>
           <w:rPr>
             <w:rStyle w:val="Hyperlink"/>
@@ -14385,7 +17518,7 @@
         </w:rPr>
         <w:t xml:space="preserve"> / </w:t>
       </w:r>
-      <w:hyperlink w:history="1" r:id="rIdmn0rvgv3zx3zzj5hbqfqy">
+      <w:hyperlink w:history="1" r:id="rId5cnzs7nm7f_f3jv7nltsg">
         <w:r>
           <w:rPr>
             <w:rStyle w:val="Hyperlink"/>
@@ -14534,7 +17667,7 @@
         </w:rPr>
         <w:t xml:space="preserve">：</w:t>
       </w:r>
-      <w:hyperlink w:history="1" r:id="rIdq1ceyalcd_fturh1i6gvc">
+      <w:hyperlink w:history="1" r:id="rIdrlfbmbd0vstk0_ho03uuk">
         <w:r>
           <w:rPr>
             <w:rStyle w:val="Hyperlink"/>
@@ -14586,7 +17719,7 @@
         </w:rPr>
         <w:t xml:space="preserve">：</w:t>
       </w:r>
-      <w:hyperlink w:history="1" r:id="rIdjjiodxpognwjchyvdiaix">
+      <w:hyperlink w:history="1" r:id="rIdmeaykfdbrpx6wd-ksati3">
         <w:r>
           <w:rPr>
             <w:rStyle w:val="Hyperlink"/>
@@ -14715,7 +17848,7 @@
         </w:rPr>
         <w:t xml:space="preserve">：</w:t>
       </w:r>
-      <w:hyperlink w:history="1" r:id="rIdxjafjbhjwjbshq-bxnm3t">
+      <w:hyperlink w:history="1" r:id="rIdytaaqu16n4rwygh9_yvqq">
         <w:r>
           <w:rPr>
             <w:rStyle w:val="Hyperlink"/>
@@ -14767,7 +17900,7 @@
         </w:rPr>
         <w:t xml:space="preserve">：</w:t>
       </w:r>
-      <w:hyperlink w:history="1" r:id="rIdrxxdgigg7iqvargukilqs">
+      <w:hyperlink w:history="1" r:id="rId1wuysxazpvrbfcdqnua3m">
         <w:r>
           <w:rPr>
             <w:rStyle w:val="Hyperlink"/>
@@ -14896,7 +18029,7 @@
         </w:rPr>
         <w:t xml:space="preserve">：</w:t>
       </w:r>
-      <w:hyperlink w:history="1" r:id="rId49uvqbzyiiy5hmifv9hts">
+      <w:hyperlink w:history="1" r:id="rId5ehk9n64fvzvmhqitx4bb">
         <w:r>
           <w:rPr>
             <w:rStyle w:val="Hyperlink"/>
@@ -14948,7 +18081,7 @@
         </w:rPr>
         <w:t xml:space="preserve">：</w:t>
       </w:r>
-      <w:hyperlink w:history="1" r:id="rIdvmh-vy31mmcbpijgfpas0">
+      <w:hyperlink w:history="1" r:id="rId28vf6nqrfqszkkfclu2wb">
         <w:r>
           <w:rPr>
             <w:rStyle w:val="Hyperlink"/>
@@ -14970,7 +18103,7 @@
         </w:rPr>
         <w:t xml:space="preserve"> / </w:t>
       </w:r>
-      <w:hyperlink w:history="1" r:id="rIdhrzoqg1o4jvajh9rwpwpd">
+      <w:hyperlink w:history="1" r:id="rIdorrsti2epedcomymr2sek">
         <w:r>
           <w:rPr>
             <w:rStyle w:val="Hyperlink"/>
@@ -15099,7 +18232,7 @@
         </w:rPr>
         <w:t xml:space="preserve">：</w:t>
       </w:r>
-      <w:hyperlink w:history="1" r:id="rIdkwy7teash0rsiqpcs3iky">
+      <w:hyperlink w:history="1" r:id="rIdueb7jddwwj_eorn_kdquj">
         <w:r>
           <w:rPr>
             <w:rStyle w:val="Hyperlink"/>
@@ -15151,7 +18284,7 @@
         </w:rPr>
         <w:t xml:space="preserve">：</w:t>
       </w:r>
-      <w:hyperlink w:history="1" r:id="rIdlgz5q6a_msec_tlvxirux">
+      <w:hyperlink w:history="1" r:id="rIdv9v0tb0u9_smbryzsmh4a">
         <w:r>
           <w:rPr>
             <w:rStyle w:val="Hyperlink"/>
@@ -15173,7 +18306,7 @@
         </w:rPr>
         <w:t xml:space="preserve"> + </w:t>
       </w:r>
-      <w:hyperlink w:history="1" r:id="rIdivrjbnrmsjusi6ohsdwtz">
+      <w:hyperlink w:history="1" r:id="rIds5ntssrhzjyjgtjmxc52o">
         <w:r>
           <w:rPr>
             <w:rStyle w:val="Hyperlink"/>
@@ -15302,7 +18435,7 @@
         </w:rPr>
         <w:t xml:space="preserve">：</w:t>
       </w:r>
-      <w:hyperlink w:history="1" r:id="rIdq6hxgxaxjonbjbbmwto9y">
+      <w:hyperlink w:history="1" r:id="rIdejfzfpxij2k1h4rxcgkuu">
         <w:r>
           <w:rPr>
             <w:rStyle w:val="Hyperlink"/>
@@ -15451,7 +18584,7 @@
         </w:rPr>
         <w:t xml:space="preserve">：</w:t>
       </w:r>
-      <w:hyperlink w:history="1" r:id="rIdhzsr58kyog4l_pv4c5zni">
+      <w:hyperlink w:history="1" r:id="rIdsds-a8vkp7ftpo8ozpdy1">
         <w:r>
           <w:rPr>
             <w:rStyle w:val="Hyperlink"/>
@@ -15503,7 +18636,7 @@
         </w:rPr>
         <w:t xml:space="preserve">：</w:t>
       </w:r>
-      <w:hyperlink w:history="1" r:id="rIdpzdzpar--hr9e1qesurbs">
+      <w:hyperlink w:history="1" r:id="rId-zg9hb3_wgogcmfnrgh6d">
         <w:r>
           <w:rPr>
             <w:rStyle w:val="Hyperlink"/>
@@ -15525,7 +18658,7 @@
         </w:rPr>
         <w:t xml:space="preserve"> / </w:t>
       </w:r>
-      <w:hyperlink w:history="1" r:id="rId0rnvi_1sifg5oaofnrjf-">
+      <w:hyperlink w:history="1" r:id="rIdcisc0knr2mzfivdyllobn">
         <w:r>
           <w:rPr>
             <w:rStyle w:val="Hyperlink"/>
@@ -15654,7 +18787,7 @@
         </w:rPr>
         <w:t xml:space="preserve">：</w:t>
       </w:r>
-      <w:hyperlink w:history="1" r:id="rIdw_bspe6e8zsbfdqhujmuj">
+      <w:hyperlink w:history="1" r:id="rIdr7wdv9xv0npsievs8qt-r">
         <w:r>
           <w:rPr>
             <w:rStyle w:val="Hyperlink"/>
@@ -15783,7 +18916,7 @@
         </w:rPr>
         <w:t xml:space="preserve">：</w:t>
       </w:r>
-      <w:hyperlink w:history="1" r:id="rIdkd36n777jnpclz6dk9jbu">
+      <w:hyperlink w:history="1" r:id="rIdvno9am2t08oacn1iuwyva">
         <w:r>
           <w:rPr>
             <w:rStyle w:val="Hyperlink"/>
@@ -15912,7 +19045,7 @@
         </w:rPr>
         <w:t xml:space="preserve">：</w:t>
       </w:r>
-      <w:hyperlink w:history="1" r:id="rId1riiomqnxrxu-7fzgvi2j">
+      <w:hyperlink w:history="1" r:id="rIdq0hy1ho9eu6hn2_1tr_42">
         <w:r>
           <w:rPr>
             <w:rStyle w:val="Hyperlink"/>
@@ -15964,7 +19097,7 @@
         </w:rPr>
         <w:t xml:space="preserve">：</w:t>
       </w:r>
-      <w:hyperlink w:history="1" r:id="rIdb-mwubbcd3rtkiywqxjrv">
+      <w:hyperlink w:history="1" r:id="rIdep9i3ofcuxi8ib1-yxomh">
         <w:r>
           <w:rPr>
             <w:rStyle w:val="Hyperlink"/>
@@ -15986,7 +19119,7 @@
         </w:rPr>
         <w:t xml:space="preserve"> / </w:t>
       </w:r>
-      <w:hyperlink w:history="1" r:id="rIdslcvbz0ni86qgruzzehbe">
+      <w:hyperlink w:history="1" r:id="rIdqgyprehbrnxpi3qefjqij">
         <w:r>
           <w:rPr>
             <w:rStyle w:val="Hyperlink"/>
@@ -16008,7 +19141,7 @@
         </w:rPr>
         <w:t xml:space="preserve"> / </w:t>
       </w:r>
-      <w:hyperlink w:history="1" r:id="rIdpzzxlatsu2-4_dlf-xwm8">
+      <w:hyperlink w:history="1" r:id="rIddx0zqjux55rhq-0ubhyxu">
         <w:r>
           <w:rPr>
             <w:rStyle w:val="Hyperlink"/>
@@ -16060,7 +19193,7 @@
         </w:rPr>
         <w:t xml:space="preserve">：</w:t>
       </w:r>
-      <w:hyperlink w:history="1" r:id="rIdfpkfo94rhmjnaplaiwklc">
+      <w:hyperlink w:history="1" r:id="rIdm7ag_lufsgmdlw23tmnjw">
         <w:r>
           <w:rPr>
             <w:rStyle w:val="Hyperlink"/>
@@ -16189,7 +19322,7 @@
         </w:rPr>
         <w:t xml:space="preserve">：</w:t>
       </w:r>
-      <w:hyperlink w:history="1" r:id="rIdbk9g9tm3js9v5rarlicn0">
+      <w:hyperlink w:history="1" r:id="rId8oq7piejkvgzbqemej_k1">
         <w:r>
           <w:rPr>
             <w:rStyle w:val="Hyperlink"/>
@@ -16211,7 +19344,7 @@
         </w:rPr>
         <w:t xml:space="preserve"> / </w:t>
       </w:r>
-      <w:hyperlink w:history="1" r:id="rIdi0zvotuxrtpb_sx9plaka">
+      <w:hyperlink w:history="1" r:id="rId64rc47zubxbzkfyi_dsxl">
         <w:r>
           <w:rPr>
             <w:rStyle w:val="Hyperlink"/>
@@ -16233,7 +19366,7 @@
         </w:rPr>
         <w:t xml:space="preserve"> / </w:t>
       </w:r>
-      <w:hyperlink w:history="1" r:id="rIdq47gkiavxmg4ueq8o_xtg">
+      <w:hyperlink w:history="1" r:id="rIdevw3iqmagugjwrsy9v5j2">
         <w:r>
           <w:rPr>
             <w:rStyle w:val="Hyperlink"/>
@@ -16285,7 +19418,7 @@
         </w:rPr>
         <w:t xml:space="preserve">：</w:t>
       </w:r>
-      <w:hyperlink w:history="1" r:id="rIdtnvlxd5feixq_spmpfkrs">
+      <w:hyperlink w:history="1" r:id="rIdi1fbluid56tq4fdqsss1b">
         <w:r>
           <w:rPr>
             <w:rStyle w:val="Hyperlink"/>
@@ -16461,7 +19594,7 @@
         </w:rPr>
         <w:t xml:space="preserve">：</w:t>
       </w:r>
-      <w:hyperlink w:history="1" r:id="rId1ovhywdsh70wrubhbl--m">
+      <w:hyperlink w:history="1" r:id="rIdy548fywwqt5edhrbtjyjm">
         <w:r>
           <w:rPr>
             <w:rStyle w:val="Hyperlink"/>
@@ -16483,7 +19616,7 @@
         </w:rPr>
         <w:t xml:space="preserve"> + </w:t>
       </w:r>
-      <w:hyperlink w:history="1" r:id="rIdzpuhksvju09owjrk7wq0v">
+      <w:hyperlink w:history="1" r:id="rIdmyseb-vtm8_a7sr3zxv3_">
         <w:r>
           <w:rPr>
             <w:rStyle w:val="Hyperlink"/>
@@ -16572,7 +19705,7 @@
         </w:rPr>
         <w:t xml:space="preserve">：</w:t>
       </w:r>
-      <w:hyperlink w:history="1" r:id="rId40tq0cvvh0lw20ofvxz-d">
+      <w:hyperlink w:history="1" r:id="rIdhsxogxuig_rkjggcis2vd">
         <w:r>
           <w:rPr>
             <w:rStyle w:val="Hyperlink"/>
@@ -16845,7 +19978,7 @@
         </w:rPr>
         <w:t xml:space="preserve">：</w:t>
       </w:r>
-      <w:hyperlink w:history="1" r:id="rIdcctauhzopvi5kfedsphac">
+      <w:hyperlink w:history="1" r:id="rIdjbeoonhvafo_bqugixhd8">
         <w:r>
           <w:rPr>
             <w:rStyle w:val="Hyperlink"/>
@@ -16867,7 +20000,7 @@
         </w:rPr>
         <w:t xml:space="preserve"> + </w:t>
       </w:r>
-      <w:hyperlink w:history="1" r:id="rIdrpcr6es-k9s_ssaptpw_y">
+      <w:hyperlink w:history="1" r:id="rId2wvp9g1vvd9joaadmupm7">
         <w:r>
           <w:rPr>
             <w:rStyle w:val="Hyperlink"/>
@@ -16966,7 +20099,7 @@
         </w:rPr>
         <w:t xml:space="preserve">：</w:t>
       </w:r>
-      <w:hyperlink w:history="1" r:id="rIdoxf0sivy0fvhrf18frn-g">
+      <w:hyperlink w:history="1" r:id="rIdzwqcrwc3uydow26jfchgu">
         <w:r>
           <w:rPr>
             <w:rStyle w:val="Hyperlink"/>
@@ -17082,7 +20215,7 @@
         </w:rPr>
         <w:t xml:space="preserve">：</w:t>
       </w:r>
-      <w:hyperlink w:history="1" r:id="rIdmrufciwcxt0quj3fxq-w5">
+      <w:hyperlink w:history="1" r:id="rIdqdweprd1rd90hiu2mhppg">
         <w:r>
           <w:rPr>
             <w:rStyle w:val="Hyperlink"/>
@@ -17151,7 +20284,7 @@
         </w:rPr>
         <w:t xml:space="preserve">：</w:t>
       </w:r>
-      <w:hyperlink w:history="1" r:id="rId-tadqug68r0vedb5hrgay">
+      <w:hyperlink w:history="1" r:id="rIdcbtjs3znzjiyxn7y4zi6h">
         <w:r>
           <w:rPr>
             <w:rStyle w:val="Hyperlink"/>
@@ -17267,7 +20400,7 @@
         </w:rPr>
         <w:t xml:space="preserve">：</w:t>
       </w:r>
-      <w:hyperlink w:history="1" r:id="rIdkgqvpgmelf-fdzpfemb7s">
+      <w:hyperlink w:history="1" r:id="rIdupnptw_0letimls0m8irl">
         <w:r>
           <w:rPr>
             <w:rStyle w:val="Hyperlink"/>
@@ -17403,7 +20536,7 @@
         </w:rPr>
         <w:t xml:space="preserve">：</w:t>
       </w:r>
-      <w:hyperlink w:history="1" r:id="rIdfxojp4laocwobh0itaduf">
+      <w:hyperlink w:history="1" r:id="rIdduawi-tlbez7hcsxp3hdp">
         <w:r>
           <w:rPr>
             <w:rStyle w:val="Hyperlink"/>
@@ -17502,7 +20635,7 @@
         </w:rPr>
         <w:t xml:space="preserve">：</w:t>
       </w:r>
-      <w:hyperlink w:history="1" r:id="rIdiw0vsrtfrwgxlg6-plbmo">
+      <w:hyperlink w:history="1" r:id="rId8wgnmybt5mlu2h2b9c6-j">
         <w:r>
           <w:rPr>
             <w:rStyle w:val="Hyperlink"/>
@@ -17618,7 +20751,7 @@
         </w:rPr>
         <w:t xml:space="preserve">：</w:t>
       </w:r>
-      <w:hyperlink w:history="1" r:id="rIdkryla4xffqxeq9_uji6id">
+      <w:hyperlink w:history="1" r:id="rIdicg-9mj6xi97y6spxh81o">
         <w:r>
           <w:rPr>
             <w:rStyle w:val="Hyperlink"/>
@@ -17734,7 +20867,7 @@
         </w:rPr>
         <w:t xml:space="preserve">：</w:t>
       </w:r>
-      <w:hyperlink w:history="1" r:id="rIdh_fzmxbbv9h9fdyb58iww">
+      <w:hyperlink w:history="1" r:id="rIdx5qhzl5zh6f6npchanjsg">
         <w:r>
           <w:rPr>
             <w:rStyle w:val="Hyperlink"/>
@@ -17870,7 +21003,7 @@
         </w:rPr>
         <w:t xml:space="preserve">：</w:t>
       </w:r>
-      <w:hyperlink w:history="1" r:id="rIdfoxtnsxtwawgf7wvqym6m">
+      <w:hyperlink w:history="1" r:id="rIdkcztdrusfka0vjvdtwbxh">
         <w:r>
           <w:rPr>
             <w:rStyle w:val="Hyperlink"/>
@@ -17939,7 +21072,7 @@
         </w:rPr>
         <w:t xml:space="preserve">：</w:t>
       </w:r>
-      <w:hyperlink w:history="1" r:id="rIdvpssotjvlorntg-wm4xmr">
+      <w:hyperlink w:history="1" r:id="rIdpnpfodtx3h6eefnqdkuhs">
         <w:r>
           <w:rPr>
             <w:rStyle w:val="Hyperlink"/>
@@ -18055,7 +21188,7 @@
         </w:rPr>
         <w:t xml:space="preserve">：</w:t>
       </w:r>
-      <w:hyperlink w:history="1" r:id="rIde05ai8fj867-0vnmqyimh">
+      <w:hyperlink w:history="1" r:id="rIdayiregw-72cz83v7daxhg">
         <w:r>
           <w:rPr>
             <w:rStyle w:val="Hyperlink"/>
@@ -18221,7 +21354,7 @@
         </w:rPr>
         <w:t xml:space="preserve">：</w:t>
       </w:r>
-      <w:hyperlink w:history="1" r:id="rIdc_s78m68sxfiwvvxvgfi8">
+      <w:hyperlink w:history="1" r:id="rIdiklogeax_teua-g_oecoy">
         <w:r>
           <w:rPr>
             <w:rStyle w:val="Hyperlink"/>
@@ -18243,7 +21376,7 @@
         </w:rPr>
         <w:t xml:space="preserve"> + </w:t>
       </w:r>
-      <w:hyperlink w:history="1" r:id="rIdwuktfid1zi-spaksv1kn6">
+      <w:hyperlink w:history="1" r:id="rIdznoiittdfci0xszwaw1ph">
         <w:r>
           <w:rPr>
             <w:rStyle w:val="Hyperlink"/>
@@ -18419,7 +21552,7 @@
         </w:rPr>
         <w:t xml:space="preserve">：</w:t>
       </w:r>
-      <w:hyperlink w:history="1" r:id="rIdichhbittg7-eynewplynv">
+      <w:hyperlink w:history="1" r:id="rIdovgniw4kkzxvaim-4exsh">
         <w:r>
           <w:rPr>
             <w:rStyle w:val="Hyperlink"/>
@@ -18773,7 +21906,7 @@
         </w:rPr>
         <w:t xml:space="preserve">：</w:t>
       </w:r>
-      <w:hyperlink w:history="1" r:id="rIdtkldjvk9a04dox0nv_d6r">
+      <w:hyperlink w:history="1" r:id="rIdt4ckfyatdg5nt7ktqie4j">
         <w:r>
           <w:rPr>
             <w:rStyle w:val="Hyperlink"/>
@@ -18795,7 +21928,7 @@
         </w:rPr>
         <w:t xml:space="preserve"> + </w:t>
       </w:r>
-      <w:hyperlink w:history="1" r:id="rIdos5q2rav57qsuo5yhw8f8">
+      <w:hyperlink w:history="1" r:id="rIdvhd5sqvahxdmifvwwmvgk">
         <w:r>
           <w:rPr>
             <w:rStyle w:val="Hyperlink"/>
@@ -18924,7 +22057,7 @@
         </w:rPr>
         <w:t xml:space="preserve">：</w:t>
       </w:r>
-      <w:hyperlink w:history="1" r:id="rIdjtbpzjqemc2hr2yyhmua0">
+      <w:hyperlink w:history="1" r:id="rIdb3mf8avzxxpt-qnu_zckl">
         <w:r>
           <w:rPr>
             <w:rStyle w:val="Hyperlink"/>
@@ -18993,7 +22126,7 @@
         </w:rPr>
         <w:t xml:space="preserve">：</w:t>
       </w:r>
-      <w:hyperlink w:history="1" r:id="rIdw4mkngi48lmr1gmyjubo-">
+      <w:hyperlink w:history="1" r:id="rIdaeslcsrt6nr0pjqgceiak">
         <w:r>
           <w:rPr>
             <w:rStyle w:val="Hyperlink"/>
@@ -19015,7 +22148,7 @@
         </w:rPr>
         <w:t xml:space="preserve"> + </w:t>
       </w:r>
-      <w:hyperlink w:history="1" r:id="rIddrnkgccmiczrbqmhdfqvr">
+      <w:hyperlink w:history="1" r:id="rIdbbwdazatqlkwrrsfsetaz">
         <w:r>
           <w:rPr>
             <w:rStyle w:val="Hyperlink"/>
@@ -19131,7 +22264,7 @@
         </w:rPr>
         <w:t xml:space="preserve">：</w:t>
       </w:r>
-      <w:hyperlink w:history="1" r:id="rIdchbvidyfkbficklrpv5j9">
+      <w:hyperlink w:history="1" r:id="rIdqrfvjvpkrz98i73gwyp0l">
         <w:r>
           <w:rPr>
             <w:rStyle w:val="Hyperlink"/>
@@ -19391,7 +22524,7 @@
         </w:rPr>
         <w:t xml:space="preserve">：</w:t>
       </w:r>
-      <w:hyperlink w:history="1" r:id="rId-m515m885iaih2gmns2gn">
+      <w:hyperlink w:history="1" r:id="rIdgo7_n9h6ym7sfn5-zqdls">
         <w:r>
           <w:rPr>
             <w:rStyle w:val="Hyperlink"/>
